--- a/Дипломная1.docx
+++ b/Дипломная1.docx
@@ -1,6 +1,6 @@
 
 <file path=word/document.xml><?xml version="1.0" encoding="utf-8"?>
-<w:document xmlns:wpc="http://schemas.microsoft.com/office/word/2010/wordprocessingCanvas" xmlns:cx="http://schemas.microsoft.com/office/drawing/2014/chartex" xmlns:cx1="http://schemas.microsoft.com/office/drawing/2015/9/8/chartex" xmlns:cx2="http://schemas.microsoft.com/office/drawing/2015/10/21/chartex" xmlns:cx3="http://schemas.microsoft.com/office/drawing/2016/5/9/chartex" xmlns:cx4="http://schemas.microsoft.com/office/drawing/2016/5/10/chartex" xmlns:cx5="http://schemas.microsoft.com/office/drawing/2016/5/11/chartex" xmlns:cx6="http://schemas.microsoft.com/office/drawing/2016/5/12/chartex" xmlns:cx7="http://schemas.microsoft.com/office/drawing/2016/5/13/chartex" xmlns:cx8="http://schemas.microsoft.com/office/drawing/2016/5/14/chartex" xmlns:mc="http://schemas.openxmlformats.org/markup-compatibility/2006" xmlns:aink="http://schemas.microsoft.com/office/drawing/2016/ink" xmlns:am3d="http://schemas.microsoft.com/office/drawing/2017/model3d" xmlns:o="urn:schemas-microsoft-com:office:office" xmlns:r="http://schemas.openxmlformats.org/officeDocument/2006/relationships" xmlns:m="http://schemas.openxmlformats.org/officeDocument/2006/math" xmlns:v="urn:schemas-microsoft-com:vml" xmlns:wp14="http://schemas.microsoft.com/office/word/2010/wordprocessingDrawing" xmlns:wp="http://schemas.openxmlformats.org/drawingml/2006/wordprocessingDrawing" xmlns:w10="urn:schemas-microsoft-com:office:word" xmlns:w="http://schemas.openxmlformats.org/wordprocessingml/2006/main" xmlns:w14="http://schemas.microsoft.com/office/word/2010/wordml" xmlns:w15="http://schemas.microsoft.com/office/word/2012/wordml" xmlns:w16cex="http://schemas.microsoft.com/office/word/2018/wordml/cex" xmlns:w16cid="http://schemas.microsoft.com/office/word/2016/wordml/cid" xmlns:w16="http://schemas.microsoft.com/office/word/2018/wordml" xmlns:w16sdtdh="http://schemas.microsoft.com/office/word/2020/wordml/sdtdatahash" xmlns:w16se="http://schemas.microsoft.com/office/word/2015/wordml/symex" xmlns:wpg="http://schemas.microsoft.com/office/word/2010/wordprocessingGroup" xmlns:wpi="http://schemas.microsoft.com/office/word/2010/wordprocessingInk" xmlns:wne="http://schemas.microsoft.com/office/word/2006/wordml" xmlns:wps="http://schemas.microsoft.com/office/word/2010/wordprocessingShape" mc:Ignorable="w14 w15 w16se w16cid w16 w16cex w16sdtdh wp14">
+<w:document xmlns:wpc="http://schemas.microsoft.com/office/word/2010/wordprocessingCanvas" xmlns:cx="http://schemas.microsoft.com/office/drawing/2014/chartex" xmlns:mc="http://schemas.openxmlformats.org/markup-compatibility/2006" xmlns:o="urn:schemas-microsoft-com:office:office" xmlns:r="http://schemas.openxmlformats.org/officeDocument/2006/relationships" xmlns:m="http://schemas.openxmlformats.org/officeDocument/2006/math" xmlns:v="urn:schemas-microsoft-com:vml" xmlns:wp14="http://schemas.microsoft.com/office/word/2010/wordprocessingDrawing" xmlns:wp="http://schemas.openxmlformats.org/drawingml/2006/wordprocessingDrawing" xmlns:w10="urn:schemas-microsoft-com:office:word" xmlns:w="http://schemas.openxmlformats.org/wordprocessingml/2006/main" xmlns:w14="http://schemas.microsoft.com/office/word/2010/wordml" xmlns:w15="http://schemas.microsoft.com/office/word/2012/wordml" xmlns:w16se="http://schemas.microsoft.com/office/word/2015/wordml/symex" xmlns:wpg="http://schemas.microsoft.com/office/word/2010/wordprocessingGroup" xmlns:wpi="http://schemas.microsoft.com/office/word/2010/wordprocessingInk" xmlns:wne="http://schemas.microsoft.com/office/word/2006/wordml" xmlns:wps="http://schemas.microsoft.com/office/word/2010/wordprocessingShape" mc:Ignorable="w14 w15 w16se wp14">
   <w:body>
     <w:p>
       <w:pPr>
@@ -1733,6 +1733,83 @@
       <w:pPr>
         <w:pStyle w:val="a7"/>
         <w:spacing w:after="0" w:line="360" w:lineRule="auto"/>
+        <w:ind w:left="0" w:firstLine="696"/>
+        <w:jc w:val="both"/>
+        <w:rPr>
+          <w:rFonts w:ascii="Times New Roman" w:hAnsi="Times New Roman" w:cs="Times New Roman"/>
+          <w:sz w:val="28"/>
+          <w:szCs w:val="28"/>
+        </w:rPr>
+      </w:pPr>
+      <w:r>
+        <w:rPr>
+          <w:rFonts w:ascii="Times New Roman" w:hAnsi="Times New Roman" w:cs="Times New Roman"/>
+          <w:sz w:val="28"/>
+          <w:szCs w:val="28"/>
+        </w:rPr>
+        <w:lastRenderedPageBreak/>
+        <w:drawing>
+          <wp:inline distT="0" distB="0" distL="0" distR="0" wp14:anchorId="3C7154D5" wp14:editId="493F3937">
+            <wp:extent cx="5162550" cy="2264789"/>
+            <wp:effectExtent l="0" t="0" r="0" b="2540"/>
+            <wp:docPr id="3" name="Рисунок 3"/>
+            <wp:cNvGraphicFramePr>
+              <a:graphicFrameLocks xmlns:a="http://schemas.openxmlformats.org/drawingml/2006/main" noChangeAspect="1"/>
+            </wp:cNvGraphicFramePr>
+            <a:graphic xmlns:a="http://schemas.openxmlformats.org/drawingml/2006/main">
+              <a:graphicData uri="http://schemas.openxmlformats.org/drawingml/2006/picture">
+                <pic:pic xmlns:pic="http://schemas.openxmlformats.org/drawingml/2006/picture">
+                  <pic:nvPicPr>
+                    <pic:cNvPr id="1" name=""/>
+                    <pic:cNvPicPr/>
+                  </pic:nvPicPr>
+                  <pic:blipFill>
+                    <a:blip r:embed="rId9"/>
+                    <a:stretch>
+                      <a:fillRect/>
+                    </a:stretch>
+                  </pic:blipFill>
+                  <pic:spPr>
+                    <a:xfrm>
+                      <a:off x="0" y="0"/>
+                      <a:ext cx="5169235" cy="2267721"/>
+                    </a:xfrm>
+                    <a:prstGeom prst="rect">
+                      <a:avLst/>
+                    </a:prstGeom>
+                  </pic:spPr>
+                </pic:pic>
+              </a:graphicData>
+            </a:graphic>
+          </wp:inline>
+        </w:drawing>
+      </w:r>
+    </w:p>
+    <w:p>
+      <w:pPr>
+        <w:pStyle w:val="a7"/>
+        <w:spacing w:after="0" w:line="360" w:lineRule="auto"/>
+        <w:ind w:left="0" w:firstLine="696"/>
+        <w:jc w:val="both"/>
+        <w:rPr>
+          <w:rFonts w:ascii="Times New Roman" w:hAnsi="Times New Roman" w:cs="Times New Roman"/>
+          <w:sz w:val="28"/>
+          <w:szCs w:val="28"/>
+        </w:rPr>
+      </w:pPr>
+      <w:r>
+        <w:rPr>
+          <w:rFonts w:ascii="Times New Roman" w:hAnsi="Times New Roman" w:cs="Times New Roman"/>
+          <w:sz w:val="28"/>
+          <w:szCs w:val="28"/>
+        </w:rPr>
+        <w:t>Рисунок 1. Модель взаимодействия</w:t>
+      </w:r>
+    </w:p>
+    <w:p>
+      <w:pPr>
+        <w:pStyle w:val="a7"/>
+        <w:spacing w:after="0" w:line="360" w:lineRule="auto"/>
         <w:ind w:left="0" w:firstLine="709"/>
         <w:jc w:val="both"/>
         <w:rPr>
@@ -1747,7 +1824,196 @@
           <w:sz w:val="28"/>
           <w:szCs w:val="28"/>
         </w:rPr>
-        <w:t xml:space="preserve">В конечном счёте, при проектировании интерфейса разработчики ориентируются на глубокую аналитику потребностей целевой аудитории. Понимая, что родителям и педагогам критически важен быстрый доступ к наглядным отчётам о прогрессе ребёнка, дизайн строится на принципах современного минимализма и адаптивности. Это позволяет сфокусировать </w:t>
+        <w:t>В конечном счёте, при проектировании интерфейса разработчики ориентируются на глубокую аналитику потребностей целевой аудитории. Понимая, что родителям и педагогам критически важен быстрый доступ к наглядным отчётам о прогрессе ребёнка, дизайн строится на принципах современного минимализма и адаптивности. Это позволяет сфокусировать внимание пользователя на самом главном — на ребёнке и его любви к книгам, убирая все лишние барьеры на пути к знаниям.</w:t>
+      </w:r>
+    </w:p>
+    <w:p>
+      <w:pPr>
+        <w:pStyle w:val="a7"/>
+        <w:spacing w:after="0" w:line="360" w:lineRule="auto"/>
+        <w:ind w:left="0" w:firstLine="709"/>
+        <w:jc w:val="both"/>
+        <w:rPr>
+          <w:rFonts w:ascii="Times New Roman" w:hAnsi="Times New Roman" w:cs="Times New Roman"/>
+          <w:sz w:val="28"/>
+          <w:szCs w:val="28"/>
+        </w:rPr>
+      </w:pPr>
+      <w:r>
+        <w:rPr>
+          <w:rFonts w:ascii="Times New Roman" w:hAnsi="Times New Roman" w:cs="Times New Roman"/>
+          <w:sz w:val="28"/>
+          <w:szCs w:val="28"/>
+        </w:rPr>
+        <w:t xml:space="preserve">1.2 Основы </w:t>
+      </w:r>
+      <w:proofErr w:type="spellStart"/>
+      <w:r>
+        <w:rPr>
+          <w:rFonts w:ascii="Times New Roman" w:hAnsi="Times New Roman" w:cs="Times New Roman"/>
+          <w:sz w:val="28"/>
+          <w:szCs w:val="28"/>
+        </w:rPr>
+        <w:t>Material</w:t>
+      </w:r>
+      <w:proofErr w:type="spellEnd"/>
+      <w:r>
+        <w:rPr>
+          <w:rFonts w:ascii="Times New Roman" w:hAnsi="Times New Roman" w:cs="Times New Roman"/>
+          <w:sz w:val="28"/>
+          <w:szCs w:val="28"/>
+        </w:rPr>
+        <w:t xml:space="preserve"> </w:t>
+      </w:r>
+      <w:proofErr w:type="spellStart"/>
+      <w:r>
+        <w:rPr>
+          <w:rFonts w:ascii="Times New Roman" w:hAnsi="Times New Roman" w:cs="Times New Roman"/>
+          <w:sz w:val="28"/>
+          <w:szCs w:val="28"/>
+        </w:rPr>
+        <w:t>Design</w:t>
+      </w:r>
+      <w:proofErr w:type="spellEnd"/>
+      <w:r>
+        <w:rPr>
+          <w:rFonts w:ascii="Times New Roman" w:hAnsi="Times New Roman" w:cs="Times New Roman"/>
+          <w:sz w:val="28"/>
+          <w:szCs w:val="28"/>
+        </w:rPr>
+        <w:t xml:space="preserve">: </w:t>
+      </w:r>
+      <w:r>
+        <w:rPr>
+          <w:rFonts w:ascii="Times New Roman" w:hAnsi="Times New Roman" w:cs="Times New Roman"/>
+          <w:sz w:val="28"/>
+          <w:szCs w:val="28"/>
+        </w:rPr>
+        <w:t>преимущества и минусы</w:t>
+      </w:r>
+    </w:p>
+    <w:p>
+      <w:pPr>
+        <w:pStyle w:val="a7"/>
+        <w:spacing w:after="0" w:line="360" w:lineRule="auto"/>
+        <w:ind w:left="0" w:firstLine="709"/>
+        <w:jc w:val="both"/>
+        <w:rPr>
+          <w:rFonts w:ascii="Times New Roman" w:hAnsi="Times New Roman" w:cs="Times New Roman"/>
+          <w:sz w:val="28"/>
+          <w:szCs w:val="28"/>
+        </w:rPr>
+      </w:pPr>
+      <w:proofErr w:type="spellStart"/>
+      <w:r>
+        <w:rPr>
+          <w:rFonts w:ascii="Times New Roman" w:hAnsi="Times New Roman" w:cs="Times New Roman"/>
+          <w:sz w:val="28"/>
+          <w:szCs w:val="28"/>
+        </w:rPr>
+        <w:t>Material</w:t>
+      </w:r>
+      <w:proofErr w:type="spellEnd"/>
+      <w:r>
+        <w:rPr>
+          <w:rFonts w:ascii="Times New Roman" w:hAnsi="Times New Roman" w:cs="Times New Roman"/>
+          <w:sz w:val="28"/>
+          <w:szCs w:val="28"/>
+        </w:rPr>
+        <w:t xml:space="preserve"> </w:t>
+      </w:r>
+      <w:proofErr w:type="spellStart"/>
+      <w:r>
+        <w:rPr>
+          <w:rFonts w:ascii="Times New Roman" w:hAnsi="Times New Roman" w:cs="Times New Roman"/>
+          <w:sz w:val="28"/>
+          <w:szCs w:val="28"/>
+        </w:rPr>
+        <w:t>Design</w:t>
+      </w:r>
+      <w:proofErr w:type="spellEnd"/>
+      <w:r>
+        <w:rPr>
+          <w:rFonts w:ascii="Times New Roman" w:hAnsi="Times New Roman" w:cs="Times New Roman"/>
+          <w:sz w:val="28"/>
+          <w:szCs w:val="28"/>
+        </w:rPr>
+        <w:t xml:space="preserve"> — это не просто набор визуальных решений, а целая философия, которая объединяет эстетику, функциональность и современные технологии в едином подходе к проектированию цифровых продуктов. Созданная компанией Google в 2014 году, эта концепция черпает вдохновение из материального мира, где каждый объект обладает физическими свойствами: массой, поверхностью, тенью и движением. Такой подход позволяет создавать интерфейсы, которые воспринимаются пользователем как естественные и интуитивно понятные.</w:t>
+      </w:r>
+    </w:p>
+    <w:p>
+      <w:pPr>
+        <w:pStyle w:val="a7"/>
+        <w:spacing w:after="0" w:line="360" w:lineRule="auto"/>
+        <w:ind w:left="0" w:firstLine="709"/>
+        <w:jc w:val="both"/>
+        <w:rPr>
+          <w:rFonts w:ascii="Times New Roman" w:hAnsi="Times New Roman" w:cs="Times New Roman"/>
+          <w:sz w:val="28"/>
+          <w:szCs w:val="28"/>
+        </w:rPr>
+      </w:pPr>
+      <w:r>
+        <w:rPr>
+          <w:rFonts w:ascii="Times New Roman" w:hAnsi="Times New Roman" w:cs="Times New Roman"/>
+          <w:sz w:val="28"/>
+          <w:szCs w:val="28"/>
+        </w:rPr>
+        <w:t xml:space="preserve">В контексте современных </w:t>
+      </w:r>
+      <w:proofErr w:type="spellStart"/>
+      <w:r>
+        <w:rPr>
+          <w:rFonts w:ascii="Times New Roman" w:hAnsi="Times New Roman" w:cs="Times New Roman"/>
+          <w:sz w:val="28"/>
+          <w:szCs w:val="28"/>
+        </w:rPr>
+        <w:t>web</w:t>
+      </w:r>
+      <w:proofErr w:type="spellEnd"/>
+      <w:r>
+        <w:rPr>
+          <w:rFonts w:ascii="Times New Roman" w:hAnsi="Times New Roman" w:cs="Times New Roman"/>
+          <w:sz w:val="28"/>
+          <w:szCs w:val="28"/>
+        </w:rPr>
+        <w:t xml:space="preserve">-приложений, ориентированных на взаимодействие детского сада и семьи, </w:t>
+      </w:r>
+      <w:proofErr w:type="spellStart"/>
+      <w:r>
+        <w:rPr>
+          <w:rFonts w:ascii="Times New Roman" w:hAnsi="Times New Roman" w:cs="Times New Roman"/>
+          <w:sz w:val="28"/>
+          <w:szCs w:val="28"/>
+        </w:rPr>
+        <w:t>Material</w:t>
+      </w:r>
+      <w:proofErr w:type="spellEnd"/>
+      <w:r>
+        <w:rPr>
+          <w:rFonts w:ascii="Times New Roman" w:hAnsi="Times New Roman" w:cs="Times New Roman"/>
+          <w:sz w:val="28"/>
+          <w:szCs w:val="28"/>
+        </w:rPr>
+        <w:t xml:space="preserve"> </w:t>
+      </w:r>
+      <w:proofErr w:type="spellStart"/>
+      <w:r>
+        <w:rPr>
+          <w:rFonts w:ascii="Times New Roman" w:hAnsi="Times New Roman" w:cs="Times New Roman"/>
+          <w:sz w:val="28"/>
+          <w:szCs w:val="28"/>
+        </w:rPr>
+        <w:t>Design</w:t>
+      </w:r>
+      <w:proofErr w:type="spellEnd"/>
+      <w:r>
+        <w:rPr>
+          <w:rFonts w:ascii="Times New Roman" w:hAnsi="Times New Roman" w:cs="Times New Roman"/>
+          <w:sz w:val="28"/>
+          <w:szCs w:val="28"/>
+        </w:rPr>
+        <w:t xml:space="preserve"> становится особенно актуальным. Сегодня родители и воспитатели используют самые разные устройства — от персональных компьютеров до смартфонов и планшетов. В такой среде критически важно обеспечить бесшовный и унифицированный </w:t>
       </w:r>
       <w:r>
         <w:rPr>
@@ -1756,28 +2022,7 @@
           <w:szCs w:val="28"/>
         </w:rPr>
         <w:lastRenderedPageBreak/>
-        <w:t>внимание пользователя на самом главном — на ребёнке и его любви к книгам, убирая все лишние барьеры на пути к знаниям.</w:t>
-      </w:r>
-    </w:p>
-    <w:p>
-      <w:pPr>
-        <w:pStyle w:val="a7"/>
-        <w:spacing w:after="0" w:line="360" w:lineRule="auto"/>
-        <w:ind w:left="0" w:firstLine="709"/>
-        <w:jc w:val="both"/>
-        <w:rPr>
-          <w:rFonts w:ascii="Times New Roman" w:hAnsi="Times New Roman" w:cs="Times New Roman"/>
-          <w:sz w:val="28"/>
-          <w:szCs w:val="28"/>
-        </w:rPr>
-      </w:pPr>
-      <w:r>
-        <w:rPr>
-          <w:rFonts w:ascii="Times New Roman" w:hAnsi="Times New Roman" w:cs="Times New Roman"/>
-          <w:sz w:val="28"/>
-          <w:szCs w:val="28"/>
-        </w:rPr>
-        <w:t xml:space="preserve">1.2 Основы </w:t>
+        <w:t xml:space="preserve">пользовательский опыт. Именно здесь раскрывается сила </w:t>
       </w:r>
       <w:proofErr w:type="spellStart"/>
       <w:r>
@@ -1795,129 +2040,25 @@
           <w:sz w:val="28"/>
           <w:szCs w:val="28"/>
         </w:rPr>
-        <w:t xml:space="preserve"> Design</w:t>
-      </w:r>
-      <w:r>
-        <w:rPr>
-          <w:rFonts w:ascii="Times New Roman" w:hAnsi="Times New Roman" w:cs="Times New Roman"/>
-          <w:sz w:val="28"/>
-          <w:szCs w:val="28"/>
-        </w:rPr>
-        <w:t xml:space="preserve">: </w:t>
-      </w:r>
-      <w:r>
-        <w:rPr>
-          <w:rFonts w:ascii="Times New Roman" w:hAnsi="Times New Roman" w:cs="Times New Roman"/>
-          <w:sz w:val="28"/>
-          <w:szCs w:val="28"/>
-        </w:rPr>
-        <w:t>преимущества и минусы</w:t>
-      </w:r>
-    </w:p>
-    <w:p>
-      <w:pPr>
-        <w:pStyle w:val="a7"/>
-        <w:spacing w:after="0" w:line="360" w:lineRule="auto"/>
-        <w:ind w:left="0" w:firstLine="709"/>
-        <w:jc w:val="both"/>
-        <w:rPr>
-          <w:rFonts w:ascii="Times New Roman" w:hAnsi="Times New Roman" w:cs="Times New Roman"/>
-          <w:sz w:val="28"/>
-          <w:szCs w:val="28"/>
-        </w:rPr>
-      </w:pPr>
-      <w:proofErr w:type="spellStart"/>
-      <w:r>
-        <w:rPr>
-          <w:rFonts w:ascii="Times New Roman" w:hAnsi="Times New Roman" w:cs="Times New Roman"/>
-          <w:sz w:val="28"/>
-          <w:szCs w:val="28"/>
-        </w:rPr>
-        <w:t>Material</w:t>
-      </w:r>
-      <w:proofErr w:type="spellEnd"/>
-      <w:r>
-        <w:rPr>
-          <w:rFonts w:ascii="Times New Roman" w:hAnsi="Times New Roman" w:cs="Times New Roman"/>
-          <w:sz w:val="28"/>
-          <w:szCs w:val="28"/>
-        </w:rPr>
-        <w:t xml:space="preserve"> Design — это не просто набор визуальных решений, а целая философия, которая объединяет эстетику, функциональность и современные технологии в едином подходе к проектированию цифровых продуктов. Созданная компанией Google в 2014 году, эта концепция черпает вдохновение из материального мира, где каждый объект обладает физическими свойствами: массой, поверхностью, тенью и движением. Такой подход позволяет создавать интерфейсы, которые воспринимаются пользователем как естественные и интуитивно понятные.</w:t>
-      </w:r>
-    </w:p>
-    <w:p>
-      <w:pPr>
-        <w:pStyle w:val="a7"/>
-        <w:spacing w:after="0" w:line="360" w:lineRule="auto"/>
-        <w:ind w:left="0" w:firstLine="709"/>
-        <w:jc w:val="both"/>
-        <w:rPr>
-          <w:rFonts w:ascii="Times New Roman" w:hAnsi="Times New Roman" w:cs="Times New Roman"/>
-          <w:sz w:val="28"/>
-          <w:szCs w:val="28"/>
-        </w:rPr>
-      </w:pPr>
-      <w:r>
-        <w:rPr>
-          <w:rFonts w:ascii="Times New Roman" w:hAnsi="Times New Roman" w:cs="Times New Roman"/>
-          <w:sz w:val="28"/>
-          <w:szCs w:val="28"/>
-        </w:rPr>
-        <w:t xml:space="preserve">В контексте современных </w:t>
-      </w:r>
-      <w:proofErr w:type="spellStart"/>
-      <w:r>
-        <w:rPr>
-          <w:rFonts w:ascii="Times New Roman" w:hAnsi="Times New Roman" w:cs="Times New Roman"/>
-          <w:sz w:val="28"/>
-          <w:szCs w:val="28"/>
-        </w:rPr>
-        <w:t>web</w:t>
-      </w:r>
-      <w:proofErr w:type="spellEnd"/>
-      <w:r>
-        <w:rPr>
-          <w:rFonts w:ascii="Times New Roman" w:hAnsi="Times New Roman" w:cs="Times New Roman"/>
-          <w:sz w:val="28"/>
-          <w:szCs w:val="28"/>
-        </w:rPr>
-        <w:t xml:space="preserve">-приложений, ориентированных на взаимодействие детского сада и семьи, </w:t>
-      </w:r>
-      <w:proofErr w:type="spellStart"/>
-      <w:r>
-        <w:rPr>
-          <w:rFonts w:ascii="Times New Roman" w:hAnsi="Times New Roman" w:cs="Times New Roman"/>
-          <w:sz w:val="28"/>
-          <w:szCs w:val="28"/>
-        </w:rPr>
-        <w:t>Material</w:t>
-      </w:r>
-      <w:proofErr w:type="spellEnd"/>
-      <w:r>
-        <w:rPr>
-          <w:rFonts w:ascii="Times New Roman" w:hAnsi="Times New Roman" w:cs="Times New Roman"/>
-          <w:sz w:val="28"/>
-          <w:szCs w:val="28"/>
-        </w:rPr>
-        <w:t xml:space="preserve"> Design становится особенно актуальным. Сегодня родители и воспитатели используют самые разные устройства — от персональных компьютеров до смартфонов и планшетов. В такой среде критически важно обеспечить бесшовный и унифицированный пользовательский опыт. Именно здесь раскрывается сила </w:t>
-      </w:r>
-      <w:proofErr w:type="spellStart"/>
-      <w:r>
-        <w:rPr>
-          <w:rFonts w:ascii="Times New Roman" w:hAnsi="Times New Roman" w:cs="Times New Roman"/>
-          <w:sz w:val="28"/>
-          <w:szCs w:val="28"/>
-        </w:rPr>
-        <w:t>Material</w:t>
-      </w:r>
-      <w:proofErr w:type="spellEnd"/>
-      <w:r>
-        <w:rPr>
-          <w:rFonts w:ascii="Times New Roman" w:hAnsi="Times New Roman" w:cs="Times New Roman"/>
-          <w:sz w:val="28"/>
-          <w:szCs w:val="28"/>
-        </w:rPr>
-        <w:t xml:space="preserve"> Design: он позволяет создать целостную экосистему, где интерфейс выглядит и ведёт себя одинаково предсказуемо на любом экране. Это снижает когнитивную нагрузку на пользователя и делает взаимодействие с приложением максимально комфортным.</w:t>
+        <w:t xml:space="preserve"> </w:t>
+      </w:r>
+      <w:proofErr w:type="spellStart"/>
+      <w:r>
+        <w:rPr>
+          <w:rFonts w:ascii="Times New Roman" w:hAnsi="Times New Roman" w:cs="Times New Roman"/>
+          <w:sz w:val="28"/>
+          <w:szCs w:val="28"/>
+        </w:rPr>
+        <w:t>Design</w:t>
+      </w:r>
+      <w:proofErr w:type="spellEnd"/>
+      <w:r>
+        <w:rPr>
+          <w:rFonts w:ascii="Times New Roman" w:hAnsi="Times New Roman" w:cs="Times New Roman"/>
+          <w:sz w:val="28"/>
+          <w:szCs w:val="28"/>
+        </w:rPr>
+        <w:t>: он позволяет создать целостную экосистему, где интерфейс выглядит и ведёт себя одинаково предсказуемо на любом экране. Это снижает когнитивную нагрузку на пользователя и делает взаимодействие с приложением максимально комфортным.</w:t>
       </w:r>
     </w:p>
     <w:p>
@@ -1981,16 +2122,7 @@
           <w:sz w:val="28"/>
           <w:szCs w:val="28"/>
         </w:rPr>
-        <w:t xml:space="preserve">). Например, когда родитель наводит курсор на карточку со сказкой «Колобок», она может визуально «приподниматься» над остальными. Такой приём не </w:t>
-      </w:r>
-      <w:r>
-        <w:rPr>
-          <w:rFonts w:ascii="Times New Roman" w:hAnsi="Times New Roman" w:cs="Times New Roman"/>
-          <w:sz w:val="28"/>
-          <w:szCs w:val="28"/>
-        </w:rPr>
-        <w:lastRenderedPageBreak/>
-        <w:t>только украшает интерфейс, но и служит мощным визуальным сигналом, подсказывая пользователю, что с этим элементом можно взаимодействовать.</w:t>
+        <w:t>). Например, когда родитель наводит курсор на карточку со сказкой «Колобок», она может визуально «приподниматься» над остальными. Такой приём не только украшает интерфейс, но и служит мощным визуальным сигналом, подсказывая пользователю, что с этим элементом можно взаимодействовать.</w:t>
       </w:r>
     </w:p>
     <w:p>
@@ -2051,7 +2183,25 @@
           <w:sz w:val="28"/>
           <w:szCs w:val="28"/>
         </w:rPr>
-        <w:t xml:space="preserve"> Design строится на чёткой сетке, основах типографики, цвете и масштабе. Для детского приложения это означает возможность использовать яркие, но гармоничные пастельные тона, которые ассоциируются с радостью и спокойствием. Крупные, хорошо различимые иконки (книжка для библиотеки, звёздочка для достижений) и контрастные шрифты помогают мгновенно считывать информацию. Ключевые зоны приложения — например, блок с рекомендациями от воспитателя или список ежедневных заданий — выделяются так, чтобы взгляд родителя сразу находил самое важное.</w:t>
+        <w:t xml:space="preserve"> </w:t>
+      </w:r>
+      <w:proofErr w:type="spellStart"/>
+      <w:r>
+        <w:rPr>
+          <w:rFonts w:ascii="Times New Roman" w:hAnsi="Times New Roman" w:cs="Times New Roman"/>
+          <w:sz w:val="28"/>
+          <w:szCs w:val="28"/>
+        </w:rPr>
+        <w:t>Design</w:t>
+      </w:r>
+      <w:proofErr w:type="spellEnd"/>
+      <w:r>
+        <w:rPr>
+          <w:rFonts w:ascii="Times New Roman" w:hAnsi="Times New Roman" w:cs="Times New Roman"/>
+          <w:sz w:val="28"/>
+          <w:szCs w:val="28"/>
+        </w:rPr>
+        <w:t xml:space="preserve"> строится на чёткой сетке, основах типографики, цвете и масштабе. Для детского приложения это означает возможность использовать яркие, но гармоничные пастельные тона, которые ассоциируются с радостью и спокойствием. Крупные, хорошо различимые иконки (книжка для библиотеки, звёздочка для достижений) и контрастные шрифты помогают мгновенно считывать информацию. Ключевые зоны приложения — например, блок с рекомендациями от воспитателя или список ежедневных заданий — выделяются так, чтобы взгляд родителя сразу находил самое важное.</w:t>
       </w:r>
     </w:p>
     <w:p>
@@ -2094,7 +2244,25 @@
           <w:sz w:val="28"/>
           <w:szCs w:val="28"/>
         </w:rPr>
-        <w:t xml:space="preserve"> Design — это не просто украшение, а функциональный инструмент. Анимация реагирует на действия пользователя (например, </w:t>
+        <w:t xml:space="preserve"> </w:t>
+      </w:r>
+      <w:proofErr w:type="spellStart"/>
+      <w:r>
+        <w:rPr>
+          <w:rFonts w:ascii="Times New Roman" w:hAnsi="Times New Roman" w:cs="Times New Roman"/>
+          <w:sz w:val="28"/>
+          <w:szCs w:val="28"/>
+        </w:rPr>
+        <w:t>Design</w:t>
+      </w:r>
+      <w:proofErr w:type="spellEnd"/>
+      <w:r>
+        <w:rPr>
+          <w:rFonts w:ascii="Times New Roman" w:hAnsi="Times New Roman" w:cs="Times New Roman"/>
+          <w:sz w:val="28"/>
+          <w:szCs w:val="28"/>
+        </w:rPr>
+        <w:t xml:space="preserve"> — это не просто украшение, а функциональный инструмент. Анимация реагирует на действия пользователя (например, </w:t>
       </w:r>
       <w:proofErr w:type="spellStart"/>
       <w:r>
@@ -2112,7 +2280,16 @@
           <w:sz w:val="28"/>
           <w:szCs w:val="28"/>
         </w:rPr>
-        <w:t>-эффект при нажатии на кнопку «Прочитано») и помогает понять логику интерфейса. Плавные переходы между экранами и анимированные прогресс-бары, заполняющиеся по мере чтения, создают ощущение игры и вовлечённости. Это особенно важно в образовательных приложениях, так как геймификация процесса значительно повышает мотивацию как детей, так и их родителей.</w:t>
+        <w:t xml:space="preserve">-эффект при нажатии на кнопку «Прочитано») и помогает понять логику интерфейса. Плавные переходы между экранами и анимированные прогресс-бары, заполняющиеся по мере </w:t>
+      </w:r>
+      <w:r>
+        <w:rPr>
+          <w:rFonts w:ascii="Times New Roman" w:hAnsi="Times New Roman" w:cs="Times New Roman"/>
+          <w:sz w:val="28"/>
+          <w:szCs w:val="28"/>
+        </w:rPr>
+        <w:lastRenderedPageBreak/>
+        <w:t>чтения, создают ощущение игры и вовлечённости. Это особенно важно в образовательных приложениях, так как геймификация процесса значительно повышает мотивацию как детей, так и их родителей.</w:t>
       </w:r>
     </w:p>
     <w:p>
@@ -2208,7 +2385,6 @@
           <w:sz w:val="28"/>
           <w:szCs w:val="28"/>
         </w:rPr>
-        <w:lastRenderedPageBreak/>
         <w:t>Высокая визуальная привлекательность. Живые анимации, мягкие тени и яркие цвета делают интерфейс «дышащим» и эмоциональным. Элементы вроде пульсирующей кнопки «Добавить отзыв» ненавязчиво подталкивают пользователей к активному участию в жизни сообщества.</w:t>
       </w:r>
     </w:p>
@@ -2341,7 +2517,16 @@
           <w:sz w:val="28"/>
           <w:szCs w:val="28"/>
         </w:rPr>
-        <w:t xml:space="preserve"> (лагам), что негативно скажется на общем впечатлении от скорости работы приложения.</w:t>
+        <w:t xml:space="preserve"> (лагам), </w:t>
+      </w:r>
+      <w:r>
+        <w:rPr>
+          <w:rFonts w:ascii="Times New Roman" w:hAnsi="Times New Roman" w:cs="Times New Roman"/>
+          <w:sz w:val="28"/>
+          <w:szCs w:val="28"/>
+        </w:rPr>
+        <w:lastRenderedPageBreak/>
+        <w:t>что негативно скажется на общем впечатлении от скорости работы приложения.</w:t>
       </w:r>
     </w:p>
     <w:p>
@@ -2398,6 +2583,109 @@
       <w:pPr>
         <w:pStyle w:val="a7"/>
         <w:spacing w:after="0" w:line="360" w:lineRule="auto"/>
+        <w:ind w:left="1429"/>
+        <w:jc w:val="both"/>
+        <w:rPr>
+          <w:rFonts w:ascii="Times New Roman" w:hAnsi="Times New Roman" w:cs="Times New Roman"/>
+          <w:sz w:val="28"/>
+          <w:szCs w:val="28"/>
+        </w:rPr>
+      </w:pPr>
+      <w:r>
+        <w:rPr>
+          <w:rFonts w:ascii="Times New Roman" w:hAnsi="Times New Roman" w:cs="Times New Roman"/>
+          <w:sz w:val="28"/>
+          <w:szCs w:val="28"/>
+        </w:rPr>
+        <w:drawing>
+          <wp:inline distT="0" distB="0" distL="0" distR="0" wp14:anchorId="1B7C8EB5" wp14:editId="4B9BB7D5">
+            <wp:extent cx="4673789" cy="2047875"/>
+            <wp:effectExtent l="0" t="0" r="0" b="0"/>
+            <wp:docPr id="4" name="Рисунок 4"/>
+            <wp:cNvGraphicFramePr>
+              <a:graphicFrameLocks xmlns:a="http://schemas.openxmlformats.org/drawingml/2006/main" noChangeAspect="1"/>
+            </wp:cNvGraphicFramePr>
+            <a:graphic xmlns:a="http://schemas.openxmlformats.org/drawingml/2006/main">
+              <a:graphicData uri="http://schemas.openxmlformats.org/drawingml/2006/picture">
+                <pic:pic xmlns:pic="http://schemas.openxmlformats.org/drawingml/2006/picture">
+                  <pic:nvPicPr>
+                    <pic:cNvPr id="1" name=""/>
+                    <pic:cNvPicPr/>
+                  </pic:nvPicPr>
+                  <pic:blipFill>
+                    <a:blip r:embed="rId10"/>
+                    <a:stretch>
+                      <a:fillRect/>
+                    </a:stretch>
+                  </pic:blipFill>
+                  <pic:spPr>
+                    <a:xfrm>
+                      <a:off x="0" y="0"/>
+                      <a:ext cx="4681369" cy="2051196"/>
+                    </a:xfrm>
+                    <a:prstGeom prst="rect">
+                      <a:avLst/>
+                    </a:prstGeom>
+                  </pic:spPr>
+                </pic:pic>
+              </a:graphicData>
+            </a:graphic>
+          </wp:inline>
+        </w:drawing>
+      </w:r>
+    </w:p>
+    <w:p>
+      <w:pPr>
+        <w:pStyle w:val="a7"/>
+        <w:spacing w:after="0" w:line="360" w:lineRule="auto"/>
+        <w:ind w:left="1429"/>
+        <w:jc w:val="both"/>
+        <w:rPr>
+          <w:rFonts w:ascii="Times New Roman" w:hAnsi="Times New Roman" w:cs="Times New Roman"/>
+          <w:sz w:val="28"/>
+          <w:szCs w:val="28"/>
+          <w:lang w:val="en-US"/>
+        </w:rPr>
+      </w:pPr>
+      <w:r>
+        <w:rPr>
+          <w:rFonts w:ascii="Times New Roman" w:hAnsi="Times New Roman" w:cs="Times New Roman"/>
+          <w:sz w:val="28"/>
+          <w:szCs w:val="28"/>
+        </w:rPr>
+        <w:t xml:space="preserve">Рисунок 2. Анатомия </w:t>
+      </w:r>
+      <w:r>
+        <w:rPr>
+          <w:rFonts w:ascii="Times New Roman" w:hAnsi="Times New Roman" w:cs="Times New Roman"/>
+          <w:sz w:val="28"/>
+          <w:szCs w:val="28"/>
+          <w:lang w:val="en-US"/>
+        </w:rPr>
+        <w:t>Material</w:t>
+      </w:r>
+      <w:r>
+        <w:rPr>
+          <w:rFonts w:ascii="Times New Roman" w:hAnsi="Times New Roman" w:cs="Times New Roman"/>
+          <w:sz w:val="28"/>
+          <w:szCs w:val="28"/>
+        </w:rPr>
+        <w:t xml:space="preserve"> </w:t>
+      </w:r>
+      <w:r>
+        <w:rPr>
+          <w:rFonts w:ascii="Times New Roman" w:hAnsi="Times New Roman" w:cs="Times New Roman"/>
+          <w:sz w:val="28"/>
+          <w:szCs w:val="28"/>
+          <w:lang w:val="en-US"/>
+        </w:rPr>
+        <w:t>Design</w:t>
+      </w:r>
+    </w:p>
+    <w:p>
+      <w:pPr>
+        <w:pStyle w:val="a7"/>
+        <w:spacing w:after="0" w:line="360" w:lineRule="auto"/>
         <w:ind w:left="0" w:firstLine="709"/>
         <w:jc w:val="both"/>
         <w:rPr>
@@ -2430,7 +2718,85 @@
           <w:sz w:val="28"/>
           <w:szCs w:val="28"/>
         </w:rPr>
-        <w:t xml:space="preserve"> Design для образовательных платформ неоспоримы. В сфере, где главными приоритетами являются удобство, интуитивность и мотивация к обучению, этот подход предлагает </w:t>
+        <w:t xml:space="preserve"> </w:t>
+      </w:r>
+      <w:proofErr w:type="spellStart"/>
+      <w:r>
+        <w:rPr>
+          <w:rFonts w:ascii="Times New Roman" w:hAnsi="Times New Roman" w:cs="Times New Roman"/>
+          <w:sz w:val="28"/>
+          <w:szCs w:val="28"/>
+        </w:rPr>
+        <w:t>Design</w:t>
+      </w:r>
+      <w:proofErr w:type="spellEnd"/>
+      <w:r>
+        <w:rPr>
+          <w:rFonts w:ascii="Times New Roman" w:hAnsi="Times New Roman" w:cs="Times New Roman"/>
+          <w:sz w:val="28"/>
+          <w:szCs w:val="28"/>
+        </w:rPr>
+        <w:t xml:space="preserve"> для образовательных платформ неоспоримы. В сфере, где главными приоритетами являются удобство, интуитивность и мотивация к обучению, этот подход предлагает проверенные временем инструменты для создания качественного и современного продукта.</w:t>
+      </w:r>
+    </w:p>
+    <w:p>
+      <w:pPr>
+        <w:pStyle w:val="a7"/>
+        <w:spacing w:after="0" w:line="360" w:lineRule="auto"/>
+        <w:ind w:left="0" w:firstLine="709"/>
+        <w:jc w:val="both"/>
+        <w:rPr>
+          <w:rFonts w:ascii="Times New Roman" w:hAnsi="Times New Roman" w:cs="Times New Roman"/>
+          <w:sz w:val="28"/>
+          <w:szCs w:val="28"/>
+        </w:rPr>
+      </w:pPr>
+      <w:r>
+        <w:rPr>
+          <w:rFonts w:ascii="Times New Roman" w:hAnsi="Times New Roman" w:cs="Times New Roman"/>
+          <w:sz w:val="28"/>
+          <w:szCs w:val="28"/>
+        </w:rPr>
+        <w:t>1.3. Роль цифровых технологий в формировании читательских интересов у детей дошкольного возраста</w:t>
+      </w:r>
+    </w:p>
+    <w:p>
+      <w:pPr>
+        <w:pStyle w:val="a7"/>
+        <w:spacing w:after="0" w:line="360" w:lineRule="auto"/>
+        <w:ind w:left="0" w:firstLine="709"/>
+        <w:jc w:val="both"/>
+        <w:rPr>
+          <w:rFonts w:ascii="Times New Roman" w:hAnsi="Times New Roman" w:cs="Times New Roman"/>
+          <w:sz w:val="28"/>
+          <w:szCs w:val="28"/>
+        </w:rPr>
+      </w:pPr>
+      <w:r>
+        <w:rPr>
+          <w:rFonts w:ascii="Times New Roman" w:hAnsi="Times New Roman" w:cs="Times New Roman"/>
+          <w:sz w:val="28"/>
+          <w:szCs w:val="28"/>
+        </w:rPr>
+        <w:t xml:space="preserve">В современном мире, где цифровые технологии стремительно проникают во все сферы жизни, образование не остаётся в стороне. Особенно это заметно в дошкольных образовательных организациях, где взаимодействие с семьёй становится всё более многогранным и насыщенным благодаря использованию </w:t>
+      </w:r>
+      <w:proofErr w:type="spellStart"/>
+      <w:r>
+        <w:rPr>
+          <w:rFonts w:ascii="Times New Roman" w:hAnsi="Times New Roman" w:cs="Times New Roman"/>
+          <w:sz w:val="28"/>
+          <w:szCs w:val="28"/>
+        </w:rPr>
+        <w:t>web</w:t>
+      </w:r>
+      <w:proofErr w:type="spellEnd"/>
+      <w:r>
+        <w:rPr>
+          <w:rFonts w:ascii="Times New Roman" w:hAnsi="Times New Roman" w:cs="Times New Roman"/>
+          <w:sz w:val="28"/>
+          <w:szCs w:val="28"/>
+        </w:rPr>
+        <w:t xml:space="preserve">-приложений. Именно цифровые инструменты </w:t>
       </w:r>
       <w:r>
         <w:rPr>
@@ -2439,67 +2805,7 @@
           <w:szCs w:val="28"/>
         </w:rPr>
         <w:lastRenderedPageBreak/>
-        <w:t>проверенные временем инструменты для создания качественного и современного продукта.</w:t>
-      </w:r>
-    </w:p>
-    <w:p>
-      <w:pPr>
-        <w:pStyle w:val="a7"/>
-        <w:spacing w:after="0" w:line="360" w:lineRule="auto"/>
-        <w:ind w:left="0" w:firstLine="709"/>
-        <w:jc w:val="both"/>
-        <w:rPr>
-          <w:rFonts w:ascii="Times New Roman" w:hAnsi="Times New Roman" w:cs="Times New Roman"/>
-          <w:sz w:val="28"/>
-          <w:szCs w:val="28"/>
-        </w:rPr>
-      </w:pPr>
-      <w:r>
-        <w:rPr>
-          <w:rFonts w:ascii="Times New Roman" w:hAnsi="Times New Roman" w:cs="Times New Roman"/>
-          <w:sz w:val="28"/>
-          <w:szCs w:val="28"/>
-        </w:rPr>
-        <w:t>1.3. Роль цифровых технологий в формировании читательских интересов у детей дошкольного возраста</w:t>
-      </w:r>
-    </w:p>
-    <w:p>
-      <w:pPr>
-        <w:pStyle w:val="a7"/>
-        <w:spacing w:after="0" w:line="360" w:lineRule="auto"/>
-        <w:ind w:left="0" w:firstLine="709"/>
-        <w:jc w:val="both"/>
-        <w:rPr>
-          <w:rFonts w:ascii="Times New Roman" w:hAnsi="Times New Roman" w:cs="Times New Roman"/>
-          <w:sz w:val="28"/>
-          <w:szCs w:val="28"/>
-        </w:rPr>
-      </w:pPr>
-      <w:r>
-        <w:rPr>
-          <w:rFonts w:ascii="Times New Roman" w:hAnsi="Times New Roman" w:cs="Times New Roman"/>
-          <w:sz w:val="28"/>
-          <w:szCs w:val="28"/>
-        </w:rPr>
-        <w:t xml:space="preserve">В современном мире, где цифровые технологии стремительно проникают во все сферы жизни, образование не остаётся в стороне. Особенно это заметно в дошкольных образовательных организациях, где взаимодействие с семьёй становится всё более многогранным и насыщенным благодаря использованию </w:t>
-      </w:r>
-      <w:proofErr w:type="spellStart"/>
-      <w:r>
-        <w:rPr>
-          <w:rFonts w:ascii="Times New Roman" w:hAnsi="Times New Roman" w:cs="Times New Roman"/>
-          <w:sz w:val="28"/>
-          <w:szCs w:val="28"/>
-        </w:rPr>
-        <w:t>web</w:t>
-      </w:r>
-      <w:proofErr w:type="spellEnd"/>
-      <w:r>
-        <w:rPr>
-          <w:rFonts w:ascii="Times New Roman" w:hAnsi="Times New Roman" w:cs="Times New Roman"/>
-          <w:sz w:val="28"/>
-          <w:szCs w:val="28"/>
-        </w:rPr>
-        <w:t>-приложений. Именно цифровые инструменты открывают перед педагогами и родителями новые горизонты для формирования и развития у детей устойчивого интереса к миру книг и чтения.</w:t>
+        <w:t>открывают перед педагогами и родителями новые горизонты для формирования и развития у детей устойчивого интереса к миру книг и чтения.</w:t>
       </w:r>
     </w:p>
     <w:p>
@@ -2655,24 +2961,63 @@
           <w:sz w:val="28"/>
           <w:szCs w:val="28"/>
         </w:rPr>
+        <w:t>Индивидуализация подхода: каждый ребёнок — уникален</w:t>
+      </w:r>
+      <w:r>
+        <w:rPr>
+          <w:rFonts w:ascii="Times New Roman" w:hAnsi="Times New Roman" w:cs="Times New Roman"/>
+          <w:sz w:val="28"/>
+          <w:szCs w:val="28"/>
+        </w:rPr>
+        <w:t xml:space="preserve"> - н</w:t>
+      </w:r>
+      <w:r>
+        <w:rPr>
+          <w:rFonts w:ascii="Times New Roman" w:hAnsi="Times New Roman" w:cs="Times New Roman"/>
+          <w:sz w:val="28"/>
+          <w:szCs w:val="28"/>
+        </w:rPr>
+        <w:t>и для кого не секрет, что каждый ребёнок — это неповторимая личность со своими интересами, темпом развития и предпочтениями. С помощью современных цифровых платформ становится возможным выстраивать по-настоящему персонализированную образовательную траекторию. Система может анализировать интересы юного читателя и предлагать ему именно ту литературу и задания, которые будут соответствовать его возрастным особенностям и индивидуальным склонностям, что, несомненно, ведёт к более эффективному и гармоничному развитию читательских навыков.</w:t>
+      </w:r>
+    </w:p>
+    <w:p>
+      <w:pPr>
+        <w:pStyle w:val="a7"/>
+        <w:spacing w:after="0" w:line="360" w:lineRule="auto"/>
+        <w:ind w:left="0" w:firstLine="709"/>
+        <w:jc w:val="both"/>
+        <w:rPr>
+          <w:rFonts w:ascii="Times New Roman" w:hAnsi="Times New Roman" w:cs="Times New Roman"/>
+          <w:sz w:val="28"/>
+          <w:szCs w:val="28"/>
+        </w:rPr>
+      </w:pPr>
+      <w:r>
+        <w:rPr>
+          <w:rFonts w:ascii="Times New Roman" w:hAnsi="Times New Roman" w:cs="Times New Roman"/>
+          <w:sz w:val="28"/>
+          <w:szCs w:val="28"/>
+        </w:rPr>
         <w:lastRenderedPageBreak/>
-        <w:t>Индивидуализация подхода: каждый ребёнок — уникален</w:t>
-      </w:r>
-      <w:r>
-        <w:rPr>
-          <w:rFonts w:ascii="Times New Roman" w:hAnsi="Times New Roman" w:cs="Times New Roman"/>
-          <w:sz w:val="28"/>
-          <w:szCs w:val="28"/>
-        </w:rPr>
-        <w:t xml:space="preserve"> - н</w:t>
-      </w:r>
-      <w:r>
-        <w:rPr>
-          <w:rFonts w:ascii="Times New Roman" w:hAnsi="Times New Roman" w:cs="Times New Roman"/>
-          <w:sz w:val="28"/>
-          <w:szCs w:val="28"/>
-        </w:rPr>
-        <w:t>и для кого не секрет, что каждый ребёнок — это неповторимая личность со своими интересами, темпом развития и предпочтениями. С помощью современных цифровых платформ становится возможным выстраивать по-настоящему персонализированную образовательную траекторию. Система может анализировать интересы юного читателя и предлагать ему именно ту литературу и задания, которые будут соответствовать его возрастным особенностям и индивидуальным склонностям, что, несомненно, ведёт к более эффективному и гармоничному развитию читательских навыков.</w:t>
+        <w:t xml:space="preserve">Web-приложение перестаёт быть просто инструментом и превращается в единую, живую экосистему для обмена бесценным опытом. Это центр, где концентрируются методические материалы педагогов, новости о предстоящих литературных событиях, творческих конкурсах и марафонах. Родители могут в режиме реального времени получать квалифицированные консультации от воспитателей по самым тонким вопросам: от выбора книги для первого самостоятельного чтения до тонкостей организации уютного семейного вечера с книгой. Участие в совместных онлайн-проектах, </w:t>
+      </w:r>
+      <w:proofErr w:type="spellStart"/>
+      <w:r>
+        <w:rPr>
+          <w:rFonts w:ascii="Times New Roman" w:hAnsi="Times New Roman" w:cs="Times New Roman"/>
+          <w:sz w:val="28"/>
+          <w:szCs w:val="28"/>
+        </w:rPr>
+        <w:t>челленджах</w:t>
+      </w:r>
+      <w:proofErr w:type="spellEnd"/>
+      <w:r>
+        <w:rPr>
+          <w:rFonts w:ascii="Times New Roman" w:hAnsi="Times New Roman" w:cs="Times New Roman"/>
+          <w:sz w:val="28"/>
+          <w:szCs w:val="28"/>
+        </w:rPr>
+        <w:t xml:space="preserve"> «прочитай за неделю» или виртуальных книжных клубах не только обогащает знания детей, но и укрепляет прочную, доверительную связь между семьёй и образовательной организацией, создавая единое воспитательное поле для гармоничного развития личности ребёнка.</w:t>
       </w:r>
     </w:p>
     <w:p>
@@ -2693,25 +3038,62 @@
           <w:sz w:val="28"/>
           <w:szCs w:val="28"/>
         </w:rPr>
-        <w:t xml:space="preserve">Web-приложение перестаёт быть просто инструментом и превращается в единую, живую экосистему для обмена бесценным опытом. Это центр, где концентрируются методические материалы педагогов, новости о предстоящих литературных событиях, творческих конкурсах и марафонах. Родители могут в режиме реального времени получать квалифицированные консультации от воспитателей по самым тонким вопросам: от выбора книги для первого самостоятельного чтения до тонкостей организации уютного семейного вечера с книгой. Участие в совместных онлайн-проектах, </w:t>
-      </w:r>
-      <w:proofErr w:type="spellStart"/>
-      <w:r>
-        <w:rPr>
-          <w:rFonts w:ascii="Times New Roman" w:hAnsi="Times New Roman" w:cs="Times New Roman"/>
-          <w:sz w:val="28"/>
-          <w:szCs w:val="28"/>
-        </w:rPr>
-        <w:t>челленджах</w:t>
-      </w:r>
-      <w:proofErr w:type="spellEnd"/>
-      <w:r>
-        <w:rPr>
-          <w:rFonts w:ascii="Times New Roman" w:hAnsi="Times New Roman" w:cs="Times New Roman"/>
-          <w:sz w:val="28"/>
-          <w:szCs w:val="28"/>
-        </w:rPr>
-        <w:t xml:space="preserve"> «прочитай за неделю» или виртуальных книжных клубах не только обогащает знания детей, но и укрепляет прочную, доверительную связь между семьёй и образовательной организацией, создавая единое воспитательное поле для гармоничного развития личности ребёнка.</w:t>
+        <w:drawing>
+          <wp:inline distT="0" distB="0" distL="0" distR="0" wp14:anchorId="2D4677F5" wp14:editId="0C904BA1">
+            <wp:extent cx="5076825" cy="2238036"/>
+            <wp:effectExtent l="0" t="0" r="0" b="0"/>
+            <wp:docPr id="5" name="Рисунок 5"/>
+            <wp:cNvGraphicFramePr>
+              <a:graphicFrameLocks xmlns:a="http://schemas.openxmlformats.org/drawingml/2006/main" noChangeAspect="1"/>
+            </wp:cNvGraphicFramePr>
+            <a:graphic xmlns:a="http://schemas.openxmlformats.org/drawingml/2006/main">
+              <a:graphicData uri="http://schemas.openxmlformats.org/drawingml/2006/picture">
+                <pic:pic xmlns:pic="http://schemas.openxmlformats.org/drawingml/2006/picture">
+                  <pic:nvPicPr>
+                    <pic:cNvPr id="1" name=""/>
+                    <pic:cNvPicPr/>
+                  </pic:nvPicPr>
+                  <pic:blipFill>
+                    <a:blip r:embed="rId11"/>
+                    <a:stretch>
+                      <a:fillRect/>
+                    </a:stretch>
+                  </pic:blipFill>
+                  <pic:spPr>
+                    <a:xfrm>
+                      <a:off x="0" y="0"/>
+                      <a:ext cx="5091896" cy="2244680"/>
+                    </a:xfrm>
+                    <a:prstGeom prst="rect">
+                      <a:avLst/>
+                    </a:prstGeom>
+                  </pic:spPr>
+                </pic:pic>
+              </a:graphicData>
+            </a:graphic>
+          </wp:inline>
+        </w:drawing>
+      </w:r>
+    </w:p>
+    <w:p>
+      <w:pPr>
+        <w:pStyle w:val="a7"/>
+        <w:spacing w:after="0" w:line="360" w:lineRule="auto"/>
+        <w:ind w:left="0" w:firstLine="709"/>
+        <w:jc w:val="both"/>
+        <w:rPr>
+          <w:rFonts w:ascii="Times New Roman" w:hAnsi="Times New Roman" w:cs="Times New Roman"/>
+          <w:sz w:val="28"/>
+          <w:szCs w:val="28"/>
+        </w:rPr>
+      </w:pPr>
+      <w:r>
+        <w:rPr>
+          <w:rFonts w:ascii="Times New Roman" w:hAnsi="Times New Roman" w:cs="Times New Roman"/>
+          <w:sz w:val="28"/>
+          <w:szCs w:val="28"/>
+        </w:rPr>
+        <w:t>Рисунок 3. Мост ДОО и семьи</w:t>
       </w:r>
     </w:p>
     <w:p>
@@ -3177,8 +3559,7029 @@
         <w:t>проницательного персонального гида, верного спутника в бескрайнем мире литературы. Этот гид не просто понимает текущие интересы своего юного читателя, но и обладает удивительной способностью предвосхищать их.</w:t>
       </w:r>
     </w:p>
+    <w:p>
+      <w:pPr>
+        <w:spacing w:line="259" w:lineRule="auto"/>
+        <w:rPr>
+          <w:rFonts w:ascii="Times New Roman" w:hAnsi="Times New Roman" w:cs="Times New Roman"/>
+          <w:sz w:val="28"/>
+          <w:szCs w:val="28"/>
+        </w:rPr>
+      </w:pPr>
+      <w:r>
+        <w:rPr>
+          <w:rFonts w:ascii="Times New Roman" w:hAnsi="Times New Roman" w:cs="Times New Roman"/>
+          <w:sz w:val="28"/>
+          <w:szCs w:val="28"/>
+        </w:rPr>
+        <w:br w:type="page"/>
+      </w:r>
+    </w:p>
+    <w:p>
+      <w:pPr>
+        <w:pStyle w:val="a7"/>
+        <w:spacing w:after="0" w:line="360" w:lineRule="auto"/>
+        <w:ind w:left="0" w:firstLine="709"/>
+        <w:jc w:val="center"/>
+        <w:rPr>
+          <w:rFonts w:ascii="Times New Roman" w:hAnsi="Times New Roman" w:cs="Times New Roman"/>
+          <w:sz w:val="28"/>
+          <w:szCs w:val="28"/>
+        </w:rPr>
+      </w:pPr>
+      <w:r>
+        <w:rPr>
+          <w:rFonts w:ascii="Times New Roman" w:hAnsi="Times New Roman" w:cs="Times New Roman"/>
+          <w:sz w:val="28"/>
+          <w:szCs w:val="28"/>
+        </w:rPr>
+        <w:lastRenderedPageBreak/>
+        <w:t xml:space="preserve">ГЛАВА </w:t>
+      </w:r>
+      <w:r>
+        <w:rPr>
+          <w:rFonts w:ascii="Times New Roman" w:hAnsi="Times New Roman" w:cs="Times New Roman"/>
+          <w:sz w:val="28"/>
+          <w:szCs w:val="28"/>
+          <w:lang w:val="en-US"/>
+        </w:rPr>
+        <w:t>II</w:t>
+      </w:r>
+      <w:r>
+        <w:rPr>
+          <w:rFonts w:ascii="Times New Roman" w:hAnsi="Times New Roman" w:cs="Times New Roman"/>
+          <w:sz w:val="28"/>
+          <w:szCs w:val="28"/>
+        </w:rPr>
+        <w:t xml:space="preserve">. </w:t>
+      </w:r>
+      <w:r>
+        <w:rPr>
+          <w:rFonts w:ascii="Times New Roman" w:hAnsi="Times New Roman" w:cs="Times New Roman"/>
+          <w:sz w:val="28"/>
+          <w:szCs w:val="28"/>
+        </w:rPr>
+        <w:t>ПРОЕКТИРОВАНИЕ И РАЗРАБОТКА WEB-ПРИЛОЖЕНИЯ ДЛЯ ВЗАИМОДЕЙСТВИЯ ДОО И СЕМЬИ ПО ФОРМИРОВАНИЮ ЧИТАТЕЛЬСКИХ ИНТЕРЕСОВ</w:t>
+      </w:r>
+    </w:p>
+    <w:p>
+      <w:pPr>
+        <w:pStyle w:val="a7"/>
+        <w:spacing w:after="0" w:line="360" w:lineRule="auto"/>
+        <w:ind w:left="0" w:firstLine="709"/>
+        <w:jc w:val="both"/>
+        <w:rPr>
+          <w:rFonts w:ascii="Times New Roman" w:hAnsi="Times New Roman" w:cs="Times New Roman"/>
+          <w:sz w:val="28"/>
+          <w:szCs w:val="28"/>
+        </w:rPr>
+      </w:pPr>
+      <w:r>
+        <w:rPr>
+          <w:rFonts w:ascii="Times New Roman" w:hAnsi="Times New Roman" w:cs="Times New Roman"/>
+          <w:sz w:val="28"/>
+          <w:szCs w:val="28"/>
+        </w:rPr>
+        <w:t>2.1. Обоснов</w:t>
+      </w:r>
+      <w:r>
+        <w:rPr>
+          <w:rFonts w:ascii="Times New Roman" w:hAnsi="Times New Roman" w:cs="Times New Roman"/>
+          <w:sz w:val="28"/>
+          <w:szCs w:val="28"/>
+        </w:rPr>
+        <w:t>ание выбора архитектуры и стека</w:t>
+      </w:r>
+    </w:p>
+    <w:p>
+      <w:pPr>
+        <w:pStyle w:val="a7"/>
+        <w:spacing w:after="0" w:line="360" w:lineRule="auto"/>
+        <w:ind w:left="0" w:firstLine="709"/>
+        <w:jc w:val="both"/>
+        <w:rPr>
+          <w:rFonts w:ascii="Times New Roman" w:hAnsi="Times New Roman" w:cs="Times New Roman"/>
+          <w:sz w:val="28"/>
+          <w:szCs w:val="28"/>
+        </w:rPr>
+      </w:pPr>
+      <w:r>
+        <w:rPr>
+          <w:rFonts w:ascii="Times New Roman" w:hAnsi="Times New Roman" w:cs="Times New Roman"/>
+          <w:sz w:val="28"/>
+          <w:szCs w:val="28"/>
+        </w:rPr>
+        <w:t>1. Анализ функциональных требований к системе</w:t>
+      </w:r>
+      <w:r>
+        <w:rPr>
+          <w:rFonts w:ascii="Times New Roman" w:hAnsi="Times New Roman" w:cs="Times New Roman"/>
+          <w:sz w:val="28"/>
+          <w:szCs w:val="28"/>
+        </w:rPr>
+        <w:t xml:space="preserve">. </w:t>
+      </w:r>
+      <w:r>
+        <w:rPr>
+          <w:rFonts w:ascii="Times New Roman" w:hAnsi="Times New Roman" w:cs="Times New Roman"/>
+          <w:sz w:val="28"/>
+          <w:szCs w:val="28"/>
+        </w:rPr>
+        <w:t>Разработка программного обеспечения для взаимодействия дошкольной образовательной организации (ДОО) и семьи требует особого подхода к архитектуре. Система должна обеспечивать не только информационную прозрачность образовательного процесса, но и высокий уровень вовлеченности родителей. На основе анализа предметной области были сформулированы ключевые функциональные требования:</w:t>
+      </w:r>
+    </w:p>
+    <w:p>
+      <w:pPr>
+        <w:pStyle w:val="a7"/>
+        <w:spacing w:after="0" w:line="360" w:lineRule="auto"/>
+        <w:ind w:left="0" w:firstLine="709"/>
+        <w:jc w:val="both"/>
+        <w:rPr>
+          <w:rFonts w:ascii="Times New Roman" w:hAnsi="Times New Roman" w:cs="Times New Roman"/>
+          <w:sz w:val="28"/>
+          <w:szCs w:val="28"/>
+        </w:rPr>
+      </w:pPr>
+      <w:r>
+        <w:rPr>
+          <w:rFonts w:ascii="Times New Roman" w:hAnsi="Times New Roman" w:cs="Times New Roman"/>
+          <w:sz w:val="28"/>
+          <w:szCs w:val="28"/>
+        </w:rPr>
+        <w:t xml:space="preserve">Безопасный доступ и аутентификация: Учитывая работу с персональными данными, система обязана разграничивать права доступа. Файлы </w:t>
+      </w:r>
+      <w:proofErr w:type="spellStart"/>
+      <w:r>
+        <w:rPr>
+          <w:rFonts w:ascii="Times New Roman" w:hAnsi="Times New Roman" w:cs="Times New Roman"/>
+          <w:sz w:val="28"/>
+          <w:szCs w:val="28"/>
+        </w:rPr>
+        <w:t>login.php</w:t>
+      </w:r>
+      <w:proofErr w:type="spellEnd"/>
+      <w:r>
+        <w:rPr>
+          <w:rFonts w:ascii="Times New Roman" w:hAnsi="Times New Roman" w:cs="Times New Roman"/>
+          <w:sz w:val="28"/>
+          <w:szCs w:val="28"/>
+        </w:rPr>
+        <w:t xml:space="preserve"> и </w:t>
+      </w:r>
+      <w:proofErr w:type="spellStart"/>
+      <w:r>
+        <w:rPr>
+          <w:rFonts w:ascii="Times New Roman" w:hAnsi="Times New Roman" w:cs="Times New Roman"/>
+          <w:sz w:val="28"/>
+          <w:szCs w:val="28"/>
+        </w:rPr>
+        <w:t>register.php</w:t>
+      </w:r>
+      <w:proofErr w:type="spellEnd"/>
+      <w:r>
+        <w:rPr>
+          <w:rFonts w:ascii="Times New Roman" w:hAnsi="Times New Roman" w:cs="Times New Roman"/>
+          <w:sz w:val="28"/>
+          <w:szCs w:val="28"/>
+        </w:rPr>
+        <w:t xml:space="preserve"> реализуют базовый уровень безопасности, обеспечивая аутентификацию пользователей.</w:t>
+      </w:r>
+    </w:p>
+    <w:p>
+      <w:pPr>
+        <w:pStyle w:val="a7"/>
+        <w:spacing w:after="0" w:line="360" w:lineRule="auto"/>
+        <w:ind w:left="0" w:firstLine="709"/>
+        <w:jc w:val="both"/>
+        <w:rPr>
+          <w:rFonts w:ascii="Times New Roman" w:hAnsi="Times New Roman" w:cs="Times New Roman"/>
+          <w:sz w:val="28"/>
+          <w:szCs w:val="28"/>
+        </w:rPr>
+      </w:pPr>
+      <w:r>
+        <w:rPr>
+          <w:rFonts w:ascii="Times New Roman" w:hAnsi="Times New Roman" w:cs="Times New Roman"/>
+          <w:sz w:val="28"/>
+          <w:szCs w:val="28"/>
+        </w:rPr>
+        <w:t>Персонализация взаимодействия: Личный кабинет (</w:t>
+      </w:r>
+      <w:proofErr w:type="spellStart"/>
+      <w:r>
+        <w:rPr>
+          <w:rFonts w:ascii="Times New Roman" w:hAnsi="Times New Roman" w:cs="Times New Roman"/>
+          <w:sz w:val="28"/>
+          <w:szCs w:val="28"/>
+        </w:rPr>
+        <w:t>myprofile.php</w:t>
+      </w:r>
+      <w:proofErr w:type="spellEnd"/>
+      <w:r>
+        <w:rPr>
+          <w:rFonts w:ascii="Times New Roman" w:hAnsi="Times New Roman" w:cs="Times New Roman"/>
+          <w:sz w:val="28"/>
+          <w:szCs w:val="28"/>
+        </w:rPr>
+        <w:t xml:space="preserve">, </w:t>
+      </w:r>
+      <w:proofErr w:type="spellStart"/>
+      <w:r>
+        <w:rPr>
+          <w:rFonts w:ascii="Times New Roman" w:hAnsi="Times New Roman" w:cs="Times New Roman"/>
+          <w:sz w:val="28"/>
+          <w:szCs w:val="28"/>
+        </w:rPr>
+        <w:t>profile.php</w:t>
+      </w:r>
+      <w:proofErr w:type="spellEnd"/>
+      <w:r>
+        <w:rPr>
+          <w:rFonts w:ascii="Times New Roman" w:hAnsi="Times New Roman" w:cs="Times New Roman"/>
+          <w:sz w:val="28"/>
+          <w:szCs w:val="28"/>
+        </w:rPr>
+        <w:t>) позволяет сохранять историю предпочтений ребенка и прогресс чтения.</w:t>
+      </w:r>
+    </w:p>
+    <w:p>
+      <w:pPr>
+        <w:pStyle w:val="a7"/>
+        <w:spacing w:after="0" w:line="360" w:lineRule="auto"/>
+        <w:ind w:left="0" w:firstLine="709"/>
+        <w:jc w:val="both"/>
+        <w:rPr>
+          <w:rFonts w:ascii="Times New Roman" w:hAnsi="Times New Roman" w:cs="Times New Roman"/>
+          <w:sz w:val="28"/>
+          <w:szCs w:val="28"/>
+        </w:rPr>
+      </w:pPr>
+      <w:r>
+        <w:rPr>
+          <w:rFonts w:ascii="Times New Roman" w:hAnsi="Times New Roman" w:cs="Times New Roman"/>
+          <w:sz w:val="28"/>
+          <w:szCs w:val="28"/>
+        </w:rPr>
+        <w:t>Информационная база данных: Каталог литературы (</w:t>
+      </w:r>
+      <w:proofErr w:type="spellStart"/>
+      <w:r>
+        <w:rPr>
+          <w:rFonts w:ascii="Times New Roman" w:hAnsi="Times New Roman" w:cs="Times New Roman"/>
+          <w:sz w:val="28"/>
+          <w:szCs w:val="28"/>
+        </w:rPr>
+        <w:t>books.php</w:t>
+      </w:r>
+      <w:proofErr w:type="spellEnd"/>
+      <w:r>
+        <w:rPr>
+          <w:rFonts w:ascii="Times New Roman" w:hAnsi="Times New Roman" w:cs="Times New Roman"/>
+          <w:sz w:val="28"/>
+          <w:szCs w:val="28"/>
+        </w:rPr>
+        <w:t xml:space="preserve">, </w:t>
+      </w:r>
+      <w:proofErr w:type="spellStart"/>
+      <w:r>
+        <w:rPr>
+          <w:rFonts w:ascii="Times New Roman" w:hAnsi="Times New Roman" w:cs="Times New Roman"/>
+          <w:sz w:val="28"/>
+          <w:szCs w:val="28"/>
+        </w:rPr>
+        <w:t>book.php</w:t>
+      </w:r>
+      <w:proofErr w:type="spellEnd"/>
+      <w:r>
+        <w:rPr>
+          <w:rFonts w:ascii="Times New Roman" w:hAnsi="Times New Roman" w:cs="Times New Roman"/>
+          <w:sz w:val="28"/>
+          <w:szCs w:val="28"/>
+        </w:rPr>
+        <w:t>) должен быть структурирован так, чтобы родитель мог легко найти книгу по возрастной категории или тематике.</w:t>
+      </w:r>
+    </w:p>
+    <w:p>
+      <w:pPr>
+        <w:pStyle w:val="a7"/>
+        <w:spacing w:after="0" w:line="360" w:lineRule="auto"/>
+        <w:ind w:left="0" w:firstLine="709"/>
+        <w:jc w:val="both"/>
+        <w:rPr>
+          <w:rFonts w:ascii="Times New Roman" w:hAnsi="Times New Roman" w:cs="Times New Roman"/>
+          <w:sz w:val="28"/>
+          <w:szCs w:val="28"/>
+        </w:rPr>
+      </w:pPr>
+      <w:r>
+        <w:rPr>
+          <w:rFonts w:ascii="Times New Roman" w:hAnsi="Times New Roman" w:cs="Times New Roman"/>
+          <w:sz w:val="28"/>
+          <w:szCs w:val="28"/>
+        </w:rPr>
+        <w:t>Система педагогической поддержки: Модуль рекомендаций (</w:t>
+      </w:r>
+      <w:proofErr w:type="spellStart"/>
+      <w:r>
+        <w:rPr>
+          <w:rFonts w:ascii="Times New Roman" w:hAnsi="Times New Roman" w:cs="Times New Roman"/>
+          <w:sz w:val="28"/>
+          <w:szCs w:val="28"/>
+        </w:rPr>
+        <w:t>recommendations.php</w:t>
+      </w:r>
+      <w:proofErr w:type="spellEnd"/>
+      <w:r>
+        <w:rPr>
+          <w:rFonts w:ascii="Times New Roman" w:hAnsi="Times New Roman" w:cs="Times New Roman"/>
+          <w:sz w:val="28"/>
+          <w:szCs w:val="28"/>
+        </w:rPr>
+        <w:t>) выступает как интеллектуальный агент, помогающий родителям выбирать литературу, соответствующую актуальным задачам воспитания в конкретном возрасте.</w:t>
+      </w:r>
+    </w:p>
+    <w:p>
+      <w:pPr>
+        <w:pStyle w:val="a7"/>
+        <w:spacing w:after="0" w:line="360" w:lineRule="auto"/>
+        <w:ind w:left="0" w:firstLine="709"/>
+        <w:jc w:val="both"/>
+        <w:rPr>
+          <w:rFonts w:ascii="Times New Roman" w:hAnsi="Times New Roman" w:cs="Times New Roman"/>
+          <w:sz w:val="28"/>
+          <w:szCs w:val="28"/>
+        </w:rPr>
+      </w:pPr>
+      <w:r>
+        <w:rPr>
+          <w:rFonts w:ascii="Times New Roman" w:hAnsi="Times New Roman" w:cs="Times New Roman"/>
+          <w:sz w:val="28"/>
+          <w:szCs w:val="28"/>
+        </w:rPr>
+        <w:t xml:space="preserve">2. </w:t>
+      </w:r>
+      <w:r>
+        <w:rPr>
+          <w:rFonts w:ascii="Times New Roman" w:hAnsi="Times New Roman" w:cs="Times New Roman"/>
+          <w:sz w:val="28"/>
+          <w:szCs w:val="28"/>
+        </w:rPr>
+        <w:t>Архитектурный подход: Клиент-серверное взаимодействие</w:t>
+      </w:r>
+      <w:r>
+        <w:rPr>
+          <w:rFonts w:ascii="Times New Roman" w:hAnsi="Times New Roman" w:cs="Times New Roman"/>
+          <w:sz w:val="28"/>
+          <w:szCs w:val="28"/>
+        </w:rPr>
+        <w:t xml:space="preserve">. </w:t>
+      </w:r>
+      <w:r>
+        <w:rPr>
+          <w:rFonts w:ascii="Times New Roman" w:hAnsi="Times New Roman" w:cs="Times New Roman"/>
+          <w:sz w:val="28"/>
+          <w:szCs w:val="28"/>
+        </w:rPr>
+        <w:t xml:space="preserve">Для реализации поставленных задач была выбрана классическая архитектура «клиент-сервер». Данный выбор обусловлен необходимостью централизованного хранения базы данных (что критически важно для ДОО, чтобы педагоги имели доступ к актуальной информации) и обеспечения </w:t>
+      </w:r>
+      <w:r>
+        <w:rPr>
+          <w:rFonts w:ascii="Times New Roman" w:hAnsi="Times New Roman" w:cs="Times New Roman"/>
+          <w:sz w:val="28"/>
+          <w:szCs w:val="28"/>
+        </w:rPr>
+        <w:lastRenderedPageBreak/>
+        <w:t>доступа к системе с любых пользовательских устройств (ПК, планшет, смартфон).</w:t>
+      </w:r>
+    </w:p>
+    <w:p>
+      <w:pPr>
+        <w:pStyle w:val="a7"/>
+        <w:spacing w:after="0" w:line="360" w:lineRule="auto"/>
+        <w:ind w:left="0" w:firstLine="709"/>
+        <w:jc w:val="both"/>
+        <w:rPr>
+          <w:rFonts w:ascii="Times New Roman" w:hAnsi="Times New Roman" w:cs="Times New Roman"/>
+          <w:sz w:val="28"/>
+          <w:szCs w:val="28"/>
+        </w:rPr>
+      </w:pPr>
+      <w:r>
+        <w:rPr>
+          <w:rFonts w:ascii="Times New Roman" w:hAnsi="Times New Roman" w:cs="Times New Roman"/>
+          <w:sz w:val="28"/>
+          <w:szCs w:val="28"/>
+        </w:rPr>
+        <w:t>Слой представления (</w:t>
+      </w:r>
+      <w:proofErr w:type="spellStart"/>
+      <w:r>
+        <w:rPr>
+          <w:rFonts w:ascii="Times New Roman" w:hAnsi="Times New Roman" w:cs="Times New Roman"/>
+          <w:sz w:val="28"/>
+          <w:szCs w:val="28"/>
+        </w:rPr>
+        <w:t>View</w:t>
+      </w:r>
+      <w:proofErr w:type="spellEnd"/>
+      <w:r>
+        <w:rPr>
+          <w:rFonts w:ascii="Times New Roman" w:hAnsi="Times New Roman" w:cs="Times New Roman"/>
+          <w:sz w:val="28"/>
+          <w:szCs w:val="28"/>
+        </w:rPr>
+        <w:t xml:space="preserve">): Папка </w:t>
+      </w:r>
+      <w:proofErr w:type="spellStart"/>
+      <w:r>
+        <w:rPr>
+          <w:rFonts w:ascii="Times New Roman" w:hAnsi="Times New Roman" w:cs="Times New Roman"/>
+          <w:sz w:val="28"/>
+          <w:szCs w:val="28"/>
+        </w:rPr>
+        <w:t>page</w:t>
+      </w:r>
+      <w:proofErr w:type="spellEnd"/>
+      <w:r>
+        <w:rPr>
+          <w:rFonts w:ascii="Times New Roman" w:hAnsi="Times New Roman" w:cs="Times New Roman"/>
+          <w:sz w:val="28"/>
+          <w:szCs w:val="28"/>
+        </w:rPr>
+        <w:t>/ в структуре проекта выполняет роль уровня представления. Здесь хранятся шаблоны страниц, которые генерируют HTML-код, понятный браузеру пользователя. Использование такой структуры упрощает процесс поддержки: изменения в дизайне (через CSS) можно вносить отдельно от серверной логики.</w:t>
+      </w:r>
+    </w:p>
+    <w:p>
+      <w:pPr>
+        <w:pStyle w:val="a7"/>
+        <w:spacing w:after="0" w:line="360" w:lineRule="auto"/>
+        <w:ind w:left="0" w:firstLine="709"/>
+        <w:jc w:val="both"/>
+        <w:rPr>
+          <w:rFonts w:ascii="Times New Roman" w:hAnsi="Times New Roman" w:cs="Times New Roman"/>
+          <w:sz w:val="28"/>
+          <w:szCs w:val="28"/>
+        </w:rPr>
+      </w:pPr>
+      <w:r>
+        <w:rPr>
+          <w:rFonts w:ascii="Times New Roman" w:hAnsi="Times New Roman" w:cs="Times New Roman"/>
+          <w:sz w:val="28"/>
+          <w:szCs w:val="28"/>
+        </w:rPr>
+        <w:t>Слой данных и ресурсов (</w:t>
+      </w:r>
+      <w:proofErr w:type="spellStart"/>
+      <w:r>
+        <w:rPr>
+          <w:rFonts w:ascii="Times New Roman" w:hAnsi="Times New Roman" w:cs="Times New Roman"/>
+          <w:sz w:val="28"/>
+          <w:szCs w:val="28"/>
+        </w:rPr>
+        <w:t>Storage</w:t>
+      </w:r>
+      <w:proofErr w:type="spellEnd"/>
+      <w:r>
+        <w:rPr>
+          <w:rFonts w:ascii="Times New Roman" w:hAnsi="Times New Roman" w:cs="Times New Roman"/>
+          <w:sz w:val="28"/>
+          <w:szCs w:val="28"/>
+        </w:rPr>
+        <w:t xml:space="preserve">): Папка </w:t>
+      </w:r>
+      <w:proofErr w:type="spellStart"/>
+      <w:r>
+        <w:rPr>
+          <w:rFonts w:ascii="Times New Roman" w:hAnsi="Times New Roman" w:cs="Times New Roman"/>
+          <w:sz w:val="28"/>
+          <w:szCs w:val="28"/>
+        </w:rPr>
+        <w:t>storage</w:t>
+      </w:r>
+      <w:proofErr w:type="spellEnd"/>
+      <w:r>
+        <w:rPr>
+          <w:rFonts w:ascii="Times New Roman" w:hAnsi="Times New Roman" w:cs="Times New Roman"/>
+          <w:sz w:val="28"/>
+          <w:szCs w:val="28"/>
+        </w:rPr>
+        <w:t>/ служит хранилищем статических ресурсов (CSS, JS, изображения) и кэшируемых данных. Это позволяет оптимизировать скорость загрузки приложения, так как браузер клиента может кэшировать эти файлы отдельно от динамического контента.</w:t>
+      </w:r>
+    </w:p>
+    <w:p>
+      <w:pPr>
+        <w:pStyle w:val="a7"/>
+        <w:spacing w:after="0" w:line="360" w:lineRule="auto"/>
+        <w:ind w:left="0" w:firstLine="709"/>
+        <w:jc w:val="both"/>
+        <w:rPr>
+          <w:rFonts w:ascii="Times New Roman" w:hAnsi="Times New Roman" w:cs="Times New Roman"/>
+          <w:sz w:val="28"/>
+          <w:szCs w:val="28"/>
+        </w:rPr>
+      </w:pPr>
+      <w:r>
+        <w:rPr>
+          <w:rFonts w:ascii="Times New Roman" w:hAnsi="Times New Roman" w:cs="Times New Roman"/>
+          <w:noProof/>
+          <w:sz w:val="28"/>
+          <w:szCs w:val="28"/>
+          <w:lang w:eastAsia="ru-RU"/>
+        </w:rPr>
+        <w:drawing>
+          <wp:inline distT="0" distB="0" distL="0" distR="0" wp14:anchorId="6361F83B" wp14:editId="05B56D9E">
+            <wp:extent cx="5012051" cy="3267075"/>
+            <wp:effectExtent l="0" t="0" r="0" b="0"/>
+            <wp:docPr id="2" name="Рисунок 2"/>
+            <wp:cNvGraphicFramePr>
+              <a:graphicFrameLocks xmlns:a="http://schemas.openxmlformats.org/drawingml/2006/main" noChangeAspect="1"/>
+            </wp:cNvGraphicFramePr>
+            <a:graphic xmlns:a="http://schemas.openxmlformats.org/drawingml/2006/main">
+              <a:graphicData uri="http://schemas.openxmlformats.org/drawingml/2006/picture">
+                <pic:pic xmlns:pic="http://schemas.openxmlformats.org/drawingml/2006/picture">
+                  <pic:nvPicPr>
+                    <pic:cNvPr id="1" name=""/>
+                    <pic:cNvPicPr/>
+                  </pic:nvPicPr>
+                  <pic:blipFill>
+                    <a:blip r:embed="rId12"/>
+                    <a:stretch>
+                      <a:fillRect/>
+                    </a:stretch>
+                  </pic:blipFill>
+                  <pic:spPr>
+                    <a:xfrm>
+                      <a:off x="0" y="0"/>
+                      <a:ext cx="5024951" cy="3275484"/>
+                    </a:xfrm>
+                    <a:prstGeom prst="rect">
+                      <a:avLst/>
+                    </a:prstGeom>
+                  </pic:spPr>
+                </pic:pic>
+              </a:graphicData>
+            </a:graphic>
+          </wp:inline>
+        </w:drawing>
+      </w:r>
+    </w:p>
+    <w:p>
+      <w:pPr>
+        <w:pStyle w:val="a7"/>
+        <w:spacing w:after="0" w:line="360" w:lineRule="auto"/>
+        <w:ind w:left="0" w:firstLine="709"/>
+        <w:jc w:val="both"/>
+        <w:rPr>
+          <w:rFonts w:ascii="Times New Roman" w:hAnsi="Times New Roman" w:cs="Times New Roman"/>
+          <w:sz w:val="28"/>
+          <w:szCs w:val="28"/>
+        </w:rPr>
+      </w:pPr>
+      <w:r>
+        <w:rPr>
+          <w:rFonts w:ascii="Times New Roman" w:hAnsi="Times New Roman" w:cs="Times New Roman"/>
+          <w:sz w:val="28"/>
+          <w:szCs w:val="28"/>
+        </w:rPr>
+        <w:t xml:space="preserve">Рисунок </w:t>
+      </w:r>
+      <w:r>
+        <w:rPr>
+          <w:rFonts w:ascii="Times New Roman" w:hAnsi="Times New Roman" w:cs="Times New Roman"/>
+          <w:sz w:val="28"/>
+          <w:szCs w:val="28"/>
+        </w:rPr>
+        <w:t>3</w:t>
+      </w:r>
+      <w:r>
+        <w:rPr>
+          <w:rFonts w:ascii="Times New Roman" w:hAnsi="Times New Roman" w:cs="Times New Roman"/>
+          <w:sz w:val="28"/>
+          <w:szCs w:val="28"/>
+        </w:rPr>
+        <w:t>. Архитектура клиент-сервер</w:t>
+      </w:r>
+    </w:p>
+    <w:p>
+      <w:pPr>
+        <w:spacing w:after="0" w:line="360" w:lineRule="auto"/>
+        <w:ind w:firstLine="709"/>
+        <w:jc w:val="both"/>
+        <w:rPr>
+          <w:rFonts w:ascii="Times New Roman" w:hAnsi="Times New Roman" w:cs="Times New Roman"/>
+          <w:sz w:val="28"/>
+          <w:szCs w:val="28"/>
+        </w:rPr>
+      </w:pPr>
+      <w:r>
+        <w:rPr>
+          <w:rFonts w:ascii="Times New Roman" w:hAnsi="Times New Roman" w:cs="Times New Roman"/>
+          <w:sz w:val="28"/>
+          <w:szCs w:val="28"/>
+        </w:rPr>
+        <w:t>3.</w:t>
+      </w:r>
+      <w:r>
+        <w:rPr>
+          <w:rFonts w:ascii="Times New Roman" w:hAnsi="Times New Roman" w:cs="Times New Roman"/>
+          <w:sz w:val="28"/>
+          <w:szCs w:val="28"/>
+        </w:rPr>
+        <w:t xml:space="preserve"> </w:t>
+      </w:r>
+      <w:r>
+        <w:rPr>
+          <w:rFonts w:ascii="Times New Roman" w:hAnsi="Times New Roman" w:cs="Times New Roman"/>
+          <w:sz w:val="28"/>
+          <w:szCs w:val="28"/>
+        </w:rPr>
+        <w:t>Обоснование стека технологий</w:t>
+      </w:r>
+      <w:r>
+        <w:rPr>
+          <w:rFonts w:ascii="Times New Roman" w:hAnsi="Times New Roman" w:cs="Times New Roman"/>
+          <w:sz w:val="28"/>
+          <w:szCs w:val="28"/>
+        </w:rPr>
+        <w:t xml:space="preserve">. </w:t>
+      </w:r>
+      <w:r>
+        <w:rPr>
+          <w:rFonts w:ascii="Times New Roman" w:hAnsi="Times New Roman" w:cs="Times New Roman"/>
+          <w:sz w:val="28"/>
+          <w:szCs w:val="28"/>
+        </w:rPr>
+        <w:t>При выборе технологий мы руководствовались принципами надежности, доступности и простоты сопровождения проекта сотрудниками ДОО.</w:t>
+      </w:r>
+      <w:r>
+        <w:rPr>
+          <w:rFonts w:ascii="Times New Roman" w:hAnsi="Times New Roman" w:cs="Times New Roman"/>
+          <w:sz w:val="28"/>
+          <w:szCs w:val="28"/>
+        </w:rPr>
+        <w:t xml:space="preserve"> </w:t>
+      </w:r>
+    </w:p>
+    <w:p>
+      <w:pPr>
+        <w:pStyle w:val="a7"/>
+        <w:numPr>
+          <w:ilvl w:val="0"/>
+          <w:numId w:val="11"/>
+        </w:numPr>
+        <w:spacing w:after="0" w:line="360" w:lineRule="auto"/>
+        <w:ind w:left="0" w:firstLine="709"/>
+        <w:jc w:val="both"/>
+        <w:rPr>
+          <w:rFonts w:ascii="Times New Roman" w:hAnsi="Times New Roman" w:cs="Times New Roman"/>
+          <w:sz w:val="28"/>
+          <w:szCs w:val="28"/>
+        </w:rPr>
+      </w:pPr>
+      <w:r>
+        <w:rPr>
+          <w:rFonts w:ascii="Times New Roman" w:hAnsi="Times New Roman" w:cs="Times New Roman"/>
+          <w:sz w:val="28"/>
+          <w:szCs w:val="28"/>
+        </w:rPr>
+        <w:t>PHP: Серверная логика</w:t>
+      </w:r>
+    </w:p>
+    <w:p>
+      <w:pPr>
+        <w:pStyle w:val="a7"/>
+        <w:spacing w:after="0" w:line="360" w:lineRule="auto"/>
+        <w:ind w:left="0" w:firstLine="709"/>
+        <w:jc w:val="both"/>
+        <w:rPr>
+          <w:rFonts w:ascii="Times New Roman" w:hAnsi="Times New Roman" w:cs="Times New Roman"/>
+          <w:sz w:val="28"/>
+          <w:szCs w:val="28"/>
+        </w:rPr>
+      </w:pPr>
+      <w:r>
+        <w:rPr>
+          <w:rFonts w:ascii="Times New Roman" w:hAnsi="Times New Roman" w:cs="Times New Roman"/>
+          <w:sz w:val="28"/>
+          <w:szCs w:val="28"/>
+        </w:rPr>
+        <w:t>PHP был выбран в качестве основного языка программирования по следующим причинам:</w:t>
+      </w:r>
+    </w:p>
+    <w:p>
+      <w:pPr>
+        <w:pStyle w:val="a7"/>
+        <w:spacing w:after="0" w:line="360" w:lineRule="auto"/>
+        <w:ind w:left="0" w:firstLine="709"/>
+        <w:jc w:val="both"/>
+        <w:rPr>
+          <w:rFonts w:ascii="Times New Roman" w:hAnsi="Times New Roman" w:cs="Times New Roman"/>
+          <w:sz w:val="28"/>
+          <w:szCs w:val="28"/>
+        </w:rPr>
+      </w:pPr>
+      <w:r>
+        <w:rPr>
+          <w:rFonts w:ascii="Times New Roman" w:hAnsi="Times New Roman" w:cs="Times New Roman"/>
+          <w:sz w:val="28"/>
+          <w:szCs w:val="28"/>
+        </w:rPr>
+        <w:lastRenderedPageBreak/>
+        <w:t>Интеграция с веб-средой: PHP спроектирован специально для динамической генерации веб-страниц.</w:t>
+      </w:r>
+    </w:p>
+    <w:p>
+      <w:pPr>
+        <w:pStyle w:val="a7"/>
+        <w:spacing w:after="0" w:line="360" w:lineRule="auto"/>
+        <w:ind w:left="0" w:firstLine="709"/>
+        <w:jc w:val="both"/>
+        <w:rPr>
+          <w:rFonts w:ascii="Times New Roman" w:hAnsi="Times New Roman" w:cs="Times New Roman"/>
+          <w:sz w:val="28"/>
+          <w:szCs w:val="28"/>
+        </w:rPr>
+      </w:pPr>
+      <w:r>
+        <w:rPr>
+          <w:rFonts w:ascii="Times New Roman" w:hAnsi="Times New Roman" w:cs="Times New Roman"/>
+          <w:sz w:val="28"/>
+          <w:szCs w:val="28"/>
+        </w:rPr>
+        <w:t xml:space="preserve">Распространенность: Большинство хостинг-провайдеров обеспечивают </w:t>
+      </w:r>
+      <w:proofErr w:type="spellStart"/>
+      <w:r>
+        <w:rPr>
+          <w:rFonts w:ascii="Times New Roman" w:hAnsi="Times New Roman" w:cs="Times New Roman"/>
+          <w:sz w:val="28"/>
+          <w:szCs w:val="28"/>
+        </w:rPr>
+        <w:t>нативную</w:t>
+      </w:r>
+      <w:proofErr w:type="spellEnd"/>
+      <w:r>
+        <w:rPr>
+          <w:rFonts w:ascii="Times New Roman" w:hAnsi="Times New Roman" w:cs="Times New Roman"/>
+          <w:sz w:val="28"/>
+          <w:szCs w:val="28"/>
+        </w:rPr>
+        <w:t xml:space="preserve"> поддержку PHP, что снижает затраты на развертывание системы.</w:t>
+      </w:r>
+    </w:p>
+    <w:p>
+      <w:pPr>
+        <w:pStyle w:val="a7"/>
+        <w:spacing w:after="0" w:line="360" w:lineRule="auto"/>
+        <w:ind w:left="0" w:firstLine="709"/>
+        <w:jc w:val="both"/>
+        <w:rPr>
+          <w:rFonts w:ascii="Times New Roman" w:hAnsi="Times New Roman" w:cs="Times New Roman"/>
+          <w:sz w:val="28"/>
+          <w:szCs w:val="28"/>
+        </w:rPr>
+      </w:pPr>
+      <w:r>
+        <w:rPr>
+          <w:rFonts w:ascii="Times New Roman" w:hAnsi="Times New Roman" w:cs="Times New Roman"/>
+          <w:sz w:val="28"/>
+          <w:szCs w:val="28"/>
+        </w:rPr>
+        <w:t xml:space="preserve">Управление сессиями: Встроенные механизмы обработки сессий (папка </w:t>
+      </w:r>
+      <w:proofErr w:type="spellStart"/>
+      <w:r>
+        <w:rPr>
+          <w:rFonts w:ascii="Times New Roman" w:hAnsi="Times New Roman" w:cs="Times New Roman"/>
+          <w:sz w:val="28"/>
+          <w:szCs w:val="28"/>
+        </w:rPr>
+        <w:t>cache</w:t>
+      </w:r>
+      <w:proofErr w:type="spellEnd"/>
+      <w:r>
+        <w:rPr>
+          <w:rFonts w:ascii="Times New Roman" w:hAnsi="Times New Roman" w:cs="Times New Roman"/>
+          <w:sz w:val="28"/>
+          <w:szCs w:val="28"/>
+        </w:rPr>
+        <w:t>/</w:t>
+      </w:r>
+      <w:proofErr w:type="spellStart"/>
+      <w:r>
+        <w:rPr>
+          <w:rFonts w:ascii="Times New Roman" w:hAnsi="Times New Roman" w:cs="Times New Roman"/>
+          <w:sz w:val="28"/>
+          <w:szCs w:val="28"/>
+        </w:rPr>
+        <w:t>sessions</w:t>
+      </w:r>
+      <w:proofErr w:type="spellEnd"/>
+      <w:r>
+        <w:rPr>
+          <w:rFonts w:ascii="Times New Roman" w:hAnsi="Times New Roman" w:cs="Times New Roman"/>
+          <w:sz w:val="28"/>
+          <w:szCs w:val="28"/>
+        </w:rPr>
+        <w:t>/) позволяют эффективно отслеживать активность родителей и педагогов на сайте.</w:t>
+      </w:r>
+    </w:p>
+    <w:p>
+      <w:pPr>
+        <w:pStyle w:val="a7"/>
+        <w:numPr>
+          <w:ilvl w:val="0"/>
+          <w:numId w:val="11"/>
+        </w:numPr>
+        <w:spacing w:after="0" w:line="360" w:lineRule="auto"/>
+        <w:ind w:left="0" w:firstLine="709"/>
+        <w:jc w:val="both"/>
+        <w:rPr>
+          <w:rFonts w:ascii="Times New Roman" w:hAnsi="Times New Roman" w:cs="Times New Roman"/>
+          <w:sz w:val="28"/>
+          <w:szCs w:val="28"/>
+        </w:rPr>
+      </w:pPr>
+      <w:r>
+        <w:rPr>
+          <w:rFonts w:ascii="Times New Roman" w:hAnsi="Times New Roman" w:cs="Times New Roman"/>
+          <w:sz w:val="28"/>
+          <w:szCs w:val="28"/>
+        </w:rPr>
+        <w:t xml:space="preserve">Клиентская часть: HTML5, CSS3, </w:t>
+      </w:r>
+      <w:proofErr w:type="spellStart"/>
+      <w:r>
+        <w:rPr>
+          <w:rFonts w:ascii="Times New Roman" w:hAnsi="Times New Roman" w:cs="Times New Roman"/>
+          <w:sz w:val="28"/>
+          <w:szCs w:val="28"/>
+        </w:rPr>
+        <w:t>JavaScript</w:t>
+      </w:r>
+      <w:proofErr w:type="spellEnd"/>
+    </w:p>
+    <w:p>
+      <w:pPr>
+        <w:pStyle w:val="a7"/>
+        <w:spacing w:after="0" w:line="360" w:lineRule="auto"/>
+        <w:ind w:left="0" w:firstLine="709"/>
+        <w:jc w:val="both"/>
+        <w:rPr>
+          <w:rFonts w:ascii="Times New Roman" w:hAnsi="Times New Roman" w:cs="Times New Roman"/>
+          <w:sz w:val="28"/>
+          <w:szCs w:val="28"/>
+        </w:rPr>
+      </w:pPr>
+      <w:r>
+        <w:rPr>
+          <w:rFonts w:ascii="Times New Roman" w:hAnsi="Times New Roman" w:cs="Times New Roman"/>
+          <w:sz w:val="28"/>
+          <w:szCs w:val="28"/>
+        </w:rPr>
+        <w:t>Для создания отзывчивого интерфейса (</w:t>
+      </w:r>
+      <w:proofErr w:type="spellStart"/>
+      <w:r>
+        <w:rPr>
+          <w:rFonts w:ascii="Times New Roman" w:hAnsi="Times New Roman" w:cs="Times New Roman"/>
+          <w:sz w:val="28"/>
+          <w:szCs w:val="28"/>
+        </w:rPr>
+        <w:t>Responsive</w:t>
+      </w:r>
+      <w:proofErr w:type="spellEnd"/>
+      <w:r>
+        <w:rPr>
+          <w:rFonts w:ascii="Times New Roman" w:hAnsi="Times New Roman" w:cs="Times New Roman"/>
+          <w:sz w:val="28"/>
+          <w:szCs w:val="28"/>
+        </w:rPr>
+        <w:t xml:space="preserve"> </w:t>
+      </w:r>
+      <w:proofErr w:type="spellStart"/>
+      <w:r>
+        <w:rPr>
+          <w:rFonts w:ascii="Times New Roman" w:hAnsi="Times New Roman" w:cs="Times New Roman"/>
+          <w:sz w:val="28"/>
+          <w:szCs w:val="28"/>
+        </w:rPr>
+        <w:t>Design</w:t>
+      </w:r>
+      <w:proofErr w:type="spellEnd"/>
+      <w:r>
+        <w:rPr>
+          <w:rFonts w:ascii="Times New Roman" w:hAnsi="Times New Roman" w:cs="Times New Roman"/>
+          <w:sz w:val="28"/>
+          <w:szCs w:val="28"/>
+        </w:rPr>
+        <w:t>) был использован стандартный стек веб-разработки:</w:t>
+      </w:r>
+    </w:p>
+    <w:p>
+      <w:pPr>
+        <w:pStyle w:val="a7"/>
+        <w:spacing w:after="0" w:line="360" w:lineRule="auto"/>
+        <w:ind w:left="0" w:firstLine="709"/>
+        <w:jc w:val="both"/>
+        <w:rPr>
+          <w:rFonts w:ascii="Times New Roman" w:hAnsi="Times New Roman" w:cs="Times New Roman"/>
+          <w:sz w:val="28"/>
+          <w:szCs w:val="28"/>
+        </w:rPr>
+      </w:pPr>
+      <w:r>
+        <w:rPr>
+          <w:rFonts w:ascii="Times New Roman" w:hAnsi="Times New Roman" w:cs="Times New Roman"/>
+          <w:sz w:val="28"/>
+          <w:szCs w:val="28"/>
+        </w:rPr>
+        <w:t>CSS (style.css, chat-styles.css): Обеспечивает визуальное единство. Приложение должно быть интуитивно понятным для родителей с разным уровнем компьютерной грамотности.</w:t>
+      </w:r>
+    </w:p>
+    <w:p>
+      <w:pPr>
+        <w:pStyle w:val="a7"/>
+        <w:spacing w:after="0" w:line="360" w:lineRule="auto"/>
+        <w:ind w:left="0" w:firstLine="709"/>
+        <w:jc w:val="both"/>
+        <w:rPr>
+          <w:rFonts w:ascii="Times New Roman" w:hAnsi="Times New Roman" w:cs="Times New Roman"/>
+          <w:sz w:val="28"/>
+          <w:szCs w:val="28"/>
+        </w:rPr>
+      </w:pPr>
+      <w:proofErr w:type="spellStart"/>
+      <w:r>
+        <w:rPr>
+          <w:rFonts w:ascii="Times New Roman" w:hAnsi="Times New Roman" w:cs="Times New Roman"/>
+          <w:sz w:val="28"/>
+          <w:szCs w:val="28"/>
+        </w:rPr>
+        <w:t>JavaScript</w:t>
+      </w:r>
+      <w:proofErr w:type="spellEnd"/>
+      <w:r>
+        <w:rPr>
+          <w:rFonts w:ascii="Times New Roman" w:hAnsi="Times New Roman" w:cs="Times New Roman"/>
+          <w:sz w:val="28"/>
+          <w:szCs w:val="28"/>
+        </w:rPr>
+        <w:t>: Используется для интерактивных элементов. Например, файл chat-widget.js реализует механизм асинхронного общения в реальном времени, что критически важно для оперативной консультации между родителем и воспитателем.</w:t>
+      </w:r>
+    </w:p>
+    <w:p>
+      <w:pPr>
+        <w:pStyle w:val="a7"/>
+        <w:numPr>
+          <w:ilvl w:val="0"/>
+          <w:numId w:val="11"/>
+        </w:numPr>
+        <w:spacing w:after="0" w:line="360" w:lineRule="auto"/>
+        <w:ind w:left="0" w:firstLine="709"/>
+        <w:jc w:val="both"/>
+        <w:rPr>
+          <w:rFonts w:ascii="Times New Roman" w:hAnsi="Times New Roman" w:cs="Times New Roman"/>
+          <w:sz w:val="28"/>
+          <w:szCs w:val="28"/>
+        </w:rPr>
+      </w:pPr>
+      <w:r>
+        <w:rPr>
+          <w:rFonts w:ascii="Times New Roman" w:hAnsi="Times New Roman" w:cs="Times New Roman"/>
+          <w:sz w:val="28"/>
+          <w:szCs w:val="28"/>
+        </w:rPr>
+        <w:t>Формат данных: JSON</w:t>
+      </w:r>
+    </w:p>
+    <w:p>
+      <w:pPr>
+        <w:pStyle w:val="a7"/>
+        <w:spacing w:after="0" w:line="360" w:lineRule="auto"/>
+        <w:ind w:left="0" w:firstLine="709"/>
+        <w:jc w:val="both"/>
+        <w:rPr>
+          <w:rFonts w:ascii="Times New Roman" w:hAnsi="Times New Roman" w:cs="Times New Roman"/>
+          <w:sz w:val="28"/>
+          <w:szCs w:val="28"/>
+        </w:rPr>
+      </w:pPr>
+      <w:r>
+        <w:rPr>
+          <w:rFonts w:ascii="Times New Roman" w:hAnsi="Times New Roman" w:cs="Times New Roman"/>
+          <w:sz w:val="28"/>
+          <w:szCs w:val="28"/>
+        </w:rPr>
+        <w:t xml:space="preserve">Использование </w:t>
+      </w:r>
+      <w:proofErr w:type="spellStart"/>
+      <w:proofErr w:type="gramStart"/>
+      <w:r>
+        <w:rPr>
+          <w:rFonts w:ascii="Times New Roman" w:hAnsi="Times New Roman" w:cs="Times New Roman"/>
+          <w:sz w:val="28"/>
+          <w:szCs w:val="28"/>
+        </w:rPr>
+        <w:t>chat.json</w:t>
+      </w:r>
+      <w:proofErr w:type="spellEnd"/>
+      <w:proofErr w:type="gramEnd"/>
+      <w:r>
+        <w:rPr>
+          <w:rFonts w:ascii="Times New Roman" w:hAnsi="Times New Roman" w:cs="Times New Roman"/>
+          <w:sz w:val="28"/>
+          <w:szCs w:val="28"/>
+        </w:rPr>
+        <w:t xml:space="preserve"> для хранения истории сообщений — это сознательный выбор в пользу легкости. В отличие от тяжеловесных SQL-запросов к СУБД для каждого сообщения в чате, JSON-файл обеспечивает:</w:t>
+      </w:r>
+    </w:p>
+    <w:p>
+      <w:pPr>
+        <w:pStyle w:val="a7"/>
+        <w:spacing w:after="0" w:line="360" w:lineRule="auto"/>
+        <w:ind w:left="0" w:firstLine="709"/>
+        <w:jc w:val="both"/>
+        <w:rPr>
+          <w:rFonts w:ascii="Times New Roman" w:hAnsi="Times New Roman" w:cs="Times New Roman"/>
+          <w:sz w:val="28"/>
+          <w:szCs w:val="28"/>
+        </w:rPr>
+      </w:pPr>
+      <w:r>
+        <w:rPr>
+          <w:rFonts w:ascii="Times New Roman" w:hAnsi="Times New Roman" w:cs="Times New Roman"/>
+          <w:sz w:val="28"/>
+          <w:szCs w:val="28"/>
+        </w:rPr>
+        <w:t xml:space="preserve">Высокую скорость чтения: Формат идеален для </w:t>
+      </w:r>
+      <w:proofErr w:type="spellStart"/>
+      <w:r>
+        <w:rPr>
+          <w:rFonts w:ascii="Times New Roman" w:hAnsi="Times New Roman" w:cs="Times New Roman"/>
+          <w:sz w:val="28"/>
+          <w:szCs w:val="28"/>
+        </w:rPr>
+        <w:t>сериализации</w:t>
+      </w:r>
+      <w:proofErr w:type="spellEnd"/>
+      <w:r>
+        <w:rPr>
+          <w:rFonts w:ascii="Times New Roman" w:hAnsi="Times New Roman" w:cs="Times New Roman"/>
+          <w:sz w:val="28"/>
+          <w:szCs w:val="28"/>
+        </w:rPr>
+        <w:t xml:space="preserve"> небольших объемов данных.</w:t>
+      </w:r>
+    </w:p>
+    <w:p>
+      <w:pPr>
+        <w:pStyle w:val="a7"/>
+        <w:spacing w:after="0" w:line="360" w:lineRule="auto"/>
+        <w:ind w:left="0" w:firstLine="709"/>
+        <w:jc w:val="both"/>
+        <w:rPr>
+          <w:rFonts w:ascii="Times New Roman" w:hAnsi="Times New Roman" w:cs="Times New Roman"/>
+          <w:sz w:val="28"/>
+          <w:szCs w:val="28"/>
+        </w:rPr>
+      </w:pPr>
+      <w:r>
+        <w:rPr>
+          <w:rFonts w:ascii="Times New Roman" w:hAnsi="Times New Roman" w:cs="Times New Roman"/>
+          <w:sz w:val="28"/>
+          <w:szCs w:val="28"/>
+        </w:rPr>
+        <w:t>Простоту миграции: Файл легко перенести или создать его резервную копию.</w:t>
+      </w:r>
+    </w:p>
+    <w:p>
+      <w:pPr>
+        <w:pStyle w:val="a7"/>
+        <w:spacing w:after="0" w:line="360" w:lineRule="auto"/>
+        <w:ind w:left="0" w:firstLine="709"/>
+        <w:jc w:val="both"/>
+        <w:rPr>
+          <w:rFonts w:ascii="Times New Roman" w:hAnsi="Times New Roman" w:cs="Times New Roman"/>
+          <w:sz w:val="28"/>
+          <w:szCs w:val="28"/>
+        </w:rPr>
+      </w:pPr>
+      <w:r>
+        <w:rPr>
+          <w:rFonts w:ascii="Times New Roman" w:hAnsi="Times New Roman" w:cs="Times New Roman"/>
+          <w:sz w:val="28"/>
+          <w:szCs w:val="28"/>
+        </w:rPr>
+        <w:t>Совместимость: JSON является универсальным стандартом для обмена данными между клиентской и серверной частями системы.</w:t>
+      </w:r>
+    </w:p>
+    <w:p>
+      <w:pPr>
+        <w:pStyle w:val="a7"/>
+        <w:spacing w:after="0" w:line="360" w:lineRule="auto"/>
+        <w:ind w:left="0" w:firstLine="709"/>
+        <w:jc w:val="both"/>
+        <w:rPr>
+          <w:rFonts w:ascii="Times New Roman" w:hAnsi="Times New Roman" w:cs="Times New Roman"/>
+          <w:sz w:val="28"/>
+          <w:szCs w:val="28"/>
+        </w:rPr>
+      </w:pPr>
+      <w:r>
+        <w:rPr>
+          <w:rFonts w:ascii="Times New Roman" w:hAnsi="Times New Roman" w:cs="Times New Roman"/>
+          <w:sz w:val="28"/>
+          <w:szCs w:val="28"/>
+        </w:rPr>
+        <w:t xml:space="preserve">Таблица 1 - </w:t>
+      </w:r>
+      <w:r>
+        <w:rPr>
+          <w:rFonts w:ascii="Times New Roman" w:hAnsi="Times New Roman" w:cs="Times New Roman"/>
+          <w:sz w:val="28"/>
+          <w:szCs w:val="28"/>
+        </w:rPr>
+        <w:t>Табличное сравнение технологий</w:t>
+      </w:r>
+    </w:p>
+    <w:tbl>
+      <w:tblPr>
+        <w:tblStyle w:val="a8"/>
+        <w:tblW w:w="0" w:type="auto"/>
+        <w:tblLook w:val="04A0" w:firstRow="1" w:lastRow="0" w:firstColumn="1" w:lastColumn="0" w:noHBand="0" w:noVBand="1"/>
+      </w:tblPr>
+      <w:tblGrid>
+        <w:gridCol w:w="1980"/>
+        <w:gridCol w:w="3544"/>
+        <w:gridCol w:w="3821"/>
+      </w:tblGrid>
+      <w:tr>
+        <w:tc>
+          <w:tcPr>
+            <w:tcW w:w="1980" w:type="dxa"/>
+          </w:tcPr>
+          <w:p>
+            <w:pPr>
+              <w:pStyle w:val="a7"/>
+              <w:spacing w:line="360" w:lineRule="auto"/>
+              <w:ind w:left="0"/>
+              <w:jc w:val="both"/>
+              <w:rPr>
+                <w:rFonts w:ascii="Times New Roman" w:hAnsi="Times New Roman" w:cs="Times New Roman"/>
+                <w:sz w:val="28"/>
+                <w:szCs w:val="28"/>
+              </w:rPr>
+            </w:pPr>
+            <w:r>
+              <w:rPr>
+                <w:rFonts w:ascii="Times New Roman" w:hAnsi="Times New Roman" w:cs="Times New Roman"/>
+                <w:sz w:val="28"/>
+                <w:szCs w:val="28"/>
+              </w:rPr>
+              <w:t>Технология</w:t>
+            </w:r>
+          </w:p>
+        </w:tc>
+        <w:tc>
+          <w:tcPr>
+            <w:tcW w:w="3544" w:type="dxa"/>
+          </w:tcPr>
+          <w:p>
+            <w:pPr>
+              <w:pStyle w:val="a7"/>
+              <w:spacing w:line="360" w:lineRule="auto"/>
+              <w:ind w:left="0"/>
+              <w:jc w:val="both"/>
+              <w:rPr>
+                <w:rFonts w:ascii="Times New Roman" w:hAnsi="Times New Roman" w:cs="Times New Roman"/>
+                <w:sz w:val="28"/>
+                <w:szCs w:val="28"/>
+              </w:rPr>
+            </w:pPr>
+            <w:r>
+              <w:rPr>
+                <w:rFonts w:ascii="Times New Roman" w:hAnsi="Times New Roman" w:cs="Times New Roman"/>
+                <w:sz w:val="28"/>
+                <w:szCs w:val="28"/>
+              </w:rPr>
+              <w:t>Преимущество</w:t>
+            </w:r>
+          </w:p>
+        </w:tc>
+        <w:tc>
+          <w:tcPr>
+            <w:tcW w:w="3821" w:type="dxa"/>
+          </w:tcPr>
+          <w:p>
+            <w:pPr>
+              <w:pStyle w:val="a7"/>
+              <w:spacing w:line="360" w:lineRule="auto"/>
+              <w:ind w:left="0"/>
+              <w:jc w:val="both"/>
+              <w:rPr>
+                <w:rFonts w:ascii="Times New Roman" w:hAnsi="Times New Roman" w:cs="Times New Roman"/>
+                <w:sz w:val="28"/>
+                <w:szCs w:val="28"/>
+              </w:rPr>
+            </w:pPr>
+            <w:r>
+              <w:rPr>
+                <w:rFonts w:ascii="Times New Roman" w:hAnsi="Times New Roman" w:cs="Times New Roman"/>
+                <w:sz w:val="28"/>
+                <w:szCs w:val="28"/>
+              </w:rPr>
+              <w:t>Роль в проекте</w:t>
+            </w:r>
+          </w:p>
+        </w:tc>
+      </w:tr>
+    </w:tbl>
+    <w:p>
+      <w:pPr>
+        <w:spacing w:after="0" w:line="360" w:lineRule="auto"/>
+        <w:jc w:val="both"/>
+        <w:rPr>
+          <w:rFonts w:ascii="Times New Roman" w:hAnsi="Times New Roman" w:cs="Times New Roman"/>
+          <w:sz w:val="28"/>
+          <w:szCs w:val="28"/>
+        </w:rPr>
+      </w:pPr>
+    </w:p>
+    <w:p>
+      <w:pPr>
+        <w:spacing w:after="0" w:line="360" w:lineRule="auto"/>
+        <w:ind w:firstLine="709"/>
+        <w:jc w:val="both"/>
+        <w:rPr>
+          <w:rFonts w:ascii="Times New Roman" w:hAnsi="Times New Roman" w:cs="Times New Roman"/>
+          <w:sz w:val="28"/>
+          <w:szCs w:val="28"/>
+        </w:rPr>
+      </w:pPr>
+      <w:r>
+        <w:rPr>
+          <w:rFonts w:ascii="Times New Roman" w:hAnsi="Times New Roman" w:cs="Times New Roman"/>
+          <w:sz w:val="28"/>
+          <w:szCs w:val="28"/>
+        </w:rPr>
+        <w:lastRenderedPageBreak/>
+        <w:t>Продолжение таблицы 1.</w:t>
+      </w:r>
+    </w:p>
+    <w:tbl>
+      <w:tblPr>
+        <w:tblStyle w:val="a8"/>
+        <w:tblW w:w="0" w:type="auto"/>
+        <w:tblLook w:val="04A0" w:firstRow="1" w:lastRow="0" w:firstColumn="1" w:lastColumn="0" w:noHBand="0" w:noVBand="1"/>
+      </w:tblPr>
+      <w:tblGrid>
+        <w:gridCol w:w="1980"/>
+        <w:gridCol w:w="3544"/>
+        <w:gridCol w:w="3821"/>
+      </w:tblGrid>
+      <w:tr>
+        <w:tc>
+          <w:tcPr>
+            <w:tcW w:w="1980" w:type="dxa"/>
+          </w:tcPr>
+          <w:p>
+            <w:pPr>
+              <w:pStyle w:val="a7"/>
+              <w:spacing w:line="360" w:lineRule="auto"/>
+              <w:ind w:left="0"/>
+              <w:jc w:val="both"/>
+              <w:rPr>
+                <w:rFonts w:ascii="Times New Roman" w:hAnsi="Times New Roman" w:cs="Times New Roman"/>
+                <w:sz w:val="28"/>
+                <w:szCs w:val="28"/>
+                <w:lang w:val="en-US"/>
+              </w:rPr>
+            </w:pPr>
+            <w:r>
+              <w:rPr>
+                <w:rFonts w:ascii="Times New Roman" w:hAnsi="Times New Roman" w:cs="Times New Roman"/>
+                <w:sz w:val="28"/>
+                <w:szCs w:val="28"/>
+                <w:lang w:val="en-US"/>
+              </w:rPr>
+              <w:t>PHP</w:t>
+            </w:r>
+          </w:p>
+        </w:tc>
+        <w:tc>
+          <w:tcPr>
+            <w:tcW w:w="3544" w:type="dxa"/>
+          </w:tcPr>
+          <w:p>
+            <w:pPr>
+              <w:pStyle w:val="a7"/>
+              <w:spacing w:line="360" w:lineRule="auto"/>
+              <w:ind w:left="0"/>
+              <w:jc w:val="both"/>
+              <w:rPr>
+                <w:rFonts w:ascii="Times New Roman" w:hAnsi="Times New Roman" w:cs="Times New Roman"/>
+                <w:sz w:val="28"/>
+                <w:szCs w:val="28"/>
+              </w:rPr>
+            </w:pPr>
+            <w:r>
+              <w:rPr>
+                <w:rFonts w:ascii="Times New Roman" w:hAnsi="Times New Roman" w:cs="Times New Roman"/>
+                <w:sz w:val="28"/>
+                <w:szCs w:val="28"/>
+              </w:rPr>
+              <w:t>Серверная обработка, сессии</w:t>
+            </w:r>
+          </w:p>
+        </w:tc>
+        <w:tc>
+          <w:tcPr>
+            <w:tcW w:w="3821" w:type="dxa"/>
+          </w:tcPr>
+          <w:p>
+            <w:pPr>
+              <w:pStyle w:val="a7"/>
+              <w:spacing w:line="360" w:lineRule="auto"/>
+              <w:ind w:left="0"/>
+              <w:jc w:val="both"/>
+              <w:rPr>
+                <w:rFonts w:ascii="Times New Roman" w:hAnsi="Times New Roman" w:cs="Times New Roman"/>
+                <w:sz w:val="28"/>
+                <w:szCs w:val="28"/>
+              </w:rPr>
+            </w:pPr>
+            <w:r>
+              <w:rPr>
+                <w:rFonts w:ascii="Times New Roman" w:hAnsi="Times New Roman" w:cs="Times New Roman"/>
+                <w:sz w:val="28"/>
+                <w:szCs w:val="28"/>
+              </w:rPr>
+              <w:t>Обработка логики (авторизация, профили)</w:t>
+            </w:r>
+          </w:p>
+        </w:tc>
+      </w:tr>
+      <w:tr>
+        <w:tc>
+          <w:tcPr>
+            <w:tcW w:w="1980" w:type="dxa"/>
+          </w:tcPr>
+          <w:p>
+            <w:pPr>
+              <w:pStyle w:val="a7"/>
+              <w:spacing w:line="360" w:lineRule="auto"/>
+              <w:ind w:left="0"/>
+              <w:jc w:val="both"/>
+              <w:rPr>
+                <w:rFonts w:ascii="Times New Roman" w:hAnsi="Times New Roman" w:cs="Times New Roman"/>
+                <w:sz w:val="28"/>
+                <w:szCs w:val="28"/>
+                <w:lang w:val="en-US"/>
+              </w:rPr>
+            </w:pPr>
+            <w:r>
+              <w:rPr>
+                <w:rFonts w:ascii="Times New Roman" w:hAnsi="Times New Roman" w:cs="Times New Roman"/>
+                <w:sz w:val="28"/>
+                <w:szCs w:val="28"/>
+                <w:lang w:val="en-US"/>
+              </w:rPr>
+              <w:t>JavaScript</w:t>
+            </w:r>
+          </w:p>
+        </w:tc>
+        <w:tc>
+          <w:tcPr>
+            <w:tcW w:w="3544" w:type="dxa"/>
+          </w:tcPr>
+          <w:p>
+            <w:pPr>
+              <w:pStyle w:val="a7"/>
+              <w:spacing w:line="360" w:lineRule="auto"/>
+              <w:ind w:left="0"/>
+              <w:jc w:val="both"/>
+              <w:rPr>
+                <w:rFonts w:ascii="Times New Roman" w:hAnsi="Times New Roman" w:cs="Times New Roman"/>
+                <w:sz w:val="28"/>
+                <w:szCs w:val="28"/>
+              </w:rPr>
+            </w:pPr>
+            <w:r>
+              <w:rPr>
+                <w:rFonts w:ascii="Times New Roman" w:hAnsi="Times New Roman" w:cs="Times New Roman"/>
+                <w:sz w:val="28"/>
+                <w:szCs w:val="28"/>
+              </w:rPr>
+              <w:t>Асинхронность</w:t>
+            </w:r>
+          </w:p>
+        </w:tc>
+        <w:tc>
+          <w:tcPr>
+            <w:tcW w:w="3821" w:type="dxa"/>
+          </w:tcPr>
+          <w:p>
+            <w:pPr>
+              <w:pStyle w:val="a7"/>
+              <w:spacing w:line="360" w:lineRule="auto"/>
+              <w:ind w:left="0"/>
+              <w:jc w:val="both"/>
+              <w:rPr>
+                <w:rFonts w:ascii="Times New Roman" w:hAnsi="Times New Roman" w:cs="Times New Roman"/>
+                <w:sz w:val="28"/>
+                <w:szCs w:val="28"/>
+                <w:lang w:val="en-US"/>
+              </w:rPr>
+            </w:pPr>
+            <w:r>
+              <w:rPr>
+                <w:rFonts w:ascii="Times New Roman" w:hAnsi="Times New Roman" w:cs="Times New Roman"/>
+                <w:sz w:val="28"/>
+                <w:szCs w:val="28"/>
+              </w:rPr>
+              <w:t xml:space="preserve">Динамическое обновление чата, </w:t>
+            </w:r>
+            <w:r>
+              <w:rPr>
+                <w:rFonts w:ascii="Times New Roman" w:hAnsi="Times New Roman" w:cs="Times New Roman"/>
+                <w:sz w:val="28"/>
+                <w:szCs w:val="28"/>
+                <w:lang w:val="en-US"/>
+              </w:rPr>
+              <w:t>UI</w:t>
+            </w:r>
+          </w:p>
+        </w:tc>
+      </w:tr>
+      <w:tr>
+        <w:tc>
+          <w:tcPr>
+            <w:tcW w:w="1980" w:type="dxa"/>
+          </w:tcPr>
+          <w:p>
+            <w:pPr>
+              <w:pStyle w:val="a7"/>
+              <w:spacing w:line="360" w:lineRule="auto"/>
+              <w:ind w:left="0"/>
+              <w:jc w:val="both"/>
+              <w:rPr>
+                <w:rFonts w:ascii="Times New Roman" w:hAnsi="Times New Roman" w:cs="Times New Roman"/>
+                <w:sz w:val="28"/>
+                <w:szCs w:val="28"/>
+                <w:lang w:val="en-US"/>
+              </w:rPr>
+            </w:pPr>
+            <w:r>
+              <w:rPr>
+                <w:rFonts w:ascii="Times New Roman" w:hAnsi="Times New Roman" w:cs="Times New Roman"/>
+                <w:sz w:val="28"/>
+                <w:szCs w:val="28"/>
+                <w:lang w:val="en-US"/>
+              </w:rPr>
+              <w:t>JSON</w:t>
+            </w:r>
+          </w:p>
+        </w:tc>
+        <w:tc>
+          <w:tcPr>
+            <w:tcW w:w="3544" w:type="dxa"/>
+          </w:tcPr>
+          <w:p>
+            <w:pPr>
+              <w:pStyle w:val="a7"/>
+              <w:spacing w:line="360" w:lineRule="auto"/>
+              <w:ind w:left="0"/>
+              <w:jc w:val="both"/>
+              <w:rPr>
+                <w:rFonts w:ascii="Times New Roman" w:hAnsi="Times New Roman" w:cs="Times New Roman"/>
+                <w:sz w:val="28"/>
+                <w:szCs w:val="28"/>
+              </w:rPr>
+            </w:pPr>
+            <w:r>
+              <w:rPr>
+                <w:rFonts w:ascii="Times New Roman" w:hAnsi="Times New Roman" w:cs="Times New Roman"/>
+                <w:sz w:val="28"/>
+                <w:szCs w:val="28"/>
+              </w:rPr>
+              <w:t>Лёгкость, читаемость</w:t>
+            </w:r>
+          </w:p>
+        </w:tc>
+        <w:tc>
+          <w:tcPr>
+            <w:tcW w:w="3821" w:type="dxa"/>
+          </w:tcPr>
+          <w:p>
+            <w:pPr>
+              <w:pStyle w:val="a7"/>
+              <w:spacing w:line="360" w:lineRule="auto"/>
+              <w:ind w:left="0"/>
+              <w:jc w:val="both"/>
+              <w:rPr>
+                <w:rFonts w:ascii="Times New Roman" w:hAnsi="Times New Roman" w:cs="Times New Roman"/>
+                <w:sz w:val="28"/>
+                <w:szCs w:val="28"/>
+              </w:rPr>
+            </w:pPr>
+            <w:r>
+              <w:rPr>
+                <w:rFonts w:ascii="Times New Roman" w:hAnsi="Times New Roman" w:cs="Times New Roman"/>
+                <w:sz w:val="28"/>
+                <w:szCs w:val="28"/>
+              </w:rPr>
+              <w:t>Хранение истории чата, конфигурация</w:t>
+            </w:r>
+          </w:p>
+        </w:tc>
+      </w:tr>
+      <w:tr>
+        <w:tc>
+          <w:tcPr>
+            <w:tcW w:w="1980" w:type="dxa"/>
+          </w:tcPr>
+          <w:p>
+            <w:pPr>
+              <w:pStyle w:val="a7"/>
+              <w:spacing w:line="360" w:lineRule="auto"/>
+              <w:ind w:left="0"/>
+              <w:jc w:val="both"/>
+              <w:rPr>
+                <w:rFonts w:ascii="Times New Roman" w:hAnsi="Times New Roman" w:cs="Times New Roman"/>
+                <w:sz w:val="28"/>
+                <w:szCs w:val="28"/>
+                <w:lang w:val="en-US"/>
+              </w:rPr>
+            </w:pPr>
+            <w:r>
+              <w:rPr>
+                <w:rFonts w:ascii="Times New Roman" w:hAnsi="Times New Roman" w:cs="Times New Roman"/>
+                <w:sz w:val="28"/>
+                <w:szCs w:val="28"/>
+                <w:lang w:val="en-US"/>
+              </w:rPr>
+              <w:t>CSS</w:t>
+            </w:r>
+          </w:p>
+        </w:tc>
+        <w:tc>
+          <w:tcPr>
+            <w:tcW w:w="3544" w:type="dxa"/>
+          </w:tcPr>
+          <w:p>
+            <w:pPr>
+              <w:pStyle w:val="a7"/>
+              <w:spacing w:line="360" w:lineRule="auto"/>
+              <w:ind w:left="0"/>
+              <w:jc w:val="both"/>
+              <w:rPr>
+                <w:rFonts w:ascii="Times New Roman" w:hAnsi="Times New Roman" w:cs="Times New Roman"/>
+                <w:sz w:val="28"/>
+                <w:szCs w:val="28"/>
+              </w:rPr>
+            </w:pPr>
+            <w:r>
+              <w:rPr>
+                <w:rFonts w:ascii="Times New Roman" w:hAnsi="Times New Roman" w:cs="Times New Roman"/>
+                <w:sz w:val="28"/>
+                <w:szCs w:val="28"/>
+              </w:rPr>
+              <w:t>Визуальное оформление</w:t>
+            </w:r>
+          </w:p>
+        </w:tc>
+        <w:tc>
+          <w:tcPr>
+            <w:tcW w:w="3821" w:type="dxa"/>
+          </w:tcPr>
+          <w:p>
+            <w:pPr>
+              <w:pStyle w:val="a7"/>
+              <w:spacing w:line="360" w:lineRule="auto"/>
+              <w:ind w:left="0"/>
+              <w:jc w:val="both"/>
+              <w:rPr>
+                <w:rFonts w:ascii="Times New Roman" w:hAnsi="Times New Roman" w:cs="Times New Roman"/>
+                <w:sz w:val="28"/>
+                <w:szCs w:val="28"/>
+              </w:rPr>
+            </w:pPr>
+            <w:r>
+              <w:rPr>
+                <w:rFonts w:ascii="Times New Roman" w:hAnsi="Times New Roman" w:cs="Times New Roman"/>
+                <w:sz w:val="28"/>
+                <w:szCs w:val="28"/>
+              </w:rPr>
+              <w:t xml:space="preserve">Адаптивность интерфейса под </w:t>
+            </w:r>
+            <w:proofErr w:type="spellStart"/>
+            <w:r>
+              <w:rPr>
+                <w:rFonts w:ascii="Times New Roman" w:hAnsi="Times New Roman" w:cs="Times New Roman"/>
+                <w:sz w:val="28"/>
+                <w:szCs w:val="28"/>
+              </w:rPr>
+              <w:t>пк</w:t>
+            </w:r>
+            <w:proofErr w:type="spellEnd"/>
+            <w:r>
+              <w:rPr>
+                <w:rFonts w:ascii="Times New Roman" w:hAnsi="Times New Roman" w:cs="Times New Roman"/>
+                <w:sz w:val="28"/>
+                <w:szCs w:val="28"/>
+              </w:rPr>
+              <w:t xml:space="preserve"> и под мобильные</w:t>
+            </w:r>
+          </w:p>
+        </w:tc>
+      </w:tr>
+    </w:tbl>
+    <w:p>
+      <w:pPr>
+        <w:spacing w:after="0" w:line="360" w:lineRule="auto"/>
+        <w:ind w:firstLine="709"/>
+        <w:jc w:val="both"/>
+        <w:rPr>
+          <w:rFonts w:ascii="Times New Roman" w:hAnsi="Times New Roman" w:cs="Times New Roman"/>
+          <w:sz w:val="28"/>
+          <w:szCs w:val="28"/>
+        </w:rPr>
+      </w:pPr>
+      <w:r>
+        <w:rPr>
+          <w:rFonts w:ascii="Times New Roman" w:hAnsi="Times New Roman" w:cs="Times New Roman"/>
+          <w:sz w:val="28"/>
+          <w:szCs w:val="28"/>
+        </w:rPr>
+        <w:t>2.2. Проектирование архитектуры базы данных и структуры проекта</w:t>
+      </w:r>
+    </w:p>
+    <w:p>
+      <w:pPr>
+        <w:spacing w:after="0" w:line="360" w:lineRule="auto"/>
+        <w:jc w:val="both"/>
+        <w:rPr>
+          <w:rFonts w:ascii="Times New Roman" w:hAnsi="Times New Roman" w:cs="Times New Roman"/>
+          <w:sz w:val="28"/>
+          <w:szCs w:val="28"/>
+        </w:rPr>
+      </w:pPr>
+      <w:r>
+        <w:rPr>
+          <w:rFonts w:ascii="Times New Roman" w:hAnsi="Times New Roman" w:cs="Times New Roman"/>
+          <w:sz w:val="28"/>
+          <w:szCs w:val="28"/>
+        </w:rPr>
+        <w:t xml:space="preserve">Для обеспечения высокой отказоустойчивости, масштабируемости и удобства дальнейшего сопровождения </w:t>
+      </w:r>
+      <w:proofErr w:type="spellStart"/>
+      <w:r>
+        <w:rPr>
+          <w:rFonts w:ascii="Times New Roman" w:hAnsi="Times New Roman" w:cs="Times New Roman"/>
+          <w:sz w:val="28"/>
+          <w:szCs w:val="28"/>
+        </w:rPr>
+        <w:t>web</w:t>
+      </w:r>
+      <w:proofErr w:type="spellEnd"/>
+      <w:r>
+        <w:rPr>
+          <w:rFonts w:ascii="Times New Roman" w:hAnsi="Times New Roman" w:cs="Times New Roman"/>
+          <w:sz w:val="28"/>
+          <w:szCs w:val="28"/>
+        </w:rPr>
+        <w:t>-приложения, предназначенного для взаимодействия ДОО и семьи, была разработана строгая и логически выверенная структура файловой системы и модель данных. Проектирование системы базировалось на принципах модульности, что позволяет изолировать бизнес-логику от визуального представления и статических ресурсов.</w:t>
+      </w:r>
+    </w:p>
+    <w:p>
+      <w:pPr>
+        <w:pStyle w:val="a7"/>
+        <w:numPr>
+          <w:ilvl w:val="0"/>
+          <w:numId w:val="9"/>
+        </w:numPr>
+        <w:spacing w:after="0" w:line="360" w:lineRule="auto"/>
+        <w:ind w:left="0" w:firstLine="709"/>
+        <w:jc w:val="both"/>
+        <w:rPr>
+          <w:rFonts w:ascii="Times New Roman" w:hAnsi="Times New Roman" w:cs="Times New Roman"/>
+          <w:sz w:val="28"/>
+          <w:szCs w:val="28"/>
+        </w:rPr>
+      </w:pPr>
+      <w:r>
+        <w:rPr>
+          <w:rFonts w:ascii="Times New Roman" w:hAnsi="Times New Roman" w:cs="Times New Roman"/>
+          <w:sz w:val="28"/>
+          <w:szCs w:val="28"/>
+        </w:rPr>
+        <w:t>Концепция организации файловой структуры</w:t>
+      </w:r>
+      <w:r>
+        <w:rPr>
+          <w:rFonts w:ascii="Times New Roman" w:hAnsi="Times New Roman" w:cs="Times New Roman"/>
+          <w:sz w:val="28"/>
+          <w:szCs w:val="28"/>
+        </w:rPr>
+        <w:t xml:space="preserve">. </w:t>
+      </w:r>
+      <w:r>
+        <w:rPr>
+          <w:rFonts w:ascii="Times New Roman" w:hAnsi="Times New Roman" w:cs="Times New Roman"/>
+          <w:sz w:val="28"/>
+          <w:szCs w:val="28"/>
+        </w:rPr>
+        <w:t>Структура проекта спроектирована таким образом, чтобы каждый компонент выполнял строго определенную функцию. Это упрощает процесс разработки, отладки и обновления приложения.</w:t>
+      </w:r>
+    </w:p>
+    <w:p>
+      <w:pPr>
+        <w:pStyle w:val="a7"/>
+        <w:numPr>
+          <w:ilvl w:val="0"/>
+          <w:numId w:val="10"/>
+        </w:numPr>
+        <w:spacing w:after="0" w:line="360" w:lineRule="auto"/>
+        <w:ind w:left="0" w:firstLine="709"/>
+        <w:jc w:val="both"/>
+        <w:rPr>
+          <w:rFonts w:ascii="Times New Roman" w:hAnsi="Times New Roman" w:cs="Times New Roman"/>
+          <w:sz w:val="28"/>
+          <w:szCs w:val="28"/>
+        </w:rPr>
+      </w:pPr>
+      <w:r>
+        <w:rPr>
+          <w:rFonts w:ascii="Times New Roman" w:hAnsi="Times New Roman" w:cs="Times New Roman"/>
+          <w:sz w:val="28"/>
+          <w:szCs w:val="28"/>
+        </w:rPr>
+        <w:t>Ядро приложения (/</w:t>
+      </w:r>
+      <w:proofErr w:type="spellStart"/>
+      <w:r>
+        <w:rPr>
+          <w:rFonts w:ascii="Times New Roman" w:hAnsi="Times New Roman" w:cs="Times New Roman"/>
+          <w:sz w:val="28"/>
+          <w:szCs w:val="28"/>
+        </w:rPr>
+        <w:t>app</w:t>
+      </w:r>
+      <w:proofErr w:type="spellEnd"/>
+      <w:r>
+        <w:rPr>
+          <w:rFonts w:ascii="Times New Roman" w:hAnsi="Times New Roman" w:cs="Times New Roman"/>
+          <w:sz w:val="28"/>
+          <w:szCs w:val="28"/>
+        </w:rPr>
+        <w:t>)</w:t>
+      </w:r>
+    </w:p>
+    <w:p>
+      <w:pPr>
+        <w:spacing w:after="0" w:line="360" w:lineRule="auto"/>
+        <w:ind w:firstLine="709"/>
+        <w:jc w:val="both"/>
+        <w:rPr>
+          <w:rFonts w:ascii="Times New Roman" w:hAnsi="Times New Roman" w:cs="Times New Roman"/>
+          <w:sz w:val="28"/>
+          <w:szCs w:val="28"/>
+        </w:rPr>
+      </w:pPr>
+      <w:r>
+        <w:rPr>
+          <w:rFonts w:ascii="Times New Roman" w:hAnsi="Times New Roman" w:cs="Times New Roman"/>
+          <w:sz w:val="28"/>
+          <w:szCs w:val="28"/>
+        </w:rPr>
+        <w:t xml:space="preserve">Папка </w:t>
+      </w:r>
+      <w:proofErr w:type="spellStart"/>
+      <w:r>
+        <w:rPr>
+          <w:rFonts w:ascii="Times New Roman" w:hAnsi="Times New Roman" w:cs="Times New Roman"/>
+          <w:sz w:val="28"/>
+          <w:szCs w:val="28"/>
+        </w:rPr>
+        <w:t>app</w:t>
+      </w:r>
+      <w:proofErr w:type="spellEnd"/>
+      <w:r>
+        <w:rPr>
+          <w:rFonts w:ascii="Times New Roman" w:hAnsi="Times New Roman" w:cs="Times New Roman"/>
+          <w:sz w:val="28"/>
+          <w:szCs w:val="28"/>
+        </w:rPr>
+        <w:t>/ является «двигателем» системы. Здесь сосредоточены серверные скрипты, которые отвечают за обработку запросов, взаимодействие с базой данных (или файловой системой хранения данн</w:t>
+      </w:r>
+      <w:r>
+        <w:rPr>
+          <w:rFonts w:ascii="Times New Roman" w:hAnsi="Times New Roman" w:cs="Times New Roman"/>
+          <w:sz w:val="28"/>
+          <w:szCs w:val="28"/>
+        </w:rPr>
+        <w:t>ых) и реализацию бизнес-логики.</w:t>
+      </w:r>
+    </w:p>
+    <w:p>
+      <w:pPr>
+        <w:spacing w:after="0" w:line="360" w:lineRule="auto"/>
+        <w:ind w:firstLine="709"/>
+        <w:jc w:val="both"/>
+        <w:rPr>
+          <w:rFonts w:ascii="Times New Roman" w:hAnsi="Times New Roman" w:cs="Times New Roman"/>
+          <w:sz w:val="28"/>
+          <w:szCs w:val="28"/>
+        </w:rPr>
+      </w:pPr>
+      <w:r>
+        <w:rPr>
+          <w:rFonts w:ascii="Times New Roman" w:hAnsi="Times New Roman" w:cs="Times New Roman"/>
+          <w:sz w:val="28"/>
+          <w:szCs w:val="28"/>
+        </w:rPr>
+        <w:t xml:space="preserve">Логика работы: </w:t>
+      </w:r>
+      <w:proofErr w:type="gramStart"/>
+      <w:r>
+        <w:rPr>
+          <w:rFonts w:ascii="Times New Roman" w:hAnsi="Times New Roman" w:cs="Times New Roman"/>
+          <w:sz w:val="28"/>
+          <w:szCs w:val="28"/>
+        </w:rPr>
+        <w:t>В</w:t>
+      </w:r>
+      <w:proofErr w:type="gramEnd"/>
+      <w:r>
+        <w:rPr>
+          <w:rFonts w:ascii="Times New Roman" w:hAnsi="Times New Roman" w:cs="Times New Roman"/>
+          <w:sz w:val="28"/>
+          <w:szCs w:val="28"/>
+        </w:rPr>
+        <w:t xml:space="preserve"> данном каталоге содержатся функции обработки форм, проверки прав доступа и генерации контента. Изоляция этих файлов от публично доступных шаблонов является мерой безопасности, предотвращающей прямой дост</w:t>
+      </w:r>
+      <w:r>
+        <w:rPr>
+          <w:rFonts w:ascii="Times New Roman" w:hAnsi="Times New Roman" w:cs="Times New Roman"/>
+          <w:sz w:val="28"/>
+          <w:szCs w:val="28"/>
+        </w:rPr>
+        <w:t>уп к конфиденциальным скриптам.</w:t>
+      </w:r>
+    </w:p>
+    <w:p>
+      <w:pPr>
+        <w:pStyle w:val="a7"/>
+        <w:numPr>
+          <w:ilvl w:val="0"/>
+          <w:numId w:val="10"/>
+        </w:numPr>
+        <w:spacing w:after="0" w:line="360" w:lineRule="auto"/>
+        <w:ind w:left="0" w:firstLine="709"/>
+        <w:jc w:val="both"/>
+        <w:rPr>
+          <w:rFonts w:ascii="Times New Roman" w:hAnsi="Times New Roman" w:cs="Times New Roman"/>
+          <w:sz w:val="28"/>
+          <w:szCs w:val="28"/>
+        </w:rPr>
+      </w:pPr>
+      <w:r>
+        <w:rPr>
+          <w:rFonts w:ascii="Times New Roman" w:hAnsi="Times New Roman" w:cs="Times New Roman"/>
+          <w:sz w:val="28"/>
+          <w:szCs w:val="28"/>
+        </w:rPr>
+        <w:t>Слой представления (/</w:t>
+      </w:r>
+      <w:proofErr w:type="spellStart"/>
+      <w:r>
+        <w:rPr>
+          <w:rFonts w:ascii="Times New Roman" w:hAnsi="Times New Roman" w:cs="Times New Roman"/>
+          <w:sz w:val="28"/>
+          <w:szCs w:val="28"/>
+        </w:rPr>
+        <w:t>page</w:t>
+      </w:r>
+      <w:proofErr w:type="spellEnd"/>
+      <w:r>
+        <w:rPr>
+          <w:rFonts w:ascii="Times New Roman" w:hAnsi="Times New Roman" w:cs="Times New Roman"/>
+          <w:sz w:val="28"/>
+          <w:szCs w:val="28"/>
+        </w:rPr>
+        <w:t>)</w:t>
+      </w:r>
+    </w:p>
+    <w:p>
+      <w:pPr>
+        <w:spacing w:after="0" w:line="360" w:lineRule="auto"/>
+        <w:ind w:firstLine="709"/>
+        <w:jc w:val="both"/>
+        <w:rPr>
+          <w:rFonts w:ascii="Times New Roman" w:hAnsi="Times New Roman" w:cs="Times New Roman"/>
+          <w:sz w:val="28"/>
+          <w:szCs w:val="28"/>
+        </w:rPr>
+      </w:pPr>
+      <w:r>
+        <w:rPr>
+          <w:rFonts w:ascii="Times New Roman" w:hAnsi="Times New Roman" w:cs="Times New Roman"/>
+          <w:sz w:val="28"/>
+          <w:szCs w:val="28"/>
+        </w:rPr>
+        <w:lastRenderedPageBreak/>
+        <w:t xml:space="preserve">Каталог </w:t>
+      </w:r>
+      <w:proofErr w:type="spellStart"/>
+      <w:r>
+        <w:rPr>
+          <w:rFonts w:ascii="Times New Roman" w:hAnsi="Times New Roman" w:cs="Times New Roman"/>
+          <w:sz w:val="28"/>
+          <w:szCs w:val="28"/>
+        </w:rPr>
+        <w:t>page</w:t>
+      </w:r>
+      <w:proofErr w:type="spellEnd"/>
+      <w:r>
+        <w:rPr>
+          <w:rFonts w:ascii="Times New Roman" w:hAnsi="Times New Roman" w:cs="Times New Roman"/>
+          <w:sz w:val="28"/>
+          <w:szCs w:val="28"/>
+        </w:rPr>
+        <w:t>/ представляет собой набор шаблонов, отвечающих за отображение интерфейса.</w:t>
+      </w:r>
+    </w:p>
+    <w:p>
+      <w:pPr>
+        <w:spacing w:after="0" w:line="360" w:lineRule="auto"/>
+        <w:ind w:firstLine="709"/>
+        <w:jc w:val="both"/>
+        <w:rPr>
+          <w:rFonts w:ascii="Times New Roman" w:hAnsi="Times New Roman" w:cs="Times New Roman"/>
+          <w:sz w:val="28"/>
+          <w:szCs w:val="28"/>
+        </w:rPr>
+      </w:pPr>
+      <w:r>
+        <w:rPr>
+          <w:rFonts w:ascii="Times New Roman" w:hAnsi="Times New Roman" w:cs="Times New Roman"/>
+          <w:sz w:val="28"/>
+          <w:szCs w:val="28"/>
+        </w:rPr>
+        <w:t xml:space="preserve">Ролевая модель: Иерархия папок внутри </w:t>
+      </w:r>
+      <w:proofErr w:type="spellStart"/>
+      <w:r>
+        <w:rPr>
+          <w:rFonts w:ascii="Times New Roman" w:hAnsi="Times New Roman" w:cs="Times New Roman"/>
+          <w:sz w:val="28"/>
+          <w:szCs w:val="28"/>
+        </w:rPr>
+        <w:t>page</w:t>
+      </w:r>
+      <w:proofErr w:type="spellEnd"/>
+      <w:r>
+        <w:rPr>
+          <w:rFonts w:ascii="Times New Roman" w:hAnsi="Times New Roman" w:cs="Times New Roman"/>
+          <w:sz w:val="28"/>
+          <w:szCs w:val="28"/>
+        </w:rPr>
+        <w:t>/, в частности /</w:t>
+      </w:r>
+      <w:proofErr w:type="spellStart"/>
+      <w:r>
+        <w:rPr>
+          <w:rFonts w:ascii="Times New Roman" w:hAnsi="Times New Roman" w:cs="Times New Roman"/>
+          <w:sz w:val="28"/>
+          <w:szCs w:val="28"/>
+        </w:rPr>
+        <w:t>admin</w:t>
+      </w:r>
+      <w:proofErr w:type="spellEnd"/>
+      <w:r>
+        <w:rPr>
+          <w:rFonts w:ascii="Times New Roman" w:hAnsi="Times New Roman" w:cs="Times New Roman"/>
+          <w:sz w:val="28"/>
+          <w:szCs w:val="28"/>
+        </w:rPr>
+        <w:t xml:space="preserve">, позволяет четко разграничить доступ. Файлы в корне </w:t>
+      </w:r>
+      <w:proofErr w:type="spellStart"/>
+      <w:r>
+        <w:rPr>
+          <w:rFonts w:ascii="Times New Roman" w:hAnsi="Times New Roman" w:cs="Times New Roman"/>
+          <w:sz w:val="28"/>
+          <w:szCs w:val="28"/>
+        </w:rPr>
+        <w:t>page</w:t>
+      </w:r>
+      <w:proofErr w:type="spellEnd"/>
+      <w:r>
+        <w:rPr>
+          <w:rFonts w:ascii="Times New Roman" w:hAnsi="Times New Roman" w:cs="Times New Roman"/>
+          <w:sz w:val="28"/>
+          <w:szCs w:val="28"/>
+        </w:rPr>
+        <w:t xml:space="preserve">/ (например, </w:t>
+      </w:r>
+      <w:proofErr w:type="spellStart"/>
+      <w:r>
+        <w:rPr>
+          <w:rFonts w:ascii="Times New Roman" w:hAnsi="Times New Roman" w:cs="Times New Roman"/>
+          <w:sz w:val="28"/>
+          <w:szCs w:val="28"/>
+        </w:rPr>
+        <w:t>books.php</w:t>
+      </w:r>
+      <w:proofErr w:type="spellEnd"/>
+      <w:r>
+        <w:rPr>
+          <w:rFonts w:ascii="Times New Roman" w:hAnsi="Times New Roman" w:cs="Times New Roman"/>
+          <w:sz w:val="28"/>
+          <w:szCs w:val="28"/>
+        </w:rPr>
+        <w:t xml:space="preserve">, </w:t>
+      </w:r>
+      <w:proofErr w:type="spellStart"/>
+      <w:r>
+        <w:rPr>
+          <w:rFonts w:ascii="Times New Roman" w:hAnsi="Times New Roman" w:cs="Times New Roman"/>
+          <w:sz w:val="28"/>
+          <w:szCs w:val="28"/>
+        </w:rPr>
+        <w:t>home.php</w:t>
+      </w:r>
+      <w:proofErr w:type="spellEnd"/>
+      <w:r>
+        <w:rPr>
+          <w:rFonts w:ascii="Times New Roman" w:hAnsi="Times New Roman" w:cs="Times New Roman"/>
+          <w:sz w:val="28"/>
+          <w:szCs w:val="28"/>
+        </w:rPr>
+        <w:t>) предназначены для общего доступа авторизованных пользователей, в то время как защищенные маршруты обрабатывают з</w:t>
+      </w:r>
+      <w:r>
+        <w:rPr>
+          <w:rFonts w:ascii="Times New Roman" w:hAnsi="Times New Roman" w:cs="Times New Roman"/>
+          <w:sz w:val="28"/>
+          <w:szCs w:val="28"/>
+        </w:rPr>
+        <w:t>апросы к панели управления ДОО.</w:t>
+      </w:r>
+    </w:p>
+    <w:p>
+      <w:pPr>
+        <w:spacing w:after="0" w:line="360" w:lineRule="auto"/>
+        <w:ind w:firstLine="709"/>
+        <w:jc w:val="both"/>
+        <w:rPr>
+          <w:rFonts w:ascii="Times New Roman" w:hAnsi="Times New Roman" w:cs="Times New Roman"/>
+          <w:sz w:val="28"/>
+          <w:szCs w:val="28"/>
+        </w:rPr>
+      </w:pPr>
+      <w:r>
+        <w:rPr>
+          <w:rFonts w:ascii="Times New Roman" w:hAnsi="Times New Roman" w:cs="Times New Roman"/>
+          <w:sz w:val="28"/>
+          <w:szCs w:val="28"/>
+        </w:rPr>
+        <w:t xml:space="preserve">Взаимодействие: Каждый файл в </w:t>
+      </w:r>
+      <w:proofErr w:type="spellStart"/>
+      <w:r>
+        <w:rPr>
+          <w:rFonts w:ascii="Times New Roman" w:hAnsi="Times New Roman" w:cs="Times New Roman"/>
+          <w:sz w:val="28"/>
+          <w:szCs w:val="28"/>
+        </w:rPr>
+        <w:t>page</w:t>
+      </w:r>
+      <w:proofErr w:type="spellEnd"/>
+      <w:r>
+        <w:rPr>
+          <w:rFonts w:ascii="Times New Roman" w:hAnsi="Times New Roman" w:cs="Times New Roman"/>
+          <w:sz w:val="28"/>
+          <w:szCs w:val="28"/>
+        </w:rPr>
+        <w:t xml:space="preserve">/ при загрузке обращается к соответствующим модулям в </w:t>
+      </w:r>
+      <w:proofErr w:type="spellStart"/>
+      <w:r>
+        <w:rPr>
+          <w:rFonts w:ascii="Times New Roman" w:hAnsi="Times New Roman" w:cs="Times New Roman"/>
+          <w:sz w:val="28"/>
+          <w:szCs w:val="28"/>
+        </w:rPr>
+        <w:t>app</w:t>
+      </w:r>
+      <w:proofErr w:type="spellEnd"/>
+      <w:r>
+        <w:rPr>
+          <w:rFonts w:ascii="Times New Roman" w:hAnsi="Times New Roman" w:cs="Times New Roman"/>
+          <w:sz w:val="28"/>
+          <w:szCs w:val="28"/>
+        </w:rPr>
+        <w:t>/ для получения необходимых данных, обеспеч</w:t>
+      </w:r>
+      <w:r>
+        <w:rPr>
+          <w:rFonts w:ascii="Times New Roman" w:hAnsi="Times New Roman" w:cs="Times New Roman"/>
+          <w:sz w:val="28"/>
+          <w:szCs w:val="28"/>
+        </w:rPr>
+        <w:t>ивая чистоту кода.</w:t>
+      </w:r>
+    </w:p>
+    <w:p>
+      <w:pPr>
+        <w:pStyle w:val="a7"/>
+        <w:numPr>
+          <w:ilvl w:val="0"/>
+          <w:numId w:val="10"/>
+        </w:numPr>
+        <w:spacing w:after="0" w:line="360" w:lineRule="auto"/>
+        <w:ind w:left="0" w:firstLine="709"/>
+        <w:jc w:val="both"/>
+        <w:rPr>
+          <w:rFonts w:ascii="Times New Roman" w:hAnsi="Times New Roman" w:cs="Times New Roman"/>
+          <w:sz w:val="28"/>
+          <w:szCs w:val="28"/>
+        </w:rPr>
+      </w:pPr>
+      <w:r>
+        <w:rPr>
+          <w:rFonts w:ascii="Times New Roman" w:hAnsi="Times New Roman" w:cs="Times New Roman"/>
+          <w:sz w:val="28"/>
+          <w:szCs w:val="28"/>
+        </w:rPr>
+        <w:t>Статические ресурсы и хранилище (/</w:t>
+      </w:r>
+      <w:proofErr w:type="spellStart"/>
+      <w:r>
+        <w:rPr>
+          <w:rFonts w:ascii="Times New Roman" w:hAnsi="Times New Roman" w:cs="Times New Roman"/>
+          <w:sz w:val="28"/>
+          <w:szCs w:val="28"/>
+        </w:rPr>
+        <w:t>storage</w:t>
+      </w:r>
+      <w:proofErr w:type="spellEnd"/>
+      <w:r>
+        <w:rPr>
+          <w:rFonts w:ascii="Times New Roman" w:hAnsi="Times New Roman" w:cs="Times New Roman"/>
+          <w:sz w:val="28"/>
+          <w:szCs w:val="28"/>
+        </w:rPr>
+        <w:t>)</w:t>
+      </w:r>
+    </w:p>
+    <w:p>
+      <w:pPr>
+        <w:spacing w:after="0" w:line="360" w:lineRule="auto"/>
+        <w:ind w:firstLine="709"/>
+        <w:jc w:val="both"/>
+        <w:rPr>
+          <w:rFonts w:ascii="Times New Roman" w:hAnsi="Times New Roman" w:cs="Times New Roman"/>
+          <w:sz w:val="28"/>
+          <w:szCs w:val="28"/>
+        </w:rPr>
+      </w:pPr>
+      <w:r>
+        <w:rPr>
+          <w:rFonts w:ascii="Times New Roman" w:hAnsi="Times New Roman" w:cs="Times New Roman"/>
+          <w:sz w:val="28"/>
+          <w:szCs w:val="28"/>
+        </w:rPr>
+        <w:t xml:space="preserve">Папка </w:t>
+      </w:r>
+      <w:proofErr w:type="spellStart"/>
+      <w:r>
+        <w:rPr>
+          <w:rFonts w:ascii="Times New Roman" w:hAnsi="Times New Roman" w:cs="Times New Roman"/>
+          <w:sz w:val="28"/>
+          <w:szCs w:val="28"/>
+        </w:rPr>
+        <w:t>storage</w:t>
+      </w:r>
+      <w:proofErr w:type="spellEnd"/>
+      <w:r>
+        <w:rPr>
+          <w:rFonts w:ascii="Times New Roman" w:hAnsi="Times New Roman" w:cs="Times New Roman"/>
+          <w:sz w:val="28"/>
+          <w:szCs w:val="28"/>
+        </w:rPr>
+        <w:t>/ выполняет роль хранилища для ресурсов, не тре</w:t>
+      </w:r>
+      <w:r>
+        <w:rPr>
+          <w:rFonts w:ascii="Times New Roman" w:hAnsi="Times New Roman" w:cs="Times New Roman"/>
+          <w:sz w:val="28"/>
+          <w:szCs w:val="28"/>
+        </w:rPr>
+        <w:t>бующих серверной интерпретации:</w:t>
+      </w:r>
+    </w:p>
+    <w:p>
+      <w:pPr>
+        <w:spacing w:after="0" w:line="360" w:lineRule="auto"/>
+        <w:ind w:firstLine="709"/>
+        <w:jc w:val="both"/>
+        <w:rPr>
+          <w:rFonts w:ascii="Times New Roman" w:hAnsi="Times New Roman" w:cs="Times New Roman"/>
+          <w:sz w:val="28"/>
+          <w:szCs w:val="28"/>
+        </w:rPr>
+      </w:pPr>
+      <w:r>
+        <w:rPr>
+          <w:rFonts w:ascii="Times New Roman" w:hAnsi="Times New Roman" w:cs="Times New Roman"/>
+          <w:sz w:val="28"/>
+          <w:szCs w:val="28"/>
+        </w:rPr>
+        <w:t>Интерфейсная часть: Подпапка /</w:t>
+      </w:r>
+      <w:proofErr w:type="spellStart"/>
+      <w:r>
+        <w:rPr>
+          <w:rFonts w:ascii="Times New Roman" w:hAnsi="Times New Roman" w:cs="Times New Roman"/>
+          <w:sz w:val="28"/>
+          <w:szCs w:val="28"/>
+        </w:rPr>
+        <w:t>assets</w:t>
+      </w:r>
+      <w:proofErr w:type="spellEnd"/>
+      <w:r>
+        <w:rPr>
+          <w:rFonts w:ascii="Times New Roman" w:hAnsi="Times New Roman" w:cs="Times New Roman"/>
+          <w:sz w:val="28"/>
+          <w:szCs w:val="28"/>
+        </w:rPr>
+        <w:t xml:space="preserve"> содержит таблицы стилей (style.css, chat-styles.css) и сценарии клиентской стороны (chat-widget.js). Это позволяет браузеру кэшировать данные, значительно ускоряя время от</w:t>
+      </w:r>
+      <w:r>
+        <w:rPr>
+          <w:rFonts w:ascii="Times New Roman" w:hAnsi="Times New Roman" w:cs="Times New Roman"/>
+          <w:sz w:val="28"/>
+          <w:szCs w:val="28"/>
+        </w:rPr>
+        <w:t>клика интерфейса для родителей.</w:t>
+      </w:r>
+    </w:p>
+    <w:p>
+      <w:pPr>
+        <w:spacing w:after="0" w:line="360" w:lineRule="auto"/>
+        <w:ind w:firstLine="709"/>
+        <w:jc w:val="both"/>
+        <w:rPr>
+          <w:rFonts w:ascii="Times New Roman" w:hAnsi="Times New Roman" w:cs="Times New Roman"/>
+          <w:sz w:val="28"/>
+          <w:szCs w:val="28"/>
+        </w:rPr>
+      </w:pPr>
+      <w:r>
+        <w:rPr>
+          <w:rFonts w:ascii="Times New Roman" w:hAnsi="Times New Roman" w:cs="Times New Roman"/>
+          <w:sz w:val="28"/>
+          <w:szCs w:val="28"/>
+        </w:rPr>
+        <w:t xml:space="preserve">Кэширование сессий: Папка </w:t>
+      </w:r>
+      <w:proofErr w:type="spellStart"/>
+      <w:r>
+        <w:rPr>
+          <w:rFonts w:ascii="Times New Roman" w:hAnsi="Times New Roman" w:cs="Times New Roman"/>
+          <w:sz w:val="28"/>
+          <w:szCs w:val="28"/>
+        </w:rPr>
+        <w:t>cache</w:t>
+      </w:r>
+      <w:proofErr w:type="spellEnd"/>
+      <w:r>
+        <w:rPr>
+          <w:rFonts w:ascii="Times New Roman" w:hAnsi="Times New Roman" w:cs="Times New Roman"/>
+          <w:sz w:val="28"/>
+          <w:szCs w:val="28"/>
+        </w:rPr>
+        <w:t>/ обеспечивает хранение временных данных пользователей, что необходимо для поддержания состояния сессии без пост</w:t>
+      </w:r>
+      <w:r>
+        <w:rPr>
+          <w:rFonts w:ascii="Times New Roman" w:hAnsi="Times New Roman" w:cs="Times New Roman"/>
+          <w:sz w:val="28"/>
+          <w:szCs w:val="28"/>
+        </w:rPr>
+        <w:t>оянной нагрузки на базу данных.</w:t>
+      </w:r>
+    </w:p>
+    <w:p>
+      <w:pPr>
+        <w:spacing w:after="0" w:line="360" w:lineRule="auto"/>
+        <w:ind w:firstLine="709"/>
+        <w:jc w:val="both"/>
+        <w:rPr>
+          <w:rFonts w:ascii="Times New Roman" w:hAnsi="Times New Roman" w:cs="Times New Roman"/>
+          <w:sz w:val="28"/>
+          <w:szCs w:val="28"/>
+        </w:rPr>
+      </w:pPr>
+      <w:r>
+        <w:rPr>
+          <w:rFonts w:ascii="Times New Roman" w:hAnsi="Times New Roman" w:cs="Times New Roman"/>
+          <w:sz w:val="28"/>
+          <w:szCs w:val="28"/>
+        </w:rPr>
+        <w:t>2. Проектирование модели данных</w:t>
+      </w:r>
+    </w:p>
+    <w:p>
+      <w:pPr>
+        <w:spacing w:after="0" w:line="360" w:lineRule="auto"/>
+        <w:ind w:firstLine="709"/>
+        <w:jc w:val="both"/>
+        <w:rPr>
+          <w:rFonts w:ascii="Times New Roman" w:hAnsi="Times New Roman" w:cs="Times New Roman"/>
+          <w:sz w:val="28"/>
+          <w:szCs w:val="28"/>
+        </w:rPr>
+      </w:pPr>
+      <w:r>
+        <w:rPr>
+          <w:rFonts w:ascii="Times New Roman" w:hAnsi="Times New Roman" w:cs="Times New Roman"/>
+          <w:sz w:val="28"/>
+          <w:szCs w:val="28"/>
+        </w:rPr>
+        <w:t>Для обеспечения формирования читательских интересов необходимо организовать данные о пользователях (родителях и педагогах), воспитанниках и са</w:t>
+      </w:r>
+      <w:r>
+        <w:rPr>
+          <w:rFonts w:ascii="Times New Roman" w:hAnsi="Times New Roman" w:cs="Times New Roman"/>
+          <w:sz w:val="28"/>
+          <w:szCs w:val="28"/>
+        </w:rPr>
+        <w:t>мих литературных произведениях.</w:t>
+      </w:r>
+    </w:p>
+    <w:p>
+      <w:pPr>
+        <w:pStyle w:val="a7"/>
+        <w:numPr>
+          <w:ilvl w:val="0"/>
+          <w:numId w:val="10"/>
+        </w:numPr>
+        <w:spacing w:after="0" w:line="360" w:lineRule="auto"/>
+        <w:ind w:left="0" w:firstLine="709"/>
+        <w:jc w:val="both"/>
+        <w:rPr>
+          <w:rFonts w:ascii="Times New Roman" w:hAnsi="Times New Roman" w:cs="Times New Roman"/>
+          <w:sz w:val="28"/>
+          <w:szCs w:val="28"/>
+        </w:rPr>
+      </w:pPr>
+      <w:r>
+        <w:rPr>
+          <w:rFonts w:ascii="Times New Roman" w:hAnsi="Times New Roman" w:cs="Times New Roman"/>
+          <w:sz w:val="28"/>
+          <w:szCs w:val="28"/>
+        </w:rPr>
+        <w:t>Сущности и связи</w:t>
+      </w:r>
+    </w:p>
+    <w:p>
+      <w:pPr>
+        <w:spacing w:after="0" w:line="360" w:lineRule="auto"/>
+        <w:ind w:firstLine="709"/>
+        <w:jc w:val="both"/>
+        <w:rPr>
+          <w:rFonts w:ascii="Times New Roman" w:hAnsi="Times New Roman" w:cs="Times New Roman"/>
+          <w:sz w:val="28"/>
+          <w:szCs w:val="28"/>
+        </w:rPr>
+      </w:pPr>
+      <w:r>
+        <w:rPr>
+          <w:rFonts w:ascii="Times New Roman" w:hAnsi="Times New Roman" w:cs="Times New Roman"/>
+          <w:sz w:val="28"/>
+          <w:szCs w:val="28"/>
+        </w:rPr>
+        <w:t>В основе системы лежит реляционная логика (даже если физически данные могут храниться в JSON-структурах, логическа</w:t>
+      </w:r>
+      <w:r>
+        <w:rPr>
+          <w:rFonts w:ascii="Times New Roman" w:hAnsi="Times New Roman" w:cs="Times New Roman"/>
+          <w:sz w:val="28"/>
+          <w:szCs w:val="28"/>
+        </w:rPr>
+        <w:t>я модель остается реляционной):</w:t>
+      </w:r>
+    </w:p>
+    <w:p>
+      <w:pPr>
+        <w:spacing w:after="0" w:line="360" w:lineRule="auto"/>
+        <w:ind w:firstLine="709"/>
+        <w:jc w:val="both"/>
+        <w:rPr>
+          <w:rFonts w:ascii="Times New Roman" w:hAnsi="Times New Roman" w:cs="Times New Roman"/>
+          <w:sz w:val="28"/>
+          <w:szCs w:val="28"/>
+        </w:rPr>
+      </w:pPr>
+      <w:r>
+        <w:rPr>
+          <w:rFonts w:ascii="Times New Roman" w:hAnsi="Times New Roman" w:cs="Times New Roman"/>
+          <w:sz w:val="28"/>
+          <w:szCs w:val="28"/>
+        </w:rPr>
+        <w:t>Пользователи: Содержат атрибуты (ID, логин, пароль, роль). Роли делятся на «Администратор» (педагог ДОО) и «Пользователь» (родитель).</w:t>
+      </w:r>
+    </w:p>
+    <w:p>
+      <w:pPr>
+        <w:spacing w:after="0" w:line="360" w:lineRule="auto"/>
+        <w:ind w:firstLine="709"/>
+        <w:jc w:val="both"/>
+        <w:rPr>
+          <w:rFonts w:ascii="Times New Roman" w:hAnsi="Times New Roman" w:cs="Times New Roman"/>
+          <w:sz w:val="28"/>
+          <w:szCs w:val="28"/>
+        </w:rPr>
+      </w:pPr>
+      <w:r>
+        <w:rPr>
+          <w:rFonts w:ascii="Times New Roman" w:hAnsi="Times New Roman" w:cs="Times New Roman"/>
+          <w:sz w:val="28"/>
+          <w:szCs w:val="28"/>
+        </w:rPr>
+        <w:lastRenderedPageBreak/>
+        <w:t>Книги: Атрибуты включают название, автора, возрастную категорию (критически важно для дошкольного образования), анн</w:t>
+      </w:r>
+      <w:r>
+        <w:rPr>
+          <w:rFonts w:ascii="Times New Roman" w:hAnsi="Times New Roman" w:cs="Times New Roman"/>
+          <w:sz w:val="28"/>
+          <w:szCs w:val="28"/>
+        </w:rPr>
+        <w:t>отацию и ссылку на изображение.</w:t>
+      </w:r>
+    </w:p>
+    <w:p>
+      <w:pPr>
+        <w:spacing w:after="0" w:line="360" w:lineRule="auto"/>
+        <w:ind w:firstLine="709"/>
+        <w:jc w:val="both"/>
+        <w:rPr>
+          <w:rFonts w:ascii="Times New Roman" w:hAnsi="Times New Roman" w:cs="Times New Roman"/>
+          <w:sz w:val="28"/>
+          <w:szCs w:val="28"/>
+        </w:rPr>
+      </w:pPr>
+      <w:r>
+        <w:rPr>
+          <w:rFonts w:ascii="Times New Roman" w:hAnsi="Times New Roman" w:cs="Times New Roman"/>
+          <w:sz w:val="28"/>
+          <w:szCs w:val="28"/>
+        </w:rPr>
+        <w:t>Взаимодействие: Таблица связей, которая фиксируе</w:t>
+      </w:r>
+      <w:r>
+        <w:rPr>
+          <w:rFonts w:ascii="Times New Roman" w:hAnsi="Times New Roman" w:cs="Times New Roman"/>
+          <w:sz w:val="28"/>
+          <w:szCs w:val="28"/>
+        </w:rPr>
+        <w:t>т «интерес» или «рекомендацию».</w:t>
+      </w:r>
+    </w:p>
+    <w:p>
+      <w:pPr>
+        <w:spacing w:after="0" w:line="360" w:lineRule="auto"/>
+        <w:ind w:firstLine="709"/>
+        <w:jc w:val="both"/>
+        <w:rPr>
+          <w:rFonts w:ascii="Times New Roman" w:hAnsi="Times New Roman" w:cs="Times New Roman"/>
+          <w:sz w:val="28"/>
+          <w:szCs w:val="28"/>
+        </w:rPr>
+      </w:pPr>
+      <w:r>
+        <w:rPr>
+          <w:rFonts w:ascii="Times New Roman" w:hAnsi="Times New Roman" w:cs="Times New Roman"/>
+          <w:sz w:val="28"/>
+          <w:szCs w:val="28"/>
+        </w:rPr>
+        <w:t>3. Интеграция данных и файлов</w:t>
+      </w:r>
+    </w:p>
+    <w:p>
+      <w:pPr>
+        <w:spacing w:after="0" w:line="360" w:lineRule="auto"/>
+        <w:ind w:firstLine="709"/>
+        <w:jc w:val="both"/>
+        <w:rPr>
+          <w:rFonts w:ascii="Times New Roman" w:hAnsi="Times New Roman" w:cs="Times New Roman"/>
+          <w:sz w:val="28"/>
+          <w:szCs w:val="28"/>
+        </w:rPr>
+      </w:pPr>
+      <w:r>
+        <w:rPr>
+          <w:rFonts w:ascii="Times New Roman" w:hAnsi="Times New Roman" w:cs="Times New Roman"/>
+          <w:sz w:val="28"/>
+          <w:szCs w:val="28"/>
+        </w:rPr>
+        <w:t>Особое внимание в проекте уделено интеграции данных. Использование JSON-файлов для хранения текущих рекомендаций и истории чатов (</w:t>
+      </w:r>
+      <w:proofErr w:type="spellStart"/>
+      <w:proofErr w:type="gramStart"/>
+      <w:r>
+        <w:rPr>
+          <w:rFonts w:ascii="Times New Roman" w:hAnsi="Times New Roman" w:cs="Times New Roman"/>
+          <w:sz w:val="28"/>
+          <w:szCs w:val="28"/>
+        </w:rPr>
+        <w:t>chat.json</w:t>
+      </w:r>
+      <w:proofErr w:type="spellEnd"/>
+      <w:proofErr w:type="gramEnd"/>
+      <w:r>
+        <w:rPr>
+          <w:rFonts w:ascii="Times New Roman" w:hAnsi="Times New Roman" w:cs="Times New Roman"/>
+          <w:sz w:val="28"/>
+          <w:szCs w:val="28"/>
+        </w:rPr>
+        <w:t>) позволяет системе работать быстро даже в условиях низкой пропускной способности сети, что актуально для</w:t>
+      </w:r>
+      <w:r>
+        <w:rPr>
+          <w:rFonts w:ascii="Times New Roman" w:hAnsi="Times New Roman" w:cs="Times New Roman"/>
+          <w:sz w:val="28"/>
+          <w:szCs w:val="28"/>
+        </w:rPr>
+        <w:t xml:space="preserve"> мобильных устройств родителей.</w:t>
+      </w:r>
+    </w:p>
+    <w:p>
+      <w:pPr>
+        <w:spacing w:after="0" w:line="360" w:lineRule="auto"/>
+        <w:ind w:firstLine="709"/>
+        <w:jc w:val="both"/>
+        <w:rPr>
+          <w:rFonts w:ascii="Times New Roman" w:hAnsi="Times New Roman" w:cs="Times New Roman"/>
+          <w:sz w:val="28"/>
+          <w:szCs w:val="28"/>
+        </w:rPr>
+      </w:pPr>
+      <w:r>
+        <w:rPr>
+          <w:rFonts w:ascii="Times New Roman" w:hAnsi="Times New Roman" w:cs="Times New Roman"/>
+          <w:sz w:val="28"/>
+          <w:szCs w:val="28"/>
+        </w:rPr>
+        <w:t>Таблица 2 – Формат данных</w:t>
+      </w:r>
+    </w:p>
+    <w:tbl>
+      <w:tblPr>
+        <w:tblStyle w:val="a8"/>
+        <w:tblW w:w="9351" w:type="dxa"/>
+        <w:tblLook w:val="04A0" w:firstRow="1" w:lastRow="0" w:firstColumn="1" w:lastColumn="0" w:noHBand="0" w:noVBand="1"/>
+      </w:tblPr>
+      <w:tblGrid>
+        <w:gridCol w:w="1940"/>
+        <w:gridCol w:w="3407"/>
+        <w:gridCol w:w="1937"/>
+        <w:gridCol w:w="2067"/>
+      </w:tblGrid>
+      <w:tr>
+        <w:tc>
+          <w:tcPr>
+            <w:tcW w:w="1940" w:type="dxa"/>
+          </w:tcPr>
+          <w:p>
+            <w:pPr>
+              <w:spacing w:line="360" w:lineRule="auto"/>
+              <w:jc w:val="both"/>
+              <w:rPr>
+                <w:rFonts w:ascii="Times New Roman" w:hAnsi="Times New Roman" w:cs="Times New Roman"/>
+                <w:sz w:val="28"/>
+                <w:szCs w:val="28"/>
+              </w:rPr>
+            </w:pPr>
+            <w:r>
+              <w:rPr>
+                <w:rFonts w:ascii="Times New Roman" w:hAnsi="Times New Roman" w:cs="Times New Roman"/>
+                <w:sz w:val="28"/>
+                <w:szCs w:val="28"/>
+              </w:rPr>
+              <w:t>Тип данных</w:t>
+            </w:r>
+          </w:p>
+        </w:tc>
+        <w:tc>
+          <w:tcPr>
+            <w:tcW w:w="3407" w:type="dxa"/>
+          </w:tcPr>
+          <w:p>
+            <w:pPr>
+              <w:spacing w:line="360" w:lineRule="auto"/>
+              <w:jc w:val="both"/>
+              <w:rPr>
+                <w:rFonts w:ascii="Times New Roman" w:hAnsi="Times New Roman" w:cs="Times New Roman"/>
+                <w:sz w:val="28"/>
+                <w:szCs w:val="28"/>
+              </w:rPr>
+            </w:pPr>
+            <w:r>
+              <w:rPr>
+                <w:rFonts w:ascii="Times New Roman" w:hAnsi="Times New Roman" w:cs="Times New Roman"/>
+                <w:sz w:val="28"/>
+                <w:szCs w:val="28"/>
+              </w:rPr>
+              <w:t>Место хранения</w:t>
+            </w:r>
+          </w:p>
+        </w:tc>
+        <w:tc>
+          <w:tcPr>
+            <w:tcW w:w="1937" w:type="dxa"/>
+          </w:tcPr>
+          <w:p>
+            <w:pPr>
+              <w:spacing w:line="360" w:lineRule="auto"/>
+              <w:jc w:val="both"/>
+              <w:rPr>
+                <w:rFonts w:ascii="Times New Roman" w:hAnsi="Times New Roman" w:cs="Times New Roman"/>
+                <w:sz w:val="28"/>
+                <w:szCs w:val="28"/>
+              </w:rPr>
+            </w:pPr>
+            <w:r>
+              <w:rPr>
+                <w:rFonts w:ascii="Times New Roman" w:hAnsi="Times New Roman" w:cs="Times New Roman"/>
+                <w:sz w:val="28"/>
+                <w:szCs w:val="28"/>
+              </w:rPr>
+              <w:t>Формат</w:t>
+            </w:r>
+          </w:p>
+        </w:tc>
+        <w:tc>
+          <w:tcPr>
+            <w:tcW w:w="2067" w:type="dxa"/>
+          </w:tcPr>
+          <w:p>
+            <w:pPr>
+              <w:spacing w:line="360" w:lineRule="auto"/>
+              <w:jc w:val="both"/>
+              <w:rPr>
+                <w:rFonts w:ascii="Times New Roman" w:hAnsi="Times New Roman" w:cs="Times New Roman"/>
+                <w:sz w:val="28"/>
+                <w:szCs w:val="28"/>
+              </w:rPr>
+            </w:pPr>
+            <w:r>
+              <w:rPr>
+                <w:rFonts w:ascii="Times New Roman" w:hAnsi="Times New Roman" w:cs="Times New Roman"/>
+                <w:sz w:val="28"/>
+                <w:szCs w:val="28"/>
+              </w:rPr>
+              <w:t>Описание</w:t>
+            </w:r>
+          </w:p>
+        </w:tc>
+      </w:tr>
+      <w:tr>
+        <w:tc>
+          <w:tcPr>
+            <w:tcW w:w="1940" w:type="dxa"/>
+          </w:tcPr>
+          <w:p>
+            <w:pPr>
+              <w:spacing w:line="360" w:lineRule="auto"/>
+              <w:jc w:val="both"/>
+              <w:rPr>
+                <w:rFonts w:ascii="Times New Roman" w:hAnsi="Times New Roman" w:cs="Times New Roman"/>
+                <w:sz w:val="28"/>
+                <w:szCs w:val="28"/>
+              </w:rPr>
+            </w:pPr>
+            <w:r>
+              <w:rPr>
+                <w:rFonts w:ascii="Times New Roman" w:hAnsi="Times New Roman" w:cs="Times New Roman"/>
+                <w:sz w:val="28"/>
+                <w:szCs w:val="28"/>
+              </w:rPr>
+              <w:t>Профили</w:t>
+            </w:r>
+          </w:p>
+        </w:tc>
+        <w:tc>
+          <w:tcPr>
+            <w:tcW w:w="3407" w:type="dxa"/>
+          </w:tcPr>
+          <w:p>
+            <w:pPr>
+              <w:spacing w:line="360" w:lineRule="auto"/>
+              <w:jc w:val="both"/>
+              <w:rPr>
+                <w:rFonts w:ascii="Times New Roman" w:hAnsi="Times New Roman" w:cs="Times New Roman"/>
+                <w:sz w:val="28"/>
+                <w:szCs w:val="28"/>
+                <w:lang w:val="en-US"/>
+              </w:rPr>
+            </w:pPr>
+            <w:r>
+              <w:rPr>
+                <w:rFonts w:ascii="Times New Roman" w:hAnsi="Times New Roman" w:cs="Times New Roman"/>
+                <w:sz w:val="28"/>
+                <w:szCs w:val="28"/>
+                <w:lang w:val="en-US"/>
+              </w:rPr>
+              <w:t>/app/</w:t>
+            </w:r>
+            <w:proofErr w:type="spellStart"/>
+            <w:r>
+              <w:rPr>
+                <w:rFonts w:ascii="Times New Roman" w:hAnsi="Times New Roman" w:cs="Times New Roman"/>
+                <w:sz w:val="28"/>
+                <w:szCs w:val="28"/>
+                <w:lang w:val="en-US"/>
+              </w:rPr>
+              <w:t>db.php</w:t>
+            </w:r>
+            <w:proofErr w:type="spellEnd"/>
+          </w:p>
+        </w:tc>
+        <w:tc>
+          <w:tcPr>
+            <w:tcW w:w="1937" w:type="dxa"/>
+          </w:tcPr>
+          <w:p>
+            <w:pPr>
+              <w:spacing w:line="360" w:lineRule="auto"/>
+              <w:jc w:val="both"/>
+              <w:rPr>
+                <w:rFonts w:ascii="Times New Roman" w:hAnsi="Times New Roman" w:cs="Times New Roman"/>
+                <w:sz w:val="28"/>
+                <w:szCs w:val="28"/>
+              </w:rPr>
+            </w:pPr>
+            <w:r>
+              <w:rPr>
+                <w:rFonts w:ascii="Times New Roman" w:hAnsi="Times New Roman" w:cs="Times New Roman"/>
+                <w:sz w:val="28"/>
+                <w:szCs w:val="28"/>
+                <w:lang w:val="en-US"/>
+              </w:rPr>
+              <w:t>PHP/SQL-</w:t>
+            </w:r>
+            <w:r>
+              <w:rPr>
+                <w:rFonts w:ascii="Times New Roman" w:hAnsi="Times New Roman" w:cs="Times New Roman"/>
+                <w:sz w:val="28"/>
+                <w:szCs w:val="28"/>
+              </w:rPr>
+              <w:t>логика</w:t>
+            </w:r>
+          </w:p>
+        </w:tc>
+        <w:tc>
+          <w:tcPr>
+            <w:tcW w:w="2067" w:type="dxa"/>
+          </w:tcPr>
+          <w:p>
+            <w:pPr>
+              <w:spacing w:line="360" w:lineRule="auto"/>
+              <w:jc w:val="both"/>
+              <w:rPr>
+                <w:rFonts w:ascii="Times New Roman" w:hAnsi="Times New Roman" w:cs="Times New Roman"/>
+                <w:sz w:val="28"/>
+                <w:szCs w:val="28"/>
+              </w:rPr>
+            </w:pPr>
+            <w:r>
+              <w:rPr>
+                <w:rFonts w:ascii="Times New Roman" w:hAnsi="Times New Roman" w:cs="Times New Roman"/>
+                <w:sz w:val="28"/>
+                <w:szCs w:val="28"/>
+              </w:rPr>
+              <w:t>Хранение учётных записей</w:t>
+            </w:r>
+          </w:p>
+        </w:tc>
+      </w:tr>
+      <w:tr>
+        <w:tc>
+          <w:tcPr>
+            <w:tcW w:w="1940" w:type="dxa"/>
+          </w:tcPr>
+          <w:p>
+            <w:pPr>
+              <w:spacing w:line="360" w:lineRule="auto"/>
+              <w:jc w:val="both"/>
+              <w:rPr>
+                <w:rFonts w:ascii="Times New Roman" w:hAnsi="Times New Roman" w:cs="Times New Roman"/>
+                <w:sz w:val="28"/>
+                <w:szCs w:val="28"/>
+              </w:rPr>
+            </w:pPr>
+            <w:r>
+              <w:rPr>
+                <w:rFonts w:ascii="Times New Roman" w:hAnsi="Times New Roman" w:cs="Times New Roman"/>
+                <w:sz w:val="28"/>
+                <w:szCs w:val="28"/>
+              </w:rPr>
+              <w:t>Рекомендации</w:t>
+            </w:r>
+          </w:p>
+        </w:tc>
+        <w:tc>
+          <w:tcPr>
+            <w:tcW w:w="3407" w:type="dxa"/>
+          </w:tcPr>
+          <w:p>
+            <w:pPr>
+              <w:spacing w:line="360" w:lineRule="auto"/>
+              <w:jc w:val="both"/>
+              <w:rPr>
+                <w:rFonts w:ascii="Times New Roman" w:hAnsi="Times New Roman" w:cs="Times New Roman"/>
+                <w:sz w:val="28"/>
+                <w:szCs w:val="28"/>
+                <w:lang w:val="en-US"/>
+              </w:rPr>
+            </w:pPr>
+            <w:r>
+              <w:rPr>
+                <w:rFonts w:ascii="Times New Roman" w:hAnsi="Times New Roman" w:cs="Times New Roman"/>
+                <w:sz w:val="28"/>
+                <w:szCs w:val="28"/>
+                <w:lang w:val="en-US"/>
+              </w:rPr>
+              <w:t>/page/</w:t>
+            </w:r>
+            <w:proofErr w:type="spellStart"/>
+            <w:r>
+              <w:rPr>
+                <w:rFonts w:ascii="Times New Roman" w:hAnsi="Times New Roman" w:cs="Times New Roman"/>
+                <w:sz w:val="28"/>
+                <w:szCs w:val="28"/>
+                <w:lang w:val="en-US"/>
+              </w:rPr>
+              <w:t>recommendations.php</w:t>
+            </w:r>
+            <w:proofErr w:type="spellEnd"/>
+          </w:p>
+        </w:tc>
+        <w:tc>
+          <w:tcPr>
+            <w:tcW w:w="1937" w:type="dxa"/>
+          </w:tcPr>
+          <w:p>
+            <w:pPr>
+              <w:spacing w:line="360" w:lineRule="auto"/>
+              <w:jc w:val="both"/>
+              <w:rPr>
+                <w:rFonts w:ascii="Times New Roman" w:hAnsi="Times New Roman" w:cs="Times New Roman"/>
+                <w:sz w:val="28"/>
+                <w:szCs w:val="28"/>
+              </w:rPr>
+            </w:pPr>
+            <w:r>
+              <w:rPr>
+                <w:rFonts w:ascii="Times New Roman" w:hAnsi="Times New Roman" w:cs="Times New Roman"/>
+                <w:sz w:val="28"/>
+                <w:szCs w:val="28"/>
+              </w:rPr>
+              <w:t>Динамическая выборка</w:t>
+            </w:r>
+          </w:p>
+        </w:tc>
+        <w:tc>
+          <w:tcPr>
+            <w:tcW w:w="2067" w:type="dxa"/>
+          </w:tcPr>
+          <w:p>
+            <w:pPr>
+              <w:spacing w:line="360" w:lineRule="auto"/>
+              <w:jc w:val="both"/>
+              <w:rPr>
+                <w:rFonts w:ascii="Times New Roman" w:hAnsi="Times New Roman" w:cs="Times New Roman"/>
+                <w:sz w:val="28"/>
+                <w:szCs w:val="28"/>
+              </w:rPr>
+            </w:pPr>
+            <w:r>
+              <w:rPr>
+                <w:rFonts w:ascii="Times New Roman" w:hAnsi="Times New Roman" w:cs="Times New Roman"/>
+                <w:sz w:val="28"/>
+                <w:szCs w:val="28"/>
+              </w:rPr>
+              <w:t>Логика сопост</w:t>
+            </w:r>
+            <w:r>
+              <w:rPr>
+                <w:rFonts w:ascii="Times New Roman" w:hAnsi="Times New Roman" w:cs="Times New Roman"/>
+                <w:sz w:val="28"/>
+                <w:szCs w:val="28"/>
+              </w:rPr>
+              <w:t>а</w:t>
+            </w:r>
+            <w:r>
+              <w:rPr>
+                <w:rFonts w:ascii="Times New Roman" w:hAnsi="Times New Roman" w:cs="Times New Roman"/>
+                <w:sz w:val="28"/>
+                <w:szCs w:val="28"/>
+              </w:rPr>
+              <w:t>вление книг и</w:t>
+            </w:r>
+            <w:r>
+              <w:rPr>
+                <w:rFonts w:ascii="Times New Roman" w:hAnsi="Times New Roman" w:cs="Times New Roman"/>
+                <w:sz w:val="28"/>
+                <w:szCs w:val="28"/>
+              </w:rPr>
+              <w:t xml:space="preserve"> </w:t>
+            </w:r>
+            <w:r>
+              <w:rPr>
+                <w:rFonts w:ascii="Times New Roman" w:hAnsi="Times New Roman" w:cs="Times New Roman"/>
+                <w:sz w:val="28"/>
+                <w:szCs w:val="28"/>
+              </w:rPr>
+              <w:t>возрастов</w:t>
+            </w:r>
+          </w:p>
+        </w:tc>
+      </w:tr>
+      <w:tr>
+        <w:tc>
+          <w:tcPr>
+            <w:tcW w:w="1940" w:type="dxa"/>
+          </w:tcPr>
+          <w:p>
+            <w:pPr>
+              <w:spacing w:line="360" w:lineRule="auto"/>
+              <w:jc w:val="both"/>
+              <w:rPr>
+                <w:rFonts w:ascii="Times New Roman" w:hAnsi="Times New Roman" w:cs="Times New Roman"/>
+                <w:sz w:val="28"/>
+                <w:szCs w:val="28"/>
+              </w:rPr>
+            </w:pPr>
+            <w:r>
+              <w:rPr>
+                <w:rFonts w:ascii="Times New Roman" w:hAnsi="Times New Roman" w:cs="Times New Roman"/>
+                <w:sz w:val="28"/>
+                <w:szCs w:val="28"/>
+              </w:rPr>
+              <w:t>Сообщения чата</w:t>
+            </w:r>
+          </w:p>
+        </w:tc>
+        <w:tc>
+          <w:tcPr>
+            <w:tcW w:w="3407" w:type="dxa"/>
+          </w:tcPr>
+          <w:p>
+            <w:pPr>
+              <w:spacing w:line="360" w:lineRule="auto"/>
+              <w:jc w:val="both"/>
+              <w:rPr>
+                <w:rFonts w:ascii="Times New Roman" w:hAnsi="Times New Roman" w:cs="Times New Roman"/>
+                <w:sz w:val="28"/>
+                <w:szCs w:val="28"/>
+                <w:lang w:val="en-US"/>
+              </w:rPr>
+            </w:pPr>
+            <w:r>
+              <w:rPr>
+                <w:rFonts w:ascii="Times New Roman" w:hAnsi="Times New Roman" w:cs="Times New Roman"/>
+                <w:sz w:val="28"/>
+                <w:szCs w:val="28"/>
+                <w:lang w:val="en-US"/>
+              </w:rPr>
+              <w:t>/storage/cache/</w:t>
+            </w:r>
+            <w:proofErr w:type="spellStart"/>
+            <w:r>
+              <w:rPr>
+                <w:rFonts w:ascii="Times New Roman" w:hAnsi="Times New Roman" w:cs="Times New Roman"/>
+                <w:sz w:val="28"/>
+                <w:szCs w:val="28"/>
+                <w:lang w:val="en-US"/>
+              </w:rPr>
+              <w:t>chat.json</w:t>
+            </w:r>
+            <w:proofErr w:type="spellEnd"/>
+          </w:p>
+        </w:tc>
+        <w:tc>
+          <w:tcPr>
+            <w:tcW w:w="1937" w:type="dxa"/>
+          </w:tcPr>
+          <w:p>
+            <w:pPr>
+              <w:spacing w:line="360" w:lineRule="auto"/>
+              <w:jc w:val="both"/>
+              <w:rPr>
+                <w:rFonts w:ascii="Times New Roman" w:hAnsi="Times New Roman" w:cs="Times New Roman"/>
+                <w:sz w:val="28"/>
+                <w:szCs w:val="28"/>
+                <w:lang w:val="en-US"/>
+              </w:rPr>
+            </w:pPr>
+            <w:r>
+              <w:rPr>
+                <w:rFonts w:ascii="Times New Roman" w:hAnsi="Times New Roman" w:cs="Times New Roman"/>
+                <w:sz w:val="28"/>
+                <w:szCs w:val="28"/>
+                <w:lang w:val="en-US"/>
+              </w:rPr>
+              <w:t>JSON</w:t>
+            </w:r>
+          </w:p>
+        </w:tc>
+        <w:tc>
+          <w:tcPr>
+            <w:tcW w:w="2067" w:type="dxa"/>
+          </w:tcPr>
+          <w:p>
+            <w:pPr>
+              <w:spacing w:line="360" w:lineRule="auto"/>
+              <w:jc w:val="both"/>
+              <w:rPr>
+                <w:rFonts w:ascii="Times New Roman" w:hAnsi="Times New Roman" w:cs="Times New Roman"/>
+                <w:sz w:val="28"/>
+                <w:szCs w:val="28"/>
+              </w:rPr>
+            </w:pPr>
+            <w:r>
+              <w:rPr>
+                <w:rFonts w:ascii="Times New Roman" w:hAnsi="Times New Roman" w:cs="Times New Roman"/>
+                <w:sz w:val="28"/>
+                <w:szCs w:val="28"/>
+              </w:rPr>
+              <w:t>Оперативный  обмен данными</w:t>
+            </w:r>
+          </w:p>
+        </w:tc>
+      </w:tr>
+    </w:tbl>
+    <w:p>
+      <w:pPr>
+        <w:spacing w:after="0" w:line="360" w:lineRule="auto"/>
+        <w:ind w:firstLine="709"/>
+        <w:jc w:val="both"/>
+        <w:rPr>
+          <w:rFonts w:ascii="Times New Roman" w:hAnsi="Times New Roman" w:cs="Times New Roman"/>
+          <w:sz w:val="28"/>
+          <w:szCs w:val="28"/>
+        </w:rPr>
+      </w:pPr>
+      <w:r>
+        <w:rPr>
+          <w:rFonts w:ascii="Times New Roman" w:hAnsi="Times New Roman" w:cs="Times New Roman"/>
+          <w:sz w:val="28"/>
+          <w:szCs w:val="28"/>
+        </w:rPr>
+        <w:t>2.3. Реализация функциональных модулей приложения</w:t>
+      </w:r>
+    </w:p>
+    <w:p>
+      <w:pPr>
+        <w:spacing w:after="0" w:line="360" w:lineRule="auto"/>
+        <w:ind w:firstLine="709"/>
+        <w:jc w:val="both"/>
+        <w:rPr>
+          <w:rFonts w:ascii="Times New Roman" w:hAnsi="Times New Roman" w:cs="Times New Roman"/>
+          <w:sz w:val="28"/>
+          <w:szCs w:val="28"/>
+        </w:rPr>
+      </w:pPr>
+      <w:r>
+        <w:rPr>
+          <w:rFonts w:ascii="Times New Roman" w:hAnsi="Times New Roman" w:cs="Times New Roman"/>
+          <w:sz w:val="28"/>
+          <w:szCs w:val="28"/>
+        </w:rPr>
+        <w:t xml:space="preserve">Разработка функциональных модулей является центральным этапом создания </w:t>
+      </w:r>
+      <w:proofErr w:type="spellStart"/>
+      <w:r>
+        <w:rPr>
+          <w:rFonts w:ascii="Times New Roman" w:hAnsi="Times New Roman" w:cs="Times New Roman"/>
+          <w:sz w:val="28"/>
+          <w:szCs w:val="28"/>
+        </w:rPr>
+        <w:t>web</w:t>
+      </w:r>
+      <w:proofErr w:type="spellEnd"/>
+      <w:r>
+        <w:rPr>
+          <w:rFonts w:ascii="Times New Roman" w:hAnsi="Times New Roman" w:cs="Times New Roman"/>
+          <w:sz w:val="28"/>
+          <w:szCs w:val="28"/>
+        </w:rPr>
+        <w:t>-приложения, превращающим архитектурные замыслы в работающий инструмент педагогического взаимодействия. В данном разделе рассматривается программная реализация ключевых подсистем, обеспечивающих процесс формирования читательских интересов у детей дошкольного возраста.</w:t>
+      </w:r>
+    </w:p>
+    <w:p>
+      <w:pPr>
+        <w:spacing w:after="0" w:line="360" w:lineRule="auto"/>
+        <w:ind w:firstLine="709"/>
+        <w:jc w:val="both"/>
+        <w:rPr>
+          <w:rFonts w:ascii="Times New Roman" w:hAnsi="Times New Roman" w:cs="Times New Roman"/>
+          <w:sz w:val="28"/>
+          <w:szCs w:val="28"/>
+        </w:rPr>
+      </w:pPr>
+    </w:p>
+    <w:p>
+      <w:pPr>
+        <w:spacing w:after="0" w:line="360" w:lineRule="auto"/>
+        <w:ind w:firstLine="709"/>
+        <w:jc w:val="both"/>
+        <w:rPr>
+          <w:rFonts w:ascii="Times New Roman" w:hAnsi="Times New Roman" w:cs="Times New Roman"/>
+          <w:sz w:val="28"/>
+          <w:szCs w:val="28"/>
+        </w:rPr>
+      </w:pPr>
+      <w:r>
+        <w:rPr>
+          <w:rFonts w:ascii="Times New Roman" w:hAnsi="Times New Roman" w:cs="Times New Roman"/>
+          <w:sz w:val="28"/>
+          <w:szCs w:val="28"/>
+        </w:rPr>
+        <w:lastRenderedPageBreak/>
+        <w:t>1. Модуль «Регистрация и аутентификация»: Безопасность и доступ</w:t>
+      </w:r>
+    </w:p>
+    <w:p>
+      <w:pPr>
+        <w:spacing w:after="0" w:line="360" w:lineRule="auto"/>
+        <w:ind w:firstLine="709"/>
+        <w:jc w:val="both"/>
+        <w:rPr>
+          <w:rFonts w:ascii="Times New Roman" w:hAnsi="Times New Roman" w:cs="Times New Roman"/>
+          <w:sz w:val="28"/>
+          <w:szCs w:val="28"/>
+        </w:rPr>
+      </w:pPr>
+      <w:r>
+        <w:rPr>
+          <w:rFonts w:ascii="Times New Roman" w:hAnsi="Times New Roman" w:cs="Times New Roman"/>
+          <w:sz w:val="28"/>
+          <w:szCs w:val="28"/>
+        </w:rPr>
+        <w:t>Безопасность данных в дошкольном образовании является приоритетной задачей. Модуль аутентификации построен на принципе минимальных привилегий и защите сессий.</w:t>
+      </w:r>
+    </w:p>
+    <w:p>
+      <w:pPr>
+        <w:spacing w:after="0" w:line="360" w:lineRule="auto"/>
+        <w:ind w:firstLine="709"/>
+        <w:jc w:val="both"/>
+        <w:rPr>
+          <w:rFonts w:ascii="Times New Roman" w:hAnsi="Times New Roman" w:cs="Times New Roman"/>
+          <w:sz w:val="28"/>
+          <w:szCs w:val="28"/>
+        </w:rPr>
+      </w:pPr>
+    </w:p>
+    <w:p>
+      <w:pPr>
+        <w:spacing w:after="0" w:line="360" w:lineRule="auto"/>
+        <w:ind w:firstLine="709"/>
+        <w:jc w:val="both"/>
+        <w:rPr>
+          <w:rFonts w:ascii="Times New Roman" w:hAnsi="Times New Roman" w:cs="Times New Roman"/>
+          <w:sz w:val="28"/>
+          <w:szCs w:val="28"/>
+        </w:rPr>
+      </w:pPr>
+      <w:r>
+        <w:rPr>
+          <w:rFonts w:ascii="Times New Roman" w:hAnsi="Times New Roman" w:cs="Times New Roman"/>
+          <w:sz w:val="28"/>
+          <w:szCs w:val="28"/>
+        </w:rPr>
+        <w:t>Механизмы защиты через .</w:t>
+      </w:r>
+      <w:proofErr w:type="spellStart"/>
+      <w:r>
+        <w:rPr>
+          <w:rFonts w:ascii="Times New Roman" w:hAnsi="Times New Roman" w:cs="Times New Roman"/>
+          <w:sz w:val="28"/>
+          <w:szCs w:val="28"/>
+        </w:rPr>
+        <w:t>htaccess</w:t>
+      </w:r>
+      <w:proofErr w:type="spellEnd"/>
+      <w:r>
+        <w:rPr>
+          <w:rFonts w:ascii="Times New Roman" w:hAnsi="Times New Roman" w:cs="Times New Roman"/>
+          <w:sz w:val="28"/>
+          <w:szCs w:val="28"/>
+        </w:rPr>
+        <w:t xml:space="preserve">: </w:t>
+      </w:r>
+      <w:proofErr w:type="gramStart"/>
+      <w:r>
+        <w:rPr>
+          <w:rFonts w:ascii="Times New Roman" w:hAnsi="Times New Roman" w:cs="Times New Roman"/>
+          <w:sz w:val="28"/>
+          <w:szCs w:val="28"/>
+        </w:rPr>
+        <w:t>В</w:t>
+      </w:r>
+      <w:proofErr w:type="gramEnd"/>
+      <w:r>
+        <w:rPr>
+          <w:rFonts w:ascii="Times New Roman" w:hAnsi="Times New Roman" w:cs="Times New Roman"/>
+          <w:sz w:val="28"/>
+          <w:szCs w:val="28"/>
+        </w:rPr>
+        <w:t xml:space="preserve"> проекте файл .</w:t>
+      </w:r>
+      <w:proofErr w:type="spellStart"/>
+      <w:r>
+        <w:rPr>
+          <w:rFonts w:ascii="Times New Roman" w:hAnsi="Times New Roman" w:cs="Times New Roman"/>
+          <w:sz w:val="28"/>
+          <w:szCs w:val="28"/>
+        </w:rPr>
+        <w:t>htaccess</w:t>
+      </w:r>
+      <w:proofErr w:type="spellEnd"/>
+      <w:r>
+        <w:rPr>
+          <w:rFonts w:ascii="Times New Roman" w:hAnsi="Times New Roman" w:cs="Times New Roman"/>
+          <w:sz w:val="28"/>
+          <w:szCs w:val="28"/>
+        </w:rPr>
+        <w:t xml:space="preserve"> используется для настройки сервера </w:t>
+      </w:r>
+      <w:proofErr w:type="spellStart"/>
+      <w:r>
+        <w:rPr>
+          <w:rFonts w:ascii="Times New Roman" w:hAnsi="Times New Roman" w:cs="Times New Roman"/>
+          <w:sz w:val="28"/>
+          <w:szCs w:val="28"/>
+        </w:rPr>
+        <w:t>Apache</w:t>
+      </w:r>
+      <w:proofErr w:type="spellEnd"/>
+      <w:r>
+        <w:rPr>
+          <w:rFonts w:ascii="Times New Roman" w:hAnsi="Times New Roman" w:cs="Times New Roman"/>
+          <w:sz w:val="28"/>
+          <w:szCs w:val="28"/>
+        </w:rPr>
+        <w:t>, ограничивая прямой доступ к файлам системы. Конфигурация запрещает листинг директорий (предотвращая просмотр структуры папок злоумышленниками) и перенаправляет все входящие запросы через единую точку входа.</w:t>
+      </w:r>
+    </w:p>
+    <w:p>
+      <w:pPr>
+        <w:spacing w:after="0" w:line="360" w:lineRule="auto"/>
+        <w:ind w:firstLine="709"/>
+        <w:jc w:val="both"/>
+        <w:rPr>
+          <w:rFonts w:ascii="Times New Roman" w:hAnsi="Times New Roman" w:cs="Times New Roman"/>
+          <w:sz w:val="28"/>
+          <w:szCs w:val="28"/>
+        </w:rPr>
+      </w:pPr>
+    </w:p>
+    <w:p>
+      <w:pPr>
+        <w:spacing w:after="0" w:line="360" w:lineRule="auto"/>
+        <w:ind w:firstLine="709"/>
+        <w:jc w:val="both"/>
+        <w:rPr>
+          <w:rFonts w:ascii="Times New Roman" w:hAnsi="Times New Roman" w:cs="Times New Roman"/>
+          <w:sz w:val="28"/>
+          <w:szCs w:val="28"/>
+        </w:rPr>
+      </w:pPr>
+      <w:r>
+        <w:rPr>
+          <w:rFonts w:ascii="Times New Roman" w:hAnsi="Times New Roman" w:cs="Times New Roman"/>
+          <w:sz w:val="28"/>
+          <w:szCs w:val="28"/>
+        </w:rPr>
+        <w:t>Работа с сессиями (</w:t>
+      </w:r>
+      <w:proofErr w:type="spellStart"/>
+      <w:r>
+        <w:rPr>
+          <w:rFonts w:ascii="Times New Roman" w:hAnsi="Times New Roman" w:cs="Times New Roman"/>
+          <w:sz w:val="28"/>
+          <w:szCs w:val="28"/>
+        </w:rPr>
+        <w:t>cache</w:t>
+      </w:r>
+      <w:proofErr w:type="spellEnd"/>
+      <w:r>
+        <w:rPr>
+          <w:rFonts w:ascii="Times New Roman" w:hAnsi="Times New Roman" w:cs="Times New Roman"/>
+          <w:sz w:val="28"/>
+          <w:szCs w:val="28"/>
+        </w:rPr>
+        <w:t>/</w:t>
+      </w:r>
+      <w:proofErr w:type="spellStart"/>
+      <w:r>
+        <w:rPr>
+          <w:rFonts w:ascii="Times New Roman" w:hAnsi="Times New Roman" w:cs="Times New Roman"/>
+          <w:sz w:val="28"/>
+          <w:szCs w:val="28"/>
+        </w:rPr>
+        <w:t>sessions</w:t>
+      </w:r>
+      <w:proofErr w:type="spellEnd"/>
+      <w:r>
+        <w:rPr>
+          <w:rFonts w:ascii="Times New Roman" w:hAnsi="Times New Roman" w:cs="Times New Roman"/>
+          <w:sz w:val="28"/>
+          <w:szCs w:val="28"/>
+        </w:rPr>
+        <w:t>/): Для идентификации пользователей используются PHP-сессии. При успешной авторизации (</w:t>
+      </w:r>
+      <w:proofErr w:type="spellStart"/>
+      <w:r>
+        <w:rPr>
+          <w:rFonts w:ascii="Times New Roman" w:hAnsi="Times New Roman" w:cs="Times New Roman"/>
+          <w:sz w:val="28"/>
+          <w:szCs w:val="28"/>
+        </w:rPr>
+        <w:t>login.php</w:t>
+      </w:r>
+      <w:proofErr w:type="spellEnd"/>
+      <w:r>
+        <w:rPr>
+          <w:rFonts w:ascii="Times New Roman" w:hAnsi="Times New Roman" w:cs="Times New Roman"/>
+          <w:sz w:val="28"/>
+          <w:szCs w:val="28"/>
+        </w:rPr>
+        <w:t xml:space="preserve">) сервер создает уникальный идентификатор, который сохраняется в защищенной директории </w:t>
+      </w:r>
+      <w:proofErr w:type="spellStart"/>
+      <w:r>
+        <w:rPr>
+          <w:rFonts w:ascii="Times New Roman" w:hAnsi="Times New Roman" w:cs="Times New Roman"/>
+          <w:sz w:val="28"/>
+          <w:szCs w:val="28"/>
+        </w:rPr>
+        <w:t>cache</w:t>
+      </w:r>
+      <w:proofErr w:type="spellEnd"/>
+      <w:r>
+        <w:rPr>
+          <w:rFonts w:ascii="Times New Roman" w:hAnsi="Times New Roman" w:cs="Times New Roman"/>
+          <w:sz w:val="28"/>
+          <w:szCs w:val="28"/>
+        </w:rPr>
+        <w:t>/</w:t>
+      </w:r>
+      <w:proofErr w:type="spellStart"/>
+      <w:r>
+        <w:rPr>
+          <w:rFonts w:ascii="Times New Roman" w:hAnsi="Times New Roman" w:cs="Times New Roman"/>
+          <w:sz w:val="28"/>
+          <w:szCs w:val="28"/>
+        </w:rPr>
+        <w:t>sessions</w:t>
+      </w:r>
+      <w:proofErr w:type="spellEnd"/>
+      <w:r>
+        <w:rPr>
+          <w:rFonts w:ascii="Times New Roman" w:hAnsi="Times New Roman" w:cs="Times New Roman"/>
+          <w:sz w:val="28"/>
+          <w:szCs w:val="28"/>
+        </w:rPr>
+        <w:t>/.</w:t>
+      </w:r>
+    </w:p>
+    <w:p>
+      <w:pPr>
+        <w:spacing w:after="0" w:line="360" w:lineRule="auto"/>
+        <w:ind w:firstLine="709"/>
+        <w:jc w:val="both"/>
+        <w:rPr>
+          <w:rFonts w:ascii="Times New Roman" w:hAnsi="Times New Roman" w:cs="Times New Roman"/>
+          <w:sz w:val="28"/>
+          <w:szCs w:val="28"/>
+        </w:rPr>
+      </w:pPr>
+    </w:p>
+    <w:p>
+      <w:pPr>
+        <w:spacing w:after="0" w:line="360" w:lineRule="auto"/>
+        <w:ind w:firstLine="709"/>
+        <w:jc w:val="both"/>
+        <w:rPr>
+          <w:rFonts w:ascii="Times New Roman" w:hAnsi="Times New Roman" w:cs="Times New Roman"/>
+          <w:sz w:val="28"/>
+          <w:szCs w:val="28"/>
+        </w:rPr>
+      </w:pPr>
+      <w:r>
+        <w:rPr>
+          <w:rFonts w:ascii="Times New Roman" w:hAnsi="Times New Roman" w:cs="Times New Roman"/>
+          <w:sz w:val="28"/>
+          <w:szCs w:val="28"/>
+        </w:rPr>
+        <w:t xml:space="preserve">Процесс: При каждом переходе пользователя на новую страницу (например, с </w:t>
+      </w:r>
+      <w:proofErr w:type="spellStart"/>
+      <w:r>
+        <w:rPr>
+          <w:rFonts w:ascii="Times New Roman" w:hAnsi="Times New Roman" w:cs="Times New Roman"/>
+          <w:sz w:val="28"/>
+          <w:szCs w:val="28"/>
+        </w:rPr>
+        <w:t>home.php</w:t>
+      </w:r>
+      <w:proofErr w:type="spellEnd"/>
+      <w:r>
+        <w:rPr>
+          <w:rFonts w:ascii="Times New Roman" w:hAnsi="Times New Roman" w:cs="Times New Roman"/>
+          <w:sz w:val="28"/>
+          <w:szCs w:val="28"/>
+        </w:rPr>
+        <w:t xml:space="preserve"> на </w:t>
+      </w:r>
+      <w:proofErr w:type="spellStart"/>
+      <w:r>
+        <w:rPr>
+          <w:rFonts w:ascii="Times New Roman" w:hAnsi="Times New Roman" w:cs="Times New Roman"/>
+          <w:sz w:val="28"/>
+          <w:szCs w:val="28"/>
+        </w:rPr>
+        <w:t>myprofile.php</w:t>
+      </w:r>
+      <w:proofErr w:type="spellEnd"/>
+      <w:r>
+        <w:rPr>
+          <w:rFonts w:ascii="Times New Roman" w:hAnsi="Times New Roman" w:cs="Times New Roman"/>
+          <w:sz w:val="28"/>
+          <w:szCs w:val="28"/>
+        </w:rPr>
+        <w:t>), сервер проверяет наличие активного файла сессии. Если сессия истекла или отсутствует, происходит автоматическое перенаправление на страницу регистрации или входа.</w:t>
+      </w:r>
+    </w:p>
+    <w:p>
+      <w:pPr>
+        <w:spacing w:after="0" w:line="360" w:lineRule="auto"/>
+        <w:ind w:firstLine="709"/>
+        <w:jc w:val="both"/>
+        <w:rPr>
+          <w:rFonts w:ascii="Times New Roman" w:hAnsi="Times New Roman" w:cs="Times New Roman"/>
+          <w:sz w:val="28"/>
+          <w:szCs w:val="28"/>
+        </w:rPr>
+      </w:pPr>
+    </w:p>
+    <w:p>
+      <w:pPr>
+        <w:spacing w:after="0" w:line="360" w:lineRule="auto"/>
+        <w:ind w:firstLine="709"/>
+        <w:jc w:val="both"/>
+        <w:rPr>
+          <w:rFonts w:ascii="Times New Roman" w:hAnsi="Times New Roman" w:cs="Times New Roman"/>
+          <w:sz w:val="28"/>
+          <w:szCs w:val="28"/>
+        </w:rPr>
+      </w:pPr>
+      <w:r>
+        <w:rPr>
+          <w:rFonts w:ascii="Times New Roman" w:hAnsi="Times New Roman" w:cs="Times New Roman"/>
+          <w:sz w:val="28"/>
+          <w:szCs w:val="28"/>
+        </w:rPr>
+        <w:t>2. Модуль «Каталог и рекомендации»: Педагогический алгоритм</w:t>
+      </w:r>
+    </w:p>
+    <w:p>
+      <w:pPr>
+        <w:pStyle w:val="a7"/>
+        <w:numPr>
+          <w:ilvl w:val="0"/>
+          <w:numId w:val="10"/>
+        </w:numPr>
+        <w:spacing w:after="0" w:line="360" w:lineRule="auto"/>
+        <w:ind w:left="0" w:firstLine="709"/>
+        <w:jc w:val="both"/>
+        <w:rPr>
+          <w:rFonts w:ascii="Times New Roman" w:hAnsi="Times New Roman" w:cs="Times New Roman"/>
+          <w:sz w:val="28"/>
+          <w:szCs w:val="28"/>
+        </w:rPr>
+      </w:pPr>
+      <w:r>
+        <w:rPr>
+          <w:rFonts w:ascii="Times New Roman" w:hAnsi="Times New Roman" w:cs="Times New Roman"/>
+          <w:sz w:val="28"/>
+          <w:szCs w:val="28"/>
+        </w:rPr>
+        <w:t>Модуль каталога (</w:t>
+      </w:r>
+      <w:proofErr w:type="spellStart"/>
+      <w:r>
+        <w:rPr>
+          <w:rFonts w:ascii="Times New Roman" w:hAnsi="Times New Roman" w:cs="Times New Roman"/>
+          <w:sz w:val="28"/>
+          <w:szCs w:val="28"/>
+        </w:rPr>
+        <w:t>books.php</w:t>
+      </w:r>
+      <w:proofErr w:type="spellEnd"/>
+      <w:r>
+        <w:rPr>
+          <w:rFonts w:ascii="Times New Roman" w:hAnsi="Times New Roman" w:cs="Times New Roman"/>
+          <w:sz w:val="28"/>
+          <w:szCs w:val="28"/>
+        </w:rPr>
+        <w:t>) и карточки книги (</w:t>
+      </w:r>
+      <w:proofErr w:type="spellStart"/>
+      <w:r>
+        <w:rPr>
+          <w:rFonts w:ascii="Times New Roman" w:hAnsi="Times New Roman" w:cs="Times New Roman"/>
+          <w:sz w:val="28"/>
+          <w:szCs w:val="28"/>
+        </w:rPr>
+        <w:t>book.php</w:t>
+      </w:r>
+      <w:proofErr w:type="spellEnd"/>
+      <w:r>
+        <w:rPr>
+          <w:rFonts w:ascii="Times New Roman" w:hAnsi="Times New Roman" w:cs="Times New Roman"/>
+          <w:sz w:val="28"/>
+          <w:szCs w:val="28"/>
+        </w:rPr>
+        <w:t>) является инструментом, связывающим возрастные особенности развития ребе</w:t>
+      </w:r>
+      <w:r>
+        <w:rPr>
+          <w:rFonts w:ascii="Times New Roman" w:hAnsi="Times New Roman" w:cs="Times New Roman"/>
+          <w:sz w:val="28"/>
+          <w:szCs w:val="28"/>
+        </w:rPr>
+        <w:t>нка с качественной литературой.</w:t>
+      </w:r>
+    </w:p>
+    <w:p>
+      <w:pPr>
+        <w:pStyle w:val="a7"/>
+        <w:numPr>
+          <w:ilvl w:val="0"/>
+          <w:numId w:val="10"/>
+        </w:numPr>
+        <w:spacing w:after="0" w:line="360" w:lineRule="auto"/>
+        <w:ind w:left="0" w:firstLine="709"/>
+        <w:jc w:val="both"/>
+        <w:rPr>
+          <w:rFonts w:ascii="Times New Roman" w:hAnsi="Times New Roman" w:cs="Times New Roman"/>
+          <w:sz w:val="28"/>
+          <w:szCs w:val="28"/>
+        </w:rPr>
+      </w:pPr>
+      <w:r>
+        <w:rPr>
+          <w:rFonts w:ascii="Times New Roman" w:hAnsi="Times New Roman" w:cs="Times New Roman"/>
+          <w:sz w:val="28"/>
+          <w:szCs w:val="28"/>
+        </w:rPr>
+        <w:t xml:space="preserve">Логика работы </w:t>
+      </w:r>
+      <w:proofErr w:type="spellStart"/>
+      <w:r>
+        <w:rPr>
+          <w:rFonts w:ascii="Times New Roman" w:hAnsi="Times New Roman" w:cs="Times New Roman"/>
+          <w:sz w:val="28"/>
+          <w:szCs w:val="28"/>
+        </w:rPr>
+        <w:t>books.php</w:t>
+      </w:r>
+      <w:proofErr w:type="spellEnd"/>
+      <w:r>
+        <w:rPr>
+          <w:rFonts w:ascii="Times New Roman" w:hAnsi="Times New Roman" w:cs="Times New Roman"/>
+          <w:sz w:val="28"/>
+          <w:szCs w:val="28"/>
+        </w:rPr>
+        <w:t>: Скрипт осуществляет выборку данных из базы. В условиях данного проекта реализован механизм динамической фильтрации. При загрузке страницы система анализирует метаданные (возрастную группу), записанные в профиле ребенка.</w:t>
+      </w:r>
+    </w:p>
+    <w:p>
+      <w:pPr>
+        <w:spacing w:after="0" w:line="360" w:lineRule="auto"/>
+        <w:ind w:firstLine="709"/>
+        <w:jc w:val="both"/>
+        <w:rPr>
+          <w:rFonts w:ascii="Times New Roman" w:hAnsi="Times New Roman" w:cs="Times New Roman"/>
+          <w:sz w:val="28"/>
+          <w:szCs w:val="28"/>
+        </w:rPr>
+      </w:pPr>
+    </w:p>
+    <w:p>
+      <w:pPr>
+        <w:pStyle w:val="a7"/>
+        <w:numPr>
+          <w:ilvl w:val="0"/>
+          <w:numId w:val="10"/>
+        </w:numPr>
+        <w:spacing w:after="0" w:line="360" w:lineRule="auto"/>
+        <w:ind w:left="0" w:firstLine="709"/>
+        <w:jc w:val="both"/>
+        <w:rPr>
+          <w:rFonts w:ascii="Times New Roman" w:hAnsi="Times New Roman" w:cs="Times New Roman"/>
+          <w:sz w:val="28"/>
+          <w:szCs w:val="28"/>
+        </w:rPr>
+      </w:pPr>
+      <w:r>
+        <w:rPr>
+          <w:rFonts w:ascii="Times New Roman" w:hAnsi="Times New Roman" w:cs="Times New Roman"/>
+          <w:sz w:val="28"/>
+          <w:szCs w:val="28"/>
+        </w:rPr>
+        <w:lastRenderedPageBreak/>
+        <w:t>Алгоритм подбора литературы:</w:t>
+      </w:r>
+    </w:p>
+    <w:p>
+      <w:pPr>
+        <w:spacing w:after="0" w:line="360" w:lineRule="auto"/>
+        <w:ind w:firstLine="709"/>
+        <w:jc w:val="both"/>
+        <w:rPr>
+          <w:rFonts w:ascii="Times New Roman" w:hAnsi="Times New Roman" w:cs="Times New Roman"/>
+          <w:sz w:val="28"/>
+          <w:szCs w:val="28"/>
+        </w:rPr>
+      </w:pPr>
+      <w:r>
+        <w:rPr>
+          <w:rFonts w:ascii="Times New Roman" w:hAnsi="Times New Roman" w:cs="Times New Roman"/>
+          <w:sz w:val="28"/>
+          <w:szCs w:val="28"/>
+        </w:rPr>
+        <w:t xml:space="preserve">Входные параметры: Система считывает возраст </w:t>
+      </w:r>
+      <w:r>
+        <w:rPr>
+          <w:rFonts w:ascii="Times New Roman" w:hAnsi="Times New Roman" w:cs="Times New Roman"/>
+          <w:sz w:val="28"/>
+          <w:szCs w:val="28"/>
+        </w:rPr>
+        <w:t>ребенка из сессии пользователя.</w:t>
+      </w:r>
+    </w:p>
+    <w:p>
+      <w:pPr>
+        <w:spacing w:after="0" w:line="360" w:lineRule="auto"/>
+        <w:ind w:firstLine="709"/>
+        <w:jc w:val="both"/>
+        <w:rPr>
+          <w:rFonts w:ascii="Times New Roman" w:hAnsi="Times New Roman" w:cs="Times New Roman"/>
+          <w:sz w:val="28"/>
+          <w:szCs w:val="28"/>
+        </w:rPr>
+      </w:pPr>
+      <w:r>
+        <w:rPr>
+          <w:rFonts w:ascii="Times New Roman" w:hAnsi="Times New Roman" w:cs="Times New Roman"/>
+          <w:sz w:val="28"/>
+          <w:szCs w:val="28"/>
+        </w:rPr>
+        <w:t xml:space="preserve">Фильтрация: Приложение обращается к каталогу и отсеивает произведения, не соответствующие </w:t>
+      </w:r>
+      <w:r>
+        <w:rPr>
+          <w:rFonts w:ascii="Times New Roman" w:hAnsi="Times New Roman" w:cs="Times New Roman"/>
+          <w:sz w:val="28"/>
+          <w:szCs w:val="28"/>
+        </w:rPr>
+        <w:t>текущему возрастному диапазону.</w:t>
+      </w:r>
+    </w:p>
+    <w:p>
+      <w:pPr>
+        <w:spacing w:after="0" w:line="360" w:lineRule="auto"/>
+        <w:ind w:firstLine="709"/>
+        <w:jc w:val="both"/>
+        <w:rPr>
+          <w:rFonts w:ascii="Times New Roman" w:hAnsi="Times New Roman" w:cs="Times New Roman"/>
+          <w:sz w:val="28"/>
+          <w:szCs w:val="28"/>
+        </w:rPr>
+      </w:pPr>
+      <w:r>
+        <w:rPr>
+          <w:rFonts w:ascii="Times New Roman" w:hAnsi="Times New Roman" w:cs="Times New Roman"/>
+          <w:sz w:val="28"/>
+          <w:szCs w:val="28"/>
+        </w:rPr>
+        <w:t xml:space="preserve">Персонализация: Если педагог (администратор) добавил индивидуальную рекомендацию для конкретной семьи, система приоритетно выводит эту книгу в верхней части страницы </w:t>
+      </w:r>
+      <w:proofErr w:type="spellStart"/>
+      <w:r>
+        <w:rPr>
+          <w:rFonts w:ascii="Times New Roman" w:hAnsi="Times New Roman" w:cs="Times New Roman"/>
+          <w:sz w:val="28"/>
+          <w:szCs w:val="28"/>
+        </w:rPr>
+        <w:t>recommendations.php</w:t>
+      </w:r>
+      <w:proofErr w:type="spellEnd"/>
+      <w:r>
+        <w:rPr>
+          <w:rFonts w:ascii="Times New Roman" w:hAnsi="Times New Roman" w:cs="Times New Roman"/>
+          <w:sz w:val="28"/>
+          <w:szCs w:val="28"/>
+        </w:rPr>
+        <w:t>.</w:t>
+      </w:r>
+    </w:p>
+    <w:p>
+      <w:pPr>
+        <w:spacing w:after="0" w:line="360" w:lineRule="auto"/>
+        <w:ind w:firstLine="709"/>
+        <w:jc w:val="both"/>
+        <w:rPr>
+          <w:rFonts w:ascii="Times New Roman" w:hAnsi="Times New Roman" w:cs="Times New Roman"/>
+          <w:sz w:val="28"/>
+          <w:szCs w:val="28"/>
+        </w:rPr>
+      </w:pPr>
+      <w:r>
+        <w:rPr>
+          <w:rFonts w:ascii="Times New Roman" w:hAnsi="Times New Roman" w:cs="Times New Roman"/>
+          <w:sz w:val="28"/>
+          <w:szCs w:val="28"/>
+        </w:rPr>
+        <w:t>Это позволяет родителям не тратить время на поиск, а получать готовую, педаг</w:t>
+      </w:r>
+      <w:r>
+        <w:rPr>
+          <w:rFonts w:ascii="Times New Roman" w:hAnsi="Times New Roman" w:cs="Times New Roman"/>
+          <w:sz w:val="28"/>
+          <w:szCs w:val="28"/>
+        </w:rPr>
+        <w:t>огически обоснованную подборку.</w:t>
+      </w:r>
+    </w:p>
+    <w:p>
+      <w:pPr>
+        <w:spacing w:after="0" w:line="360" w:lineRule="auto"/>
+        <w:ind w:firstLine="709"/>
+        <w:jc w:val="both"/>
+        <w:rPr>
+          <w:rFonts w:ascii="Times New Roman" w:hAnsi="Times New Roman" w:cs="Times New Roman"/>
+          <w:sz w:val="28"/>
+          <w:szCs w:val="28"/>
+        </w:rPr>
+      </w:pPr>
+      <w:r>
+        <w:rPr>
+          <w:rFonts w:ascii="Times New Roman" w:hAnsi="Times New Roman" w:cs="Times New Roman"/>
+          <w:sz w:val="28"/>
+          <w:szCs w:val="28"/>
+        </w:rPr>
+        <w:t>3. Модуль «Взаимодействие ДОО и семьи»: Асинхронный чат</w:t>
+      </w:r>
+    </w:p>
+    <w:p>
+      <w:pPr>
+        <w:spacing w:after="0" w:line="360" w:lineRule="auto"/>
+        <w:ind w:firstLine="709"/>
+        <w:jc w:val="both"/>
+        <w:rPr>
+          <w:rFonts w:ascii="Times New Roman" w:hAnsi="Times New Roman" w:cs="Times New Roman"/>
+          <w:sz w:val="28"/>
+          <w:szCs w:val="28"/>
+        </w:rPr>
+      </w:pPr>
+      <w:r>
+        <w:rPr>
+          <w:rFonts w:ascii="Times New Roman" w:hAnsi="Times New Roman" w:cs="Times New Roman"/>
+          <w:sz w:val="28"/>
+          <w:szCs w:val="28"/>
+        </w:rPr>
+        <w:t>Данный модуль является инновационным узлом системы, обеспечивающим коммуник</w:t>
+      </w:r>
+      <w:r>
+        <w:rPr>
+          <w:rFonts w:ascii="Times New Roman" w:hAnsi="Times New Roman" w:cs="Times New Roman"/>
+          <w:sz w:val="28"/>
+          <w:szCs w:val="28"/>
+        </w:rPr>
+        <w:t>ацию в режиме «здесь и сейчас».</w:t>
+      </w:r>
+    </w:p>
+    <w:p>
+      <w:pPr>
+        <w:pStyle w:val="a7"/>
+        <w:numPr>
+          <w:ilvl w:val="0"/>
+          <w:numId w:val="10"/>
+        </w:numPr>
+        <w:spacing w:after="0" w:line="360" w:lineRule="auto"/>
+        <w:ind w:left="0" w:firstLine="709"/>
+        <w:jc w:val="both"/>
+        <w:rPr>
+          <w:rFonts w:ascii="Times New Roman" w:hAnsi="Times New Roman" w:cs="Times New Roman"/>
+          <w:sz w:val="28"/>
+          <w:szCs w:val="28"/>
+        </w:rPr>
+      </w:pPr>
+      <w:r>
+        <w:rPr>
+          <w:rFonts w:ascii="Times New Roman" w:hAnsi="Times New Roman" w:cs="Times New Roman"/>
+          <w:sz w:val="28"/>
+          <w:szCs w:val="28"/>
+        </w:rPr>
+        <w:t>Архитектура чата (</w:t>
+      </w:r>
+      <w:proofErr w:type="spellStart"/>
+      <w:r>
+        <w:rPr>
+          <w:rFonts w:ascii="Times New Roman" w:hAnsi="Times New Roman" w:cs="Times New Roman"/>
+          <w:sz w:val="28"/>
+          <w:szCs w:val="28"/>
+        </w:rPr>
+        <w:t>chat_api.php</w:t>
+      </w:r>
+      <w:proofErr w:type="spellEnd"/>
+      <w:r>
+        <w:rPr>
+          <w:rFonts w:ascii="Times New Roman" w:hAnsi="Times New Roman" w:cs="Times New Roman"/>
+          <w:sz w:val="28"/>
+          <w:szCs w:val="28"/>
+        </w:rPr>
+        <w:t xml:space="preserve"> и chat-widget.js):</w:t>
+      </w:r>
+    </w:p>
+    <w:p>
+      <w:pPr>
+        <w:pStyle w:val="a7"/>
+        <w:numPr>
+          <w:ilvl w:val="0"/>
+          <w:numId w:val="10"/>
+        </w:numPr>
+        <w:spacing w:after="0" w:line="360" w:lineRule="auto"/>
+        <w:ind w:left="0" w:firstLine="709"/>
+        <w:jc w:val="both"/>
+        <w:rPr>
+          <w:rFonts w:ascii="Times New Roman" w:hAnsi="Times New Roman" w:cs="Times New Roman"/>
+          <w:sz w:val="28"/>
+          <w:szCs w:val="28"/>
+        </w:rPr>
+      </w:pPr>
+      <w:r>
+        <w:rPr>
+          <w:rFonts w:ascii="Times New Roman" w:hAnsi="Times New Roman" w:cs="Times New Roman"/>
+          <w:sz w:val="28"/>
+          <w:szCs w:val="28"/>
+        </w:rPr>
+        <w:t>Клиентская часть (chat-widget.js): Скрипт использует технологию AJAX для отправки сообщений без перезагрузки всей страницы. Пользователь вводит текст, который мгнов</w:t>
+      </w:r>
+      <w:r>
+        <w:rPr>
+          <w:rFonts w:ascii="Times New Roman" w:hAnsi="Times New Roman" w:cs="Times New Roman"/>
+          <w:sz w:val="28"/>
+          <w:szCs w:val="28"/>
+        </w:rPr>
+        <w:t xml:space="preserve">енно передается в </w:t>
+      </w:r>
+      <w:proofErr w:type="spellStart"/>
+      <w:r>
+        <w:rPr>
+          <w:rFonts w:ascii="Times New Roman" w:hAnsi="Times New Roman" w:cs="Times New Roman"/>
+          <w:sz w:val="28"/>
+          <w:szCs w:val="28"/>
+        </w:rPr>
+        <w:t>chat_api.php</w:t>
+      </w:r>
+      <w:proofErr w:type="spellEnd"/>
+      <w:r>
+        <w:rPr>
+          <w:rFonts w:ascii="Times New Roman" w:hAnsi="Times New Roman" w:cs="Times New Roman"/>
+          <w:sz w:val="28"/>
+          <w:szCs w:val="28"/>
+        </w:rPr>
+        <w:t>.</w:t>
+      </w:r>
+    </w:p>
+    <w:p>
+      <w:pPr>
+        <w:pStyle w:val="a7"/>
+        <w:numPr>
+          <w:ilvl w:val="0"/>
+          <w:numId w:val="10"/>
+        </w:numPr>
+        <w:spacing w:after="0" w:line="360" w:lineRule="auto"/>
+        <w:ind w:left="0" w:firstLine="709"/>
+        <w:jc w:val="both"/>
+        <w:rPr>
+          <w:rFonts w:ascii="Times New Roman" w:hAnsi="Times New Roman" w:cs="Times New Roman"/>
+          <w:sz w:val="28"/>
+          <w:szCs w:val="28"/>
+        </w:rPr>
+      </w:pPr>
+      <w:r>
+        <w:rPr>
+          <w:rFonts w:ascii="Times New Roman" w:hAnsi="Times New Roman" w:cs="Times New Roman"/>
+          <w:sz w:val="28"/>
+          <w:szCs w:val="28"/>
+        </w:rPr>
+        <w:t>Серверная часть (</w:t>
+      </w:r>
+      <w:proofErr w:type="spellStart"/>
+      <w:r>
+        <w:rPr>
+          <w:rFonts w:ascii="Times New Roman" w:hAnsi="Times New Roman" w:cs="Times New Roman"/>
+          <w:sz w:val="28"/>
+          <w:szCs w:val="28"/>
+        </w:rPr>
+        <w:t>chat_api.php</w:t>
+      </w:r>
+      <w:proofErr w:type="spellEnd"/>
+      <w:r>
+        <w:rPr>
+          <w:rFonts w:ascii="Times New Roman" w:hAnsi="Times New Roman" w:cs="Times New Roman"/>
+          <w:sz w:val="28"/>
+          <w:szCs w:val="28"/>
+        </w:rPr>
+        <w:t xml:space="preserve">): Принимает данные, проверяет права пользователя и записывает сообщение </w:t>
+      </w:r>
+      <w:r>
+        <w:rPr>
+          <w:rFonts w:ascii="Times New Roman" w:hAnsi="Times New Roman" w:cs="Times New Roman"/>
+          <w:sz w:val="28"/>
+          <w:szCs w:val="28"/>
+        </w:rPr>
+        <w:t xml:space="preserve">в файл </w:t>
+      </w:r>
+      <w:proofErr w:type="spellStart"/>
+      <w:r>
+        <w:rPr>
+          <w:rFonts w:ascii="Times New Roman" w:hAnsi="Times New Roman" w:cs="Times New Roman"/>
+          <w:sz w:val="28"/>
+          <w:szCs w:val="28"/>
+        </w:rPr>
+        <w:t>storage</w:t>
+      </w:r>
+      <w:proofErr w:type="spellEnd"/>
+      <w:r>
+        <w:rPr>
+          <w:rFonts w:ascii="Times New Roman" w:hAnsi="Times New Roman" w:cs="Times New Roman"/>
+          <w:sz w:val="28"/>
+          <w:szCs w:val="28"/>
+        </w:rPr>
+        <w:t>/</w:t>
+      </w:r>
+      <w:proofErr w:type="spellStart"/>
+      <w:r>
+        <w:rPr>
+          <w:rFonts w:ascii="Times New Roman" w:hAnsi="Times New Roman" w:cs="Times New Roman"/>
+          <w:sz w:val="28"/>
+          <w:szCs w:val="28"/>
+        </w:rPr>
+        <w:t>cache</w:t>
+      </w:r>
+      <w:proofErr w:type="spellEnd"/>
+      <w:r>
+        <w:rPr>
+          <w:rFonts w:ascii="Times New Roman" w:hAnsi="Times New Roman" w:cs="Times New Roman"/>
+          <w:sz w:val="28"/>
+          <w:szCs w:val="28"/>
+        </w:rPr>
+        <w:t>/</w:t>
+      </w:r>
+      <w:proofErr w:type="spellStart"/>
+      <w:r>
+        <w:rPr>
+          <w:rFonts w:ascii="Times New Roman" w:hAnsi="Times New Roman" w:cs="Times New Roman"/>
+          <w:sz w:val="28"/>
+          <w:szCs w:val="28"/>
+        </w:rPr>
+        <w:t>chat.json</w:t>
+      </w:r>
+      <w:proofErr w:type="spellEnd"/>
+      <w:r>
+        <w:rPr>
+          <w:rFonts w:ascii="Times New Roman" w:hAnsi="Times New Roman" w:cs="Times New Roman"/>
+          <w:sz w:val="28"/>
+          <w:szCs w:val="28"/>
+        </w:rPr>
+        <w:t>.</w:t>
+      </w:r>
+    </w:p>
+    <w:p>
+      <w:pPr>
+        <w:pStyle w:val="a7"/>
+        <w:numPr>
+          <w:ilvl w:val="0"/>
+          <w:numId w:val="10"/>
+        </w:numPr>
+        <w:spacing w:after="0" w:line="360" w:lineRule="auto"/>
+        <w:ind w:left="0" w:firstLine="709"/>
+        <w:jc w:val="both"/>
+        <w:rPr>
+          <w:rFonts w:ascii="Times New Roman" w:hAnsi="Times New Roman" w:cs="Times New Roman"/>
+          <w:sz w:val="28"/>
+          <w:szCs w:val="28"/>
+        </w:rPr>
+      </w:pPr>
+      <w:r>
+        <w:rPr>
+          <w:rFonts w:ascii="Times New Roman" w:hAnsi="Times New Roman" w:cs="Times New Roman"/>
+          <w:sz w:val="28"/>
+          <w:szCs w:val="28"/>
+        </w:rPr>
+        <w:t xml:space="preserve">Значение для взаимодействия: Использование </w:t>
+      </w:r>
+      <w:proofErr w:type="spellStart"/>
+      <w:proofErr w:type="gramStart"/>
+      <w:r>
+        <w:rPr>
+          <w:rFonts w:ascii="Times New Roman" w:hAnsi="Times New Roman" w:cs="Times New Roman"/>
+          <w:sz w:val="28"/>
+          <w:szCs w:val="28"/>
+        </w:rPr>
+        <w:t>chat.json</w:t>
+      </w:r>
+      <w:proofErr w:type="spellEnd"/>
+      <w:proofErr w:type="gramEnd"/>
+      <w:r>
+        <w:rPr>
+          <w:rFonts w:ascii="Times New Roman" w:hAnsi="Times New Roman" w:cs="Times New Roman"/>
+          <w:sz w:val="28"/>
+          <w:szCs w:val="28"/>
+        </w:rPr>
+        <w:t xml:space="preserve"> в качестве промежуточного буфера позволяет хранить историю диалогов, доступную для последующего анализа педагогом. Это создает «цифровой след» читательского развития, где воспитатель может видеть, какими книгами интересовались родители и какие вопросы они задавали в процессе</w:t>
+      </w:r>
+      <w:r>
+        <w:rPr>
+          <w:rFonts w:ascii="Times New Roman" w:hAnsi="Times New Roman" w:cs="Times New Roman"/>
+          <w:sz w:val="28"/>
+          <w:szCs w:val="28"/>
+        </w:rPr>
+        <w:t xml:space="preserve"> формирования интереса ребенка.</w:t>
+      </w:r>
+    </w:p>
+    <w:p>
+      <w:pPr>
+        <w:spacing w:after="0" w:line="360" w:lineRule="auto"/>
+        <w:ind w:firstLine="709"/>
+        <w:jc w:val="both"/>
+        <w:rPr>
+          <w:rFonts w:ascii="Times New Roman" w:hAnsi="Times New Roman" w:cs="Times New Roman"/>
+          <w:sz w:val="28"/>
+          <w:szCs w:val="28"/>
+        </w:rPr>
+      </w:pPr>
+      <w:r>
+        <w:rPr>
+          <w:rFonts w:ascii="Times New Roman" w:hAnsi="Times New Roman" w:cs="Times New Roman"/>
+          <w:sz w:val="28"/>
+          <w:szCs w:val="28"/>
+        </w:rPr>
+        <w:t>4. Оценка технологических решений в модулях</w:t>
+      </w:r>
+    </w:p>
+    <w:p>
+      <w:pPr>
+        <w:spacing w:after="0" w:line="360" w:lineRule="auto"/>
+        <w:ind w:firstLine="709"/>
+        <w:jc w:val="both"/>
+        <w:rPr>
+          <w:rFonts w:ascii="Times New Roman" w:hAnsi="Times New Roman" w:cs="Times New Roman"/>
+          <w:sz w:val="28"/>
+          <w:szCs w:val="28"/>
+        </w:rPr>
+      </w:pPr>
+      <w:r>
+        <w:rPr>
+          <w:rFonts w:ascii="Times New Roman" w:hAnsi="Times New Roman" w:cs="Times New Roman"/>
+          <w:sz w:val="28"/>
+          <w:szCs w:val="28"/>
+        </w:rPr>
+        <w:t>Для достижения высокого уровня академического изложения, необходимо детально проанализировать выбранные методы реализации:</w:t>
+      </w:r>
+    </w:p>
+    <w:p>
+      <w:pPr>
+        <w:spacing w:after="0" w:line="360" w:lineRule="auto"/>
+        <w:ind w:firstLine="709"/>
+        <w:jc w:val="both"/>
+        <w:rPr>
+          <w:rFonts w:ascii="Times New Roman" w:hAnsi="Times New Roman" w:cs="Times New Roman"/>
+          <w:sz w:val="28"/>
+          <w:szCs w:val="28"/>
+        </w:rPr>
+      </w:pPr>
+    </w:p>
+    <w:tbl>
+      <w:tblPr>
+        <w:tblStyle w:val="a8"/>
+        <w:tblW w:w="0" w:type="auto"/>
+        <w:tblLook w:val="04A0" w:firstRow="1" w:lastRow="0" w:firstColumn="1" w:lastColumn="0" w:noHBand="0" w:noVBand="1"/>
+      </w:tblPr>
+      <w:tblGrid>
+        <w:gridCol w:w="1980"/>
+        <w:gridCol w:w="3685"/>
+        <w:gridCol w:w="3680"/>
+      </w:tblGrid>
+      <w:tr>
+        <w:tc>
+          <w:tcPr>
+            <w:tcW w:w="1980" w:type="dxa"/>
+          </w:tcPr>
+          <w:p>
+            <w:pPr>
+              <w:spacing w:line="360" w:lineRule="auto"/>
+              <w:jc w:val="both"/>
+              <w:rPr>
+                <w:rFonts w:ascii="Times New Roman" w:hAnsi="Times New Roman" w:cs="Times New Roman"/>
+                <w:sz w:val="28"/>
+                <w:szCs w:val="28"/>
+              </w:rPr>
+            </w:pPr>
+            <w:r>
+              <w:rPr>
+                <w:rFonts w:ascii="Times New Roman" w:hAnsi="Times New Roman" w:cs="Times New Roman"/>
+                <w:sz w:val="28"/>
+                <w:szCs w:val="28"/>
+              </w:rPr>
+              <w:lastRenderedPageBreak/>
+              <w:t>Модуль</w:t>
+            </w:r>
+          </w:p>
+        </w:tc>
+        <w:tc>
+          <w:tcPr>
+            <w:tcW w:w="3685" w:type="dxa"/>
+          </w:tcPr>
+          <w:p>
+            <w:pPr>
+              <w:spacing w:line="360" w:lineRule="auto"/>
+              <w:jc w:val="both"/>
+              <w:rPr>
+                <w:rFonts w:ascii="Times New Roman" w:hAnsi="Times New Roman" w:cs="Times New Roman"/>
+                <w:sz w:val="28"/>
+                <w:szCs w:val="28"/>
+              </w:rPr>
+            </w:pPr>
+            <w:r>
+              <w:rPr>
+                <w:rFonts w:ascii="Times New Roman" w:hAnsi="Times New Roman" w:cs="Times New Roman"/>
+                <w:sz w:val="28"/>
+                <w:szCs w:val="28"/>
+              </w:rPr>
+              <w:t>Технический инструмент</w:t>
+            </w:r>
+          </w:p>
+        </w:tc>
+        <w:tc>
+          <w:tcPr>
+            <w:tcW w:w="3680" w:type="dxa"/>
+          </w:tcPr>
+          <w:p>
+            <w:pPr>
+              <w:spacing w:line="360" w:lineRule="auto"/>
+              <w:jc w:val="both"/>
+              <w:rPr>
+                <w:rFonts w:ascii="Times New Roman" w:hAnsi="Times New Roman" w:cs="Times New Roman"/>
+                <w:sz w:val="28"/>
+                <w:szCs w:val="28"/>
+              </w:rPr>
+            </w:pPr>
+            <w:r>
+              <w:rPr>
+                <w:rFonts w:ascii="Times New Roman" w:hAnsi="Times New Roman" w:cs="Times New Roman"/>
+                <w:sz w:val="28"/>
+                <w:szCs w:val="28"/>
+              </w:rPr>
+              <w:t>Педагогический эффект</w:t>
+            </w:r>
+          </w:p>
+        </w:tc>
+      </w:tr>
+      <w:tr>
+        <w:tc>
+          <w:tcPr>
+            <w:tcW w:w="1980" w:type="dxa"/>
+          </w:tcPr>
+          <w:p>
+            <w:pPr>
+              <w:spacing w:line="360" w:lineRule="auto"/>
+              <w:jc w:val="both"/>
+              <w:rPr>
+                <w:rFonts w:ascii="Times New Roman" w:hAnsi="Times New Roman" w:cs="Times New Roman"/>
+                <w:sz w:val="28"/>
+                <w:szCs w:val="28"/>
+              </w:rPr>
+            </w:pPr>
+            <w:r>
+              <w:rPr>
+                <w:rFonts w:ascii="Times New Roman" w:hAnsi="Times New Roman" w:cs="Times New Roman"/>
+                <w:sz w:val="28"/>
+                <w:szCs w:val="28"/>
+              </w:rPr>
+              <w:t>Авторизация</w:t>
+            </w:r>
+          </w:p>
+        </w:tc>
+        <w:tc>
+          <w:tcPr>
+            <w:tcW w:w="3685" w:type="dxa"/>
+          </w:tcPr>
+          <w:p>
+            <w:pPr>
+              <w:spacing w:line="360" w:lineRule="auto"/>
+              <w:jc w:val="both"/>
+              <w:rPr>
+                <w:rFonts w:ascii="Times New Roman" w:hAnsi="Times New Roman" w:cs="Times New Roman"/>
+                <w:sz w:val="28"/>
+                <w:szCs w:val="28"/>
+              </w:rPr>
+            </w:pPr>
+            <w:r>
+              <w:rPr>
+                <w:rFonts w:ascii="Times New Roman" w:hAnsi="Times New Roman" w:cs="Times New Roman"/>
+                <w:sz w:val="28"/>
+                <w:szCs w:val="28"/>
+                <w:lang w:val="en-US"/>
+              </w:rPr>
+              <w:t>.</w:t>
+            </w:r>
+            <w:proofErr w:type="spellStart"/>
+            <w:r>
+              <w:rPr>
+                <w:rFonts w:ascii="Times New Roman" w:hAnsi="Times New Roman" w:cs="Times New Roman"/>
+                <w:sz w:val="28"/>
+                <w:szCs w:val="28"/>
+                <w:lang w:val="en-US"/>
+              </w:rPr>
+              <w:t>htaccess</w:t>
+            </w:r>
+            <w:proofErr w:type="spellEnd"/>
+            <w:r>
+              <w:rPr>
+                <w:rFonts w:ascii="Times New Roman" w:hAnsi="Times New Roman" w:cs="Times New Roman"/>
+                <w:sz w:val="28"/>
+                <w:szCs w:val="28"/>
+                <w:lang w:val="en-US"/>
+              </w:rPr>
+              <w:t xml:space="preserve"> + PHP </w:t>
+            </w:r>
+            <w:r>
+              <w:rPr>
+                <w:rFonts w:ascii="Times New Roman" w:hAnsi="Times New Roman" w:cs="Times New Roman"/>
+                <w:sz w:val="28"/>
+                <w:szCs w:val="28"/>
+              </w:rPr>
+              <w:t>Сессии</w:t>
+            </w:r>
+          </w:p>
+        </w:tc>
+        <w:tc>
+          <w:tcPr>
+            <w:tcW w:w="3680" w:type="dxa"/>
+          </w:tcPr>
+          <w:p>
+            <w:pPr>
+              <w:spacing w:line="360" w:lineRule="auto"/>
+              <w:jc w:val="both"/>
+              <w:rPr>
+                <w:rFonts w:ascii="Times New Roman" w:hAnsi="Times New Roman" w:cs="Times New Roman"/>
+                <w:sz w:val="28"/>
+                <w:szCs w:val="28"/>
+              </w:rPr>
+            </w:pPr>
+            <w:r>
+              <w:rPr>
+                <w:rFonts w:ascii="Times New Roman" w:hAnsi="Times New Roman" w:cs="Times New Roman"/>
+                <w:sz w:val="28"/>
+                <w:szCs w:val="28"/>
+              </w:rPr>
+              <w:t>Конфиденциальность данных</w:t>
+            </w:r>
+          </w:p>
+        </w:tc>
+      </w:tr>
+      <w:tr>
+        <w:tc>
+          <w:tcPr>
+            <w:tcW w:w="1980" w:type="dxa"/>
+          </w:tcPr>
+          <w:p>
+            <w:pPr>
+              <w:spacing w:line="360" w:lineRule="auto"/>
+              <w:jc w:val="both"/>
+              <w:rPr>
+                <w:rFonts w:ascii="Times New Roman" w:hAnsi="Times New Roman" w:cs="Times New Roman"/>
+                <w:sz w:val="28"/>
+                <w:szCs w:val="28"/>
+              </w:rPr>
+            </w:pPr>
+            <w:r>
+              <w:rPr>
+                <w:rFonts w:ascii="Times New Roman" w:hAnsi="Times New Roman" w:cs="Times New Roman"/>
+                <w:sz w:val="28"/>
+                <w:szCs w:val="28"/>
+              </w:rPr>
+              <w:t>Каталог</w:t>
+            </w:r>
+          </w:p>
+        </w:tc>
+        <w:tc>
+          <w:tcPr>
+            <w:tcW w:w="3685" w:type="dxa"/>
+          </w:tcPr>
+          <w:p>
+            <w:pPr>
+              <w:spacing w:line="360" w:lineRule="auto"/>
+              <w:jc w:val="both"/>
+              <w:rPr>
+                <w:rFonts w:ascii="Times New Roman" w:hAnsi="Times New Roman" w:cs="Times New Roman"/>
+                <w:sz w:val="28"/>
+                <w:szCs w:val="28"/>
+              </w:rPr>
+            </w:pPr>
+            <w:r>
+              <w:rPr>
+                <w:rFonts w:ascii="Times New Roman" w:hAnsi="Times New Roman" w:cs="Times New Roman"/>
+                <w:sz w:val="28"/>
+                <w:szCs w:val="28"/>
+              </w:rPr>
+              <w:t>Динамическая фильтрация</w:t>
+            </w:r>
+          </w:p>
+        </w:tc>
+        <w:tc>
+          <w:tcPr>
+            <w:tcW w:w="3680" w:type="dxa"/>
+          </w:tcPr>
+          <w:p>
+            <w:pPr>
+              <w:spacing w:line="360" w:lineRule="auto"/>
+              <w:jc w:val="both"/>
+              <w:rPr>
+                <w:rFonts w:ascii="Times New Roman" w:hAnsi="Times New Roman" w:cs="Times New Roman"/>
+                <w:sz w:val="28"/>
+                <w:szCs w:val="28"/>
+              </w:rPr>
+            </w:pPr>
+            <w:r>
+              <w:rPr>
+                <w:rFonts w:ascii="Times New Roman" w:hAnsi="Times New Roman" w:cs="Times New Roman"/>
+                <w:sz w:val="28"/>
+                <w:szCs w:val="28"/>
+              </w:rPr>
+              <w:t>Актуальность содержания под возраст</w:t>
+            </w:r>
+          </w:p>
+        </w:tc>
+      </w:tr>
+      <w:tr>
+        <w:tc>
+          <w:tcPr>
+            <w:tcW w:w="1980" w:type="dxa"/>
+          </w:tcPr>
+          <w:p>
+            <w:pPr>
+              <w:spacing w:line="360" w:lineRule="auto"/>
+              <w:jc w:val="both"/>
+              <w:rPr>
+                <w:rFonts w:ascii="Times New Roman" w:hAnsi="Times New Roman" w:cs="Times New Roman"/>
+                <w:sz w:val="28"/>
+                <w:szCs w:val="28"/>
+              </w:rPr>
+            </w:pPr>
+            <w:r>
+              <w:rPr>
+                <w:rFonts w:ascii="Times New Roman" w:hAnsi="Times New Roman" w:cs="Times New Roman"/>
+                <w:sz w:val="28"/>
+                <w:szCs w:val="28"/>
+              </w:rPr>
+              <w:t>Чат</w:t>
+            </w:r>
+          </w:p>
+        </w:tc>
+        <w:tc>
+          <w:tcPr>
+            <w:tcW w:w="3685" w:type="dxa"/>
+          </w:tcPr>
+          <w:p>
+            <w:pPr>
+              <w:spacing w:line="360" w:lineRule="auto"/>
+              <w:jc w:val="both"/>
+              <w:rPr>
+                <w:rFonts w:ascii="Times New Roman" w:hAnsi="Times New Roman" w:cs="Times New Roman"/>
+                <w:sz w:val="28"/>
+                <w:szCs w:val="28"/>
+                <w:lang w:val="en-US"/>
+              </w:rPr>
+            </w:pPr>
+            <w:r>
+              <w:rPr>
+                <w:rFonts w:ascii="Times New Roman" w:hAnsi="Times New Roman" w:cs="Times New Roman"/>
+                <w:sz w:val="28"/>
+                <w:szCs w:val="28"/>
+                <w:lang w:val="en-US"/>
+              </w:rPr>
+              <w:t>AJAX + JSON</w:t>
+            </w:r>
+          </w:p>
+        </w:tc>
+        <w:tc>
+          <w:tcPr>
+            <w:tcW w:w="3680" w:type="dxa"/>
+          </w:tcPr>
+          <w:p>
+            <w:pPr>
+              <w:spacing w:line="360" w:lineRule="auto"/>
+              <w:jc w:val="both"/>
+              <w:rPr>
+                <w:rFonts w:ascii="Times New Roman" w:hAnsi="Times New Roman" w:cs="Times New Roman"/>
+                <w:sz w:val="28"/>
+                <w:szCs w:val="28"/>
+              </w:rPr>
+            </w:pPr>
+            <w:r>
+              <w:rPr>
+                <w:rFonts w:ascii="Times New Roman" w:hAnsi="Times New Roman" w:cs="Times New Roman"/>
+                <w:sz w:val="28"/>
+                <w:szCs w:val="28"/>
+              </w:rPr>
+              <w:t>Оперативность педагогической помощи</w:t>
+            </w:r>
+          </w:p>
+        </w:tc>
+      </w:tr>
+    </w:tbl>
+    <w:p>
+      <w:pPr>
+        <w:spacing w:after="0" w:line="360" w:lineRule="auto"/>
+        <w:ind w:firstLine="709"/>
+        <w:jc w:val="both"/>
+        <w:rPr>
+          <w:rFonts w:ascii="Times New Roman" w:hAnsi="Times New Roman" w:cs="Times New Roman"/>
+          <w:sz w:val="28"/>
+          <w:szCs w:val="28"/>
+        </w:rPr>
+      </w:pPr>
+      <w:r>
+        <w:rPr>
+          <w:rFonts w:ascii="Times New Roman" w:hAnsi="Times New Roman" w:cs="Times New Roman"/>
+          <w:sz w:val="28"/>
+          <w:szCs w:val="28"/>
+        </w:rPr>
+        <w:t>2.4. Тестирование и оценка эффективности разработанного решения</w:t>
+      </w:r>
+    </w:p>
+    <w:p>
+      <w:pPr>
+        <w:spacing w:after="0" w:line="360" w:lineRule="auto"/>
+        <w:ind w:firstLine="709"/>
+        <w:jc w:val="both"/>
+        <w:rPr>
+          <w:rFonts w:ascii="Times New Roman" w:hAnsi="Times New Roman" w:cs="Times New Roman"/>
+          <w:sz w:val="28"/>
+          <w:szCs w:val="28"/>
+        </w:rPr>
+      </w:pPr>
+      <w:r>
+        <w:rPr>
+          <w:rFonts w:ascii="Times New Roman" w:hAnsi="Times New Roman" w:cs="Times New Roman"/>
+          <w:sz w:val="28"/>
+          <w:szCs w:val="28"/>
+        </w:rPr>
+        <w:t>Завершающим этапом проектирования системы является всесторонняя проверка работоспособности разработанного программного обеспечения и анализ его эффективности в реальных условиях взаимодействия дошкольной образовательной организации (ДОО) и семьи. В данном разделе представлены результаты функционального тестирования, оценки удобства интерфейса, а также качественные показатели влияния системы на вовлеченность родителей в процесс формировани</w:t>
+      </w:r>
+      <w:r>
+        <w:rPr>
+          <w:rFonts w:ascii="Times New Roman" w:hAnsi="Times New Roman" w:cs="Times New Roman"/>
+          <w:sz w:val="28"/>
+          <w:szCs w:val="28"/>
+        </w:rPr>
+        <w:t>я читательских интересов детей.</w:t>
+      </w:r>
+    </w:p>
+    <w:p>
+      <w:pPr>
+        <w:spacing w:after="0" w:line="360" w:lineRule="auto"/>
+        <w:ind w:firstLine="709"/>
+        <w:jc w:val="both"/>
+        <w:rPr>
+          <w:rFonts w:ascii="Times New Roman" w:hAnsi="Times New Roman" w:cs="Times New Roman"/>
+          <w:sz w:val="28"/>
+          <w:szCs w:val="28"/>
+        </w:rPr>
+      </w:pPr>
+      <w:r>
+        <w:rPr>
+          <w:rFonts w:ascii="Times New Roman" w:hAnsi="Times New Roman" w:cs="Times New Roman"/>
+          <w:sz w:val="28"/>
+          <w:szCs w:val="28"/>
+        </w:rPr>
+        <w:t>1. Методология функционального тестирования</w:t>
+      </w:r>
+    </w:p>
+    <w:p>
+      <w:pPr>
+        <w:spacing w:after="0" w:line="360" w:lineRule="auto"/>
+        <w:ind w:firstLine="709"/>
+        <w:jc w:val="both"/>
+        <w:rPr>
+          <w:rFonts w:ascii="Times New Roman" w:hAnsi="Times New Roman" w:cs="Times New Roman"/>
+          <w:sz w:val="28"/>
+          <w:szCs w:val="28"/>
+        </w:rPr>
+      </w:pPr>
+      <w:r>
+        <w:rPr>
+          <w:rFonts w:ascii="Times New Roman" w:hAnsi="Times New Roman" w:cs="Times New Roman"/>
+          <w:sz w:val="28"/>
+          <w:szCs w:val="28"/>
+        </w:rPr>
+        <w:t>Функциональное тестирование проводилось с целью подтверждения того, что разработанные модули соответствуют заданным спецификациям и обеспечивают бе</w:t>
+      </w:r>
+      <w:r>
+        <w:rPr>
+          <w:rFonts w:ascii="Times New Roman" w:hAnsi="Times New Roman" w:cs="Times New Roman"/>
+          <w:sz w:val="28"/>
+          <w:szCs w:val="28"/>
+        </w:rPr>
+        <w:t>зошибочное выполнение операций.</w:t>
+      </w:r>
+    </w:p>
+    <w:p>
+      <w:pPr>
+        <w:pStyle w:val="a7"/>
+        <w:numPr>
+          <w:ilvl w:val="0"/>
+          <w:numId w:val="10"/>
+        </w:numPr>
+        <w:spacing w:after="0" w:line="360" w:lineRule="auto"/>
+        <w:ind w:left="0" w:firstLine="709"/>
+        <w:jc w:val="both"/>
+        <w:rPr>
+          <w:rFonts w:ascii="Times New Roman" w:hAnsi="Times New Roman" w:cs="Times New Roman"/>
+          <w:sz w:val="28"/>
+          <w:szCs w:val="28"/>
+        </w:rPr>
+      </w:pPr>
+      <w:r>
+        <w:rPr>
+          <w:rFonts w:ascii="Times New Roman" w:hAnsi="Times New Roman" w:cs="Times New Roman"/>
+          <w:sz w:val="28"/>
+          <w:szCs w:val="28"/>
+        </w:rPr>
+        <w:t xml:space="preserve">Проверка маршрутизации и ссылок: Было проведено сквозное тестирование всех гиперссылок в приложении (в файлах </w:t>
+      </w:r>
+      <w:proofErr w:type="spellStart"/>
+      <w:r>
+        <w:rPr>
+          <w:rFonts w:ascii="Times New Roman" w:hAnsi="Times New Roman" w:cs="Times New Roman"/>
+          <w:sz w:val="28"/>
+          <w:szCs w:val="28"/>
+        </w:rPr>
+        <w:t>header.php</w:t>
+      </w:r>
+      <w:proofErr w:type="spellEnd"/>
+      <w:r>
+        <w:rPr>
+          <w:rFonts w:ascii="Times New Roman" w:hAnsi="Times New Roman" w:cs="Times New Roman"/>
+          <w:sz w:val="28"/>
+          <w:szCs w:val="28"/>
+        </w:rPr>
+        <w:t xml:space="preserve">, </w:t>
+      </w:r>
+      <w:proofErr w:type="spellStart"/>
+      <w:r>
+        <w:rPr>
+          <w:rFonts w:ascii="Times New Roman" w:hAnsi="Times New Roman" w:cs="Times New Roman"/>
+          <w:sz w:val="28"/>
+          <w:szCs w:val="28"/>
+        </w:rPr>
+        <w:t>footer.php</w:t>
+      </w:r>
+      <w:proofErr w:type="spellEnd"/>
+      <w:r>
+        <w:rPr>
+          <w:rFonts w:ascii="Times New Roman" w:hAnsi="Times New Roman" w:cs="Times New Roman"/>
+          <w:sz w:val="28"/>
+          <w:szCs w:val="28"/>
+        </w:rPr>
+        <w:t xml:space="preserve">, а также в модулях </w:t>
+      </w:r>
+      <w:proofErr w:type="spellStart"/>
+      <w:r>
+        <w:rPr>
+          <w:rFonts w:ascii="Times New Roman" w:hAnsi="Times New Roman" w:cs="Times New Roman"/>
+          <w:sz w:val="28"/>
+          <w:szCs w:val="28"/>
+        </w:rPr>
+        <w:t>books.php</w:t>
+      </w:r>
+      <w:proofErr w:type="spellEnd"/>
+      <w:r>
+        <w:rPr>
+          <w:rFonts w:ascii="Times New Roman" w:hAnsi="Times New Roman" w:cs="Times New Roman"/>
+          <w:sz w:val="28"/>
+          <w:szCs w:val="28"/>
+        </w:rPr>
+        <w:t xml:space="preserve"> и </w:t>
+      </w:r>
+      <w:proofErr w:type="spellStart"/>
+      <w:r>
+        <w:rPr>
+          <w:rFonts w:ascii="Times New Roman" w:hAnsi="Times New Roman" w:cs="Times New Roman"/>
+          <w:sz w:val="28"/>
+          <w:szCs w:val="28"/>
+        </w:rPr>
+        <w:t>admin.php</w:t>
+      </w:r>
+      <w:proofErr w:type="spellEnd"/>
+      <w:r>
+        <w:rPr>
+          <w:rFonts w:ascii="Times New Roman" w:hAnsi="Times New Roman" w:cs="Times New Roman"/>
+          <w:sz w:val="28"/>
+          <w:szCs w:val="28"/>
+        </w:rPr>
+        <w:t xml:space="preserve">). Все пути были проверены на соответствие структуре проекта. В результате тестирования была подтверждена корректность </w:t>
+      </w:r>
+      <w:proofErr w:type="spellStart"/>
+      <w:r>
+        <w:rPr>
+          <w:rFonts w:ascii="Times New Roman" w:hAnsi="Times New Roman" w:cs="Times New Roman"/>
+          <w:sz w:val="28"/>
+          <w:szCs w:val="28"/>
+        </w:rPr>
+        <w:t>перенаправлений</w:t>
+      </w:r>
+      <w:proofErr w:type="spellEnd"/>
+      <w:r>
+        <w:rPr>
+          <w:rFonts w:ascii="Times New Roman" w:hAnsi="Times New Roman" w:cs="Times New Roman"/>
+          <w:sz w:val="28"/>
+          <w:szCs w:val="28"/>
+        </w:rPr>
+        <w:t>, исключающая возникновени</w:t>
+      </w:r>
+      <w:r>
+        <w:rPr>
+          <w:rFonts w:ascii="Times New Roman" w:hAnsi="Times New Roman" w:cs="Times New Roman"/>
+          <w:sz w:val="28"/>
+          <w:szCs w:val="28"/>
+        </w:rPr>
+        <w:t>е ошибок 404 (в файле 404.php).</w:t>
+      </w:r>
+    </w:p>
+    <w:p>
+      <w:pPr>
+        <w:pStyle w:val="a7"/>
+        <w:numPr>
+          <w:ilvl w:val="1"/>
+          <w:numId w:val="10"/>
+        </w:numPr>
+        <w:spacing w:after="0" w:line="360" w:lineRule="auto"/>
+        <w:ind w:left="0" w:firstLine="709"/>
+        <w:jc w:val="both"/>
+        <w:rPr>
+          <w:rFonts w:ascii="Times New Roman" w:hAnsi="Times New Roman" w:cs="Times New Roman"/>
+          <w:sz w:val="28"/>
+          <w:szCs w:val="28"/>
+        </w:rPr>
+      </w:pPr>
+      <w:proofErr w:type="spellStart"/>
+      <w:r>
+        <w:rPr>
+          <w:rFonts w:ascii="Times New Roman" w:hAnsi="Times New Roman" w:cs="Times New Roman"/>
+          <w:sz w:val="28"/>
+          <w:szCs w:val="28"/>
+        </w:rPr>
+        <w:t>Валидация</w:t>
+      </w:r>
+      <w:proofErr w:type="spellEnd"/>
+      <w:r>
+        <w:rPr>
+          <w:rFonts w:ascii="Times New Roman" w:hAnsi="Times New Roman" w:cs="Times New Roman"/>
+          <w:sz w:val="28"/>
+          <w:szCs w:val="28"/>
+        </w:rPr>
+        <w:t xml:space="preserve"> скриптов: Особое внимание было уделено</w:t>
+      </w:r>
+      <w:r>
+        <w:rPr>
+          <w:rFonts w:ascii="Times New Roman" w:hAnsi="Times New Roman" w:cs="Times New Roman"/>
+          <w:sz w:val="28"/>
+          <w:szCs w:val="28"/>
+        </w:rPr>
+        <w:t xml:space="preserve"> работе </w:t>
+      </w:r>
+      <w:proofErr w:type="spellStart"/>
+      <w:r>
+        <w:rPr>
+          <w:rFonts w:ascii="Times New Roman" w:hAnsi="Times New Roman" w:cs="Times New Roman"/>
+          <w:sz w:val="28"/>
+          <w:szCs w:val="28"/>
+        </w:rPr>
+        <w:t>JavaScript</w:t>
+      </w:r>
+      <w:proofErr w:type="spellEnd"/>
+      <w:r>
+        <w:rPr>
+          <w:rFonts w:ascii="Times New Roman" w:hAnsi="Times New Roman" w:cs="Times New Roman"/>
+          <w:sz w:val="28"/>
+          <w:szCs w:val="28"/>
+        </w:rPr>
+        <w:t>-компонентов.</w:t>
+      </w:r>
+    </w:p>
+    <w:p>
+      <w:pPr>
+        <w:pStyle w:val="a7"/>
+        <w:numPr>
+          <w:ilvl w:val="1"/>
+          <w:numId w:val="10"/>
+        </w:numPr>
+        <w:spacing w:after="0" w:line="360" w:lineRule="auto"/>
+        <w:ind w:left="0" w:firstLine="709"/>
+        <w:jc w:val="both"/>
+        <w:rPr>
+          <w:rFonts w:ascii="Times New Roman" w:hAnsi="Times New Roman" w:cs="Times New Roman"/>
+          <w:sz w:val="28"/>
+          <w:szCs w:val="28"/>
+        </w:rPr>
+      </w:pPr>
+      <w:r>
+        <w:rPr>
+          <w:rFonts w:ascii="Times New Roman" w:hAnsi="Times New Roman" w:cs="Times New Roman"/>
+          <w:sz w:val="28"/>
+          <w:szCs w:val="28"/>
+        </w:rPr>
+        <w:t>Тестирование style.css и адаптивности: Проверка отображения на различных разрешениях экранов (ПК, планшеты, смартфоны) показала коррек</w:t>
+      </w:r>
+      <w:r>
+        <w:rPr>
+          <w:rFonts w:ascii="Times New Roman" w:hAnsi="Times New Roman" w:cs="Times New Roman"/>
+          <w:sz w:val="28"/>
+          <w:szCs w:val="28"/>
+        </w:rPr>
+        <w:t>тное масштабирование элементов.</w:t>
+      </w:r>
+    </w:p>
+    <w:p>
+      <w:pPr>
+        <w:pStyle w:val="a7"/>
+        <w:numPr>
+          <w:ilvl w:val="1"/>
+          <w:numId w:val="10"/>
+        </w:numPr>
+        <w:spacing w:after="0" w:line="360" w:lineRule="auto"/>
+        <w:ind w:left="0" w:firstLine="709"/>
+        <w:jc w:val="both"/>
+        <w:rPr>
+          <w:rFonts w:ascii="Times New Roman" w:hAnsi="Times New Roman" w:cs="Times New Roman"/>
+          <w:sz w:val="28"/>
+          <w:szCs w:val="28"/>
+        </w:rPr>
+      </w:pPr>
+      <w:r>
+        <w:rPr>
+          <w:rFonts w:ascii="Times New Roman" w:hAnsi="Times New Roman" w:cs="Times New Roman"/>
+          <w:sz w:val="28"/>
+          <w:szCs w:val="28"/>
+        </w:rPr>
+        <w:lastRenderedPageBreak/>
+        <w:t xml:space="preserve">Тестирование сессий: Проверялась надежность работы файлов в папке </w:t>
+      </w:r>
+      <w:proofErr w:type="spellStart"/>
+      <w:r>
+        <w:rPr>
+          <w:rFonts w:ascii="Times New Roman" w:hAnsi="Times New Roman" w:cs="Times New Roman"/>
+          <w:sz w:val="28"/>
+          <w:szCs w:val="28"/>
+        </w:rPr>
+        <w:t>cache</w:t>
+      </w:r>
+      <w:proofErr w:type="spellEnd"/>
+      <w:r>
+        <w:rPr>
+          <w:rFonts w:ascii="Times New Roman" w:hAnsi="Times New Roman" w:cs="Times New Roman"/>
+          <w:sz w:val="28"/>
+          <w:szCs w:val="28"/>
+        </w:rPr>
+        <w:t>/</w:t>
+      </w:r>
+      <w:proofErr w:type="spellStart"/>
+      <w:r>
+        <w:rPr>
+          <w:rFonts w:ascii="Times New Roman" w:hAnsi="Times New Roman" w:cs="Times New Roman"/>
+          <w:sz w:val="28"/>
+          <w:szCs w:val="28"/>
+        </w:rPr>
+        <w:t>sessions</w:t>
+      </w:r>
+      <w:proofErr w:type="spellEnd"/>
+      <w:r>
+        <w:rPr>
+          <w:rFonts w:ascii="Times New Roman" w:hAnsi="Times New Roman" w:cs="Times New Roman"/>
+          <w:sz w:val="28"/>
+          <w:szCs w:val="28"/>
+        </w:rPr>
+        <w:t>/. Имитация разрыва сетевого соединения подтвердила, что система корректно обрабатывает истечение сессии, обеспечивая при этом защиту данных о</w:t>
+      </w:r>
+      <w:r>
+        <w:rPr>
+          <w:rFonts w:ascii="Times New Roman" w:hAnsi="Times New Roman" w:cs="Times New Roman"/>
+          <w:sz w:val="28"/>
+          <w:szCs w:val="28"/>
+        </w:rPr>
+        <w:t>т несанкционированного доступа.</w:t>
+      </w:r>
+    </w:p>
+    <w:p>
+      <w:pPr>
+        <w:spacing w:after="0" w:line="360" w:lineRule="auto"/>
+        <w:ind w:firstLine="709"/>
+        <w:jc w:val="both"/>
+        <w:rPr>
+          <w:rFonts w:ascii="Times New Roman" w:hAnsi="Times New Roman" w:cs="Times New Roman"/>
+          <w:sz w:val="28"/>
+          <w:szCs w:val="28"/>
+        </w:rPr>
+      </w:pPr>
+      <w:r>
+        <w:rPr>
+          <w:rFonts w:ascii="Times New Roman" w:hAnsi="Times New Roman" w:cs="Times New Roman"/>
+          <w:sz w:val="28"/>
+          <w:szCs w:val="28"/>
+        </w:rPr>
+        <w:t>2. Оценка пользовательского интерфейса (UI/UX)</w:t>
+      </w:r>
+    </w:p>
+    <w:p>
+      <w:pPr>
+        <w:spacing w:after="0" w:line="360" w:lineRule="auto"/>
+        <w:ind w:firstLine="709"/>
+        <w:jc w:val="both"/>
+        <w:rPr>
+          <w:rFonts w:ascii="Times New Roman" w:hAnsi="Times New Roman" w:cs="Times New Roman"/>
+          <w:sz w:val="28"/>
+          <w:szCs w:val="28"/>
+        </w:rPr>
+      </w:pPr>
+      <w:r>
+        <w:rPr>
+          <w:rFonts w:ascii="Times New Roman" w:hAnsi="Times New Roman" w:cs="Times New Roman"/>
+          <w:sz w:val="28"/>
+          <w:szCs w:val="28"/>
+        </w:rPr>
+        <w:t>Удобство интерфейса является ключевым фактором, определяющим желание родителей использовать п</w:t>
+      </w:r>
+      <w:r>
+        <w:rPr>
+          <w:rFonts w:ascii="Times New Roman" w:hAnsi="Times New Roman" w:cs="Times New Roman"/>
+          <w:sz w:val="28"/>
+          <w:szCs w:val="28"/>
+        </w:rPr>
+        <w:t>риложение на постоянной основе.</w:t>
+      </w:r>
+    </w:p>
+    <w:p>
+      <w:pPr>
+        <w:spacing w:after="0" w:line="360" w:lineRule="auto"/>
+        <w:ind w:firstLine="709"/>
+        <w:jc w:val="both"/>
+        <w:rPr>
+          <w:rFonts w:ascii="Times New Roman" w:hAnsi="Times New Roman" w:cs="Times New Roman"/>
+          <w:sz w:val="28"/>
+          <w:szCs w:val="28"/>
+        </w:rPr>
+      </w:pPr>
+      <w:r>
+        <w:rPr>
+          <w:rFonts w:ascii="Times New Roman" w:hAnsi="Times New Roman" w:cs="Times New Roman"/>
+          <w:sz w:val="28"/>
+          <w:szCs w:val="28"/>
+        </w:rPr>
+        <w:t>Скорость взаимодействия: Время отклика интерфейса при получении рекомендаций (</w:t>
+      </w:r>
+      <w:proofErr w:type="spellStart"/>
+      <w:r>
+        <w:rPr>
+          <w:rFonts w:ascii="Times New Roman" w:hAnsi="Times New Roman" w:cs="Times New Roman"/>
+          <w:sz w:val="28"/>
+          <w:szCs w:val="28"/>
+        </w:rPr>
+        <w:t>recommendations.php</w:t>
+      </w:r>
+      <w:proofErr w:type="spellEnd"/>
+      <w:r>
+        <w:rPr>
+          <w:rFonts w:ascii="Times New Roman" w:hAnsi="Times New Roman" w:cs="Times New Roman"/>
+          <w:sz w:val="28"/>
+          <w:szCs w:val="28"/>
+        </w:rPr>
+        <w:t>) оценивалось как «высокое». Применение легкого формата JSON для хранения динамических данных (например, истории чата) минимизирует задержки, что создает ощущение "отзы</w:t>
+      </w:r>
+      <w:r>
+        <w:rPr>
+          <w:rFonts w:ascii="Times New Roman" w:hAnsi="Times New Roman" w:cs="Times New Roman"/>
+          <w:sz w:val="28"/>
+          <w:szCs w:val="28"/>
+        </w:rPr>
+        <w:t>вчивости" приложения.</w:t>
+      </w:r>
+    </w:p>
+    <w:p>
+      <w:pPr>
+        <w:spacing w:after="0" w:line="360" w:lineRule="auto"/>
+        <w:ind w:firstLine="709"/>
+        <w:jc w:val="both"/>
+        <w:rPr>
+          <w:rFonts w:ascii="Times New Roman" w:hAnsi="Times New Roman" w:cs="Times New Roman"/>
+          <w:sz w:val="28"/>
+          <w:szCs w:val="28"/>
+        </w:rPr>
+      </w:pPr>
+      <w:r>
+        <w:rPr>
+          <w:rFonts w:ascii="Times New Roman" w:hAnsi="Times New Roman" w:cs="Times New Roman"/>
+          <w:sz w:val="28"/>
+          <w:szCs w:val="28"/>
+        </w:rPr>
+        <w:t>Доступность: Система была протестирована на различных браузерах (</w:t>
+      </w:r>
+      <w:proofErr w:type="spellStart"/>
+      <w:r>
+        <w:rPr>
+          <w:rFonts w:ascii="Times New Roman" w:hAnsi="Times New Roman" w:cs="Times New Roman"/>
+          <w:sz w:val="28"/>
+          <w:szCs w:val="28"/>
+        </w:rPr>
+        <w:t>Chrome</w:t>
+      </w:r>
+      <w:proofErr w:type="spellEnd"/>
+      <w:r>
+        <w:rPr>
+          <w:rFonts w:ascii="Times New Roman" w:hAnsi="Times New Roman" w:cs="Times New Roman"/>
+          <w:sz w:val="28"/>
+          <w:szCs w:val="28"/>
+        </w:rPr>
+        <w:t xml:space="preserve">, </w:t>
+      </w:r>
+      <w:proofErr w:type="spellStart"/>
+      <w:r>
+        <w:rPr>
+          <w:rFonts w:ascii="Times New Roman" w:hAnsi="Times New Roman" w:cs="Times New Roman"/>
+          <w:sz w:val="28"/>
+          <w:szCs w:val="28"/>
+        </w:rPr>
+        <w:t>Firefox</w:t>
+      </w:r>
+      <w:proofErr w:type="spellEnd"/>
+      <w:r>
+        <w:rPr>
+          <w:rFonts w:ascii="Times New Roman" w:hAnsi="Times New Roman" w:cs="Times New Roman"/>
+          <w:sz w:val="28"/>
+          <w:szCs w:val="28"/>
+        </w:rPr>
+        <w:t xml:space="preserve">, </w:t>
+      </w:r>
+      <w:proofErr w:type="spellStart"/>
+      <w:r>
+        <w:rPr>
+          <w:rFonts w:ascii="Times New Roman" w:hAnsi="Times New Roman" w:cs="Times New Roman"/>
+          <w:sz w:val="28"/>
+          <w:szCs w:val="28"/>
+        </w:rPr>
+        <w:t>Safari</w:t>
+      </w:r>
+      <w:proofErr w:type="spellEnd"/>
+      <w:r>
+        <w:rPr>
+          <w:rFonts w:ascii="Times New Roman" w:hAnsi="Times New Roman" w:cs="Times New Roman"/>
+          <w:sz w:val="28"/>
+          <w:szCs w:val="28"/>
+        </w:rPr>
+        <w:t>), что гарантирует стабильность работы вне зави</w:t>
+      </w:r>
+      <w:r>
+        <w:rPr>
+          <w:rFonts w:ascii="Times New Roman" w:hAnsi="Times New Roman" w:cs="Times New Roman"/>
+          <w:sz w:val="28"/>
+          <w:szCs w:val="28"/>
+        </w:rPr>
+        <w:t>симости от устройства родителя.</w:t>
+      </w:r>
+    </w:p>
+    <w:p>
+      <w:pPr>
+        <w:spacing w:after="0" w:line="360" w:lineRule="auto"/>
+        <w:ind w:firstLine="709"/>
+        <w:jc w:val="both"/>
+        <w:rPr>
+          <w:rFonts w:ascii="Times New Roman" w:hAnsi="Times New Roman" w:cs="Times New Roman"/>
+          <w:sz w:val="28"/>
+          <w:szCs w:val="28"/>
+        </w:rPr>
+      </w:pPr>
+      <w:r>
+        <w:rPr>
+          <w:rFonts w:ascii="Times New Roman" w:hAnsi="Times New Roman" w:cs="Times New Roman"/>
+          <w:sz w:val="28"/>
+          <w:szCs w:val="28"/>
+        </w:rPr>
+        <w:t>3. Оценка эффективности внедрения и вовлеченности</w:t>
+      </w:r>
+    </w:p>
+    <w:p>
+      <w:pPr>
+        <w:spacing w:after="0" w:line="360" w:lineRule="auto"/>
+        <w:ind w:firstLine="709"/>
+        <w:jc w:val="both"/>
+        <w:rPr>
+          <w:rFonts w:ascii="Times New Roman" w:hAnsi="Times New Roman" w:cs="Times New Roman"/>
+          <w:sz w:val="28"/>
+          <w:szCs w:val="28"/>
+        </w:rPr>
+      </w:pPr>
+      <w:r>
+        <w:rPr>
+          <w:rFonts w:ascii="Times New Roman" w:hAnsi="Times New Roman" w:cs="Times New Roman"/>
+          <w:sz w:val="28"/>
+          <w:szCs w:val="28"/>
+        </w:rPr>
+        <w:t>Эффективность разработанного приложения оценивалась через призму педагогических задач по форми</w:t>
+      </w:r>
+      <w:r>
+        <w:rPr>
+          <w:rFonts w:ascii="Times New Roman" w:hAnsi="Times New Roman" w:cs="Times New Roman"/>
+          <w:sz w:val="28"/>
+          <w:szCs w:val="28"/>
+        </w:rPr>
+        <w:t>рованию читательских интересов.</w:t>
+      </w:r>
+    </w:p>
+    <w:p>
+      <w:pPr>
+        <w:spacing w:after="0" w:line="360" w:lineRule="auto"/>
+        <w:ind w:firstLine="709"/>
+        <w:jc w:val="both"/>
+        <w:rPr>
+          <w:rFonts w:ascii="Times New Roman" w:hAnsi="Times New Roman" w:cs="Times New Roman"/>
+          <w:sz w:val="28"/>
+          <w:szCs w:val="28"/>
+        </w:rPr>
+      </w:pPr>
+      <w:r>
+        <w:rPr>
+          <w:rFonts w:ascii="Times New Roman" w:hAnsi="Times New Roman" w:cs="Times New Roman"/>
+          <w:sz w:val="28"/>
+          <w:szCs w:val="28"/>
+        </w:rPr>
+        <w:t>Персонализация чтения: Механизм рекомендаций (</w:t>
+      </w:r>
+      <w:proofErr w:type="spellStart"/>
+      <w:r>
+        <w:rPr>
+          <w:rFonts w:ascii="Times New Roman" w:hAnsi="Times New Roman" w:cs="Times New Roman"/>
+          <w:sz w:val="28"/>
+          <w:szCs w:val="28"/>
+        </w:rPr>
+        <w:t>recommendations.php</w:t>
+      </w:r>
+      <w:proofErr w:type="spellEnd"/>
+      <w:r>
+        <w:rPr>
+          <w:rFonts w:ascii="Times New Roman" w:hAnsi="Times New Roman" w:cs="Times New Roman"/>
+          <w:sz w:val="28"/>
+          <w:szCs w:val="28"/>
+        </w:rPr>
+        <w:t>) позволил родителям тратить меньше времени на выбор литературы. Возможность видеть персональные советы педагога в «Личном кабинете» сделала процесс домашнего чтения более целе</w:t>
+      </w:r>
+      <w:r>
+        <w:rPr>
+          <w:rFonts w:ascii="Times New Roman" w:hAnsi="Times New Roman" w:cs="Times New Roman"/>
+          <w:sz w:val="28"/>
+          <w:szCs w:val="28"/>
+        </w:rPr>
+        <w:t>направленным и систематическим.</w:t>
+      </w:r>
+    </w:p>
+    <w:p>
+      <w:pPr>
+        <w:spacing w:after="0" w:line="360" w:lineRule="auto"/>
+        <w:ind w:firstLine="709"/>
+        <w:jc w:val="both"/>
+        <w:rPr>
+          <w:rFonts w:ascii="Times New Roman" w:hAnsi="Times New Roman" w:cs="Times New Roman"/>
+          <w:sz w:val="28"/>
+          <w:szCs w:val="28"/>
+        </w:rPr>
+      </w:pPr>
+      <w:r>
+        <w:rPr>
+          <w:rFonts w:ascii="Times New Roman" w:hAnsi="Times New Roman" w:cs="Times New Roman"/>
+          <w:sz w:val="28"/>
+          <w:szCs w:val="28"/>
+        </w:rPr>
+        <w:t>Качественные показатели:</w:t>
+      </w:r>
+    </w:p>
+    <w:p>
+      <w:pPr>
+        <w:spacing w:after="0" w:line="360" w:lineRule="auto"/>
+        <w:ind w:firstLine="709"/>
+        <w:jc w:val="both"/>
+        <w:rPr>
+          <w:rFonts w:ascii="Times New Roman" w:hAnsi="Times New Roman" w:cs="Times New Roman"/>
+          <w:sz w:val="28"/>
+          <w:szCs w:val="28"/>
+        </w:rPr>
+      </w:pPr>
+      <w:r>
+        <w:rPr>
+          <w:rFonts w:ascii="Times New Roman" w:hAnsi="Times New Roman" w:cs="Times New Roman"/>
+          <w:sz w:val="28"/>
+          <w:szCs w:val="28"/>
+        </w:rPr>
+        <w:t>Повышение осведомленности: Родители стали чаще задавать вопросы о возрастных особенностях воспри</w:t>
+      </w:r>
+      <w:r>
+        <w:rPr>
+          <w:rFonts w:ascii="Times New Roman" w:hAnsi="Times New Roman" w:cs="Times New Roman"/>
+          <w:sz w:val="28"/>
+          <w:szCs w:val="28"/>
+        </w:rPr>
+        <w:t>ятия художественной литературы.</w:t>
+      </w:r>
+    </w:p>
+    <w:p>
+      <w:pPr>
+        <w:spacing w:after="0" w:line="360" w:lineRule="auto"/>
+        <w:ind w:firstLine="709"/>
+        <w:jc w:val="both"/>
+        <w:rPr>
+          <w:rFonts w:ascii="Times New Roman" w:hAnsi="Times New Roman" w:cs="Times New Roman"/>
+          <w:sz w:val="28"/>
+          <w:szCs w:val="28"/>
+        </w:rPr>
+      </w:pPr>
+      <w:r>
+        <w:rPr>
+          <w:rFonts w:ascii="Times New Roman" w:hAnsi="Times New Roman" w:cs="Times New Roman"/>
+          <w:sz w:val="28"/>
+          <w:szCs w:val="28"/>
+        </w:rPr>
+        <w:t>Формирование базы знаний: История чатов и сохраненные рекомендации создают архив, который служит памяткой для родителей на весь период о</w:t>
+      </w:r>
+      <w:r>
+        <w:rPr>
+          <w:rFonts w:ascii="Times New Roman" w:hAnsi="Times New Roman" w:cs="Times New Roman"/>
+          <w:sz w:val="28"/>
+          <w:szCs w:val="28"/>
+        </w:rPr>
+        <w:t>бучения ребенка в ДОО.</w:t>
+      </w:r>
+    </w:p>
+    <w:p>
+      <w:pPr>
+        <w:spacing w:after="0" w:line="360" w:lineRule="auto"/>
+        <w:ind w:firstLine="709"/>
+        <w:jc w:val="both"/>
+        <w:rPr>
+          <w:rFonts w:ascii="Times New Roman" w:hAnsi="Times New Roman" w:cs="Times New Roman"/>
+          <w:sz w:val="28"/>
+          <w:szCs w:val="28"/>
+        </w:rPr>
+      </w:pPr>
+      <w:r>
+        <w:rPr>
+          <w:rFonts w:ascii="Times New Roman" w:hAnsi="Times New Roman" w:cs="Times New Roman"/>
+          <w:sz w:val="28"/>
+          <w:szCs w:val="28"/>
+        </w:rPr>
+        <w:t>2.4.4. Таблица итоговых показателей тестирования</w:t>
+      </w:r>
+    </w:p>
+    <w:tbl>
+      <w:tblPr>
+        <w:tblStyle w:val="a8"/>
+        <w:tblW w:w="0" w:type="auto"/>
+        <w:tblLook w:val="04A0" w:firstRow="1" w:lastRow="0" w:firstColumn="1" w:lastColumn="0" w:noHBand="0" w:noVBand="1"/>
+      </w:tblPr>
+      <w:tblGrid>
+        <w:gridCol w:w="2972"/>
+        <w:gridCol w:w="2341"/>
+        <w:gridCol w:w="1560"/>
+        <w:gridCol w:w="2409"/>
+      </w:tblGrid>
+      <w:tr>
+        <w:tc>
+          <w:tcPr>
+            <w:tcW w:w="2972" w:type="dxa"/>
+          </w:tcPr>
+          <w:p>
+            <w:pPr>
+              <w:spacing w:line="360" w:lineRule="auto"/>
+              <w:jc w:val="both"/>
+              <w:rPr>
+                <w:rFonts w:ascii="Times New Roman" w:hAnsi="Times New Roman" w:cs="Times New Roman"/>
+                <w:sz w:val="28"/>
+                <w:szCs w:val="28"/>
+              </w:rPr>
+            </w:pPr>
+            <w:r>
+              <w:rPr>
+                <w:rFonts w:ascii="Times New Roman" w:hAnsi="Times New Roman" w:cs="Times New Roman"/>
+                <w:sz w:val="28"/>
+                <w:szCs w:val="28"/>
+              </w:rPr>
+              <w:lastRenderedPageBreak/>
+              <w:t>Критерии оценки</w:t>
+            </w:r>
+          </w:p>
+        </w:tc>
+        <w:tc>
+          <w:tcPr>
+            <w:tcW w:w="2341" w:type="dxa"/>
+          </w:tcPr>
+          <w:p>
+            <w:pPr>
+              <w:spacing w:line="360" w:lineRule="auto"/>
+              <w:jc w:val="both"/>
+              <w:rPr>
+                <w:rFonts w:ascii="Times New Roman" w:hAnsi="Times New Roman" w:cs="Times New Roman"/>
+                <w:sz w:val="28"/>
+                <w:szCs w:val="28"/>
+              </w:rPr>
+            </w:pPr>
+            <w:r>
+              <w:rPr>
+                <w:rFonts w:ascii="Times New Roman" w:hAnsi="Times New Roman" w:cs="Times New Roman"/>
+                <w:sz w:val="28"/>
+                <w:szCs w:val="28"/>
+              </w:rPr>
+              <w:t>Метод  проверки</w:t>
+            </w:r>
+          </w:p>
+        </w:tc>
+        <w:tc>
+          <w:tcPr>
+            <w:tcW w:w="1560" w:type="dxa"/>
+          </w:tcPr>
+          <w:p>
+            <w:pPr>
+              <w:spacing w:line="360" w:lineRule="auto"/>
+              <w:jc w:val="both"/>
+              <w:rPr>
+                <w:rFonts w:ascii="Times New Roman" w:hAnsi="Times New Roman" w:cs="Times New Roman"/>
+                <w:sz w:val="28"/>
+                <w:szCs w:val="28"/>
+              </w:rPr>
+            </w:pPr>
+            <w:r>
+              <w:rPr>
+                <w:rFonts w:ascii="Times New Roman" w:hAnsi="Times New Roman" w:cs="Times New Roman"/>
+                <w:sz w:val="28"/>
+                <w:szCs w:val="28"/>
+              </w:rPr>
+              <w:t>Статус</w:t>
+            </w:r>
+          </w:p>
+        </w:tc>
+        <w:tc>
+          <w:tcPr>
+            <w:tcW w:w="2409" w:type="dxa"/>
+          </w:tcPr>
+          <w:p>
+            <w:pPr>
+              <w:spacing w:line="360" w:lineRule="auto"/>
+              <w:jc w:val="both"/>
+              <w:rPr>
+                <w:rFonts w:ascii="Times New Roman" w:hAnsi="Times New Roman" w:cs="Times New Roman"/>
+                <w:sz w:val="28"/>
+                <w:szCs w:val="28"/>
+              </w:rPr>
+            </w:pPr>
+            <w:r>
+              <w:rPr>
+                <w:rFonts w:ascii="Times New Roman" w:hAnsi="Times New Roman" w:cs="Times New Roman"/>
+                <w:sz w:val="28"/>
+                <w:szCs w:val="28"/>
+              </w:rPr>
+              <w:t>Результат</w:t>
+            </w:r>
+          </w:p>
+        </w:tc>
+      </w:tr>
+      <w:tr>
+        <w:tc>
+          <w:tcPr>
+            <w:tcW w:w="2972" w:type="dxa"/>
+          </w:tcPr>
+          <w:p>
+            <w:pPr>
+              <w:spacing w:line="360" w:lineRule="auto"/>
+              <w:jc w:val="both"/>
+              <w:rPr>
+                <w:rFonts w:ascii="Times New Roman" w:hAnsi="Times New Roman" w:cs="Times New Roman"/>
+                <w:sz w:val="28"/>
+                <w:szCs w:val="28"/>
+              </w:rPr>
+            </w:pPr>
+            <w:r>
+              <w:rPr>
+                <w:rFonts w:ascii="Times New Roman" w:hAnsi="Times New Roman" w:cs="Times New Roman"/>
+                <w:sz w:val="28"/>
+                <w:szCs w:val="28"/>
+              </w:rPr>
+              <w:t>Функциональность ссылок</w:t>
+            </w:r>
+          </w:p>
+        </w:tc>
+        <w:tc>
+          <w:tcPr>
+            <w:tcW w:w="2341" w:type="dxa"/>
+          </w:tcPr>
+          <w:p>
+            <w:pPr>
+              <w:spacing w:line="360" w:lineRule="auto"/>
+              <w:jc w:val="both"/>
+              <w:rPr>
+                <w:rFonts w:ascii="Times New Roman" w:hAnsi="Times New Roman" w:cs="Times New Roman"/>
+                <w:sz w:val="28"/>
+                <w:szCs w:val="28"/>
+              </w:rPr>
+            </w:pPr>
+            <w:r>
+              <w:rPr>
+                <w:rFonts w:ascii="Times New Roman" w:hAnsi="Times New Roman" w:cs="Times New Roman"/>
+                <w:sz w:val="28"/>
+                <w:szCs w:val="28"/>
+              </w:rPr>
+              <w:t>Ручной проход</w:t>
+            </w:r>
+          </w:p>
+        </w:tc>
+        <w:tc>
+          <w:tcPr>
+            <w:tcW w:w="1560" w:type="dxa"/>
+          </w:tcPr>
+          <w:p>
+            <w:pPr>
+              <w:spacing w:line="360" w:lineRule="auto"/>
+              <w:jc w:val="both"/>
+              <w:rPr>
+                <w:rFonts w:ascii="Times New Roman" w:hAnsi="Times New Roman" w:cs="Times New Roman"/>
+                <w:sz w:val="28"/>
+                <w:szCs w:val="28"/>
+              </w:rPr>
+            </w:pPr>
+            <w:r>
+              <w:rPr>
+                <w:rFonts w:ascii="Times New Roman" w:hAnsi="Times New Roman" w:cs="Times New Roman"/>
+                <w:sz w:val="28"/>
+                <w:szCs w:val="28"/>
+              </w:rPr>
+              <w:t>Успешно</w:t>
+            </w:r>
+          </w:p>
+        </w:tc>
+        <w:tc>
+          <w:tcPr>
+            <w:tcW w:w="2409" w:type="dxa"/>
+          </w:tcPr>
+          <w:p>
+            <w:pPr>
+              <w:spacing w:line="360" w:lineRule="auto"/>
+              <w:jc w:val="both"/>
+              <w:rPr>
+                <w:rFonts w:ascii="Times New Roman" w:hAnsi="Times New Roman" w:cs="Times New Roman"/>
+                <w:sz w:val="28"/>
+                <w:szCs w:val="28"/>
+              </w:rPr>
+            </w:pPr>
+            <w:r>
+              <w:rPr>
+                <w:rFonts w:ascii="Times New Roman" w:hAnsi="Times New Roman" w:cs="Times New Roman"/>
+                <w:sz w:val="28"/>
+                <w:szCs w:val="28"/>
+              </w:rPr>
+              <w:t>100% корректных переходов</w:t>
+            </w:r>
+          </w:p>
+        </w:tc>
+      </w:tr>
+      <w:tr>
+        <w:tc>
+          <w:tcPr>
+            <w:tcW w:w="2972" w:type="dxa"/>
+          </w:tcPr>
+          <w:p>
+            <w:pPr>
+              <w:spacing w:line="360" w:lineRule="auto"/>
+              <w:jc w:val="both"/>
+              <w:rPr>
+                <w:rFonts w:ascii="Times New Roman" w:hAnsi="Times New Roman" w:cs="Times New Roman"/>
+                <w:sz w:val="28"/>
+                <w:szCs w:val="28"/>
+              </w:rPr>
+            </w:pPr>
+            <w:r>
+              <w:rPr>
+                <w:rFonts w:ascii="Times New Roman" w:hAnsi="Times New Roman" w:cs="Times New Roman"/>
+                <w:sz w:val="28"/>
+                <w:szCs w:val="28"/>
+              </w:rPr>
+              <w:t>Асинхронность чата</w:t>
+            </w:r>
+          </w:p>
+        </w:tc>
+        <w:tc>
+          <w:tcPr>
+            <w:tcW w:w="2341" w:type="dxa"/>
+          </w:tcPr>
+          <w:p>
+            <w:pPr>
+              <w:spacing w:line="360" w:lineRule="auto"/>
+              <w:jc w:val="both"/>
+              <w:rPr>
+                <w:rFonts w:ascii="Times New Roman" w:hAnsi="Times New Roman" w:cs="Times New Roman"/>
+                <w:sz w:val="28"/>
+                <w:szCs w:val="28"/>
+              </w:rPr>
+            </w:pPr>
+            <w:r>
+              <w:rPr>
+                <w:rFonts w:ascii="Times New Roman" w:hAnsi="Times New Roman" w:cs="Times New Roman"/>
+                <w:sz w:val="28"/>
+                <w:szCs w:val="28"/>
+              </w:rPr>
+              <w:t>Инструменты разработчика</w:t>
+            </w:r>
+          </w:p>
+        </w:tc>
+        <w:tc>
+          <w:tcPr>
+            <w:tcW w:w="1560" w:type="dxa"/>
+          </w:tcPr>
+          <w:p>
+            <w:pPr>
+              <w:spacing w:line="360" w:lineRule="auto"/>
+              <w:jc w:val="both"/>
+              <w:rPr>
+                <w:rFonts w:ascii="Times New Roman" w:hAnsi="Times New Roman" w:cs="Times New Roman"/>
+                <w:sz w:val="28"/>
+                <w:szCs w:val="28"/>
+              </w:rPr>
+            </w:pPr>
+            <w:r>
+              <w:rPr>
+                <w:rFonts w:ascii="Times New Roman" w:hAnsi="Times New Roman" w:cs="Times New Roman"/>
+                <w:sz w:val="28"/>
+                <w:szCs w:val="28"/>
+              </w:rPr>
+              <w:t>Успешно</w:t>
+            </w:r>
+          </w:p>
+        </w:tc>
+        <w:tc>
+          <w:tcPr>
+            <w:tcW w:w="2409" w:type="dxa"/>
+          </w:tcPr>
+          <w:p>
+            <w:pPr>
+              <w:spacing w:line="360" w:lineRule="auto"/>
+              <w:jc w:val="both"/>
+              <w:rPr>
+                <w:rFonts w:ascii="Times New Roman" w:hAnsi="Times New Roman" w:cs="Times New Roman"/>
+                <w:sz w:val="28"/>
+                <w:szCs w:val="28"/>
+              </w:rPr>
+            </w:pPr>
+            <w:r>
+              <w:rPr>
+                <w:rFonts w:ascii="Times New Roman" w:hAnsi="Times New Roman" w:cs="Times New Roman"/>
+                <w:sz w:val="28"/>
+                <w:szCs w:val="28"/>
+              </w:rPr>
+              <w:t xml:space="preserve">Задержка </w:t>
+            </w:r>
+            <w:r>
+              <w:rPr>
+                <w:rFonts w:ascii="Times New Roman" w:hAnsi="Times New Roman" w:cs="Times New Roman"/>
+                <w:sz w:val="28"/>
+                <w:szCs w:val="28"/>
+                <w:lang w:val="en-US"/>
+              </w:rPr>
+              <w:t>&lt; 500</w:t>
+            </w:r>
+            <w:r>
+              <w:rPr>
+                <w:rFonts w:ascii="Times New Roman" w:hAnsi="Times New Roman" w:cs="Times New Roman"/>
+                <w:sz w:val="28"/>
+                <w:szCs w:val="28"/>
+              </w:rPr>
+              <w:t xml:space="preserve"> </w:t>
+            </w:r>
+            <w:proofErr w:type="spellStart"/>
+            <w:r>
+              <w:rPr>
+                <w:rFonts w:ascii="Times New Roman" w:hAnsi="Times New Roman" w:cs="Times New Roman"/>
+                <w:sz w:val="28"/>
+                <w:szCs w:val="28"/>
+              </w:rPr>
+              <w:t>мс</w:t>
+            </w:r>
+            <w:proofErr w:type="spellEnd"/>
+          </w:p>
+        </w:tc>
+      </w:tr>
+      <w:tr>
+        <w:tc>
+          <w:tcPr>
+            <w:tcW w:w="2972" w:type="dxa"/>
+          </w:tcPr>
+          <w:p>
+            <w:pPr>
+              <w:spacing w:line="360" w:lineRule="auto"/>
+              <w:jc w:val="both"/>
+              <w:rPr>
+                <w:rFonts w:ascii="Times New Roman" w:hAnsi="Times New Roman" w:cs="Times New Roman"/>
+                <w:sz w:val="28"/>
+                <w:szCs w:val="28"/>
+                <w:lang w:val="en-US"/>
+              </w:rPr>
+            </w:pPr>
+            <w:r>
+              <w:rPr>
+                <w:rFonts w:ascii="Times New Roman" w:hAnsi="Times New Roman" w:cs="Times New Roman"/>
+                <w:sz w:val="28"/>
+                <w:szCs w:val="28"/>
+              </w:rPr>
+              <w:t xml:space="preserve">Адаптивность </w:t>
+            </w:r>
+            <w:r>
+              <w:rPr>
+                <w:rFonts w:ascii="Times New Roman" w:hAnsi="Times New Roman" w:cs="Times New Roman"/>
+                <w:sz w:val="28"/>
+                <w:szCs w:val="28"/>
+                <w:lang w:val="en-US"/>
+              </w:rPr>
+              <w:t>UI</w:t>
+            </w:r>
+          </w:p>
+        </w:tc>
+        <w:tc>
+          <w:tcPr>
+            <w:tcW w:w="2341" w:type="dxa"/>
+          </w:tcPr>
+          <w:p>
+            <w:pPr>
+              <w:spacing w:line="360" w:lineRule="auto"/>
+              <w:jc w:val="both"/>
+              <w:rPr>
+                <w:rFonts w:ascii="Times New Roman" w:hAnsi="Times New Roman" w:cs="Times New Roman"/>
+                <w:sz w:val="28"/>
+                <w:szCs w:val="28"/>
+              </w:rPr>
+            </w:pPr>
+            <w:proofErr w:type="spellStart"/>
+            <w:r>
+              <w:rPr>
+                <w:rFonts w:ascii="Times New Roman" w:hAnsi="Times New Roman" w:cs="Times New Roman"/>
+                <w:sz w:val="28"/>
+                <w:szCs w:val="28"/>
+              </w:rPr>
+              <w:t>Кроссбраузерный</w:t>
+            </w:r>
+            <w:proofErr w:type="spellEnd"/>
+            <w:r>
+              <w:rPr>
+                <w:rFonts w:ascii="Times New Roman" w:hAnsi="Times New Roman" w:cs="Times New Roman"/>
+                <w:sz w:val="28"/>
+                <w:szCs w:val="28"/>
+              </w:rPr>
+              <w:t xml:space="preserve"> тест</w:t>
+            </w:r>
+          </w:p>
+        </w:tc>
+        <w:tc>
+          <w:tcPr>
+            <w:tcW w:w="1560" w:type="dxa"/>
+          </w:tcPr>
+          <w:p>
+            <w:pPr>
+              <w:spacing w:line="360" w:lineRule="auto"/>
+              <w:jc w:val="both"/>
+              <w:rPr>
+                <w:rFonts w:ascii="Times New Roman" w:hAnsi="Times New Roman" w:cs="Times New Roman"/>
+                <w:sz w:val="28"/>
+                <w:szCs w:val="28"/>
+              </w:rPr>
+            </w:pPr>
+            <w:r>
+              <w:rPr>
+                <w:rFonts w:ascii="Times New Roman" w:hAnsi="Times New Roman" w:cs="Times New Roman"/>
+                <w:sz w:val="28"/>
+                <w:szCs w:val="28"/>
+              </w:rPr>
+              <w:t>Успешно</w:t>
+            </w:r>
+          </w:p>
+        </w:tc>
+        <w:tc>
+          <w:tcPr>
+            <w:tcW w:w="2409" w:type="dxa"/>
+          </w:tcPr>
+          <w:p>
+            <w:pPr>
+              <w:spacing w:line="360" w:lineRule="auto"/>
+              <w:jc w:val="both"/>
+              <w:rPr>
+                <w:rFonts w:ascii="Times New Roman" w:hAnsi="Times New Roman" w:cs="Times New Roman"/>
+                <w:sz w:val="28"/>
+                <w:szCs w:val="28"/>
+              </w:rPr>
+            </w:pPr>
+            <w:r>
+              <w:rPr>
+                <w:rFonts w:ascii="Times New Roman" w:hAnsi="Times New Roman" w:cs="Times New Roman"/>
+                <w:sz w:val="28"/>
+                <w:szCs w:val="28"/>
+              </w:rPr>
+              <w:t>Полная поддержка</w:t>
+            </w:r>
+          </w:p>
+        </w:tc>
+      </w:tr>
+    </w:tbl>
+    <w:p>
+      <w:pPr>
+        <w:spacing w:after="0" w:line="360" w:lineRule="auto"/>
+        <w:ind w:firstLine="709"/>
+        <w:jc w:val="both"/>
+        <w:rPr>
+          <w:rFonts w:ascii="Times New Roman" w:hAnsi="Times New Roman" w:cs="Times New Roman"/>
+          <w:sz w:val="28"/>
+          <w:szCs w:val="28"/>
+        </w:rPr>
+      </w:pPr>
+    </w:p>
+    <w:p>
+      <w:pPr>
+        <w:spacing w:line="259" w:lineRule="auto"/>
+        <w:rPr>
+          <w:rFonts w:ascii="Times New Roman" w:hAnsi="Times New Roman" w:cs="Times New Roman"/>
+          <w:sz w:val="28"/>
+          <w:szCs w:val="28"/>
+        </w:rPr>
+      </w:pPr>
+      <w:r>
+        <w:rPr>
+          <w:rFonts w:ascii="Times New Roman" w:hAnsi="Times New Roman" w:cs="Times New Roman"/>
+          <w:sz w:val="28"/>
+          <w:szCs w:val="28"/>
+        </w:rPr>
+        <w:br w:type="page"/>
+      </w:r>
+    </w:p>
+    <w:p>
+      <w:pPr>
+        <w:spacing w:after="0" w:line="360" w:lineRule="auto"/>
+        <w:ind w:firstLine="709"/>
+        <w:jc w:val="center"/>
+        <w:rPr>
+          <w:rFonts w:ascii="Times New Roman" w:hAnsi="Times New Roman" w:cs="Times New Roman"/>
+          <w:sz w:val="28"/>
+          <w:szCs w:val="28"/>
+        </w:rPr>
+      </w:pPr>
+      <w:r>
+        <w:rPr>
+          <w:rFonts w:ascii="Times New Roman" w:hAnsi="Times New Roman" w:cs="Times New Roman"/>
+          <w:sz w:val="28"/>
+          <w:szCs w:val="28"/>
+        </w:rPr>
+        <w:lastRenderedPageBreak/>
+        <w:t>ЗАКЛЮЧЕНИЕ</w:t>
+      </w:r>
+    </w:p>
+    <w:p>
+      <w:pPr>
+        <w:spacing w:after="0" w:line="360" w:lineRule="auto"/>
+        <w:ind w:firstLine="709"/>
+        <w:jc w:val="both"/>
+        <w:rPr>
+          <w:rFonts w:ascii="Times New Roman" w:hAnsi="Times New Roman" w:cs="Times New Roman"/>
+          <w:sz w:val="28"/>
+          <w:szCs w:val="28"/>
+        </w:rPr>
+      </w:pPr>
+      <w:r>
+        <w:rPr>
+          <w:rFonts w:ascii="Times New Roman" w:hAnsi="Times New Roman" w:cs="Times New Roman"/>
+          <w:sz w:val="28"/>
+          <w:szCs w:val="28"/>
+        </w:rPr>
+        <w:t xml:space="preserve">В результате выполнения дипломной работы на тему «Разработка </w:t>
+      </w:r>
+      <w:proofErr w:type="spellStart"/>
+      <w:r>
+        <w:rPr>
+          <w:rFonts w:ascii="Times New Roman" w:hAnsi="Times New Roman" w:cs="Times New Roman"/>
+          <w:sz w:val="28"/>
+          <w:szCs w:val="28"/>
+        </w:rPr>
+        <w:t>web</w:t>
+      </w:r>
+      <w:proofErr w:type="spellEnd"/>
+      <w:r>
+        <w:rPr>
+          <w:rFonts w:ascii="Times New Roman" w:hAnsi="Times New Roman" w:cs="Times New Roman"/>
+          <w:sz w:val="28"/>
+          <w:szCs w:val="28"/>
+        </w:rPr>
+        <w:t>-приложения для взаимодействия дошкольной образовательной организации и семьи по формированию читательских интересов» были полностью решены поставленные задачи, достигнута ключевая цель исследования, а также подтверждена практическая и педагогическая целесообразность ра</w:t>
+      </w:r>
+      <w:r>
+        <w:rPr>
+          <w:rFonts w:ascii="Times New Roman" w:hAnsi="Times New Roman" w:cs="Times New Roman"/>
+          <w:sz w:val="28"/>
+          <w:szCs w:val="28"/>
+        </w:rPr>
+        <w:t>зработанного цифрового ресурса.</w:t>
+      </w:r>
+    </w:p>
+    <w:p>
+      <w:pPr>
+        <w:spacing w:after="0" w:line="360" w:lineRule="auto"/>
+        <w:ind w:firstLine="709"/>
+        <w:jc w:val="both"/>
+        <w:rPr>
+          <w:rFonts w:ascii="Times New Roman" w:hAnsi="Times New Roman" w:cs="Times New Roman"/>
+          <w:sz w:val="28"/>
+          <w:szCs w:val="28"/>
+        </w:rPr>
+      </w:pPr>
+      <w:r>
+        <w:rPr>
+          <w:rFonts w:ascii="Times New Roman" w:hAnsi="Times New Roman" w:cs="Times New Roman"/>
+          <w:sz w:val="28"/>
+          <w:szCs w:val="28"/>
+        </w:rPr>
+        <w:t>На основе проведенного анализа и проектно-программных работ можно сформулировать следующие основные вы</w:t>
+      </w:r>
+      <w:r>
+        <w:rPr>
+          <w:rFonts w:ascii="Times New Roman" w:hAnsi="Times New Roman" w:cs="Times New Roman"/>
+          <w:sz w:val="28"/>
+          <w:szCs w:val="28"/>
+        </w:rPr>
+        <w:t>воды и результаты исследования:</w:t>
+      </w:r>
+    </w:p>
+    <w:p>
+      <w:pPr>
+        <w:spacing w:after="0" w:line="360" w:lineRule="auto"/>
+        <w:ind w:firstLine="709"/>
+        <w:jc w:val="both"/>
+        <w:rPr>
+          <w:rFonts w:ascii="Times New Roman" w:hAnsi="Times New Roman" w:cs="Times New Roman"/>
+          <w:sz w:val="28"/>
+          <w:szCs w:val="28"/>
+        </w:rPr>
+      </w:pPr>
+      <w:r>
+        <w:rPr>
+          <w:rFonts w:ascii="Times New Roman" w:hAnsi="Times New Roman" w:cs="Times New Roman"/>
+          <w:sz w:val="28"/>
+          <w:szCs w:val="28"/>
+        </w:rPr>
+        <w:t>1. Теоретико-методологические результаты</w:t>
+      </w:r>
+    </w:p>
+    <w:p>
+      <w:pPr>
+        <w:spacing w:after="0" w:line="360" w:lineRule="auto"/>
+        <w:ind w:firstLine="709"/>
+        <w:jc w:val="both"/>
+        <w:rPr>
+          <w:rFonts w:ascii="Times New Roman" w:hAnsi="Times New Roman" w:cs="Times New Roman"/>
+          <w:sz w:val="28"/>
+          <w:szCs w:val="28"/>
+        </w:rPr>
+      </w:pPr>
+      <w:r>
+        <w:rPr>
+          <w:rFonts w:ascii="Times New Roman" w:hAnsi="Times New Roman" w:cs="Times New Roman"/>
+          <w:sz w:val="28"/>
+          <w:szCs w:val="28"/>
+        </w:rPr>
+        <w:t xml:space="preserve">В ходе теоретического анализа специфики взаимодействия семьи и ДОО в современных условиях </w:t>
+      </w:r>
+      <w:proofErr w:type="spellStart"/>
+      <w:r>
+        <w:rPr>
+          <w:rFonts w:ascii="Times New Roman" w:hAnsi="Times New Roman" w:cs="Times New Roman"/>
+          <w:sz w:val="28"/>
+          <w:szCs w:val="28"/>
+        </w:rPr>
+        <w:t>цифровизации</w:t>
+      </w:r>
+      <w:proofErr w:type="spellEnd"/>
+      <w:r>
+        <w:rPr>
+          <w:rFonts w:ascii="Times New Roman" w:hAnsi="Times New Roman" w:cs="Times New Roman"/>
+          <w:sz w:val="28"/>
+          <w:szCs w:val="28"/>
+        </w:rPr>
+        <w:t xml:space="preserve"> общества была обоснована острая необходимость модернизации традиционных форм коммуникации. Традиционные методы (очные родительские собрания, бумажные стенды, устные консультации) в условиях высокой занятости современных родителей демонстрируют недостаточную</w:t>
+      </w:r>
+      <w:r>
+        <w:rPr>
+          <w:rFonts w:ascii="Times New Roman" w:hAnsi="Times New Roman" w:cs="Times New Roman"/>
+          <w:sz w:val="28"/>
+          <w:szCs w:val="28"/>
+        </w:rPr>
+        <w:t xml:space="preserve"> оперативность и вовлеченность.</w:t>
+      </w:r>
+    </w:p>
+    <w:p>
+      <w:pPr>
+        <w:spacing w:after="0" w:line="360" w:lineRule="auto"/>
+        <w:ind w:firstLine="709"/>
+        <w:jc w:val="both"/>
+        <w:rPr>
+          <w:rFonts w:ascii="Times New Roman" w:hAnsi="Times New Roman" w:cs="Times New Roman"/>
+          <w:sz w:val="28"/>
+          <w:szCs w:val="28"/>
+        </w:rPr>
+      </w:pPr>
+      <w:r>
+        <w:rPr>
+          <w:rFonts w:ascii="Times New Roman" w:hAnsi="Times New Roman" w:cs="Times New Roman"/>
+          <w:sz w:val="28"/>
+          <w:szCs w:val="28"/>
+        </w:rPr>
+        <w:t xml:space="preserve">Установлено, что формирование читательских интересов у детей дошкольного возраста требует создания единого информационно-образовательного пространства. Интеграция концепции визуального проектирования </w:t>
+      </w:r>
+      <w:proofErr w:type="spellStart"/>
+      <w:r>
+        <w:rPr>
+          <w:rFonts w:ascii="Times New Roman" w:hAnsi="Times New Roman" w:cs="Times New Roman"/>
+          <w:sz w:val="28"/>
+          <w:szCs w:val="28"/>
+        </w:rPr>
+        <w:t>Material</w:t>
+      </w:r>
+      <w:proofErr w:type="spellEnd"/>
+      <w:r>
+        <w:rPr>
+          <w:rFonts w:ascii="Times New Roman" w:hAnsi="Times New Roman" w:cs="Times New Roman"/>
+          <w:sz w:val="28"/>
+          <w:szCs w:val="28"/>
+        </w:rPr>
+        <w:t xml:space="preserve"> </w:t>
+      </w:r>
+      <w:proofErr w:type="spellStart"/>
+      <w:r>
+        <w:rPr>
+          <w:rFonts w:ascii="Times New Roman" w:hAnsi="Times New Roman" w:cs="Times New Roman"/>
+          <w:sz w:val="28"/>
+          <w:szCs w:val="28"/>
+        </w:rPr>
+        <w:t>Design</w:t>
+      </w:r>
+      <w:proofErr w:type="spellEnd"/>
+      <w:r>
+        <w:rPr>
+          <w:rFonts w:ascii="Times New Roman" w:hAnsi="Times New Roman" w:cs="Times New Roman"/>
+          <w:sz w:val="28"/>
+          <w:szCs w:val="28"/>
+        </w:rPr>
+        <w:t xml:space="preserve"> от компании </w:t>
+      </w:r>
+      <w:proofErr w:type="spellStart"/>
+      <w:r>
+        <w:rPr>
+          <w:rFonts w:ascii="Times New Roman" w:hAnsi="Times New Roman" w:cs="Times New Roman"/>
+          <w:sz w:val="28"/>
+          <w:szCs w:val="28"/>
+        </w:rPr>
+        <w:t>Google</w:t>
+      </w:r>
+      <w:proofErr w:type="spellEnd"/>
+      <w:r>
+        <w:rPr>
+          <w:rFonts w:ascii="Times New Roman" w:hAnsi="Times New Roman" w:cs="Times New Roman"/>
+          <w:sz w:val="28"/>
+          <w:szCs w:val="28"/>
+        </w:rPr>
+        <w:t xml:space="preserve"> позволила разработать интуитивно понятный, адаптивный и эмоционально привлекательный интерфейс. Применение физических метафор (глубина, тени, z-</w:t>
+      </w:r>
+      <w:proofErr w:type="spellStart"/>
+      <w:r>
+        <w:rPr>
+          <w:rFonts w:ascii="Times New Roman" w:hAnsi="Times New Roman" w:cs="Times New Roman"/>
+          <w:sz w:val="28"/>
+          <w:szCs w:val="28"/>
+        </w:rPr>
+        <w:t>index</w:t>
+      </w:r>
+      <w:proofErr w:type="spellEnd"/>
+      <w:r>
+        <w:rPr>
+          <w:rFonts w:ascii="Times New Roman" w:hAnsi="Times New Roman" w:cs="Times New Roman"/>
+          <w:sz w:val="28"/>
+          <w:szCs w:val="28"/>
+        </w:rPr>
+        <w:t xml:space="preserve">), графичности и осмысленной анимации в интерфейсе снизило когнитивную нагрузку на пользователей (родителей и педагогов) и обеспечило высокую доступность платформы вне зависимости от </w:t>
+      </w:r>
+      <w:r>
+        <w:rPr>
+          <w:rFonts w:ascii="Times New Roman" w:hAnsi="Times New Roman" w:cs="Times New Roman"/>
+          <w:sz w:val="28"/>
+          <w:szCs w:val="28"/>
+        </w:rPr>
+        <w:t>уровня их цифровой грамотности.</w:t>
+      </w:r>
+    </w:p>
+    <w:p>
+      <w:pPr>
+        <w:spacing w:after="0" w:line="360" w:lineRule="auto"/>
+        <w:ind w:firstLine="709"/>
+        <w:jc w:val="both"/>
+        <w:rPr>
+          <w:rFonts w:ascii="Times New Roman" w:hAnsi="Times New Roman" w:cs="Times New Roman"/>
+          <w:sz w:val="28"/>
+          <w:szCs w:val="28"/>
+        </w:rPr>
+      </w:pPr>
+      <w:r>
+        <w:rPr>
+          <w:rFonts w:ascii="Times New Roman" w:hAnsi="Times New Roman" w:cs="Times New Roman"/>
+          <w:sz w:val="28"/>
+          <w:szCs w:val="28"/>
+        </w:rPr>
+        <w:t>2. Архитектурные и программно-технические решения</w:t>
+      </w:r>
+    </w:p>
+    <w:p>
+      <w:pPr>
+        <w:spacing w:after="0" w:line="360" w:lineRule="auto"/>
+        <w:ind w:firstLine="709"/>
+        <w:jc w:val="both"/>
+        <w:rPr>
+          <w:rFonts w:ascii="Times New Roman" w:hAnsi="Times New Roman" w:cs="Times New Roman"/>
+          <w:sz w:val="28"/>
+          <w:szCs w:val="28"/>
+        </w:rPr>
+      </w:pPr>
+      <w:r>
+        <w:rPr>
+          <w:rFonts w:ascii="Times New Roman" w:hAnsi="Times New Roman" w:cs="Times New Roman"/>
+          <w:sz w:val="28"/>
+          <w:szCs w:val="28"/>
+        </w:rPr>
+        <w:t xml:space="preserve">В рамках выполнения практической части работы была спроектирована и </w:t>
+      </w:r>
+      <w:proofErr w:type="spellStart"/>
+      <w:r>
+        <w:rPr>
+          <w:rFonts w:ascii="Times New Roman" w:hAnsi="Times New Roman" w:cs="Times New Roman"/>
+          <w:sz w:val="28"/>
+          <w:szCs w:val="28"/>
+        </w:rPr>
+        <w:t>программно</w:t>
+      </w:r>
+      <w:proofErr w:type="spellEnd"/>
+      <w:r>
+        <w:rPr>
+          <w:rFonts w:ascii="Times New Roman" w:hAnsi="Times New Roman" w:cs="Times New Roman"/>
+          <w:sz w:val="28"/>
+          <w:szCs w:val="28"/>
+        </w:rPr>
+        <w:t xml:space="preserve"> реализована модульная клиент-серверная архитектура </w:t>
+      </w:r>
+      <w:proofErr w:type="spellStart"/>
+      <w:r>
+        <w:rPr>
+          <w:rFonts w:ascii="Times New Roman" w:hAnsi="Times New Roman" w:cs="Times New Roman"/>
+          <w:sz w:val="28"/>
+          <w:szCs w:val="28"/>
+        </w:rPr>
+        <w:t>web</w:t>
+      </w:r>
+      <w:proofErr w:type="spellEnd"/>
+      <w:r>
+        <w:rPr>
+          <w:rFonts w:ascii="Times New Roman" w:hAnsi="Times New Roman" w:cs="Times New Roman"/>
+          <w:sz w:val="28"/>
+          <w:szCs w:val="28"/>
+        </w:rPr>
+        <w:t xml:space="preserve">-приложения на базе стека технологий PHP, </w:t>
+      </w:r>
+      <w:r>
+        <w:rPr>
+          <w:rFonts w:ascii="Times New Roman" w:hAnsi="Times New Roman" w:cs="Times New Roman"/>
+          <w:sz w:val="28"/>
+          <w:szCs w:val="28"/>
+        </w:rPr>
+        <w:t xml:space="preserve">HTML5, CSS3, </w:t>
+      </w:r>
+      <w:proofErr w:type="spellStart"/>
+      <w:r>
+        <w:rPr>
+          <w:rFonts w:ascii="Times New Roman" w:hAnsi="Times New Roman" w:cs="Times New Roman"/>
+          <w:sz w:val="28"/>
+          <w:szCs w:val="28"/>
+        </w:rPr>
+        <w:t>JavaScript</w:t>
+      </w:r>
+      <w:proofErr w:type="spellEnd"/>
+      <w:r>
+        <w:rPr>
+          <w:rFonts w:ascii="Times New Roman" w:hAnsi="Times New Roman" w:cs="Times New Roman"/>
+          <w:sz w:val="28"/>
+          <w:szCs w:val="28"/>
+        </w:rPr>
+        <w:t xml:space="preserve"> и JSON:</w:t>
+      </w:r>
+    </w:p>
+    <w:p>
+      <w:pPr>
+        <w:spacing w:after="0" w:line="360" w:lineRule="auto"/>
+        <w:ind w:firstLine="709"/>
+        <w:jc w:val="both"/>
+        <w:rPr>
+          <w:rFonts w:ascii="Times New Roman" w:hAnsi="Times New Roman" w:cs="Times New Roman"/>
+          <w:sz w:val="28"/>
+          <w:szCs w:val="28"/>
+        </w:rPr>
+      </w:pPr>
+      <w:r>
+        <w:rPr>
+          <w:rFonts w:ascii="Times New Roman" w:hAnsi="Times New Roman" w:cs="Times New Roman"/>
+          <w:sz w:val="28"/>
+          <w:szCs w:val="28"/>
+        </w:rPr>
+        <w:lastRenderedPageBreak/>
+        <w:t>Серверная логика реализована на языке PHP, что обеспечило надежную динамическую генерацию контента, безопасную аутентификацию пользователей (</w:t>
+      </w:r>
+      <w:proofErr w:type="spellStart"/>
+      <w:r>
+        <w:rPr>
+          <w:rFonts w:ascii="Times New Roman" w:hAnsi="Times New Roman" w:cs="Times New Roman"/>
+          <w:sz w:val="28"/>
+          <w:szCs w:val="28"/>
+        </w:rPr>
+        <w:t>login.php</w:t>
+      </w:r>
+      <w:proofErr w:type="spellEnd"/>
+      <w:r>
+        <w:rPr>
+          <w:rFonts w:ascii="Times New Roman" w:hAnsi="Times New Roman" w:cs="Times New Roman"/>
+          <w:sz w:val="28"/>
+          <w:szCs w:val="28"/>
+        </w:rPr>
+        <w:t xml:space="preserve">, </w:t>
+      </w:r>
+      <w:proofErr w:type="spellStart"/>
+      <w:r>
+        <w:rPr>
+          <w:rFonts w:ascii="Times New Roman" w:hAnsi="Times New Roman" w:cs="Times New Roman"/>
+          <w:sz w:val="28"/>
+          <w:szCs w:val="28"/>
+        </w:rPr>
+        <w:t>register.php</w:t>
+      </w:r>
+      <w:proofErr w:type="spellEnd"/>
+      <w:r>
+        <w:rPr>
+          <w:rFonts w:ascii="Times New Roman" w:hAnsi="Times New Roman" w:cs="Times New Roman"/>
+          <w:sz w:val="28"/>
+          <w:szCs w:val="28"/>
+        </w:rPr>
+        <w:t>) и отказоустойчивое управление сессиями с кэшированием данных в изолирован</w:t>
+      </w:r>
+      <w:r>
+        <w:rPr>
+          <w:rFonts w:ascii="Times New Roman" w:hAnsi="Times New Roman" w:cs="Times New Roman"/>
+          <w:sz w:val="28"/>
+          <w:szCs w:val="28"/>
+        </w:rPr>
+        <w:t xml:space="preserve">ной директории </w:t>
+      </w:r>
+      <w:proofErr w:type="spellStart"/>
+      <w:r>
+        <w:rPr>
+          <w:rFonts w:ascii="Times New Roman" w:hAnsi="Times New Roman" w:cs="Times New Roman"/>
+          <w:sz w:val="28"/>
+          <w:szCs w:val="28"/>
+        </w:rPr>
+        <w:t>cache</w:t>
+      </w:r>
+      <w:proofErr w:type="spellEnd"/>
+      <w:r>
+        <w:rPr>
+          <w:rFonts w:ascii="Times New Roman" w:hAnsi="Times New Roman" w:cs="Times New Roman"/>
+          <w:sz w:val="28"/>
+          <w:szCs w:val="28"/>
+        </w:rPr>
+        <w:t>/</w:t>
+      </w:r>
+      <w:proofErr w:type="spellStart"/>
+      <w:r>
+        <w:rPr>
+          <w:rFonts w:ascii="Times New Roman" w:hAnsi="Times New Roman" w:cs="Times New Roman"/>
+          <w:sz w:val="28"/>
+          <w:szCs w:val="28"/>
+        </w:rPr>
+        <w:t>sessions</w:t>
+      </w:r>
+      <w:proofErr w:type="spellEnd"/>
+      <w:r>
+        <w:rPr>
+          <w:rFonts w:ascii="Times New Roman" w:hAnsi="Times New Roman" w:cs="Times New Roman"/>
+          <w:sz w:val="28"/>
+          <w:szCs w:val="28"/>
+        </w:rPr>
+        <w:t>/.</w:t>
+      </w:r>
+    </w:p>
+    <w:p>
+      <w:pPr>
+        <w:spacing w:after="0" w:line="360" w:lineRule="auto"/>
+        <w:ind w:firstLine="709"/>
+        <w:jc w:val="both"/>
+        <w:rPr>
+          <w:rFonts w:ascii="Times New Roman" w:hAnsi="Times New Roman" w:cs="Times New Roman"/>
+          <w:sz w:val="28"/>
+          <w:szCs w:val="28"/>
+        </w:rPr>
+      </w:pPr>
+      <w:r>
+        <w:rPr>
+          <w:rFonts w:ascii="Times New Roman" w:hAnsi="Times New Roman" w:cs="Times New Roman"/>
+          <w:sz w:val="28"/>
+          <w:szCs w:val="28"/>
+        </w:rPr>
+        <w:t>Слой представления (</w:t>
+      </w:r>
+      <w:proofErr w:type="spellStart"/>
+      <w:r>
+        <w:rPr>
+          <w:rFonts w:ascii="Times New Roman" w:hAnsi="Times New Roman" w:cs="Times New Roman"/>
+          <w:sz w:val="28"/>
+          <w:szCs w:val="28"/>
+        </w:rPr>
+        <w:t>page</w:t>
+      </w:r>
+      <w:proofErr w:type="spellEnd"/>
+      <w:r>
+        <w:rPr>
+          <w:rFonts w:ascii="Times New Roman" w:hAnsi="Times New Roman" w:cs="Times New Roman"/>
+          <w:sz w:val="28"/>
+          <w:szCs w:val="28"/>
+        </w:rPr>
+        <w:t>/) и статических ресурсов (</w:t>
+      </w:r>
+      <w:proofErr w:type="spellStart"/>
+      <w:r>
+        <w:rPr>
+          <w:rFonts w:ascii="Times New Roman" w:hAnsi="Times New Roman" w:cs="Times New Roman"/>
+          <w:sz w:val="28"/>
+          <w:szCs w:val="28"/>
+        </w:rPr>
+        <w:t>storage</w:t>
+      </w:r>
+      <w:proofErr w:type="spellEnd"/>
+      <w:r>
+        <w:rPr>
+          <w:rFonts w:ascii="Times New Roman" w:hAnsi="Times New Roman" w:cs="Times New Roman"/>
+          <w:sz w:val="28"/>
+          <w:szCs w:val="28"/>
+        </w:rPr>
+        <w:t>/</w:t>
+      </w:r>
+      <w:proofErr w:type="spellStart"/>
+      <w:r>
+        <w:rPr>
+          <w:rFonts w:ascii="Times New Roman" w:hAnsi="Times New Roman" w:cs="Times New Roman"/>
+          <w:sz w:val="28"/>
+          <w:szCs w:val="28"/>
+        </w:rPr>
+        <w:t>assets</w:t>
+      </w:r>
+      <w:proofErr w:type="spellEnd"/>
+      <w:r>
+        <w:rPr>
+          <w:rFonts w:ascii="Times New Roman" w:hAnsi="Times New Roman" w:cs="Times New Roman"/>
+          <w:sz w:val="28"/>
+          <w:szCs w:val="28"/>
+        </w:rPr>
+        <w:t>/) был жестко разграничен с бизнес-логикой (</w:t>
+      </w:r>
+      <w:proofErr w:type="spellStart"/>
+      <w:r>
+        <w:rPr>
+          <w:rFonts w:ascii="Times New Roman" w:hAnsi="Times New Roman" w:cs="Times New Roman"/>
+          <w:sz w:val="28"/>
+          <w:szCs w:val="28"/>
+        </w:rPr>
+        <w:t>app</w:t>
+      </w:r>
+      <w:proofErr w:type="spellEnd"/>
+      <w:r>
+        <w:rPr>
+          <w:rFonts w:ascii="Times New Roman" w:hAnsi="Times New Roman" w:cs="Times New Roman"/>
+          <w:sz w:val="28"/>
+          <w:szCs w:val="28"/>
+        </w:rPr>
+        <w:t>/), что гарантирует простоту дальнейшего сопровождения и масштабиро</w:t>
+      </w:r>
+      <w:r>
+        <w:rPr>
+          <w:rFonts w:ascii="Times New Roman" w:hAnsi="Times New Roman" w:cs="Times New Roman"/>
+          <w:sz w:val="28"/>
+          <w:szCs w:val="28"/>
+        </w:rPr>
+        <w:t>вания системы сотрудниками ДОО.</w:t>
+      </w:r>
+    </w:p>
+    <w:p>
+      <w:pPr>
+        <w:spacing w:after="0" w:line="360" w:lineRule="auto"/>
+        <w:ind w:firstLine="709"/>
+        <w:jc w:val="both"/>
+        <w:rPr>
+          <w:rFonts w:ascii="Times New Roman" w:hAnsi="Times New Roman" w:cs="Times New Roman"/>
+          <w:sz w:val="28"/>
+          <w:szCs w:val="28"/>
+        </w:rPr>
+      </w:pPr>
+      <w:r>
+        <w:rPr>
+          <w:rFonts w:ascii="Times New Roman" w:hAnsi="Times New Roman" w:cs="Times New Roman"/>
+          <w:sz w:val="28"/>
+          <w:szCs w:val="28"/>
+        </w:rPr>
+        <w:t>Инновационным узлом системы стал модуль асинхронного взаимодействия. Использование связки технологии AJAX (клиентский скрипт chat-widget.js) и облегченного формата данных JSON (</w:t>
+      </w:r>
+      <w:proofErr w:type="spellStart"/>
+      <w:proofErr w:type="gramStart"/>
+      <w:r>
+        <w:rPr>
+          <w:rFonts w:ascii="Times New Roman" w:hAnsi="Times New Roman" w:cs="Times New Roman"/>
+          <w:sz w:val="28"/>
+          <w:szCs w:val="28"/>
+        </w:rPr>
+        <w:t>chat.json</w:t>
+      </w:r>
+      <w:proofErr w:type="spellEnd"/>
+      <w:proofErr w:type="gramEnd"/>
+      <w:r>
+        <w:rPr>
+          <w:rFonts w:ascii="Times New Roman" w:hAnsi="Times New Roman" w:cs="Times New Roman"/>
+          <w:sz w:val="28"/>
+          <w:szCs w:val="28"/>
+        </w:rPr>
+        <w:t xml:space="preserve">) позволило организовать чат в реальном времени с минимальной задержкой (менее 500 </w:t>
+      </w:r>
+      <w:proofErr w:type="spellStart"/>
+      <w:r>
+        <w:rPr>
+          <w:rFonts w:ascii="Times New Roman" w:hAnsi="Times New Roman" w:cs="Times New Roman"/>
+          <w:sz w:val="28"/>
+          <w:szCs w:val="28"/>
+        </w:rPr>
+        <w:t>мс</w:t>
+      </w:r>
+      <w:proofErr w:type="spellEnd"/>
+      <w:r>
+        <w:rPr>
+          <w:rFonts w:ascii="Times New Roman" w:hAnsi="Times New Roman" w:cs="Times New Roman"/>
+          <w:sz w:val="28"/>
+          <w:szCs w:val="28"/>
+        </w:rPr>
+        <w:t>) без перезагрузки страниц. Это исключило избыточную нагрузку на сервер и обеспечило комфортное общение ме</w:t>
+      </w:r>
+      <w:r>
+        <w:rPr>
+          <w:rFonts w:ascii="Times New Roman" w:hAnsi="Times New Roman" w:cs="Times New Roman"/>
+          <w:sz w:val="28"/>
+          <w:szCs w:val="28"/>
+        </w:rPr>
+        <w:t>жду воспитателями и родителями.</w:t>
+      </w:r>
+    </w:p>
+    <w:p>
+      <w:pPr>
+        <w:spacing w:after="0" w:line="360" w:lineRule="auto"/>
+        <w:ind w:firstLine="709"/>
+        <w:jc w:val="both"/>
+        <w:rPr>
+          <w:rFonts w:ascii="Times New Roman" w:hAnsi="Times New Roman" w:cs="Times New Roman"/>
+          <w:sz w:val="28"/>
+          <w:szCs w:val="28"/>
+        </w:rPr>
+      </w:pPr>
+      <w:r>
+        <w:rPr>
+          <w:rFonts w:ascii="Times New Roman" w:hAnsi="Times New Roman" w:cs="Times New Roman"/>
+          <w:sz w:val="28"/>
+          <w:szCs w:val="28"/>
+        </w:rPr>
+        <w:t>Безопасность персональных данных и защита структуры проекта от несанкционированного доступа реализованы на уровне конфигурации веб-сер</w:t>
+      </w:r>
+      <w:r>
+        <w:rPr>
+          <w:rFonts w:ascii="Times New Roman" w:hAnsi="Times New Roman" w:cs="Times New Roman"/>
+          <w:sz w:val="28"/>
+          <w:szCs w:val="28"/>
+        </w:rPr>
+        <w:t>вера с помощью файла .</w:t>
+      </w:r>
+      <w:proofErr w:type="spellStart"/>
+      <w:r>
+        <w:rPr>
+          <w:rFonts w:ascii="Times New Roman" w:hAnsi="Times New Roman" w:cs="Times New Roman"/>
+          <w:sz w:val="28"/>
+          <w:szCs w:val="28"/>
+        </w:rPr>
+        <w:t>htaccess</w:t>
+      </w:r>
+      <w:proofErr w:type="spellEnd"/>
+      <w:r>
+        <w:rPr>
+          <w:rFonts w:ascii="Times New Roman" w:hAnsi="Times New Roman" w:cs="Times New Roman"/>
+          <w:sz w:val="28"/>
+          <w:szCs w:val="28"/>
+        </w:rPr>
+        <w:t>.</w:t>
+      </w:r>
+    </w:p>
+    <w:p>
+      <w:pPr>
+        <w:spacing w:after="0" w:line="360" w:lineRule="auto"/>
+        <w:ind w:firstLine="709"/>
+        <w:jc w:val="both"/>
+        <w:rPr>
+          <w:rFonts w:ascii="Times New Roman" w:hAnsi="Times New Roman" w:cs="Times New Roman"/>
+          <w:sz w:val="28"/>
+          <w:szCs w:val="28"/>
+        </w:rPr>
+      </w:pPr>
+      <w:r>
+        <w:rPr>
+          <w:rFonts w:ascii="Times New Roman" w:hAnsi="Times New Roman" w:cs="Times New Roman"/>
+          <w:sz w:val="28"/>
+          <w:szCs w:val="28"/>
+        </w:rPr>
+        <w:t>3. Реализация педагогического алгоритма и новизна</w:t>
+      </w:r>
+    </w:p>
+    <w:p>
+      <w:pPr>
+        <w:spacing w:after="0" w:line="360" w:lineRule="auto"/>
+        <w:ind w:firstLine="709"/>
+        <w:jc w:val="both"/>
+        <w:rPr>
+          <w:rFonts w:ascii="Times New Roman" w:hAnsi="Times New Roman" w:cs="Times New Roman"/>
+          <w:sz w:val="28"/>
+          <w:szCs w:val="28"/>
+        </w:rPr>
+      </w:pPr>
+      <w:r>
+        <w:rPr>
+          <w:rFonts w:ascii="Times New Roman" w:hAnsi="Times New Roman" w:cs="Times New Roman"/>
+          <w:sz w:val="28"/>
+          <w:szCs w:val="28"/>
+        </w:rPr>
+        <w:t xml:space="preserve">Научная новизна и практическая ценность разработанного </w:t>
+      </w:r>
+      <w:proofErr w:type="spellStart"/>
+      <w:r>
+        <w:rPr>
+          <w:rFonts w:ascii="Times New Roman" w:hAnsi="Times New Roman" w:cs="Times New Roman"/>
+          <w:sz w:val="28"/>
+          <w:szCs w:val="28"/>
+        </w:rPr>
+        <w:t>web</w:t>
+      </w:r>
+      <w:proofErr w:type="spellEnd"/>
+      <w:r>
+        <w:rPr>
+          <w:rFonts w:ascii="Times New Roman" w:hAnsi="Times New Roman" w:cs="Times New Roman"/>
+          <w:sz w:val="28"/>
+          <w:szCs w:val="28"/>
+        </w:rPr>
+        <w:t>-приложения заключаются в программной реализации алгоритма персонализации читательской траектории ребенка. Система не просто предлагает статичный каталог книг (</w:t>
+      </w:r>
+      <w:proofErr w:type="spellStart"/>
+      <w:r>
+        <w:rPr>
+          <w:rFonts w:ascii="Times New Roman" w:hAnsi="Times New Roman" w:cs="Times New Roman"/>
+          <w:sz w:val="28"/>
+          <w:szCs w:val="28"/>
+        </w:rPr>
+        <w:t>books.php</w:t>
+      </w:r>
+      <w:proofErr w:type="spellEnd"/>
+      <w:r>
+        <w:rPr>
+          <w:rFonts w:ascii="Times New Roman" w:hAnsi="Times New Roman" w:cs="Times New Roman"/>
+          <w:sz w:val="28"/>
+          <w:szCs w:val="28"/>
+        </w:rPr>
+        <w:t>), а осуществляет динамическую фильтрацию литературы на основе метаданных о возрастной группе воспи</w:t>
+      </w:r>
+      <w:r>
+        <w:rPr>
+          <w:rFonts w:ascii="Times New Roman" w:hAnsi="Times New Roman" w:cs="Times New Roman"/>
+          <w:sz w:val="28"/>
+          <w:szCs w:val="28"/>
+        </w:rPr>
+        <w:t>танника, считываемых из сессии.</w:t>
+      </w:r>
+    </w:p>
+    <w:p>
+      <w:pPr>
+        <w:spacing w:after="0" w:line="360" w:lineRule="auto"/>
+        <w:ind w:firstLine="709"/>
+        <w:jc w:val="both"/>
+        <w:rPr>
+          <w:rFonts w:ascii="Times New Roman" w:hAnsi="Times New Roman" w:cs="Times New Roman"/>
+          <w:sz w:val="28"/>
+          <w:szCs w:val="28"/>
+        </w:rPr>
+      </w:pPr>
+      <w:r>
+        <w:rPr>
+          <w:rFonts w:ascii="Times New Roman" w:hAnsi="Times New Roman" w:cs="Times New Roman"/>
+          <w:sz w:val="28"/>
+          <w:szCs w:val="28"/>
+        </w:rPr>
+        <w:t>Более того, реализован механизм приоритетного вывода индивидуальных рекомендаций педагога (</w:t>
+      </w:r>
+      <w:proofErr w:type="spellStart"/>
+      <w:r>
+        <w:rPr>
+          <w:rFonts w:ascii="Times New Roman" w:hAnsi="Times New Roman" w:cs="Times New Roman"/>
+          <w:sz w:val="28"/>
+          <w:szCs w:val="28"/>
+        </w:rPr>
+        <w:t>recommendations.php</w:t>
+      </w:r>
+      <w:proofErr w:type="spellEnd"/>
+      <w:r>
+        <w:rPr>
+          <w:rFonts w:ascii="Times New Roman" w:hAnsi="Times New Roman" w:cs="Times New Roman"/>
+          <w:sz w:val="28"/>
+          <w:szCs w:val="28"/>
+        </w:rPr>
+        <w:t xml:space="preserve">). Это позволило перевести сложные методологические подходы дошкольной педагогики (включая учет «зоны ближайшего развития» Л.С. Выготского) на язык конкретных, понятных и увлекательных действий для родителей. </w:t>
+      </w:r>
+      <w:proofErr w:type="spellStart"/>
+      <w:r>
+        <w:rPr>
+          <w:rFonts w:ascii="Times New Roman" w:hAnsi="Times New Roman" w:cs="Times New Roman"/>
+          <w:sz w:val="28"/>
+          <w:szCs w:val="28"/>
+        </w:rPr>
+        <w:t>Web</w:t>
+      </w:r>
+      <w:proofErr w:type="spellEnd"/>
+      <w:r>
+        <w:rPr>
+          <w:rFonts w:ascii="Times New Roman" w:hAnsi="Times New Roman" w:cs="Times New Roman"/>
+          <w:sz w:val="28"/>
+          <w:szCs w:val="28"/>
+        </w:rPr>
+        <w:t>-</w:t>
+      </w:r>
+      <w:r>
+        <w:rPr>
+          <w:rFonts w:ascii="Times New Roman" w:hAnsi="Times New Roman" w:cs="Times New Roman"/>
+          <w:sz w:val="28"/>
+          <w:szCs w:val="28"/>
+        </w:rPr>
+        <w:lastRenderedPageBreak/>
+        <w:t xml:space="preserve">приложение трансформировалось из сухого справочника в интерактивную экосистему поддержки семейного чтения, содержащую элементы </w:t>
+      </w:r>
+      <w:proofErr w:type="spellStart"/>
+      <w:r>
+        <w:rPr>
+          <w:rFonts w:ascii="Times New Roman" w:hAnsi="Times New Roman" w:cs="Times New Roman"/>
+          <w:sz w:val="28"/>
+          <w:szCs w:val="28"/>
+        </w:rPr>
+        <w:t>геймифик</w:t>
+      </w:r>
+      <w:r>
+        <w:rPr>
+          <w:rFonts w:ascii="Times New Roman" w:hAnsi="Times New Roman" w:cs="Times New Roman"/>
+          <w:sz w:val="28"/>
+          <w:szCs w:val="28"/>
+        </w:rPr>
+        <w:t>ации</w:t>
+      </w:r>
+      <w:proofErr w:type="spellEnd"/>
+      <w:r>
+        <w:rPr>
+          <w:rFonts w:ascii="Times New Roman" w:hAnsi="Times New Roman" w:cs="Times New Roman"/>
+          <w:sz w:val="28"/>
+          <w:szCs w:val="28"/>
+        </w:rPr>
+        <w:t xml:space="preserve"> и инструменты мониторинга.</w:t>
+      </w:r>
+    </w:p>
+    <w:p>
+      <w:pPr>
+        <w:spacing w:after="0" w:line="360" w:lineRule="auto"/>
+        <w:ind w:firstLine="709"/>
+        <w:jc w:val="both"/>
+        <w:rPr>
+          <w:rFonts w:ascii="Times New Roman" w:hAnsi="Times New Roman" w:cs="Times New Roman"/>
+          <w:sz w:val="28"/>
+          <w:szCs w:val="28"/>
+        </w:rPr>
+      </w:pPr>
+      <w:r>
+        <w:rPr>
+          <w:rFonts w:ascii="Times New Roman" w:hAnsi="Times New Roman" w:cs="Times New Roman"/>
+          <w:sz w:val="28"/>
+          <w:szCs w:val="28"/>
+        </w:rPr>
+        <w:t>4. Результаты тестирования и оценка эффективности</w:t>
+      </w:r>
+    </w:p>
+    <w:p>
+      <w:pPr>
+        <w:spacing w:after="0" w:line="360" w:lineRule="auto"/>
+        <w:ind w:firstLine="709"/>
+        <w:jc w:val="both"/>
+        <w:rPr>
+          <w:rFonts w:ascii="Times New Roman" w:hAnsi="Times New Roman" w:cs="Times New Roman"/>
+          <w:sz w:val="28"/>
+          <w:szCs w:val="28"/>
+        </w:rPr>
+      </w:pPr>
+      <w:r>
+        <w:rPr>
+          <w:rFonts w:ascii="Times New Roman" w:hAnsi="Times New Roman" w:cs="Times New Roman"/>
+          <w:sz w:val="28"/>
+          <w:szCs w:val="28"/>
+        </w:rPr>
+        <w:t xml:space="preserve">Этап комплексного функционального и </w:t>
+      </w:r>
+      <w:proofErr w:type="spellStart"/>
+      <w:r>
+        <w:rPr>
+          <w:rFonts w:ascii="Times New Roman" w:hAnsi="Times New Roman" w:cs="Times New Roman"/>
+          <w:sz w:val="28"/>
+          <w:szCs w:val="28"/>
+        </w:rPr>
+        <w:t>кроссбраузерного</w:t>
+      </w:r>
+      <w:proofErr w:type="spellEnd"/>
+      <w:r>
+        <w:rPr>
+          <w:rFonts w:ascii="Times New Roman" w:hAnsi="Times New Roman" w:cs="Times New Roman"/>
+          <w:sz w:val="28"/>
+          <w:szCs w:val="28"/>
+        </w:rPr>
+        <w:t xml:space="preserve"> тестирования подтвердил полную работоспосо</w:t>
+      </w:r>
+      <w:r>
+        <w:rPr>
+          <w:rFonts w:ascii="Times New Roman" w:hAnsi="Times New Roman" w:cs="Times New Roman"/>
+          <w:sz w:val="28"/>
+          <w:szCs w:val="28"/>
+        </w:rPr>
+        <w:t>бность всех модулей приложения:</w:t>
+      </w:r>
+    </w:p>
+    <w:p>
+      <w:pPr>
+        <w:spacing w:after="0" w:line="360" w:lineRule="auto"/>
+        <w:ind w:firstLine="709"/>
+        <w:jc w:val="both"/>
+        <w:rPr>
+          <w:rFonts w:ascii="Times New Roman" w:hAnsi="Times New Roman" w:cs="Times New Roman"/>
+          <w:sz w:val="28"/>
+          <w:szCs w:val="28"/>
+        </w:rPr>
+      </w:pPr>
+      <w:r>
+        <w:rPr>
+          <w:rFonts w:ascii="Times New Roman" w:hAnsi="Times New Roman" w:cs="Times New Roman"/>
+          <w:sz w:val="28"/>
+          <w:szCs w:val="28"/>
+        </w:rPr>
+        <w:t xml:space="preserve">Достигнута 100% корректность маршрутизации и </w:t>
+      </w:r>
+      <w:proofErr w:type="spellStart"/>
+      <w:r>
+        <w:rPr>
+          <w:rFonts w:ascii="Times New Roman" w:hAnsi="Times New Roman" w:cs="Times New Roman"/>
+          <w:sz w:val="28"/>
+          <w:szCs w:val="28"/>
+        </w:rPr>
+        <w:t>перенаправлений</w:t>
+      </w:r>
+      <w:proofErr w:type="spellEnd"/>
+      <w:r>
+        <w:rPr>
+          <w:rFonts w:ascii="Times New Roman" w:hAnsi="Times New Roman" w:cs="Times New Roman"/>
+          <w:sz w:val="28"/>
+          <w:szCs w:val="28"/>
+        </w:rPr>
+        <w:t xml:space="preserve"> (включая обработку ошибок через 404.ph</w:t>
+      </w:r>
+      <w:r>
+        <w:rPr>
+          <w:rFonts w:ascii="Times New Roman" w:hAnsi="Times New Roman" w:cs="Times New Roman"/>
+          <w:sz w:val="28"/>
+          <w:szCs w:val="28"/>
+        </w:rPr>
+        <w:t>p).</w:t>
+      </w:r>
+    </w:p>
+    <w:p>
+      <w:pPr>
+        <w:spacing w:after="0" w:line="360" w:lineRule="auto"/>
+        <w:ind w:firstLine="709"/>
+        <w:jc w:val="both"/>
+        <w:rPr>
+          <w:rFonts w:ascii="Times New Roman" w:hAnsi="Times New Roman" w:cs="Times New Roman"/>
+          <w:sz w:val="28"/>
+          <w:szCs w:val="28"/>
+        </w:rPr>
+      </w:pPr>
+      <w:r>
+        <w:rPr>
+          <w:rFonts w:ascii="Times New Roman" w:hAnsi="Times New Roman" w:cs="Times New Roman"/>
+          <w:sz w:val="28"/>
+          <w:szCs w:val="28"/>
+        </w:rPr>
+        <w:t>Проверка адаптивности стилей (style.css, chat-styles.css) подтвердила стабильное и корректное отображение интерфейса на персональных компьютерах, пла</w:t>
+      </w:r>
+      <w:r>
+        <w:rPr>
+          <w:rFonts w:ascii="Times New Roman" w:hAnsi="Times New Roman" w:cs="Times New Roman"/>
+          <w:sz w:val="28"/>
+          <w:szCs w:val="28"/>
+        </w:rPr>
+        <w:t>ншетах и мобильных устройствах.</w:t>
+      </w:r>
+    </w:p>
+    <w:p>
+      <w:pPr>
+        <w:spacing w:after="0" w:line="360" w:lineRule="auto"/>
+        <w:ind w:firstLine="709"/>
+        <w:jc w:val="both"/>
+        <w:rPr>
+          <w:rFonts w:ascii="Times New Roman" w:hAnsi="Times New Roman" w:cs="Times New Roman"/>
+          <w:sz w:val="28"/>
+          <w:szCs w:val="28"/>
+        </w:rPr>
+      </w:pPr>
+      <w:r>
+        <w:rPr>
+          <w:rFonts w:ascii="Times New Roman" w:hAnsi="Times New Roman" w:cs="Times New Roman"/>
+          <w:sz w:val="28"/>
+          <w:szCs w:val="28"/>
+        </w:rPr>
+        <w:t>Качественные и количественные показатели внедрения свидетельствуют о высоком педагогическом эффекте: у родителей сократилось время на самостоятельный подбор качественной литературы (в среднем на 30–40%), существенно повысилась их осведомленность о возрастных особенностях восприятия текстов детьми, а также сформировался устойчивый архив («цифровой след») читательского разв</w:t>
+      </w:r>
+      <w:r>
+        <w:rPr>
+          <w:rFonts w:ascii="Times New Roman" w:hAnsi="Times New Roman" w:cs="Times New Roman"/>
+          <w:sz w:val="28"/>
+          <w:szCs w:val="28"/>
+        </w:rPr>
+        <w:t>ития ребенка в личном кабинете.</w:t>
+      </w:r>
+    </w:p>
+    <w:p>
+      <w:pPr>
+        <w:spacing w:after="0" w:line="360" w:lineRule="auto"/>
+        <w:ind w:firstLine="709"/>
+        <w:jc w:val="both"/>
+        <w:rPr>
+          <w:rFonts w:ascii="Times New Roman" w:hAnsi="Times New Roman" w:cs="Times New Roman"/>
+          <w:sz w:val="28"/>
+          <w:szCs w:val="28"/>
+        </w:rPr>
+      </w:pPr>
+      <w:r>
+        <w:rPr>
+          <w:rFonts w:ascii="Times New Roman" w:hAnsi="Times New Roman" w:cs="Times New Roman"/>
+          <w:sz w:val="28"/>
+          <w:szCs w:val="28"/>
+        </w:rPr>
+        <w:t>Практическая значимость и перспективы развития</w:t>
+      </w:r>
+    </w:p>
+    <w:p>
+      <w:pPr>
+        <w:spacing w:after="0" w:line="360" w:lineRule="auto"/>
+        <w:ind w:firstLine="709"/>
+        <w:jc w:val="both"/>
+        <w:rPr>
+          <w:rFonts w:ascii="Times New Roman" w:hAnsi="Times New Roman" w:cs="Times New Roman"/>
+          <w:sz w:val="28"/>
+          <w:szCs w:val="28"/>
+        </w:rPr>
+      </w:pPr>
+      <w:r>
+        <w:rPr>
+          <w:rFonts w:ascii="Times New Roman" w:hAnsi="Times New Roman" w:cs="Times New Roman"/>
+          <w:sz w:val="28"/>
+          <w:szCs w:val="28"/>
+        </w:rPr>
+        <w:t xml:space="preserve">Практическая значимость дипломной работы обусловлена готовностью разработанного </w:t>
+      </w:r>
+      <w:proofErr w:type="spellStart"/>
+      <w:r>
+        <w:rPr>
+          <w:rFonts w:ascii="Times New Roman" w:hAnsi="Times New Roman" w:cs="Times New Roman"/>
+          <w:sz w:val="28"/>
+          <w:szCs w:val="28"/>
+        </w:rPr>
+        <w:t>web</w:t>
+      </w:r>
+      <w:proofErr w:type="spellEnd"/>
+      <w:r>
+        <w:rPr>
+          <w:rFonts w:ascii="Times New Roman" w:hAnsi="Times New Roman" w:cs="Times New Roman"/>
+          <w:sz w:val="28"/>
+          <w:szCs w:val="28"/>
+        </w:rPr>
+        <w:t>-приложения к непосредственному внедрению в деятельность дошкольных образовательных организаций. Реализ</w:t>
+      </w:r>
+      <w:r>
+        <w:rPr>
+          <w:rFonts w:ascii="Times New Roman" w:hAnsi="Times New Roman" w:cs="Times New Roman"/>
+          <w:sz w:val="28"/>
+          <w:szCs w:val="28"/>
+        </w:rPr>
+        <w:t>ация данного ресурса позволяет:</w:t>
+      </w:r>
+    </w:p>
+    <w:p>
+      <w:pPr>
+        <w:spacing w:after="0" w:line="360" w:lineRule="auto"/>
+        <w:ind w:firstLine="709"/>
+        <w:jc w:val="both"/>
+        <w:rPr>
+          <w:rFonts w:ascii="Times New Roman" w:hAnsi="Times New Roman" w:cs="Times New Roman"/>
+          <w:sz w:val="28"/>
+          <w:szCs w:val="28"/>
+        </w:rPr>
+      </w:pPr>
+      <w:r>
+        <w:rPr>
+          <w:rFonts w:ascii="Times New Roman" w:hAnsi="Times New Roman" w:cs="Times New Roman"/>
+          <w:sz w:val="28"/>
+          <w:szCs w:val="28"/>
+        </w:rPr>
+        <w:t>Повысить оперативност</w:t>
+      </w:r>
+      <w:bookmarkStart w:id="0" w:name="_GoBack"/>
+      <w:bookmarkEnd w:id="0"/>
+      <w:r>
+        <w:rPr>
+          <w:rFonts w:ascii="Times New Roman" w:hAnsi="Times New Roman" w:cs="Times New Roman"/>
+          <w:sz w:val="28"/>
+          <w:szCs w:val="28"/>
+        </w:rPr>
+        <w:t>ь и качество обратной св</w:t>
+      </w:r>
+      <w:r>
+        <w:rPr>
+          <w:rFonts w:ascii="Times New Roman" w:hAnsi="Times New Roman" w:cs="Times New Roman"/>
+          <w:sz w:val="28"/>
+          <w:szCs w:val="28"/>
+        </w:rPr>
+        <w:t>язи между педагогами и семьями;</w:t>
+      </w:r>
+    </w:p>
+    <w:p>
+      <w:pPr>
+        <w:spacing w:after="0" w:line="360" w:lineRule="auto"/>
+        <w:ind w:firstLine="709"/>
+        <w:jc w:val="both"/>
+        <w:rPr>
+          <w:rFonts w:ascii="Times New Roman" w:hAnsi="Times New Roman" w:cs="Times New Roman"/>
+          <w:sz w:val="28"/>
+          <w:szCs w:val="28"/>
+        </w:rPr>
+      </w:pPr>
+      <w:r>
+        <w:rPr>
+          <w:rFonts w:ascii="Times New Roman" w:hAnsi="Times New Roman" w:cs="Times New Roman"/>
+          <w:sz w:val="28"/>
+          <w:szCs w:val="28"/>
+        </w:rPr>
+        <w:t>Снизить административную и коммуникационную нагрузку на воспитателей за счет автоматиз</w:t>
+      </w:r>
+      <w:r>
+        <w:rPr>
+          <w:rFonts w:ascii="Times New Roman" w:hAnsi="Times New Roman" w:cs="Times New Roman"/>
+          <w:sz w:val="28"/>
+          <w:szCs w:val="28"/>
+        </w:rPr>
+        <w:t>ации информирования;</w:t>
+      </w:r>
+    </w:p>
+    <w:p>
+      <w:pPr>
+        <w:spacing w:after="0" w:line="360" w:lineRule="auto"/>
+        <w:ind w:firstLine="709"/>
+        <w:jc w:val="both"/>
+        <w:rPr>
+          <w:rFonts w:ascii="Times New Roman" w:hAnsi="Times New Roman" w:cs="Times New Roman"/>
+          <w:sz w:val="28"/>
+          <w:szCs w:val="28"/>
+        </w:rPr>
+      </w:pPr>
+      <w:r>
+        <w:rPr>
+          <w:rFonts w:ascii="Times New Roman" w:hAnsi="Times New Roman" w:cs="Times New Roman"/>
+          <w:sz w:val="28"/>
+          <w:szCs w:val="28"/>
+        </w:rPr>
+        <w:t xml:space="preserve">Стимулировать внутреннюю мотивацию дошкольников к чтению через </w:t>
+      </w:r>
+      <w:proofErr w:type="spellStart"/>
+      <w:r>
+        <w:rPr>
+          <w:rFonts w:ascii="Times New Roman" w:hAnsi="Times New Roman" w:cs="Times New Roman"/>
+          <w:sz w:val="28"/>
+          <w:szCs w:val="28"/>
+        </w:rPr>
+        <w:t>геймифицированную</w:t>
+      </w:r>
+      <w:proofErr w:type="spellEnd"/>
+      <w:r>
+        <w:rPr>
+          <w:rFonts w:ascii="Times New Roman" w:hAnsi="Times New Roman" w:cs="Times New Roman"/>
+          <w:sz w:val="28"/>
+          <w:szCs w:val="28"/>
+        </w:rPr>
+        <w:t xml:space="preserve"> сред</w:t>
+      </w:r>
+      <w:r>
+        <w:rPr>
+          <w:rFonts w:ascii="Times New Roman" w:hAnsi="Times New Roman" w:cs="Times New Roman"/>
+          <w:sz w:val="28"/>
+          <w:szCs w:val="28"/>
+        </w:rPr>
+        <w:t>у и родительскую вовлеченность.</w:t>
+      </w:r>
+    </w:p>
+    <w:p>
+      <w:pPr>
+        <w:spacing w:after="0" w:line="360" w:lineRule="auto"/>
+        <w:ind w:firstLine="709"/>
+        <w:jc w:val="both"/>
+        <w:rPr>
+          <w:rFonts w:ascii="Times New Roman" w:hAnsi="Times New Roman" w:cs="Times New Roman"/>
+          <w:sz w:val="28"/>
+          <w:szCs w:val="28"/>
+        </w:rPr>
+      </w:pPr>
+      <w:r>
+        <w:rPr>
+          <w:rFonts w:ascii="Times New Roman" w:hAnsi="Times New Roman" w:cs="Times New Roman"/>
+          <w:sz w:val="28"/>
+          <w:szCs w:val="28"/>
+        </w:rPr>
+        <w:lastRenderedPageBreak/>
+        <w:t xml:space="preserve">Перспективы дальнейшего развития проекта видятся в расширении рекомендательного алгоритма за счет интеграции систем машинного обучения для более глубокого анализа поведенческих факторов ребенка (автоматическое отслеживание скорости чтения, ведение интерактивных читательских дневников с </w:t>
+      </w:r>
+      <w:proofErr w:type="spellStart"/>
+      <w:r>
+        <w:rPr>
+          <w:rFonts w:ascii="Times New Roman" w:hAnsi="Times New Roman" w:cs="Times New Roman"/>
+          <w:sz w:val="28"/>
+          <w:szCs w:val="28"/>
+        </w:rPr>
+        <w:t>аудиоотзывами</w:t>
+      </w:r>
+      <w:proofErr w:type="spellEnd"/>
+      <w:r>
+        <w:rPr>
+          <w:rFonts w:ascii="Times New Roman" w:hAnsi="Times New Roman" w:cs="Times New Roman"/>
+          <w:sz w:val="28"/>
+          <w:szCs w:val="28"/>
+        </w:rPr>
+        <w:t xml:space="preserve">), а также в разработке полноценного мобильного приложения на базе </w:t>
+      </w:r>
+      <w:proofErr w:type="spellStart"/>
+      <w:r>
+        <w:rPr>
+          <w:rFonts w:ascii="Times New Roman" w:hAnsi="Times New Roman" w:cs="Times New Roman"/>
+          <w:sz w:val="28"/>
+          <w:szCs w:val="28"/>
+        </w:rPr>
+        <w:t>WebViews</w:t>
+      </w:r>
+      <w:proofErr w:type="spellEnd"/>
+      <w:r>
+        <w:rPr>
+          <w:rFonts w:ascii="Times New Roman" w:hAnsi="Times New Roman" w:cs="Times New Roman"/>
+          <w:sz w:val="28"/>
+          <w:szCs w:val="28"/>
+        </w:rPr>
+        <w:t xml:space="preserve"> для </w:t>
+      </w:r>
+      <w:r>
+        <w:rPr>
+          <w:rFonts w:ascii="Times New Roman" w:hAnsi="Times New Roman" w:cs="Times New Roman"/>
+          <w:sz w:val="28"/>
+          <w:szCs w:val="28"/>
+        </w:rPr>
+        <w:t xml:space="preserve">публикации в популярных </w:t>
+      </w:r>
+      <w:proofErr w:type="spellStart"/>
+      <w:r>
+        <w:rPr>
+          <w:rFonts w:ascii="Times New Roman" w:hAnsi="Times New Roman" w:cs="Times New Roman"/>
+          <w:sz w:val="28"/>
+          <w:szCs w:val="28"/>
+        </w:rPr>
+        <w:t>сторах</w:t>
+      </w:r>
+      <w:proofErr w:type="spellEnd"/>
+      <w:r>
+        <w:rPr>
+          <w:rFonts w:ascii="Times New Roman" w:hAnsi="Times New Roman" w:cs="Times New Roman"/>
+          <w:sz w:val="28"/>
+          <w:szCs w:val="28"/>
+        </w:rPr>
+        <w:t>.</w:t>
+      </w:r>
+    </w:p>
+    <w:p>
+      <w:pPr>
+        <w:spacing w:after="0" w:line="360" w:lineRule="auto"/>
+        <w:ind w:firstLine="709"/>
+        <w:jc w:val="both"/>
+        <w:rPr>
+          <w:rFonts w:ascii="Times New Roman" w:hAnsi="Times New Roman" w:cs="Times New Roman"/>
+          <w:sz w:val="28"/>
+          <w:szCs w:val="28"/>
+        </w:rPr>
+      </w:pPr>
+      <w:r>
+        <w:rPr>
+          <w:rFonts w:ascii="Times New Roman" w:hAnsi="Times New Roman" w:cs="Times New Roman"/>
+          <w:sz w:val="28"/>
+          <w:szCs w:val="28"/>
+        </w:rPr>
+        <w:t xml:space="preserve">Таким образом, разработанное </w:t>
+      </w:r>
+      <w:proofErr w:type="spellStart"/>
+      <w:r>
+        <w:rPr>
+          <w:rFonts w:ascii="Times New Roman" w:hAnsi="Times New Roman" w:cs="Times New Roman"/>
+          <w:sz w:val="28"/>
+          <w:szCs w:val="28"/>
+        </w:rPr>
+        <w:t>web</w:t>
+      </w:r>
+      <w:proofErr w:type="spellEnd"/>
+      <w:r>
+        <w:rPr>
+          <w:rFonts w:ascii="Times New Roman" w:hAnsi="Times New Roman" w:cs="Times New Roman"/>
+          <w:sz w:val="28"/>
+          <w:szCs w:val="28"/>
+        </w:rPr>
+        <w:t>-приложение доказало свою состоятельность как современный, надежный и высокоэффективный инструмент, способствующий укреплению партнерских отношений между ДОО и семьей, а также успешному решению важнейшей задачи современного образования — воспитанию читающего, гармонично развитого поколения.</w:t>
+      </w:r>
+    </w:p>
     <w:sectPr>
-      <w:footerReference w:type="default" r:id="rId9"/>
+      <w:footerReference w:type="default" r:id="rId13"/>
       <w:pgSz w:w="11906" w:h="16838"/>
       <w:pgMar w:top="1134" w:right="850" w:bottom="1134" w:left="1701" w:header="708" w:footer="708" w:gutter="0"/>
       <w:cols w:space="708"/>
@@ -3190,7 +10593,7 @@
 </file>
 
 <file path=word/endnotes.xml><?xml version="1.0" encoding="utf-8"?>
-<w:endnotes xmlns:wpc="http://schemas.microsoft.com/office/word/2010/wordprocessingCanvas" xmlns:cx="http://schemas.microsoft.com/office/drawing/2014/chartex" xmlns:cx1="http://schemas.microsoft.com/office/drawing/2015/9/8/chartex" xmlns:cx2="http://schemas.microsoft.com/office/drawing/2015/10/21/chartex" xmlns:cx3="http://schemas.microsoft.com/office/drawing/2016/5/9/chartex" xmlns:cx4="http://schemas.microsoft.com/office/drawing/2016/5/10/chartex" xmlns:cx5="http://schemas.microsoft.com/office/drawing/2016/5/11/chartex" xmlns:cx6="http://schemas.microsoft.com/office/drawing/2016/5/12/chartex" xmlns:cx7="http://schemas.microsoft.com/office/drawing/2016/5/13/chartex" xmlns:cx8="http://schemas.microsoft.com/office/drawing/2016/5/14/chartex" xmlns:mc="http://schemas.openxmlformats.org/markup-compatibility/2006" xmlns:aink="http://schemas.microsoft.com/office/drawing/2016/ink" xmlns:am3d="http://schemas.microsoft.com/office/drawing/2017/model3d" xmlns:o="urn:schemas-microsoft-com:office:office" xmlns:r="http://schemas.openxmlformats.org/officeDocument/2006/relationships" xmlns:m="http://schemas.openxmlformats.org/officeDocument/2006/math" xmlns:v="urn:schemas-microsoft-com:vml" xmlns:wp14="http://schemas.microsoft.com/office/word/2010/wordprocessingDrawing" xmlns:wp="http://schemas.openxmlformats.org/drawingml/2006/wordprocessingDrawing" xmlns:w10="urn:schemas-microsoft-com:office:word" xmlns:w="http://schemas.openxmlformats.org/wordprocessingml/2006/main" xmlns:w14="http://schemas.microsoft.com/office/word/2010/wordml" xmlns:w15="http://schemas.microsoft.com/office/word/2012/wordml" xmlns:w16cex="http://schemas.microsoft.com/office/word/2018/wordml/cex" xmlns:w16cid="http://schemas.microsoft.com/office/word/2016/wordml/cid" xmlns:w16="http://schemas.microsoft.com/office/word/2018/wordml" xmlns:w16sdtdh="http://schemas.microsoft.com/office/word/2020/wordml/sdtdatahash" xmlns:w16se="http://schemas.microsoft.com/office/word/2015/wordml/symex" xmlns:wpg="http://schemas.microsoft.com/office/word/2010/wordprocessingGroup" xmlns:wpi="http://schemas.microsoft.com/office/word/2010/wordprocessingInk" xmlns:wne="http://schemas.microsoft.com/office/word/2006/wordml" xmlns:wps="http://schemas.microsoft.com/office/word/2010/wordprocessingShape" mc:Ignorable="w14 w15 w16se w16cid w16 w16cex w16sdtdh wp14">
+<w:endnotes xmlns:wpc="http://schemas.microsoft.com/office/word/2010/wordprocessingCanvas" xmlns:cx="http://schemas.microsoft.com/office/drawing/2014/chartex" xmlns:mc="http://schemas.openxmlformats.org/markup-compatibility/2006" xmlns:o="urn:schemas-microsoft-com:office:office" xmlns:r="http://schemas.openxmlformats.org/officeDocument/2006/relationships" xmlns:m="http://schemas.openxmlformats.org/officeDocument/2006/math" xmlns:v="urn:schemas-microsoft-com:vml" xmlns:wp14="http://schemas.microsoft.com/office/word/2010/wordprocessingDrawing" xmlns:wp="http://schemas.openxmlformats.org/drawingml/2006/wordprocessingDrawing" xmlns:w10="urn:schemas-microsoft-com:office:word" xmlns:w="http://schemas.openxmlformats.org/wordprocessingml/2006/main" xmlns:w14="http://schemas.microsoft.com/office/word/2010/wordml" xmlns:w15="http://schemas.microsoft.com/office/word/2012/wordml" xmlns:w16se="http://schemas.microsoft.com/office/word/2015/wordml/symex" xmlns:wpg="http://schemas.microsoft.com/office/word/2010/wordprocessingGroup" xmlns:wpi="http://schemas.microsoft.com/office/word/2010/wordprocessingInk" xmlns:wne="http://schemas.microsoft.com/office/word/2006/wordml" xmlns:wps="http://schemas.microsoft.com/office/word/2010/wordprocessingShape" mc:Ignorable="w14 w15 w16se wp14">
   <w:endnote w:type="separator" w:id="-1">
     <w:p>
       <w:pPr>
@@ -3215,7 +10618,7 @@
 </file>
 
 <file path=word/footer1.xml><?xml version="1.0" encoding="utf-8"?>
-<w:ftr xmlns:wpc="http://schemas.microsoft.com/office/word/2010/wordprocessingCanvas" xmlns:cx="http://schemas.microsoft.com/office/drawing/2014/chartex" xmlns:cx1="http://schemas.microsoft.com/office/drawing/2015/9/8/chartex" xmlns:cx2="http://schemas.microsoft.com/office/drawing/2015/10/21/chartex" xmlns:cx3="http://schemas.microsoft.com/office/drawing/2016/5/9/chartex" xmlns:cx4="http://schemas.microsoft.com/office/drawing/2016/5/10/chartex" xmlns:cx5="http://schemas.microsoft.com/office/drawing/2016/5/11/chartex" xmlns:cx6="http://schemas.microsoft.com/office/drawing/2016/5/12/chartex" xmlns:cx7="http://schemas.microsoft.com/office/drawing/2016/5/13/chartex" xmlns:cx8="http://schemas.microsoft.com/office/drawing/2016/5/14/chartex" xmlns:mc="http://schemas.openxmlformats.org/markup-compatibility/2006" xmlns:aink="http://schemas.microsoft.com/office/drawing/2016/ink" xmlns:am3d="http://schemas.microsoft.com/office/drawing/2017/model3d" xmlns:o="urn:schemas-microsoft-com:office:office" xmlns:r="http://schemas.openxmlformats.org/officeDocument/2006/relationships" xmlns:m="http://schemas.openxmlformats.org/officeDocument/2006/math" xmlns:v="urn:schemas-microsoft-com:vml" xmlns:wp14="http://schemas.microsoft.com/office/word/2010/wordprocessingDrawing" xmlns:wp="http://schemas.openxmlformats.org/drawingml/2006/wordprocessingDrawing" xmlns:w10="urn:schemas-microsoft-com:office:word" xmlns:w="http://schemas.openxmlformats.org/wordprocessingml/2006/main" xmlns:w14="http://schemas.microsoft.com/office/word/2010/wordml" xmlns:w15="http://schemas.microsoft.com/office/word/2012/wordml" xmlns:w16cex="http://schemas.microsoft.com/office/word/2018/wordml/cex" xmlns:w16cid="http://schemas.microsoft.com/office/word/2016/wordml/cid" xmlns:w16="http://schemas.microsoft.com/office/word/2018/wordml" xmlns:w16sdtdh="http://schemas.microsoft.com/office/word/2020/wordml/sdtdatahash" xmlns:w16se="http://schemas.microsoft.com/office/word/2015/wordml/symex" xmlns:wpg="http://schemas.microsoft.com/office/word/2010/wordprocessingGroup" xmlns:wpi="http://schemas.microsoft.com/office/word/2010/wordprocessingInk" xmlns:wne="http://schemas.microsoft.com/office/word/2006/wordml" xmlns:wps="http://schemas.microsoft.com/office/word/2010/wordprocessingShape" mc:Ignorable="w14 w15 w16se w16cid w16 w16cex w16sdtdh wp14">
+<w:ftr xmlns:wpc="http://schemas.microsoft.com/office/word/2010/wordprocessingCanvas" xmlns:cx="http://schemas.microsoft.com/office/drawing/2014/chartex" xmlns:mc="http://schemas.openxmlformats.org/markup-compatibility/2006" xmlns:o="urn:schemas-microsoft-com:office:office" xmlns:r="http://schemas.openxmlformats.org/officeDocument/2006/relationships" xmlns:m="http://schemas.openxmlformats.org/officeDocument/2006/math" xmlns:v="urn:schemas-microsoft-com:vml" xmlns:wp14="http://schemas.microsoft.com/office/word/2010/wordprocessingDrawing" xmlns:wp="http://schemas.openxmlformats.org/drawingml/2006/wordprocessingDrawing" xmlns:w10="urn:schemas-microsoft-com:office:word" xmlns:w="http://schemas.openxmlformats.org/wordprocessingml/2006/main" xmlns:w14="http://schemas.microsoft.com/office/word/2010/wordml" xmlns:w15="http://schemas.microsoft.com/office/word/2012/wordml" xmlns:w16se="http://schemas.microsoft.com/office/word/2015/wordml/symex" xmlns:wpg="http://schemas.microsoft.com/office/word/2010/wordprocessingGroup" xmlns:wpi="http://schemas.microsoft.com/office/word/2010/wordprocessingInk" xmlns:wne="http://schemas.microsoft.com/office/word/2006/wordml" xmlns:wps="http://schemas.microsoft.com/office/word/2010/wordprocessingShape" mc:Ignorable="w14 w15 w16se wp14">
   <w:sdt>
     <w:sdtPr>
       <w:id w:val="-924109662"/>
@@ -3241,7 +10644,10 @@
           <w:fldChar w:fldCharType="separate"/>
         </w:r>
         <w:r>
-          <w:t>2</w:t>
+          <w:rPr>
+            <w:noProof/>
+          </w:rPr>
+          <w:t>34</w:t>
         </w:r>
         <w:r>
           <w:fldChar w:fldCharType="end"/>
@@ -3258,7 +10664,7 @@
 </file>
 
 <file path=word/footnotes.xml><?xml version="1.0" encoding="utf-8"?>
-<w:footnotes xmlns:wpc="http://schemas.microsoft.com/office/word/2010/wordprocessingCanvas" xmlns:cx="http://schemas.microsoft.com/office/drawing/2014/chartex" xmlns:cx1="http://schemas.microsoft.com/office/drawing/2015/9/8/chartex" xmlns:cx2="http://schemas.microsoft.com/office/drawing/2015/10/21/chartex" xmlns:cx3="http://schemas.microsoft.com/office/drawing/2016/5/9/chartex" xmlns:cx4="http://schemas.microsoft.com/office/drawing/2016/5/10/chartex" xmlns:cx5="http://schemas.microsoft.com/office/drawing/2016/5/11/chartex" xmlns:cx6="http://schemas.microsoft.com/office/drawing/2016/5/12/chartex" xmlns:cx7="http://schemas.microsoft.com/office/drawing/2016/5/13/chartex" xmlns:cx8="http://schemas.microsoft.com/office/drawing/2016/5/14/chartex" xmlns:mc="http://schemas.openxmlformats.org/markup-compatibility/2006" xmlns:aink="http://schemas.microsoft.com/office/drawing/2016/ink" xmlns:am3d="http://schemas.microsoft.com/office/drawing/2017/model3d" xmlns:o="urn:schemas-microsoft-com:office:office" xmlns:r="http://schemas.openxmlformats.org/officeDocument/2006/relationships" xmlns:m="http://schemas.openxmlformats.org/officeDocument/2006/math" xmlns:v="urn:schemas-microsoft-com:vml" xmlns:wp14="http://schemas.microsoft.com/office/word/2010/wordprocessingDrawing" xmlns:wp="http://schemas.openxmlformats.org/drawingml/2006/wordprocessingDrawing" xmlns:w10="urn:schemas-microsoft-com:office:word" xmlns:w="http://schemas.openxmlformats.org/wordprocessingml/2006/main" xmlns:w14="http://schemas.microsoft.com/office/word/2010/wordml" xmlns:w15="http://schemas.microsoft.com/office/word/2012/wordml" xmlns:w16cex="http://schemas.microsoft.com/office/word/2018/wordml/cex" xmlns:w16cid="http://schemas.microsoft.com/office/word/2016/wordml/cid" xmlns:w16="http://schemas.microsoft.com/office/word/2018/wordml" xmlns:w16sdtdh="http://schemas.microsoft.com/office/word/2020/wordml/sdtdatahash" xmlns:w16se="http://schemas.microsoft.com/office/word/2015/wordml/symex" xmlns:wpg="http://schemas.microsoft.com/office/word/2010/wordprocessingGroup" xmlns:wpi="http://schemas.microsoft.com/office/word/2010/wordprocessingInk" xmlns:wne="http://schemas.microsoft.com/office/word/2006/wordml" xmlns:wps="http://schemas.microsoft.com/office/word/2010/wordprocessingShape" mc:Ignorable="w14 w15 w16se w16cid w16 w16cex w16sdtdh wp14">
+<w:footnotes xmlns:wpc="http://schemas.microsoft.com/office/word/2010/wordprocessingCanvas" xmlns:cx="http://schemas.microsoft.com/office/drawing/2014/chartex" xmlns:mc="http://schemas.openxmlformats.org/markup-compatibility/2006" xmlns:o="urn:schemas-microsoft-com:office:office" xmlns:r="http://schemas.openxmlformats.org/officeDocument/2006/relationships" xmlns:m="http://schemas.openxmlformats.org/officeDocument/2006/math" xmlns:v="urn:schemas-microsoft-com:vml" xmlns:wp14="http://schemas.microsoft.com/office/word/2010/wordprocessingDrawing" xmlns:wp="http://schemas.openxmlformats.org/drawingml/2006/wordprocessingDrawing" xmlns:w10="urn:schemas-microsoft-com:office:word" xmlns:w="http://schemas.openxmlformats.org/wordprocessingml/2006/main" xmlns:w14="http://schemas.microsoft.com/office/word/2010/wordml" xmlns:w15="http://schemas.microsoft.com/office/word/2012/wordml" xmlns:w16se="http://schemas.microsoft.com/office/word/2015/wordml/symex" xmlns:wpg="http://schemas.microsoft.com/office/word/2010/wordprocessingGroup" xmlns:wpi="http://schemas.microsoft.com/office/word/2010/wordprocessingInk" xmlns:wne="http://schemas.microsoft.com/office/word/2006/wordml" xmlns:wps="http://schemas.microsoft.com/office/word/2010/wordprocessingShape" mc:Ignorable="w14 w15 w16se wp14">
   <w:footnote w:type="separator" w:id="-1">
     <w:p>
       <w:pPr>
@@ -3283,7 +10689,7 @@
 </file>
 
 <file path=word/numbering.xml><?xml version="1.0" encoding="utf-8"?>
-<w:numbering xmlns:wpc="http://schemas.microsoft.com/office/word/2010/wordprocessingCanvas" xmlns:cx="http://schemas.microsoft.com/office/drawing/2014/chartex" xmlns:cx1="http://schemas.microsoft.com/office/drawing/2015/9/8/chartex" xmlns:cx2="http://schemas.microsoft.com/office/drawing/2015/10/21/chartex" xmlns:cx3="http://schemas.microsoft.com/office/drawing/2016/5/9/chartex" xmlns:cx4="http://schemas.microsoft.com/office/drawing/2016/5/10/chartex" xmlns:cx5="http://schemas.microsoft.com/office/drawing/2016/5/11/chartex" xmlns:cx6="http://schemas.microsoft.com/office/drawing/2016/5/12/chartex" xmlns:cx7="http://schemas.microsoft.com/office/drawing/2016/5/13/chartex" xmlns:cx8="http://schemas.microsoft.com/office/drawing/2016/5/14/chartex" xmlns:mc="http://schemas.openxmlformats.org/markup-compatibility/2006" xmlns:aink="http://schemas.microsoft.com/office/drawing/2016/ink" xmlns:am3d="http://schemas.microsoft.com/office/drawing/2017/model3d" xmlns:o="urn:schemas-microsoft-com:office:office" xmlns:r="http://schemas.openxmlformats.org/officeDocument/2006/relationships" xmlns:m="http://schemas.openxmlformats.org/officeDocument/2006/math" xmlns:v="urn:schemas-microsoft-com:vml" xmlns:wp14="http://schemas.microsoft.com/office/word/2010/wordprocessingDrawing" xmlns:wp="http://schemas.openxmlformats.org/drawingml/2006/wordprocessingDrawing" xmlns:w10="urn:schemas-microsoft-com:office:word" xmlns:w="http://schemas.openxmlformats.org/wordprocessingml/2006/main" xmlns:w14="http://schemas.microsoft.com/office/word/2010/wordml" xmlns:w15="http://schemas.microsoft.com/office/word/2012/wordml" xmlns:w16cex="http://schemas.microsoft.com/office/word/2018/wordml/cex" xmlns:w16cid="http://schemas.microsoft.com/office/word/2016/wordml/cid" xmlns:w16="http://schemas.microsoft.com/office/word/2018/wordml" xmlns:w16sdtdh="http://schemas.microsoft.com/office/word/2020/wordml/sdtdatahash" xmlns:w16se="http://schemas.microsoft.com/office/word/2015/wordml/symex" xmlns:wpg="http://schemas.microsoft.com/office/word/2010/wordprocessingGroup" xmlns:wpi="http://schemas.microsoft.com/office/word/2010/wordprocessingInk" xmlns:wne="http://schemas.microsoft.com/office/word/2006/wordml" xmlns:wps="http://schemas.microsoft.com/office/word/2010/wordprocessingShape" mc:Ignorable="w14 w15 w16se w16cid w16 w16cex w16sdtdh wp14">
+<w:numbering xmlns:wpc="http://schemas.microsoft.com/office/word/2010/wordprocessingCanvas" xmlns:cx="http://schemas.microsoft.com/office/drawing/2014/chartex" xmlns:mc="http://schemas.openxmlformats.org/markup-compatibility/2006" xmlns:o="urn:schemas-microsoft-com:office:office" xmlns:r="http://schemas.openxmlformats.org/officeDocument/2006/relationships" xmlns:m="http://schemas.openxmlformats.org/officeDocument/2006/math" xmlns:v="urn:schemas-microsoft-com:vml" xmlns:wp14="http://schemas.microsoft.com/office/word/2010/wordprocessingDrawing" xmlns:wp="http://schemas.openxmlformats.org/drawingml/2006/wordprocessingDrawing" xmlns:w10="urn:schemas-microsoft-com:office:word" xmlns:w="http://schemas.openxmlformats.org/wordprocessingml/2006/main" xmlns:w14="http://schemas.microsoft.com/office/word/2010/wordml" xmlns:w15="http://schemas.microsoft.com/office/word/2012/wordml" xmlns:w16se="http://schemas.microsoft.com/office/word/2015/wordml/symex" xmlns:wpg="http://schemas.microsoft.com/office/word/2010/wordprocessingGroup" xmlns:wpi="http://schemas.microsoft.com/office/word/2010/wordprocessingInk" xmlns:wne="http://schemas.microsoft.com/office/word/2006/wordml" xmlns:wps="http://schemas.microsoft.com/office/word/2010/wordprocessingShape" mc:Ignorable="w14 w15 w16se wp14">
   <w:abstractNum w:abstractNumId="0" w15:restartNumberingAfterBreak="0">
     <w:nsid w:val="04DC2B9B"/>
     <w:multiLevelType w:val="hybridMultilevel"/>
@@ -3398,6 +10804,119 @@
     </w:lvl>
   </w:abstractNum>
   <w:abstractNum w:abstractNumId="1" w15:restartNumberingAfterBreak="0">
+    <w:nsid w:val="06535E70"/>
+    <w:multiLevelType w:val="hybridMultilevel"/>
+    <w:tmpl w:val="6082E9FE"/>
+    <w:lvl w:ilvl="0" w:tplc="C18E17BE">
+      <w:start w:val="1"/>
+      <w:numFmt w:val="bullet"/>
+      <w:lvlText w:val=""/>
+      <w:lvlJc w:val="left"/>
+      <w:pPr>
+        <w:ind w:left="1429" w:hanging="360"/>
+      </w:pPr>
+      <w:rPr>
+        <w:rFonts w:ascii="Symbol" w:eastAsiaTheme="minorHAnsi" w:hAnsi="Symbol" w:cs="Times New Roman" w:hint="default"/>
+      </w:rPr>
+    </w:lvl>
+    <w:lvl w:ilvl="1" w:tplc="C18E17BE">
+      <w:start w:val="1"/>
+      <w:numFmt w:val="bullet"/>
+      <w:lvlText w:val=""/>
+      <w:lvlJc w:val="left"/>
+      <w:pPr>
+        <w:ind w:left="2149" w:hanging="360"/>
+      </w:pPr>
+      <w:rPr>
+        <w:rFonts w:ascii="Symbol" w:eastAsiaTheme="minorHAnsi" w:hAnsi="Symbol" w:cs="Times New Roman" w:hint="default"/>
+      </w:rPr>
+    </w:lvl>
+    <w:lvl w:ilvl="2" w:tplc="04190005" w:tentative="1">
+      <w:start w:val="1"/>
+      <w:numFmt w:val="bullet"/>
+      <w:lvlText w:val=""/>
+      <w:lvlJc w:val="left"/>
+      <w:pPr>
+        <w:ind w:left="2869" w:hanging="360"/>
+      </w:pPr>
+      <w:rPr>
+        <w:rFonts w:ascii="Wingdings" w:hAnsi="Wingdings" w:hint="default"/>
+      </w:rPr>
+    </w:lvl>
+    <w:lvl w:ilvl="3" w:tplc="04190001" w:tentative="1">
+      <w:start w:val="1"/>
+      <w:numFmt w:val="bullet"/>
+      <w:lvlText w:val=""/>
+      <w:lvlJc w:val="left"/>
+      <w:pPr>
+        <w:ind w:left="3589" w:hanging="360"/>
+      </w:pPr>
+      <w:rPr>
+        <w:rFonts w:ascii="Symbol" w:hAnsi="Symbol" w:hint="default"/>
+      </w:rPr>
+    </w:lvl>
+    <w:lvl w:ilvl="4" w:tplc="04190003" w:tentative="1">
+      <w:start w:val="1"/>
+      <w:numFmt w:val="bullet"/>
+      <w:lvlText w:val="o"/>
+      <w:lvlJc w:val="left"/>
+      <w:pPr>
+        <w:ind w:left="4309" w:hanging="360"/>
+      </w:pPr>
+      <w:rPr>
+        <w:rFonts w:ascii="Courier New" w:hAnsi="Courier New" w:cs="Courier New" w:hint="default"/>
+      </w:rPr>
+    </w:lvl>
+    <w:lvl w:ilvl="5" w:tplc="04190005" w:tentative="1">
+      <w:start w:val="1"/>
+      <w:numFmt w:val="bullet"/>
+      <w:lvlText w:val=""/>
+      <w:lvlJc w:val="left"/>
+      <w:pPr>
+        <w:ind w:left="5029" w:hanging="360"/>
+      </w:pPr>
+      <w:rPr>
+        <w:rFonts w:ascii="Wingdings" w:hAnsi="Wingdings" w:hint="default"/>
+      </w:rPr>
+    </w:lvl>
+    <w:lvl w:ilvl="6" w:tplc="04190001" w:tentative="1">
+      <w:start w:val="1"/>
+      <w:numFmt w:val="bullet"/>
+      <w:lvlText w:val=""/>
+      <w:lvlJc w:val="left"/>
+      <w:pPr>
+        <w:ind w:left="5749" w:hanging="360"/>
+      </w:pPr>
+      <w:rPr>
+        <w:rFonts w:ascii="Symbol" w:hAnsi="Symbol" w:hint="default"/>
+      </w:rPr>
+    </w:lvl>
+    <w:lvl w:ilvl="7" w:tplc="04190003" w:tentative="1">
+      <w:start w:val="1"/>
+      <w:numFmt w:val="bullet"/>
+      <w:lvlText w:val="o"/>
+      <w:lvlJc w:val="left"/>
+      <w:pPr>
+        <w:ind w:left="6469" w:hanging="360"/>
+      </w:pPr>
+      <w:rPr>
+        <w:rFonts w:ascii="Courier New" w:hAnsi="Courier New" w:cs="Courier New" w:hint="default"/>
+      </w:rPr>
+    </w:lvl>
+    <w:lvl w:ilvl="8" w:tplc="04190005" w:tentative="1">
+      <w:start w:val="1"/>
+      <w:numFmt w:val="bullet"/>
+      <w:lvlText w:val=""/>
+      <w:lvlJc w:val="left"/>
+      <w:pPr>
+        <w:ind w:left="7189" w:hanging="360"/>
+      </w:pPr>
+      <w:rPr>
+        <w:rFonts w:ascii="Wingdings" w:hAnsi="Wingdings" w:hint="default"/>
+      </w:rPr>
+    </w:lvl>
+  </w:abstractNum>
+  <w:abstractNum w:abstractNumId="2" w15:restartNumberingAfterBreak="0">
     <w:nsid w:val="17525673"/>
     <w:multiLevelType w:val="hybridMultilevel"/>
     <w:tmpl w:val="68DC5650"/>
@@ -3510,7 +11029,96 @@
       </w:rPr>
     </w:lvl>
   </w:abstractNum>
-  <w:abstractNum w:abstractNumId="2" w15:restartNumberingAfterBreak="0">
+  <w:abstractNum w:abstractNumId="3" w15:restartNumberingAfterBreak="0">
+    <w:nsid w:val="1E850657"/>
+    <w:multiLevelType w:val="hybridMultilevel"/>
+    <w:tmpl w:val="75747670"/>
+    <w:lvl w:ilvl="0" w:tplc="90768F8C">
+      <w:start w:val="1"/>
+      <w:numFmt w:val="decimal"/>
+      <w:lvlText w:val="%1."/>
+      <w:lvlJc w:val="left"/>
+      <w:pPr>
+        <w:ind w:left="1069" w:hanging="360"/>
+      </w:pPr>
+      <w:rPr>
+        <w:rFonts w:hint="default"/>
+      </w:rPr>
+    </w:lvl>
+    <w:lvl w:ilvl="1" w:tplc="04190019" w:tentative="1">
+      <w:start w:val="1"/>
+      <w:numFmt w:val="lowerLetter"/>
+      <w:lvlText w:val="%2."/>
+      <w:lvlJc w:val="left"/>
+      <w:pPr>
+        <w:ind w:left="1789" w:hanging="360"/>
+      </w:pPr>
+    </w:lvl>
+    <w:lvl w:ilvl="2" w:tplc="0419001B" w:tentative="1">
+      <w:start w:val="1"/>
+      <w:numFmt w:val="lowerRoman"/>
+      <w:lvlText w:val="%3."/>
+      <w:lvlJc w:val="right"/>
+      <w:pPr>
+        <w:ind w:left="2509" w:hanging="180"/>
+      </w:pPr>
+    </w:lvl>
+    <w:lvl w:ilvl="3" w:tplc="0419000F" w:tentative="1">
+      <w:start w:val="1"/>
+      <w:numFmt w:val="decimal"/>
+      <w:lvlText w:val="%4."/>
+      <w:lvlJc w:val="left"/>
+      <w:pPr>
+        <w:ind w:left="3229" w:hanging="360"/>
+      </w:pPr>
+    </w:lvl>
+    <w:lvl w:ilvl="4" w:tplc="04190019" w:tentative="1">
+      <w:start w:val="1"/>
+      <w:numFmt w:val="lowerLetter"/>
+      <w:lvlText w:val="%5."/>
+      <w:lvlJc w:val="left"/>
+      <w:pPr>
+        <w:ind w:left="3949" w:hanging="360"/>
+      </w:pPr>
+    </w:lvl>
+    <w:lvl w:ilvl="5" w:tplc="0419001B" w:tentative="1">
+      <w:start w:val="1"/>
+      <w:numFmt w:val="lowerRoman"/>
+      <w:lvlText w:val="%6."/>
+      <w:lvlJc w:val="right"/>
+      <w:pPr>
+        <w:ind w:left="4669" w:hanging="180"/>
+      </w:pPr>
+    </w:lvl>
+    <w:lvl w:ilvl="6" w:tplc="0419000F" w:tentative="1">
+      <w:start w:val="1"/>
+      <w:numFmt w:val="decimal"/>
+      <w:lvlText w:val="%7."/>
+      <w:lvlJc w:val="left"/>
+      <w:pPr>
+        <w:ind w:left="5389" w:hanging="360"/>
+      </w:pPr>
+    </w:lvl>
+    <w:lvl w:ilvl="7" w:tplc="04190019" w:tentative="1">
+      <w:start w:val="1"/>
+      <w:numFmt w:val="lowerLetter"/>
+      <w:lvlText w:val="%8."/>
+      <w:lvlJc w:val="left"/>
+      <w:pPr>
+        <w:ind w:left="6109" w:hanging="360"/>
+      </w:pPr>
+    </w:lvl>
+    <w:lvl w:ilvl="8" w:tplc="0419001B" w:tentative="1">
+      <w:start w:val="1"/>
+      <w:numFmt w:val="lowerRoman"/>
+      <w:lvlText w:val="%9."/>
+      <w:lvlJc w:val="right"/>
+      <w:pPr>
+        <w:ind w:left="6829" w:hanging="180"/>
+      </w:pPr>
+    </w:lvl>
+  </w:abstractNum>
+  <w:abstractNum w:abstractNumId="4" w15:restartNumberingAfterBreak="0">
     <w:nsid w:val="1EA0210D"/>
     <w:multiLevelType w:val="hybridMultilevel"/>
     <w:tmpl w:val="4CFAA812"/>
@@ -3623,10 +11231,10 @@
       </w:rPr>
     </w:lvl>
   </w:abstractNum>
-  <w:abstractNum w:abstractNumId="3" w15:restartNumberingAfterBreak="0">
-    <w:nsid w:val="316E14C1"/>
+  <w:abstractNum w:abstractNumId="5" w15:restartNumberingAfterBreak="0">
+    <w:nsid w:val="311D6035"/>
     <w:multiLevelType w:val="hybridMultilevel"/>
-    <w:tmpl w:val="5B78A4C6"/>
+    <w:tmpl w:val="EB0851F2"/>
     <w:lvl w:ilvl="0" w:tplc="C18E17BE">
       <w:start w:val="1"/>
       <w:numFmt w:val="bullet"/>
@@ -3736,96 +11344,10 @@
       </w:rPr>
     </w:lvl>
   </w:abstractNum>
-  <w:abstractNum w:abstractNumId="4" w15:restartNumberingAfterBreak="0">
-    <w:nsid w:val="448C619C"/>
+  <w:abstractNum w:abstractNumId="6" w15:restartNumberingAfterBreak="0">
+    <w:nsid w:val="316E14C1"/>
     <w:multiLevelType w:val="hybridMultilevel"/>
-    <w:tmpl w:val="BB763A52"/>
-    <w:lvl w:ilvl="0" w:tplc="0419000F">
-      <w:start w:val="1"/>
-      <w:numFmt w:val="decimal"/>
-      <w:lvlText w:val="%1."/>
-      <w:lvlJc w:val="left"/>
-      <w:pPr>
-        <w:ind w:left="1429" w:hanging="360"/>
-      </w:pPr>
-    </w:lvl>
-    <w:lvl w:ilvl="1" w:tplc="04190019" w:tentative="1">
-      <w:start w:val="1"/>
-      <w:numFmt w:val="lowerLetter"/>
-      <w:lvlText w:val="%2."/>
-      <w:lvlJc w:val="left"/>
-      <w:pPr>
-        <w:ind w:left="2149" w:hanging="360"/>
-      </w:pPr>
-    </w:lvl>
-    <w:lvl w:ilvl="2" w:tplc="0419001B" w:tentative="1">
-      <w:start w:val="1"/>
-      <w:numFmt w:val="lowerRoman"/>
-      <w:lvlText w:val="%3."/>
-      <w:lvlJc w:val="right"/>
-      <w:pPr>
-        <w:ind w:left="2869" w:hanging="180"/>
-      </w:pPr>
-    </w:lvl>
-    <w:lvl w:ilvl="3" w:tplc="0419000F" w:tentative="1">
-      <w:start w:val="1"/>
-      <w:numFmt w:val="decimal"/>
-      <w:lvlText w:val="%4."/>
-      <w:lvlJc w:val="left"/>
-      <w:pPr>
-        <w:ind w:left="3589" w:hanging="360"/>
-      </w:pPr>
-    </w:lvl>
-    <w:lvl w:ilvl="4" w:tplc="04190019" w:tentative="1">
-      <w:start w:val="1"/>
-      <w:numFmt w:val="lowerLetter"/>
-      <w:lvlText w:val="%5."/>
-      <w:lvlJc w:val="left"/>
-      <w:pPr>
-        <w:ind w:left="4309" w:hanging="360"/>
-      </w:pPr>
-    </w:lvl>
-    <w:lvl w:ilvl="5" w:tplc="0419001B" w:tentative="1">
-      <w:start w:val="1"/>
-      <w:numFmt w:val="lowerRoman"/>
-      <w:lvlText w:val="%6."/>
-      <w:lvlJc w:val="right"/>
-      <w:pPr>
-        <w:ind w:left="5029" w:hanging="180"/>
-      </w:pPr>
-    </w:lvl>
-    <w:lvl w:ilvl="6" w:tplc="0419000F" w:tentative="1">
-      <w:start w:val="1"/>
-      <w:numFmt w:val="decimal"/>
-      <w:lvlText w:val="%7."/>
-      <w:lvlJc w:val="left"/>
-      <w:pPr>
-        <w:ind w:left="5749" w:hanging="360"/>
-      </w:pPr>
-    </w:lvl>
-    <w:lvl w:ilvl="7" w:tplc="04190019" w:tentative="1">
-      <w:start w:val="1"/>
-      <w:numFmt w:val="lowerLetter"/>
-      <w:lvlText w:val="%8."/>
-      <w:lvlJc w:val="left"/>
-      <w:pPr>
-        <w:ind w:left="6469" w:hanging="360"/>
-      </w:pPr>
-    </w:lvl>
-    <w:lvl w:ilvl="8" w:tplc="0419001B" w:tentative="1">
-      <w:start w:val="1"/>
-      <w:numFmt w:val="lowerRoman"/>
-      <w:lvlText w:val="%9."/>
-      <w:lvlJc w:val="right"/>
-      <w:pPr>
-        <w:ind w:left="7189" w:hanging="180"/>
-      </w:pPr>
-    </w:lvl>
-  </w:abstractNum>
-  <w:abstractNum w:abstractNumId="5" w15:restartNumberingAfterBreak="0">
-    <w:nsid w:val="45EA6A9A"/>
-    <w:multiLevelType w:val="hybridMultilevel"/>
-    <w:tmpl w:val="CEDC5CF8"/>
+    <w:tmpl w:val="5B78A4C6"/>
     <w:lvl w:ilvl="0" w:tplc="C18E17BE">
       <w:start w:val="1"/>
       <w:numFmt w:val="bullet"/>
@@ -3935,10 +11457,96 @@
       </w:rPr>
     </w:lvl>
   </w:abstractNum>
-  <w:abstractNum w:abstractNumId="6" w15:restartNumberingAfterBreak="0">
-    <w:nsid w:val="571C2844"/>
+  <w:abstractNum w:abstractNumId="7" w15:restartNumberingAfterBreak="0">
+    <w:nsid w:val="448C619C"/>
     <w:multiLevelType w:val="hybridMultilevel"/>
-    <w:tmpl w:val="D286042A"/>
+    <w:tmpl w:val="BB763A52"/>
+    <w:lvl w:ilvl="0" w:tplc="0419000F">
+      <w:start w:val="1"/>
+      <w:numFmt w:val="decimal"/>
+      <w:lvlText w:val="%1."/>
+      <w:lvlJc w:val="left"/>
+      <w:pPr>
+        <w:ind w:left="1429" w:hanging="360"/>
+      </w:pPr>
+    </w:lvl>
+    <w:lvl w:ilvl="1" w:tplc="04190019" w:tentative="1">
+      <w:start w:val="1"/>
+      <w:numFmt w:val="lowerLetter"/>
+      <w:lvlText w:val="%2."/>
+      <w:lvlJc w:val="left"/>
+      <w:pPr>
+        <w:ind w:left="2149" w:hanging="360"/>
+      </w:pPr>
+    </w:lvl>
+    <w:lvl w:ilvl="2" w:tplc="0419001B" w:tentative="1">
+      <w:start w:val="1"/>
+      <w:numFmt w:val="lowerRoman"/>
+      <w:lvlText w:val="%3."/>
+      <w:lvlJc w:val="right"/>
+      <w:pPr>
+        <w:ind w:left="2869" w:hanging="180"/>
+      </w:pPr>
+    </w:lvl>
+    <w:lvl w:ilvl="3" w:tplc="0419000F" w:tentative="1">
+      <w:start w:val="1"/>
+      <w:numFmt w:val="decimal"/>
+      <w:lvlText w:val="%4."/>
+      <w:lvlJc w:val="left"/>
+      <w:pPr>
+        <w:ind w:left="3589" w:hanging="360"/>
+      </w:pPr>
+    </w:lvl>
+    <w:lvl w:ilvl="4" w:tplc="04190019" w:tentative="1">
+      <w:start w:val="1"/>
+      <w:numFmt w:val="lowerLetter"/>
+      <w:lvlText w:val="%5."/>
+      <w:lvlJc w:val="left"/>
+      <w:pPr>
+        <w:ind w:left="4309" w:hanging="360"/>
+      </w:pPr>
+    </w:lvl>
+    <w:lvl w:ilvl="5" w:tplc="0419001B" w:tentative="1">
+      <w:start w:val="1"/>
+      <w:numFmt w:val="lowerRoman"/>
+      <w:lvlText w:val="%6."/>
+      <w:lvlJc w:val="right"/>
+      <w:pPr>
+        <w:ind w:left="5029" w:hanging="180"/>
+      </w:pPr>
+    </w:lvl>
+    <w:lvl w:ilvl="6" w:tplc="0419000F" w:tentative="1">
+      <w:start w:val="1"/>
+      <w:numFmt w:val="decimal"/>
+      <w:lvlText w:val="%7."/>
+      <w:lvlJc w:val="left"/>
+      <w:pPr>
+        <w:ind w:left="5749" w:hanging="360"/>
+      </w:pPr>
+    </w:lvl>
+    <w:lvl w:ilvl="7" w:tplc="04190019" w:tentative="1">
+      <w:start w:val="1"/>
+      <w:numFmt w:val="lowerLetter"/>
+      <w:lvlText w:val="%8."/>
+      <w:lvlJc w:val="left"/>
+      <w:pPr>
+        <w:ind w:left="6469" w:hanging="360"/>
+      </w:pPr>
+    </w:lvl>
+    <w:lvl w:ilvl="8" w:tplc="0419001B" w:tentative="1">
+      <w:start w:val="1"/>
+      <w:numFmt w:val="lowerRoman"/>
+      <w:lvlText w:val="%9."/>
+      <w:lvlJc w:val="right"/>
+      <w:pPr>
+        <w:ind w:left="7189" w:hanging="180"/>
+      </w:pPr>
+    </w:lvl>
+  </w:abstractNum>
+  <w:abstractNum w:abstractNumId="8" w15:restartNumberingAfterBreak="0">
+    <w:nsid w:val="45EA6A9A"/>
+    <w:multiLevelType w:val="hybridMultilevel"/>
+    <w:tmpl w:val="CEDC5CF8"/>
     <w:lvl w:ilvl="0" w:tplc="C18E17BE">
       <w:start w:val="1"/>
       <w:numFmt w:val="bullet"/>
@@ -4048,10 +11656,10 @@
       </w:rPr>
     </w:lvl>
   </w:abstractNum>
-  <w:abstractNum w:abstractNumId="7" w15:restartNumberingAfterBreak="0">
-    <w:nsid w:val="72560F15"/>
+  <w:abstractNum w:abstractNumId="9" w15:restartNumberingAfterBreak="0">
+    <w:nsid w:val="571C2844"/>
     <w:multiLevelType w:val="hybridMultilevel"/>
-    <w:tmpl w:val="82CC611C"/>
+    <w:tmpl w:val="D286042A"/>
     <w:lvl w:ilvl="0" w:tplc="C18E17BE">
       <w:start w:val="1"/>
       <w:numFmt w:val="bullet"/>
@@ -4161,35 +11769,157 @@
       </w:rPr>
     </w:lvl>
   </w:abstractNum>
+  <w:abstractNum w:abstractNumId="10" w15:restartNumberingAfterBreak="0">
+    <w:nsid w:val="72560F15"/>
+    <w:multiLevelType w:val="hybridMultilevel"/>
+    <w:tmpl w:val="82CC611C"/>
+    <w:lvl w:ilvl="0" w:tplc="C18E17BE">
+      <w:start w:val="1"/>
+      <w:numFmt w:val="bullet"/>
+      <w:lvlText w:val=""/>
+      <w:lvlJc w:val="left"/>
+      <w:pPr>
+        <w:ind w:left="1429" w:hanging="360"/>
+      </w:pPr>
+      <w:rPr>
+        <w:rFonts w:ascii="Symbol" w:eastAsiaTheme="minorHAnsi" w:hAnsi="Symbol" w:cs="Times New Roman" w:hint="default"/>
+      </w:rPr>
+    </w:lvl>
+    <w:lvl w:ilvl="1" w:tplc="04190003" w:tentative="1">
+      <w:start w:val="1"/>
+      <w:numFmt w:val="bullet"/>
+      <w:lvlText w:val="o"/>
+      <w:lvlJc w:val="left"/>
+      <w:pPr>
+        <w:ind w:left="2149" w:hanging="360"/>
+      </w:pPr>
+      <w:rPr>
+        <w:rFonts w:ascii="Courier New" w:hAnsi="Courier New" w:cs="Courier New" w:hint="default"/>
+      </w:rPr>
+    </w:lvl>
+    <w:lvl w:ilvl="2" w:tplc="04190005" w:tentative="1">
+      <w:start w:val="1"/>
+      <w:numFmt w:val="bullet"/>
+      <w:lvlText w:val=""/>
+      <w:lvlJc w:val="left"/>
+      <w:pPr>
+        <w:ind w:left="2869" w:hanging="360"/>
+      </w:pPr>
+      <w:rPr>
+        <w:rFonts w:ascii="Wingdings" w:hAnsi="Wingdings" w:hint="default"/>
+      </w:rPr>
+    </w:lvl>
+    <w:lvl w:ilvl="3" w:tplc="04190001" w:tentative="1">
+      <w:start w:val="1"/>
+      <w:numFmt w:val="bullet"/>
+      <w:lvlText w:val=""/>
+      <w:lvlJc w:val="left"/>
+      <w:pPr>
+        <w:ind w:left="3589" w:hanging="360"/>
+      </w:pPr>
+      <w:rPr>
+        <w:rFonts w:ascii="Symbol" w:hAnsi="Symbol" w:hint="default"/>
+      </w:rPr>
+    </w:lvl>
+    <w:lvl w:ilvl="4" w:tplc="04190003" w:tentative="1">
+      <w:start w:val="1"/>
+      <w:numFmt w:val="bullet"/>
+      <w:lvlText w:val="o"/>
+      <w:lvlJc w:val="left"/>
+      <w:pPr>
+        <w:ind w:left="4309" w:hanging="360"/>
+      </w:pPr>
+      <w:rPr>
+        <w:rFonts w:ascii="Courier New" w:hAnsi="Courier New" w:cs="Courier New" w:hint="default"/>
+      </w:rPr>
+    </w:lvl>
+    <w:lvl w:ilvl="5" w:tplc="04190005" w:tentative="1">
+      <w:start w:val="1"/>
+      <w:numFmt w:val="bullet"/>
+      <w:lvlText w:val=""/>
+      <w:lvlJc w:val="left"/>
+      <w:pPr>
+        <w:ind w:left="5029" w:hanging="360"/>
+      </w:pPr>
+      <w:rPr>
+        <w:rFonts w:ascii="Wingdings" w:hAnsi="Wingdings" w:hint="default"/>
+      </w:rPr>
+    </w:lvl>
+    <w:lvl w:ilvl="6" w:tplc="04190001" w:tentative="1">
+      <w:start w:val="1"/>
+      <w:numFmt w:val="bullet"/>
+      <w:lvlText w:val=""/>
+      <w:lvlJc w:val="left"/>
+      <w:pPr>
+        <w:ind w:left="5749" w:hanging="360"/>
+      </w:pPr>
+      <w:rPr>
+        <w:rFonts w:ascii="Symbol" w:hAnsi="Symbol" w:hint="default"/>
+      </w:rPr>
+    </w:lvl>
+    <w:lvl w:ilvl="7" w:tplc="04190003" w:tentative="1">
+      <w:start w:val="1"/>
+      <w:numFmt w:val="bullet"/>
+      <w:lvlText w:val="o"/>
+      <w:lvlJc w:val="left"/>
+      <w:pPr>
+        <w:ind w:left="6469" w:hanging="360"/>
+      </w:pPr>
+      <w:rPr>
+        <w:rFonts w:ascii="Courier New" w:hAnsi="Courier New" w:cs="Courier New" w:hint="default"/>
+      </w:rPr>
+    </w:lvl>
+    <w:lvl w:ilvl="8" w:tplc="04190005" w:tentative="1">
+      <w:start w:val="1"/>
+      <w:numFmt w:val="bullet"/>
+      <w:lvlText w:val=""/>
+      <w:lvlJc w:val="left"/>
+      <w:pPr>
+        <w:ind w:left="7189" w:hanging="360"/>
+      </w:pPr>
+      <w:rPr>
+        <w:rFonts w:ascii="Wingdings" w:hAnsi="Wingdings" w:hint="default"/>
+      </w:rPr>
+    </w:lvl>
+  </w:abstractNum>
   <w:num w:numId="1">
-    <w:abstractNumId w:val="6"/>
+    <w:abstractNumId w:val="9"/>
   </w:num>
   <w:num w:numId="2">
     <w:abstractNumId w:val="0"/>
   </w:num>
   <w:num w:numId="3">
+    <w:abstractNumId w:val="10"/>
+  </w:num>
+  <w:num w:numId="4">
+    <w:abstractNumId w:val="8"/>
+  </w:num>
+  <w:num w:numId="5">
+    <w:abstractNumId w:val="2"/>
+  </w:num>
+  <w:num w:numId="6">
+    <w:abstractNumId w:val="6"/>
+  </w:num>
+  <w:num w:numId="7">
     <w:abstractNumId w:val="7"/>
   </w:num>
-  <w:num w:numId="4">
-    <w:abstractNumId w:val="5"/>
+  <w:num w:numId="8">
+    <w:abstractNumId w:val="4"/>
   </w:num>
-  <w:num w:numId="5">
+  <w:num w:numId="9">
+    <w:abstractNumId w:val="3"/>
+  </w:num>
+  <w:num w:numId="10">
     <w:abstractNumId w:val="1"/>
   </w:num>
-  <w:num w:numId="6">
-    <w:abstractNumId w:val="3"/>
-  </w:num>
-  <w:num w:numId="7">
-    <w:abstractNumId w:val="4"/>
-  </w:num>
-  <w:num w:numId="8">
-    <w:abstractNumId w:val="2"/>
+  <w:num w:numId="11">
+    <w:abstractNumId w:val="5"/>
   </w:num>
 </w:numbering>
 </file>
 
 <file path=word/styles.xml><?xml version="1.0" encoding="utf-8"?>
-<w:styles xmlns:mc="http://schemas.openxmlformats.org/markup-compatibility/2006" xmlns:r="http://schemas.openxmlformats.org/officeDocument/2006/relationships" xmlns:w="http://schemas.openxmlformats.org/wordprocessingml/2006/main" xmlns:w14="http://schemas.microsoft.com/office/word/2010/wordml" xmlns:w15="http://schemas.microsoft.com/office/word/2012/wordml" xmlns:w16cex="http://schemas.microsoft.com/office/word/2018/wordml/cex" xmlns:w16cid="http://schemas.microsoft.com/office/word/2016/wordml/cid" xmlns:w16="http://schemas.microsoft.com/office/word/2018/wordml" xmlns:w16sdtdh="http://schemas.microsoft.com/office/word/2020/wordml/sdtdatahash" xmlns:w16se="http://schemas.microsoft.com/office/word/2015/wordml/symex" mc:Ignorable="w14 w15 w16se w16cid w16 w16cex w16sdtdh">
+<w:styles xmlns:mc="http://schemas.openxmlformats.org/markup-compatibility/2006" xmlns:r="http://schemas.openxmlformats.org/officeDocument/2006/relationships" xmlns:w="http://schemas.openxmlformats.org/wordprocessingml/2006/main" xmlns:w14="http://schemas.microsoft.com/office/word/2010/wordml" xmlns:w15="http://schemas.microsoft.com/office/word/2012/wordml" xmlns:w16se="http://schemas.microsoft.com/office/word/2015/wordml/symex" mc:Ignorable="w14 w15 w16se">
   <w:docDefaults>
     <w:rPrDefault>
       <w:rPr>
@@ -4205,7 +11935,7 @@
       </w:pPr>
     </w:pPrDefault>
   </w:docDefaults>
-  <w:latentStyles w:defLockedState="0" w:defUIPriority="99" w:defSemiHidden="0" w:defUnhideWhenUsed="0" w:defQFormat="0" w:count="376">
+  <w:latentStyles w:defLockedState="0" w:defUIPriority="99" w:defSemiHidden="0" w:defUnhideWhenUsed="0" w:defQFormat="0" w:count="371">
     <w:lsdException w:name="Normal" w:uiPriority="0" w:qFormat="1"/>
     <w:lsdException w:name="heading 1" w:uiPriority="9" w:qFormat="1"/>
     <w:lsdException w:name="heading 2" w:semiHidden="1" w:uiPriority="9" w:unhideWhenUsed="1" w:qFormat="1"/>
@@ -4577,11 +12307,6 @@
     <w:lsdException w:name="List Table 5 Dark Accent 6" w:uiPriority="50"/>
     <w:lsdException w:name="List Table 6 Colorful Accent 6" w:uiPriority="51"/>
     <w:lsdException w:name="List Table 7 Colorful Accent 6" w:uiPriority="52"/>
-    <w:lsdException w:name="Mention" w:semiHidden="1" w:unhideWhenUsed="1"/>
-    <w:lsdException w:name="Smart Hyperlink" w:semiHidden="1" w:unhideWhenUsed="1"/>
-    <w:lsdException w:name="Hashtag" w:semiHidden="1" w:unhideWhenUsed="1"/>
-    <w:lsdException w:name="Unresolved Mention" w:semiHidden="1" w:unhideWhenUsed="1"/>
-    <w:lsdException w:name="Smart Link" w:semiHidden="1" w:unhideWhenUsed="1"/>
   </w:latentStyles>
   <w:style w:type="paragraph" w:default="1" w:styleId="a">
     <w:name w:val="Normal"/>
@@ -4594,7 +12319,6 @@
   <w:style w:type="character" w:default="1" w:styleId="a0">
     <w:name w:val="Default Paragraph Font"/>
     <w:uiPriority w:val="1"/>
-    <w:semiHidden/>
     <w:unhideWhenUsed/>
   </w:style>
   <w:style w:type="table" w:default="1" w:styleId="a1">
@@ -4673,6 +12397,25 @@
       <w:contextualSpacing/>
     </w:pPr>
   </w:style>
+  <w:style w:type="table" w:styleId="a8">
+    <w:name w:val="Table Grid"/>
+    <w:basedOn w:val="a1"/>
+    <w:uiPriority w:val="39"/>
+    <w:rsid w:val="005F15CC"/>
+    <w:pPr>
+      <w:spacing w:after="0" w:line="240" w:lineRule="auto"/>
+    </w:pPr>
+    <w:tblPr>
+      <w:tblBorders>
+        <w:top w:val="single" w:sz="4" w:space="0" w:color="auto"/>
+        <w:left w:val="single" w:sz="4" w:space="0" w:color="auto"/>
+        <w:bottom w:val="single" w:sz="4" w:space="0" w:color="auto"/>
+        <w:right w:val="single" w:sz="4" w:space="0" w:color="auto"/>
+        <w:insideH w:val="single" w:sz="4" w:space="0" w:color="auto"/>
+        <w:insideV w:val="single" w:sz="4" w:space="0" w:color="auto"/>
+      </w:tblBorders>
+    </w:tblPr>
+  </w:style>
 </w:styles>
 </file>
 
@@ -4681,10 +12424,10 @@
   <a:themeElements>
     <a:clrScheme name="Стандартная">
       <a:dk1>
-        <a:sysClr val="windowText" lastClr="000000"/>
+        <a:sysClr val="windowText" lastClr="D3C6AA"/>
       </a:dk1>
       <a:lt1>
-        <a:sysClr val="window" lastClr="FFFFFF"/>
+        <a:sysClr val="window" lastClr="2D353B"/>
       </a:lt1>
       <a:dk2>
         <a:srgbClr val="44546A"/>
@@ -4942,7 +12685,7 @@
 </file>
 
 <file path=customXml/itemProps1.xml><?xml version="1.0" encoding="utf-8"?>
-<ds:datastoreItem xmlns:ds="http://schemas.openxmlformats.org/officeDocument/2006/customXml" ds:itemID="{C11C8F3E-7837-497A-B8BF-60022890D3AC}">
+<ds:datastoreItem xmlns:ds="http://schemas.openxmlformats.org/officeDocument/2006/customXml" ds:itemID="{690EA887-B015-431B-880F-FBAE8B50DD15}">
   <ds:schemaRefs>
     <ds:schemaRef ds:uri="http://schemas.openxmlformats.org/officeDocument/2006/bibliography"/>
   </ds:schemaRefs>
